--- a/提交材料/01-说明文档.docx
+++ b/提交材料/01-说明文档.docx
@@ -12,7 +12,7 @@
           <w:rFonts w:ascii="Times New Roman" w:hAnsi="Times New Roman" w:cs="Times New Roman" w:eastAsia="微软雅黑"/>
           <w:b/>
           <w:color w:val="1F3B73"/>
-          <w:sz w:val="52"/>
+          <w:sz w:val="48"/>
         </w:rPr>
         <w:t>区域发展模拟器 Region Sim</w:t>
       </w:r>
@@ -27,7 +27,7 @@
           <w:rFonts w:ascii="Times New Roman" w:hAnsi="Times New Roman" w:cs="Times New Roman" w:eastAsia="微软雅黑"/>
           <w:b w:val="0"/>
           <w:color w:val="444444"/>
-          <w:sz w:val="26"/>
+          <w:sz w:val="25"/>
         </w:rPr>
         <w:t>项目说明文档 · 建设特区 · 2026-10-18</w:t>
       </w:r>
@@ -43,7 +43,7 @@
     <w:p>
       <w:pPr>
         <w:pStyle w:val="Heading1"/>
-        <w:spacing w:before="360"/>
+        <w:spacing w:before="320"/>
         <w:pBdr>
           <w:bottom w:val="single" w:sz="10" w:space="6" w:color="1F3B73"/>
         </w:pBdr>
@@ -53,7 +53,7 @@
           <w:rFonts w:ascii="Times New Roman" w:hAnsi="Times New Roman" w:cs="Times New Roman" w:eastAsia="微软雅黑"/>
           <w:b/>
           <w:color w:val="1F3B73"/>
-          <w:sz w:val="36"/>
+          <w:sz w:val="34"/>
         </w:rPr>
         <w:t>一、项目简介</w:t>
       </w:r>
@@ -136,8 +136,8 @@
       </w:tblGrid>
       <w:tr>
         <w:trPr>
-          <w:tblHeader w:val="true"/>
-          <w:cantSplit w:val="true"/>
+          <w:tblHeader/>
+          <w:cantSplit/>
         </w:trPr>
         <w:tc>
           <w:tcPr>
@@ -186,7 +186,7 @@
       </w:tr>
       <w:tr>
         <w:trPr>
-          <w:cantSplit w:val="true"/>
+          <w:cantSplit/>
         </w:trPr>
         <w:tc>
           <w:tcPr>
@@ -194,7 +194,6 @@
           </w:tcPr>
           <w:p>
             <w:pPr>
-              <w:keepNext/>
               <w:spacing w:before="40" w:after="40" w:line="276" w:lineRule="auto"/>
               <w:jc w:val="left"/>
             </w:pPr>
@@ -214,7 +213,6 @@
           </w:tcPr>
           <w:p>
             <w:pPr>
-              <w:keepNext/>
               <w:spacing w:before="40" w:after="40" w:line="276" w:lineRule="auto"/>
               <w:jc w:val="left"/>
             </w:pPr>
@@ -231,7 +229,7 @@
       </w:tr>
       <w:tr>
         <w:trPr>
-          <w:cantSplit w:val="true"/>
+          <w:cantSplit/>
         </w:trPr>
         <w:tc>
           <w:tcPr>
@@ -240,7 +238,6 @@
           </w:tcPr>
           <w:p>
             <w:pPr>
-              <w:keepNext/>
               <w:spacing w:before="40" w:after="40" w:line="276" w:lineRule="auto"/>
               <w:jc w:val="left"/>
             </w:pPr>
@@ -261,7 +258,6 @@
           </w:tcPr>
           <w:p>
             <w:pPr>
-              <w:keepNext/>
               <w:spacing w:before="40" w:after="40" w:line="276" w:lineRule="auto"/>
               <w:jc w:val="left"/>
             </w:pPr>
@@ -278,7 +274,7 @@
       </w:tr>
       <w:tr>
         <w:trPr>
-          <w:cantSplit w:val="true"/>
+          <w:cantSplit/>
         </w:trPr>
         <w:tc>
           <w:tcPr>
@@ -286,7 +282,6 @@
           </w:tcPr>
           <w:p>
             <w:pPr>
-              <w:keepNext/>
               <w:spacing w:before="40" w:after="40" w:line="276" w:lineRule="auto"/>
               <w:jc w:val="left"/>
             </w:pPr>
@@ -306,7 +301,6 @@
           </w:tcPr>
           <w:p>
             <w:pPr>
-              <w:keepNext/>
               <w:spacing w:before="40" w:after="40" w:line="276" w:lineRule="auto"/>
               <w:jc w:val="left"/>
             </w:pPr>
@@ -323,7 +317,7 @@
       </w:tr>
       <w:tr>
         <w:trPr>
-          <w:cantSplit w:val="true"/>
+          <w:cantSplit/>
         </w:trPr>
         <w:tc>
           <w:tcPr>
@@ -332,7 +326,6 @@
           </w:tcPr>
           <w:p>
             <w:pPr>
-              <w:keepNext/>
               <w:spacing w:before="40" w:after="40" w:line="276" w:lineRule="auto"/>
               <w:jc w:val="left"/>
             </w:pPr>
@@ -353,7 +346,6 @@
           </w:tcPr>
           <w:p>
             <w:pPr>
-              <w:keepNext/>
               <w:spacing w:before="40" w:after="40" w:line="276" w:lineRule="auto"/>
               <w:jc w:val="left"/>
             </w:pPr>
@@ -370,7 +362,7 @@
       </w:tr>
       <w:tr>
         <w:trPr>
-          <w:cantSplit w:val="true"/>
+          <w:cantSplit/>
         </w:trPr>
         <w:tc>
           <w:tcPr>
@@ -378,7 +370,6 @@
           </w:tcPr>
           <w:p>
             <w:pPr>
-              <w:keepNext/>
               <w:spacing w:before="40" w:after="40" w:line="276" w:lineRule="auto"/>
               <w:jc w:val="left"/>
             </w:pPr>
@@ -398,7 +389,6 @@
           </w:tcPr>
           <w:p>
             <w:pPr>
-              <w:keepNext/>
               <w:spacing w:before="40" w:after="40" w:line="276" w:lineRule="auto"/>
               <w:jc w:val="left"/>
             </w:pPr>
@@ -415,7 +405,7 @@
       </w:tr>
       <w:tr>
         <w:trPr>
-          <w:cantSplit w:val="true"/>
+          <w:cantSplit/>
         </w:trPr>
         <w:tc>
           <w:tcPr>
@@ -424,7 +414,6 @@
           </w:tcPr>
           <w:p>
             <w:pPr>
-              <w:keepNext/>
               <w:spacing w:before="40" w:after="40" w:line="276" w:lineRule="auto"/>
               <w:jc w:val="left"/>
             </w:pPr>
@@ -445,7 +434,6 @@
           </w:tcPr>
           <w:p>
             <w:pPr>
-              <w:keepNext/>
               <w:spacing w:before="40" w:after="40" w:line="276" w:lineRule="auto"/>
               <w:jc w:val="left"/>
             </w:pPr>
@@ -462,7 +450,7 @@
       </w:tr>
       <w:tr>
         <w:trPr>
-          <w:cantSplit w:val="true"/>
+          <w:cantSplit/>
         </w:trPr>
         <w:tc>
           <w:tcPr>
@@ -470,7 +458,6 @@
           </w:tcPr>
           <w:p>
             <w:pPr>
-              <w:keepNext/>
               <w:spacing w:before="40" w:after="40" w:line="276" w:lineRule="auto"/>
               <w:jc w:val="left"/>
             </w:pPr>
@@ -490,7 +477,6 @@
           </w:tcPr>
           <w:p>
             <w:pPr>
-              <w:keepNext/>
               <w:spacing w:before="40" w:after="40" w:line="276" w:lineRule="auto"/>
               <w:jc w:val="left"/>
             </w:pPr>
@@ -516,7 +502,7 @@
       </w:tr>
       <w:tr>
         <w:trPr>
-          <w:cantSplit w:val="true"/>
+          <w:cantSplit/>
         </w:trPr>
         <w:tc>
           <w:tcPr>
@@ -659,8 +645,8 @@
       </w:tblGrid>
       <w:tr>
         <w:trPr>
-          <w:tblHeader w:val="true"/>
-          <w:cantSplit w:val="true"/>
+          <w:tblHeader/>
+          <w:cantSplit/>
         </w:trPr>
         <w:tc>
           <w:tcPr>
@@ -731,7 +717,7 @@
       </w:tr>
       <w:tr>
         <w:trPr>
-          <w:cantSplit w:val="true"/>
+          <w:cantSplit/>
         </w:trPr>
         <w:tc>
           <w:tcPr>
@@ -739,7 +725,6 @@
           </w:tcPr>
           <w:p>
             <w:pPr>
-              <w:keepNext/>
               <w:spacing w:before="40" w:after="40" w:line="276" w:lineRule="auto"/>
               <w:jc w:val="left"/>
             </w:pPr>
@@ -759,7 +744,6 @@
           </w:tcPr>
           <w:p>
             <w:pPr>
-              <w:keepNext/>
               <w:spacing w:before="40" w:after="40" w:line="276" w:lineRule="auto"/>
               <w:jc w:val="left"/>
             </w:pPr>
@@ -795,7 +779,6 @@
           </w:tcPr>
           <w:p>
             <w:pPr>
-              <w:keepNext/>
               <w:spacing w:before="40" w:after="40" w:line="276" w:lineRule="auto"/>
               <w:jc w:val="left"/>
             </w:pPr>
@@ -862,7 +845,7 @@
       </w:tr>
       <w:tr>
         <w:trPr>
-          <w:cantSplit w:val="true"/>
+          <w:cantSplit/>
         </w:trPr>
         <w:tc>
           <w:tcPr>
@@ -871,7 +854,6 @@
           </w:tcPr>
           <w:p>
             <w:pPr>
-              <w:keepNext/>
               <w:spacing w:before="40" w:after="40" w:line="276" w:lineRule="auto"/>
               <w:jc w:val="left"/>
             </w:pPr>
@@ -892,7 +874,6 @@
           </w:tcPr>
           <w:p>
             <w:pPr>
-              <w:keepNext/>
               <w:spacing w:before="40" w:after="40" w:line="276" w:lineRule="auto"/>
               <w:jc w:val="left"/>
             </w:pPr>
@@ -913,7 +894,6 @@
           </w:tcPr>
           <w:p>
             <w:pPr>
-              <w:keepNext/>
               <w:spacing w:before="40" w:after="40" w:line="276" w:lineRule="auto"/>
               <w:jc w:val="left"/>
             </w:pPr>
@@ -938,7 +918,7 @@
       </w:tr>
       <w:tr>
         <w:trPr>
-          <w:cantSplit w:val="true"/>
+          <w:cantSplit/>
         </w:trPr>
         <w:tc>
           <w:tcPr>
@@ -946,7 +926,6 @@
           </w:tcPr>
           <w:p>
             <w:pPr>
-              <w:keepNext/>
               <w:spacing w:before="40" w:after="40" w:line="276" w:lineRule="auto"/>
               <w:jc w:val="left"/>
             </w:pPr>
@@ -966,7 +945,6 @@
           </w:tcPr>
           <w:p>
             <w:pPr>
-              <w:keepNext/>
               <w:spacing w:before="40" w:after="40" w:line="276" w:lineRule="auto"/>
               <w:jc w:val="left"/>
             </w:pPr>
@@ -986,7 +964,6 @@
           </w:tcPr>
           <w:p>
             <w:pPr>
-              <w:keepNext/>
               <w:spacing w:before="40" w:after="40" w:line="276" w:lineRule="auto"/>
               <w:jc w:val="left"/>
             </w:pPr>
@@ -1020,7 +997,7 @@
       </w:tr>
       <w:tr>
         <w:trPr>
-          <w:cantSplit w:val="true"/>
+          <w:cantSplit/>
         </w:trPr>
         <w:tc>
           <w:tcPr>
@@ -1150,8 +1127,8 @@
       </w:tblGrid>
       <w:tr>
         <w:trPr>
-          <w:tblHeader w:val="true"/>
-          <w:cantSplit w:val="true"/>
+          <w:tblHeader/>
+          <w:cantSplit/>
         </w:trPr>
         <w:tc>
           <w:tcPr>
@@ -1222,7 +1199,7 @@
       </w:tr>
       <w:tr>
         <w:trPr>
-          <w:cantSplit w:val="true"/>
+          <w:cantSplit/>
         </w:trPr>
         <w:tc>
           <w:tcPr>
@@ -1230,7 +1207,6 @@
           </w:tcPr>
           <w:p>
             <w:pPr>
-              <w:keepNext/>
               <w:spacing w:before="40" w:after="40" w:line="276" w:lineRule="auto"/>
               <w:jc w:val="right"/>
             </w:pPr>
@@ -1250,7 +1226,6 @@
           </w:tcPr>
           <w:p>
             <w:pPr>
-              <w:keepNext/>
               <w:spacing w:before="40" w:after="40" w:line="276" w:lineRule="auto"/>
               <w:jc w:val="left"/>
             </w:pPr>
@@ -1270,7 +1245,6 @@
           </w:tcPr>
           <w:p>
             <w:pPr>
-              <w:keepNext/>
               <w:spacing w:before="40" w:after="40" w:line="276" w:lineRule="auto"/>
               <w:jc w:val="left"/>
             </w:pPr>
@@ -1287,7 +1261,7 @@
       </w:tr>
       <w:tr>
         <w:trPr>
-          <w:cantSplit w:val="true"/>
+          <w:cantSplit/>
         </w:trPr>
         <w:tc>
           <w:tcPr>
@@ -1296,7 +1270,6 @@
           </w:tcPr>
           <w:p>
             <w:pPr>
-              <w:keepNext/>
               <w:spacing w:before="40" w:after="40" w:line="276" w:lineRule="auto"/>
               <w:jc w:val="right"/>
             </w:pPr>
@@ -1317,7 +1290,6 @@
           </w:tcPr>
           <w:p>
             <w:pPr>
-              <w:keepNext/>
               <w:spacing w:before="40" w:after="40" w:line="276" w:lineRule="auto"/>
               <w:jc w:val="left"/>
             </w:pPr>
@@ -1338,7 +1310,6 @@
           </w:tcPr>
           <w:p>
             <w:pPr>
-              <w:keepNext/>
               <w:spacing w:before="40" w:after="40" w:line="276" w:lineRule="auto"/>
               <w:jc w:val="left"/>
             </w:pPr>
@@ -1355,7 +1326,7 @@
       </w:tr>
       <w:tr>
         <w:trPr>
-          <w:cantSplit w:val="true"/>
+          <w:cantSplit/>
         </w:trPr>
         <w:tc>
           <w:tcPr>
@@ -1363,7 +1334,6 @@
           </w:tcPr>
           <w:p>
             <w:pPr>
-              <w:keepNext/>
               <w:spacing w:before="40" w:after="40" w:line="276" w:lineRule="auto"/>
               <w:jc w:val="right"/>
             </w:pPr>
@@ -1383,7 +1353,6 @@
           </w:tcPr>
           <w:p>
             <w:pPr>
-              <w:keepNext/>
               <w:spacing w:before="40" w:after="40" w:line="276" w:lineRule="auto"/>
               <w:jc w:val="left"/>
             </w:pPr>
@@ -1403,7 +1372,6 @@
           </w:tcPr>
           <w:p>
             <w:pPr>
-              <w:keepNext/>
               <w:spacing w:before="40" w:after="40" w:line="276" w:lineRule="auto"/>
               <w:jc w:val="left"/>
             </w:pPr>
@@ -1420,7 +1388,7 @@
       </w:tr>
       <w:tr>
         <w:trPr>
-          <w:cantSplit w:val="true"/>
+          <w:cantSplit/>
         </w:trPr>
         <w:tc>
           <w:tcPr>
@@ -1429,7 +1397,6 @@
           </w:tcPr>
           <w:p>
             <w:pPr>
-              <w:keepNext/>
               <w:spacing w:before="40" w:after="40" w:line="276" w:lineRule="auto"/>
               <w:jc w:val="right"/>
             </w:pPr>
@@ -1450,7 +1417,6 @@
           </w:tcPr>
           <w:p>
             <w:pPr>
-              <w:keepNext/>
               <w:spacing w:before="40" w:after="40" w:line="276" w:lineRule="auto"/>
               <w:jc w:val="left"/>
             </w:pPr>
@@ -1471,7 +1437,6 @@
           </w:tcPr>
           <w:p>
             <w:pPr>
-              <w:keepNext/>
               <w:spacing w:before="40" w:after="40" w:line="276" w:lineRule="auto"/>
               <w:jc w:val="left"/>
             </w:pPr>
@@ -1488,7 +1453,7 @@
       </w:tr>
       <w:tr>
         <w:trPr>
-          <w:cantSplit w:val="true"/>
+          <w:cantSplit/>
         </w:trPr>
         <w:tc>
           <w:tcPr>
@@ -1496,7 +1461,6 @@
           </w:tcPr>
           <w:p>
             <w:pPr>
-              <w:keepNext/>
               <w:spacing w:before="40" w:after="40" w:line="276" w:lineRule="auto"/>
               <w:jc w:val="right"/>
             </w:pPr>
@@ -1516,7 +1480,6 @@
           </w:tcPr>
           <w:p>
             <w:pPr>
-              <w:keepNext/>
               <w:spacing w:before="40" w:after="40" w:line="276" w:lineRule="auto"/>
               <w:jc w:val="left"/>
             </w:pPr>
@@ -1536,7 +1499,6 @@
           </w:tcPr>
           <w:p>
             <w:pPr>
-              <w:keepNext/>
               <w:spacing w:before="40" w:after="40" w:line="276" w:lineRule="auto"/>
               <w:jc w:val="left"/>
             </w:pPr>
@@ -1553,7 +1515,7 @@
       </w:tr>
       <w:tr>
         <w:trPr>
-          <w:cantSplit w:val="true"/>
+          <w:cantSplit/>
         </w:trPr>
         <w:tc>
           <w:tcPr>
@@ -1562,7 +1524,6 @@
           </w:tcPr>
           <w:p>
             <w:pPr>
-              <w:keepNext/>
               <w:spacing w:before="40" w:after="40" w:line="276" w:lineRule="auto"/>
               <w:jc w:val="right"/>
             </w:pPr>
@@ -1583,7 +1544,6 @@
           </w:tcPr>
           <w:p>
             <w:pPr>
-              <w:keepNext/>
               <w:spacing w:before="40" w:after="40" w:line="276" w:lineRule="auto"/>
               <w:jc w:val="left"/>
             </w:pPr>
@@ -1604,7 +1564,6 @@
           </w:tcPr>
           <w:p>
             <w:pPr>
-              <w:keepNext/>
               <w:spacing w:before="40" w:after="40" w:line="276" w:lineRule="auto"/>
               <w:jc w:val="left"/>
             </w:pPr>
@@ -1637,7 +1596,7 @@
       </w:tr>
       <w:tr>
         <w:trPr>
-          <w:cantSplit w:val="true"/>
+          <w:cantSplit/>
         </w:trPr>
         <w:tc>
           <w:tcPr>
@@ -1645,7 +1604,6 @@
           </w:tcPr>
           <w:p>
             <w:pPr>
-              <w:keepNext/>
               <w:spacing w:before="40" w:after="40" w:line="276" w:lineRule="auto"/>
               <w:jc w:val="right"/>
             </w:pPr>
@@ -1665,7 +1623,6 @@
           </w:tcPr>
           <w:p>
             <w:pPr>
-              <w:keepNext/>
               <w:spacing w:before="40" w:after="40" w:line="276" w:lineRule="auto"/>
               <w:jc w:val="left"/>
             </w:pPr>
@@ -1685,7 +1642,6 @@
           </w:tcPr>
           <w:p>
             <w:pPr>
-              <w:keepNext/>
               <w:spacing w:before="40" w:after="40" w:line="276" w:lineRule="auto"/>
               <w:jc w:val="left"/>
             </w:pPr>
@@ -1702,7 +1658,7 @@
       </w:tr>
       <w:tr>
         <w:trPr>
-          <w:cantSplit w:val="true"/>
+          <w:cantSplit/>
         </w:trPr>
         <w:tc>
           <w:tcPr>
@@ -1711,7 +1667,6 @@
           </w:tcPr>
           <w:p>
             <w:pPr>
-              <w:keepNext/>
               <w:spacing w:before="40" w:after="40" w:line="276" w:lineRule="auto"/>
               <w:jc w:val="right"/>
             </w:pPr>
@@ -1732,7 +1687,6 @@
           </w:tcPr>
           <w:p>
             <w:pPr>
-              <w:keepNext/>
               <w:spacing w:before="40" w:after="40" w:line="276" w:lineRule="auto"/>
               <w:jc w:val="left"/>
             </w:pPr>
@@ -1753,7 +1707,6 @@
           </w:tcPr>
           <w:p>
             <w:pPr>
-              <w:keepNext/>
               <w:spacing w:before="40" w:after="40" w:line="276" w:lineRule="auto"/>
               <w:jc w:val="left"/>
             </w:pPr>
@@ -1786,7 +1739,7 @@
       </w:tr>
       <w:tr>
         <w:trPr>
-          <w:cantSplit w:val="true"/>
+          <w:cantSplit/>
         </w:trPr>
         <w:tc>
           <w:tcPr>
@@ -1794,7 +1747,6 @@
           </w:tcPr>
           <w:p>
             <w:pPr>
-              <w:keepNext/>
               <w:spacing w:before="40" w:after="40" w:line="276" w:lineRule="auto"/>
               <w:jc w:val="right"/>
             </w:pPr>
@@ -1814,7 +1766,6 @@
           </w:tcPr>
           <w:p>
             <w:pPr>
-              <w:keepNext/>
               <w:spacing w:before="40" w:after="40" w:line="276" w:lineRule="auto"/>
               <w:jc w:val="left"/>
             </w:pPr>
@@ -1834,7 +1785,6 @@
           </w:tcPr>
           <w:p>
             <w:pPr>
-              <w:keepNext/>
               <w:spacing w:before="40" w:after="40" w:line="276" w:lineRule="auto"/>
               <w:jc w:val="left"/>
             </w:pPr>
@@ -1851,7 +1801,7 @@
       </w:tr>
       <w:tr>
         <w:trPr>
-          <w:cantSplit w:val="true"/>
+          <w:cantSplit/>
         </w:trPr>
         <w:tc>
           <w:tcPr>
@@ -1860,7 +1810,6 @@
           </w:tcPr>
           <w:p>
             <w:pPr>
-              <w:keepNext/>
               <w:spacing w:before="40" w:after="40" w:line="276" w:lineRule="auto"/>
               <w:jc w:val="right"/>
             </w:pPr>
@@ -1881,7 +1830,6 @@
           </w:tcPr>
           <w:p>
             <w:pPr>
-              <w:keepNext/>
               <w:spacing w:before="40" w:after="40" w:line="276" w:lineRule="auto"/>
               <w:jc w:val="left"/>
             </w:pPr>
@@ -1902,7 +1850,6 @@
           </w:tcPr>
           <w:p>
             <w:pPr>
-              <w:keepNext/>
               <w:spacing w:before="40" w:after="40" w:line="276" w:lineRule="auto"/>
               <w:jc w:val="left"/>
             </w:pPr>
@@ -1919,7 +1866,7 @@
       </w:tr>
       <w:tr>
         <w:trPr>
-          <w:cantSplit w:val="true"/>
+          <w:cantSplit/>
         </w:trPr>
         <w:tc>
           <w:tcPr>
@@ -1997,7 +1944,6 @@
         <w:rPr>
           <w:rFonts w:ascii="Times New Roman" w:hAnsi="Times New Roman" w:cs="Times New Roman" w:eastAsia="微软雅黑"/>
           <w:b w:val="0"/>
-          <w:i w:val="0"/>
           <w:color w:val="444444"/>
           <w:sz w:val="20"/>
         </w:rPr>
@@ -2077,8 +2023,8 @@
       </w:tblGrid>
       <w:tr>
         <w:trPr>
-          <w:tblHeader w:val="true"/>
-          <w:cantSplit w:val="true"/>
+          <w:tblHeader/>
+          <w:cantSplit/>
         </w:trPr>
         <w:tc>
           <w:tcPr>
@@ -2171,7 +2117,7 @@
       </w:tr>
       <w:tr>
         <w:trPr>
-          <w:cantSplit w:val="true"/>
+          <w:cantSplit/>
         </w:trPr>
         <w:tc>
           <w:tcPr>
@@ -2179,7 +2125,6 @@
           </w:tcPr>
           <w:p>
             <w:pPr>
-              <w:keepNext/>
               <w:spacing w:before="40" w:after="40" w:line="276" w:lineRule="auto"/>
               <w:jc w:val="left"/>
             </w:pPr>
@@ -2199,7 +2144,6 @@
           </w:tcPr>
           <w:p>
             <w:pPr>
-              <w:keepNext/>
               <w:spacing w:before="40" w:after="40" w:line="276" w:lineRule="auto"/>
               <w:jc w:val="left"/>
             </w:pPr>
@@ -2219,7 +2163,6 @@
           </w:tcPr>
           <w:p>
             <w:pPr>
-              <w:keepNext/>
               <w:spacing w:before="40" w:after="40" w:line="276" w:lineRule="auto"/>
               <w:jc w:val="left"/>
             </w:pPr>
@@ -2257,7 +2200,6 @@
           </w:tcPr>
           <w:p>
             <w:pPr>
-              <w:keepNext/>
               <w:spacing w:before="40" w:after="40" w:line="276" w:lineRule="auto"/>
               <w:jc w:val="left"/>
             </w:pPr>
@@ -2291,7 +2233,7 @@
       </w:tr>
       <w:tr>
         <w:trPr>
-          <w:cantSplit w:val="true"/>
+          <w:cantSplit/>
         </w:trPr>
         <w:tc>
           <w:tcPr>
@@ -2300,7 +2242,6 @@
           </w:tcPr>
           <w:p>
             <w:pPr>
-              <w:keepNext/>
               <w:spacing w:before="40" w:after="40" w:line="276" w:lineRule="auto"/>
               <w:jc w:val="left"/>
             </w:pPr>
@@ -2321,7 +2262,6 @@
           </w:tcPr>
           <w:p>
             <w:pPr>
-              <w:keepNext/>
               <w:spacing w:before="40" w:after="40" w:line="276" w:lineRule="auto"/>
               <w:jc w:val="left"/>
             </w:pPr>
@@ -2342,7 +2282,6 @@
           </w:tcPr>
           <w:p>
             <w:pPr>
-              <w:keepNext/>
               <w:spacing w:before="40" w:after="40" w:line="276" w:lineRule="auto"/>
               <w:jc w:val="left"/>
             </w:pPr>
@@ -2381,7 +2320,6 @@
           </w:tcPr>
           <w:p>
             <w:pPr>
-              <w:keepNext/>
               <w:spacing w:before="40" w:after="40" w:line="276" w:lineRule="auto"/>
               <w:jc w:val="left"/>
             </w:pPr>
@@ -2398,7 +2336,7 @@
       </w:tr>
       <w:tr>
         <w:trPr>
-          <w:cantSplit w:val="true"/>
+          <w:cantSplit/>
         </w:trPr>
         <w:tc>
           <w:tcPr>
@@ -2406,7 +2344,6 @@
           </w:tcPr>
           <w:p>
             <w:pPr>
-              <w:keepNext/>
               <w:spacing w:before="40" w:after="40" w:line="276" w:lineRule="auto"/>
               <w:jc w:val="left"/>
             </w:pPr>
@@ -2426,7 +2363,6 @@
           </w:tcPr>
           <w:p>
             <w:pPr>
-              <w:keepNext/>
               <w:spacing w:before="40" w:after="40" w:line="276" w:lineRule="auto"/>
               <w:jc w:val="left"/>
             </w:pPr>
@@ -2446,7 +2382,6 @@
           </w:tcPr>
           <w:p>
             <w:pPr>
-              <w:keepNext/>
               <w:spacing w:before="40" w:after="40" w:line="276" w:lineRule="auto"/>
               <w:jc w:val="left"/>
             </w:pPr>
@@ -2467,7 +2402,6 @@
           </w:tcPr>
           <w:p>
             <w:pPr>
-              <w:keepNext/>
               <w:spacing w:before="40" w:after="40" w:line="276" w:lineRule="auto"/>
               <w:jc w:val="left"/>
             </w:pPr>
@@ -2492,7 +2426,7 @@
       </w:tr>
       <w:tr>
         <w:trPr>
-          <w:cantSplit w:val="true"/>
+          <w:cantSplit/>
         </w:trPr>
         <w:tc>
           <w:tcPr>
@@ -2861,7 +2795,7 @@
       <w:r>
         <w:rPr>
           <w:rFonts w:ascii="Times New Roman" w:hAnsi="Times New Roman" w:cs="Times New Roman" w:eastAsia="微软雅黑"/>
-          <w:b w:val="0"/>
+          <w:b/>
           <w:color w:val="1F3B73"/>
           <w:sz w:val="21"/>
         </w:rPr>
@@ -2968,7 +2902,7 @@
       <w:r>
         <w:rPr>
           <w:rFonts w:ascii="Times New Roman" w:hAnsi="Times New Roman" w:cs="Times New Roman" w:eastAsia="微软雅黑"/>
-          <w:b w:val="0"/>
+          <w:b/>
           <w:color w:val="1F3B73"/>
           <w:sz w:val="21"/>
         </w:rPr>
@@ -3123,8 +3057,8 @@
       </w:tblGrid>
       <w:tr>
         <w:trPr>
-          <w:tblHeader w:val="true"/>
-          <w:cantSplit w:val="true"/>
+          <w:tblHeader/>
+          <w:cantSplit/>
         </w:trPr>
         <w:tc>
           <w:tcPr>
@@ -3195,7 +3129,7 @@
       </w:tr>
       <w:tr>
         <w:trPr>
-          <w:cantSplit w:val="true"/>
+          <w:cantSplit/>
         </w:trPr>
         <w:tc>
           <w:tcPr>
@@ -3203,7 +3137,6 @@
           </w:tcPr>
           <w:p>
             <w:pPr>
-              <w:keepNext/>
               <w:spacing w:before="40" w:after="40" w:line="276" w:lineRule="auto"/>
               <w:jc w:val="left"/>
             </w:pPr>
@@ -3223,7 +3156,6 @@
           </w:tcPr>
           <w:p>
             <w:pPr>
-              <w:keepNext/>
               <w:spacing w:before="40" w:after="40" w:line="276" w:lineRule="auto"/>
               <w:jc w:val="left"/>
             </w:pPr>
@@ -3266,7 +3198,23 @@
                 <w:b w:val="0"/>
                 <w:sz w:val="17"/>
               </w:rPr>
-              <w:t>（pytest 收集 611 项：601 通过 / 10 项 import 顺序噪声，见 §5.1）</w:t>
+              <w:t>（pytest 收集 611 项：</w:t>
+            </w:r>
+            <w:r>
+              <w:rPr>
+                <w:rFonts w:ascii="Times New Roman" w:hAnsi="Times New Roman" w:cs="Times New Roman" w:eastAsia="微软雅黑"/>
+                <w:b/>
+                <w:sz w:val="17"/>
+              </w:rPr>
+              <w:t>611 通过 / 0 失败</w:t>
+            </w:r>
+            <w:r>
+              <w:rPr>
+                <w:rFonts w:ascii="Times New Roman" w:hAnsi="Times New Roman" w:cs="Times New Roman" w:eastAsia="微软雅黑"/>
+                <w:b w:val="0"/>
+                <w:sz w:val="17"/>
+              </w:rPr>
+              <w:t>）</w:t>
             </w:r>
           </w:p>
         </w:tc>
@@ -3276,7 +3224,6 @@
           </w:tcPr>
           <w:p>
             <w:pPr>
-              <w:keepNext/>
               <w:spacing w:before="40" w:after="40" w:line="276" w:lineRule="auto"/>
               <w:jc w:val="left"/>
             </w:pPr>
@@ -3294,7 +3241,7 @@
       </w:tr>
       <w:tr>
         <w:trPr>
-          <w:cantSplit w:val="true"/>
+          <w:cantSplit/>
         </w:trPr>
         <w:tc>
           <w:tcPr>
@@ -3303,7 +3250,6 @@
           </w:tcPr>
           <w:p>
             <w:pPr>
-              <w:keepNext/>
               <w:spacing w:before="40" w:after="40" w:line="276" w:lineRule="auto"/>
               <w:jc w:val="left"/>
             </w:pPr>
@@ -3324,7 +3270,6 @@
           </w:tcPr>
           <w:p>
             <w:pPr>
-              <w:keepNext/>
               <w:spacing w:before="40" w:after="40" w:line="276" w:lineRule="auto"/>
               <w:jc w:val="left"/>
             </w:pPr>
@@ -3361,7 +3306,6 @@
           </w:tcPr>
           <w:p>
             <w:pPr>
-              <w:keepNext/>
               <w:spacing w:before="40" w:after="40" w:line="276" w:lineRule="auto"/>
               <w:jc w:val="left"/>
             </w:pPr>
@@ -3413,7 +3357,7 @@
       </w:tr>
       <w:tr>
         <w:trPr>
-          <w:cantSplit w:val="true"/>
+          <w:cantSplit/>
         </w:trPr>
         <w:tc>
           <w:tcPr>
@@ -3421,7 +3365,6 @@
           </w:tcPr>
           <w:p>
             <w:pPr>
-              <w:keepNext/>
               <w:spacing w:before="40" w:after="40" w:line="276" w:lineRule="auto"/>
               <w:jc w:val="left"/>
             </w:pPr>
@@ -3441,7 +3384,6 @@
           </w:tcPr>
           <w:p>
             <w:pPr>
-              <w:keepNext/>
               <w:spacing w:before="40" w:after="40" w:line="276" w:lineRule="auto"/>
               <w:jc w:val="left"/>
             </w:pPr>
@@ -3461,7 +3403,6 @@
           </w:tcPr>
           <w:p>
             <w:pPr>
-              <w:keepNext/>
               <w:spacing w:before="40" w:after="40" w:line="276" w:lineRule="auto"/>
               <w:jc w:val="left"/>
             </w:pPr>
@@ -3496,7 +3437,7 @@
       </w:tr>
       <w:tr>
         <w:trPr>
-          <w:cantSplit w:val="true"/>
+          <w:cantSplit/>
         </w:trPr>
         <w:tc>
           <w:tcPr>
@@ -3505,7 +3446,6 @@
           </w:tcPr>
           <w:p>
             <w:pPr>
-              <w:keepNext/>
               <w:spacing w:before="40" w:after="40" w:line="276" w:lineRule="auto"/>
               <w:jc w:val="left"/>
             </w:pPr>
@@ -3526,7 +3466,6 @@
           </w:tcPr>
           <w:p>
             <w:pPr>
-              <w:keepNext/>
               <w:spacing w:before="40" w:after="40" w:line="276" w:lineRule="auto"/>
               <w:jc w:val="left"/>
             </w:pPr>
@@ -3564,7 +3503,6 @@
           </w:tcPr>
           <w:p>
             <w:pPr>
-              <w:keepNext/>
               <w:spacing w:before="40" w:after="40" w:line="276" w:lineRule="auto"/>
               <w:jc w:val="left"/>
             </w:pPr>
@@ -3607,7 +3545,7 @@
       </w:tr>
       <w:tr>
         <w:trPr>
-          <w:cantSplit w:val="true"/>
+          <w:cantSplit/>
         </w:trPr>
         <w:tc>
           <w:tcPr>
@@ -3615,7 +3553,6 @@
           </w:tcPr>
           <w:p>
             <w:pPr>
-              <w:keepNext/>
               <w:spacing w:before="40" w:after="40" w:line="276" w:lineRule="auto"/>
               <w:jc w:val="left"/>
             </w:pPr>
@@ -3635,7 +3572,6 @@
           </w:tcPr>
           <w:p>
             <w:pPr>
-              <w:keepNext/>
               <w:spacing w:before="40" w:after="40" w:line="276" w:lineRule="auto"/>
               <w:jc w:val="left"/>
             </w:pPr>
@@ -3655,7 +3591,6 @@
           </w:tcPr>
           <w:p>
             <w:pPr>
-              <w:keepNext/>
               <w:spacing w:before="40" w:after="40" w:line="276" w:lineRule="auto"/>
               <w:jc w:val="left"/>
             </w:pPr>
@@ -3673,7 +3608,7 @@
       </w:tr>
       <w:tr>
         <w:trPr>
-          <w:cantSplit w:val="true"/>
+          <w:cantSplit/>
         </w:trPr>
         <w:tc>
           <w:tcPr>
@@ -3815,8 +3750,8 @@
       </w:tblGrid>
       <w:tr>
         <w:trPr>
-          <w:tblHeader w:val="true"/>
-          <w:cantSplit w:val="true"/>
+          <w:tblHeader/>
+          <w:cantSplit/>
         </w:trPr>
         <w:tc>
           <w:tcPr>
@@ -3997,7 +3932,7 @@
       </w:tr>
       <w:tr>
         <w:trPr>
-          <w:cantSplit w:val="true"/>
+          <w:cantSplit/>
         </w:trPr>
         <w:tc>
           <w:tcPr>
@@ -4005,7 +3940,6 @@
           </w:tcPr>
           <w:p>
             <w:pPr>
-              <w:keepNext/>
               <w:spacing w:before="40" w:after="40" w:line="276" w:lineRule="auto"/>
               <w:jc w:val="left"/>
             </w:pPr>
@@ -4025,7 +3959,6 @@
           </w:tcPr>
           <w:p>
             <w:pPr>
-              <w:keepNext/>
               <w:spacing w:before="40" w:after="40" w:line="276" w:lineRule="auto"/>
               <w:jc w:val="right"/>
             </w:pPr>
@@ -4045,7 +3978,6 @@
           </w:tcPr>
           <w:p>
             <w:pPr>
-              <w:keepNext/>
               <w:spacing w:before="40" w:after="40" w:line="276" w:lineRule="auto"/>
               <w:jc w:val="right"/>
             </w:pPr>
@@ -4065,7 +3997,6 @@
           </w:tcPr>
           <w:p>
             <w:pPr>
-              <w:keepNext/>
               <w:spacing w:before="40" w:after="40" w:line="276" w:lineRule="auto"/>
               <w:jc w:val="right"/>
             </w:pPr>
@@ -4085,7 +4016,6 @@
           </w:tcPr>
           <w:p>
             <w:pPr>
-              <w:keepNext/>
               <w:spacing w:before="40" w:after="40" w:line="276" w:lineRule="auto"/>
               <w:jc w:val="right"/>
             </w:pPr>
@@ -4105,7 +4035,6 @@
           </w:tcPr>
           <w:p>
             <w:pPr>
-              <w:keepNext/>
               <w:spacing w:before="40" w:after="40" w:line="276" w:lineRule="auto"/>
               <w:jc w:val="right"/>
             </w:pPr>
@@ -4125,7 +4054,6 @@
           </w:tcPr>
           <w:p>
             <w:pPr>
-              <w:keepNext/>
               <w:spacing w:before="40" w:after="40" w:line="276" w:lineRule="auto"/>
               <w:jc w:val="right"/>
             </w:pPr>
@@ -4145,7 +4073,6 @@
           </w:tcPr>
           <w:p>
             <w:pPr>
-              <w:keepNext/>
               <w:spacing w:before="40" w:after="40" w:line="276" w:lineRule="auto"/>
               <w:jc w:val="right"/>
             </w:pPr>
@@ -4162,7 +4089,7 @@
       </w:tr>
       <w:tr>
         <w:trPr>
-          <w:cantSplit w:val="true"/>
+          <w:cantSplit/>
         </w:trPr>
         <w:tc>
           <w:tcPr>
@@ -4171,7 +4098,6 @@
           </w:tcPr>
           <w:p>
             <w:pPr>
-              <w:keepNext/>
               <w:spacing w:before="40" w:after="40" w:line="276" w:lineRule="auto"/>
               <w:jc w:val="left"/>
             </w:pPr>
@@ -4192,7 +4118,6 @@
           </w:tcPr>
           <w:p>
             <w:pPr>
-              <w:keepNext/>
               <w:spacing w:before="40" w:after="40" w:line="276" w:lineRule="auto"/>
               <w:jc w:val="right"/>
             </w:pPr>
@@ -4213,7 +4138,6 @@
           </w:tcPr>
           <w:p>
             <w:pPr>
-              <w:keepNext/>
               <w:spacing w:before="40" w:after="40" w:line="276" w:lineRule="auto"/>
               <w:jc w:val="right"/>
             </w:pPr>
@@ -4234,7 +4158,6 @@
           </w:tcPr>
           <w:p>
             <w:pPr>
-              <w:keepNext/>
               <w:spacing w:before="40" w:after="40" w:line="276" w:lineRule="auto"/>
               <w:jc w:val="right"/>
             </w:pPr>
@@ -4255,7 +4178,6 @@
           </w:tcPr>
           <w:p>
             <w:pPr>
-              <w:keepNext/>
               <w:spacing w:before="40" w:after="40" w:line="276" w:lineRule="auto"/>
               <w:jc w:val="right"/>
             </w:pPr>
@@ -4276,7 +4198,6 @@
           </w:tcPr>
           <w:p>
             <w:pPr>
-              <w:keepNext/>
               <w:spacing w:before="40" w:after="40" w:line="276" w:lineRule="auto"/>
               <w:jc w:val="right"/>
             </w:pPr>
@@ -4297,7 +4218,6 @@
           </w:tcPr>
           <w:p>
             <w:pPr>
-              <w:keepNext/>
               <w:spacing w:before="40" w:after="40" w:line="276" w:lineRule="auto"/>
               <w:jc w:val="right"/>
             </w:pPr>
@@ -4318,7 +4238,6 @@
           </w:tcPr>
           <w:p>
             <w:pPr>
-              <w:keepNext/>
               <w:spacing w:before="40" w:after="40" w:line="276" w:lineRule="auto"/>
               <w:jc w:val="right"/>
             </w:pPr>
@@ -4335,7 +4254,7 @@
       </w:tr>
       <w:tr>
         <w:trPr>
-          <w:cantSplit w:val="true"/>
+          <w:cantSplit/>
         </w:trPr>
         <w:tc>
           <w:tcPr>
@@ -4508,7 +4427,6 @@
         <w:rPr>
           <w:rFonts w:ascii="Times New Roman" w:hAnsi="Times New Roman" w:cs="Times New Roman" w:eastAsia="微软雅黑"/>
           <w:b w:val="0"/>
-          <w:i w:val="0"/>
           <w:color w:val="444444"/>
           <w:sz w:val="20"/>
         </w:rPr>
@@ -4518,7 +4436,6 @@
         <w:rPr>
           <w:rFonts w:ascii="Consolas" w:hAnsi="Consolas" w:cs="Consolas" w:eastAsia="Consolas"/>
           <w:b w:val="0"/>
-          <w:i w:val="0"/>
           <w:color w:val="B0305E"/>
           <w:sz w:val="19"/>
         </w:rPr>
@@ -4528,7 +4445,6 @@
         <w:rPr>
           <w:rFonts w:ascii="Times New Roman" w:hAnsi="Times New Roman" w:cs="Times New Roman" w:eastAsia="微软雅黑"/>
           <w:b w:val="0"/>
-          <w:i w:val="0"/>
           <w:color w:val="444444"/>
           <w:sz w:val="20"/>
         </w:rPr>
@@ -4538,7 +4454,6 @@
         <w:rPr>
           <w:rFonts w:ascii="Consolas" w:hAnsi="Consolas" w:cs="Consolas" w:eastAsia="Consolas"/>
           <w:b w:val="0"/>
-          <w:i w:val="0"/>
           <w:color w:val="B0305E"/>
           <w:sz w:val="19"/>
         </w:rPr>
@@ -4548,7 +4463,6 @@
         <w:rPr>
           <w:rFonts w:ascii="Times New Roman" w:hAnsi="Times New Roman" w:cs="Times New Roman" w:eastAsia="微软雅黑"/>
           <w:b w:val="0"/>
-          <w:i w:val="0"/>
           <w:color w:val="444444"/>
           <w:sz w:val="20"/>
         </w:rPr>
@@ -4807,8 +4721,8 @@
       </w:tblGrid>
       <w:tr>
         <w:trPr>
-          <w:tblHeader w:val="true"/>
-          <w:cantSplit w:val="true"/>
+          <w:tblHeader/>
+          <w:cantSplit/>
         </w:trPr>
         <w:tc>
           <w:tcPr>
@@ -4879,7 +4793,7 @@
       </w:tr>
       <w:tr>
         <w:trPr>
-          <w:cantSplit w:val="true"/>
+          <w:cantSplit/>
         </w:trPr>
         <w:tc>
           <w:tcPr>
@@ -4887,7 +4801,6 @@
           </w:tcPr>
           <w:p>
             <w:pPr>
-              <w:keepNext/>
               <w:spacing w:before="40" w:after="40" w:line="276" w:lineRule="auto"/>
               <w:jc w:val="left"/>
             </w:pPr>
@@ -4907,7 +4820,6 @@
           </w:tcPr>
           <w:p>
             <w:pPr>
-              <w:keepNext/>
               <w:spacing w:before="40" w:after="40" w:line="276" w:lineRule="auto"/>
               <w:jc w:val="left"/>
             </w:pPr>
@@ -4927,7 +4839,6 @@
           </w:tcPr>
           <w:p>
             <w:pPr>
-              <w:keepNext/>
               <w:spacing w:before="40" w:after="40" w:line="276" w:lineRule="auto"/>
               <w:jc w:val="left"/>
             </w:pPr>
@@ -4944,7 +4855,7 @@
       </w:tr>
       <w:tr>
         <w:trPr>
-          <w:cantSplit w:val="true"/>
+          <w:cantSplit/>
         </w:trPr>
         <w:tc>
           <w:tcPr>
@@ -4953,7 +4864,6 @@
           </w:tcPr>
           <w:p>
             <w:pPr>
-              <w:keepNext/>
               <w:spacing w:before="40" w:after="40" w:line="276" w:lineRule="auto"/>
               <w:jc w:val="left"/>
             </w:pPr>
@@ -4974,7 +4884,6 @@
           </w:tcPr>
           <w:p>
             <w:pPr>
-              <w:keepNext/>
               <w:spacing w:before="40" w:after="40" w:line="276" w:lineRule="auto"/>
               <w:jc w:val="left"/>
             </w:pPr>
@@ -4995,7 +4904,6 @@
           </w:tcPr>
           <w:p>
             <w:pPr>
-              <w:keepNext/>
               <w:spacing w:before="40" w:after="40" w:line="276" w:lineRule="auto"/>
               <w:jc w:val="left"/>
             </w:pPr>
@@ -5012,7 +4920,7 @@
       </w:tr>
       <w:tr>
         <w:trPr>
-          <w:cantSplit w:val="true"/>
+          <w:cantSplit/>
         </w:trPr>
         <w:tc>
           <w:tcPr>
@@ -5020,7 +4928,6 @@
           </w:tcPr>
           <w:p>
             <w:pPr>
-              <w:keepNext/>
               <w:spacing w:before="40" w:after="40" w:line="276" w:lineRule="auto"/>
               <w:jc w:val="left"/>
             </w:pPr>
@@ -5040,7 +4947,6 @@
           </w:tcPr>
           <w:p>
             <w:pPr>
-              <w:keepNext/>
               <w:spacing w:before="40" w:after="40" w:line="276" w:lineRule="auto"/>
               <w:jc w:val="left"/>
             </w:pPr>
@@ -5060,7 +4966,6 @@
           </w:tcPr>
           <w:p>
             <w:pPr>
-              <w:keepNext/>
               <w:spacing w:before="40" w:after="40" w:line="276" w:lineRule="auto"/>
               <w:jc w:val="left"/>
             </w:pPr>
@@ -5078,7 +4983,7 @@
       </w:tr>
       <w:tr>
         <w:trPr>
-          <w:cantSplit w:val="true"/>
+          <w:cantSplit/>
         </w:trPr>
         <w:tc>
           <w:tcPr>
@@ -5087,7 +4992,6 @@
           </w:tcPr>
           <w:p>
             <w:pPr>
-              <w:keepNext/>
               <w:spacing w:before="40" w:after="40" w:line="276" w:lineRule="auto"/>
               <w:jc w:val="left"/>
             </w:pPr>
@@ -5108,7 +5012,6 @@
           </w:tcPr>
           <w:p>
             <w:pPr>
-              <w:keepNext/>
               <w:spacing w:before="40" w:after="40" w:line="276" w:lineRule="auto"/>
               <w:jc w:val="left"/>
             </w:pPr>
@@ -5129,7 +5032,6 @@
           </w:tcPr>
           <w:p>
             <w:pPr>
-              <w:keepNext/>
               <w:spacing w:before="40" w:after="40" w:line="276" w:lineRule="auto"/>
               <w:jc w:val="left"/>
             </w:pPr>
@@ -5146,7 +5048,7 @@
       </w:tr>
       <w:tr>
         <w:trPr>
-          <w:cantSplit w:val="true"/>
+          <w:cantSplit/>
         </w:trPr>
         <w:tc>
           <w:tcPr>
@@ -5154,7 +5056,6 @@
           </w:tcPr>
           <w:p>
             <w:pPr>
-              <w:keepNext/>
               <w:spacing w:before="40" w:after="40" w:line="276" w:lineRule="auto"/>
               <w:jc w:val="left"/>
             </w:pPr>
@@ -5174,7 +5075,6 @@
           </w:tcPr>
           <w:p>
             <w:pPr>
-              <w:keepNext/>
               <w:spacing w:before="40" w:after="40" w:line="276" w:lineRule="auto"/>
               <w:jc w:val="left"/>
             </w:pPr>
@@ -5194,7 +5094,6 @@
           </w:tcPr>
           <w:p>
             <w:pPr>
-              <w:keepNext/>
               <w:spacing w:before="40" w:after="40" w:line="276" w:lineRule="auto"/>
               <w:jc w:val="left"/>
             </w:pPr>
@@ -5211,7 +5110,7 @@
       </w:tr>
       <w:tr>
         <w:trPr>
-          <w:cantSplit w:val="true"/>
+          <w:cantSplit/>
         </w:trPr>
         <w:tc>
           <w:tcPr>
@@ -5292,7 +5191,6 @@
         <w:rPr>
           <w:rFonts w:ascii="Times New Roman" w:hAnsi="Times New Roman" w:cs="Times New Roman" w:eastAsia="微软雅黑"/>
           <w:b w:val="0"/>
-          <w:i w:val="0"/>
           <w:color w:val="444444"/>
           <w:sz w:val="20"/>
         </w:rPr>
@@ -5302,7 +5200,6 @@
         <w:rPr>
           <w:rFonts w:ascii="Consolas" w:hAnsi="Consolas" w:cs="Consolas" w:eastAsia="Consolas"/>
           <w:b w:val="0"/>
-          <w:i w:val="0"/>
           <w:color w:val="B0305E"/>
           <w:sz w:val="19"/>
         </w:rPr>
@@ -5312,7 +5209,6 @@
         <w:rPr>
           <w:rFonts w:ascii="Times New Roman" w:hAnsi="Times New Roman" w:cs="Times New Roman" w:eastAsia="微软雅黑"/>
           <w:b w:val="0"/>
-          <w:i w:val="0"/>
           <w:color w:val="444444"/>
           <w:sz w:val="20"/>
         </w:rPr>
@@ -5322,7 +5218,6 @@
         <w:rPr>
           <w:rFonts w:ascii="Consolas" w:hAnsi="Consolas" w:cs="Consolas" w:eastAsia="Consolas"/>
           <w:b w:val="0"/>
-          <w:i w:val="0"/>
           <w:color w:val="B0305E"/>
           <w:sz w:val="19"/>
         </w:rPr>
@@ -5332,7 +5227,6 @@
         <w:rPr>
           <w:rFonts w:ascii="Times New Roman" w:hAnsi="Times New Roman" w:cs="Times New Roman" w:eastAsia="微软雅黑"/>
           <w:b w:val="0"/>
-          <w:i w:val="0"/>
           <w:color w:val="444444"/>
           <w:sz w:val="20"/>
         </w:rPr>
@@ -5355,7 +5249,7 @@
     <w:p>
       <w:pPr>
         <w:pStyle w:val="Heading1"/>
-        <w:spacing w:before="360"/>
+        <w:spacing w:before="320"/>
         <w:pBdr>
           <w:bottom w:val="single" w:sz="10" w:space="6" w:color="1F3B73"/>
         </w:pBdr>
@@ -5365,7 +5259,7 @@
           <w:rFonts w:ascii="Times New Roman" w:hAnsi="Times New Roman" w:cs="Times New Roman" w:eastAsia="微软雅黑"/>
           <w:b/>
           <w:color w:val="1F3B73"/>
-          <w:sz w:val="36"/>
+          <w:sz w:val="34"/>
         </w:rPr>
         <w:t>二、成员信息</w:t>
       </w:r>
@@ -5400,8 +5294,8 @@
       </w:tblGrid>
       <w:tr>
         <w:trPr>
-          <w:tblHeader w:val="true"/>
-          <w:cantSplit w:val="true"/>
+          <w:tblHeader/>
+          <w:cantSplit/>
         </w:trPr>
         <w:tc>
           <w:tcPr>
@@ -5494,7 +5388,7 @@
       </w:tr>
       <w:tr>
         <w:trPr>
-          <w:cantSplit w:val="true"/>
+          <w:cantSplit/>
         </w:trPr>
         <w:tc>
           <w:tcPr>
@@ -5502,7 +5396,6 @@
           </w:tcPr>
           <w:p>
             <w:pPr>
-              <w:keepNext/>
               <w:spacing w:before="40" w:after="40" w:line="276" w:lineRule="auto"/>
               <w:jc w:val="left"/>
             </w:pPr>
@@ -5522,7 +5415,6 @@
           </w:tcPr>
           <w:p>
             <w:pPr>
-              <w:keepNext/>
               <w:spacing w:before="40" w:after="40" w:line="276" w:lineRule="auto"/>
               <w:jc w:val="left"/>
             </w:pPr>
@@ -5542,7 +5434,6 @@
           </w:tcPr>
           <w:p>
             <w:pPr>
-              <w:keepNext/>
               <w:spacing w:before="40" w:after="40" w:line="276" w:lineRule="auto"/>
               <w:jc w:val="left"/>
             </w:pPr>
@@ -5562,7 +5453,6 @@
           </w:tcPr>
           <w:p>
             <w:pPr>
-              <w:keepNext/>
               <w:spacing w:before="40" w:after="40" w:line="276" w:lineRule="auto"/>
               <w:jc w:val="left"/>
             </w:pPr>
@@ -5590,7 +5480,7 @@
       </w:tr>
       <w:tr>
         <w:trPr>
-          <w:cantSplit w:val="true"/>
+          <w:cantSplit/>
         </w:trPr>
         <w:tc>
           <w:tcPr>
@@ -5599,7 +5489,6 @@
           </w:tcPr>
           <w:p>
             <w:pPr>
-              <w:keepNext/>
               <w:spacing w:before="40" w:after="40" w:line="276" w:lineRule="auto"/>
               <w:jc w:val="left"/>
             </w:pPr>
@@ -5620,7 +5509,6 @@
           </w:tcPr>
           <w:p>
             <w:pPr>
-              <w:keepNext/>
               <w:spacing w:before="40" w:after="40" w:line="276" w:lineRule="auto"/>
               <w:jc w:val="left"/>
             </w:pPr>
@@ -5641,7 +5529,6 @@
           </w:tcPr>
           <w:p>
             <w:pPr>
-              <w:keepNext/>
               <w:spacing w:before="40" w:after="40" w:line="276" w:lineRule="auto"/>
               <w:jc w:val="left"/>
             </w:pPr>
@@ -5662,7 +5549,6 @@
           </w:tcPr>
           <w:p>
             <w:pPr>
-              <w:keepNext/>
               <w:spacing w:before="40" w:after="40" w:line="276" w:lineRule="auto"/>
               <w:jc w:val="left"/>
             </w:pPr>
@@ -5690,7 +5576,7 @@
       </w:tr>
       <w:tr>
         <w:trPr>
-          <w:cantSplit w:val="true"/>
+          <w:cantSplit/>
         </w:trPr>
         <w:tc>
           <w:tcPr>
@@ -5818,8 +5704,8 @@
       </w:tblGrid>
       <w:tr>
         <w:trPr>
-          <w:tblHeader w:val="true"/>
-          <w:cantSplit w:val="true"/>
+          <w:tblHeader/>
+          <w:cantSplit/>
         </w:trPr>
         <w:tc>
           <w:tcPr>
@@ -5890,7 +5776,7 @@
       </w:tr>
       <w:tr>
         <w:trPr>
-          <w:cantSplit w:val="true"/>
+          <w:cantSplit/>
         </w:trPr>
         <w:tc>
           <w:tcPr>
@@ -5898,7 +5784,6 @@
           </w:tcPr>
           <w:p>
             <w:pPr>
-              <w:keepNext/>
               <w:spacing w:before="40" w:after="40" w:line="276" w:lineRule="auto"/>
               <w:jc w:val="left"/>
             </w:pPr>
@@ -5918,7 +5803,6 @@
           </w:tcPr>
           <w:p>
             <w:pPr>
-              <w:keepNext/>
               <w:spacing w:before="40" w:after="40" w:line="276" w:lineRule="auto"/>
               <w:jc w:val="left"/>
             </w:pPr>
@@ -5938,7 +5822,6 @@
           </w:tcPr>
           <w:p>
             <w:pPr>
-              <w:keepNext/>
               <w:spacing w:before="40" w:after="40" w:line="276" w:lineRule="auto"/>
               <w:jc w:val="left"/>
             </w:pPr>
@@ -5973,7 +5856,7 @@
       </w:tr>
       <w:tr>
         <w:trPr>
-          <w:cantSplit w:val="true"/>
+          <w:cantSplit/>
         </w:trPr>
         <w:tc>
           <w:tcPr>
@@ -5982,7 +5865,6 @@
           </w:tcPr>
           <w:p>
             <w:pPr>
-              <w:keepNext/>
               <w:spacing w:before="40" w:after="40" w:line="276" w:lineRule="auto"/>
               <w:jc w:val="left"/>
             </w:pPr>
@@ -6003,7 +5885,6 @@
           </w:tcPr>
           <w:p>
             <w:pPr>
-              <w:keepNext/>
               <w:spacing w:before="40" w:after="40" w:line="276" w:lineRule="auto"/>
               <w:jc w:val="left"/>
             </w:pPr>
@@ -6024,7 +5905,6 @@
           </w:tcPr>
           <w:p>
             <w:pPr>
-              <w:keepNext/>
               <w:spacing w:before="40" w:after="40" w:line="276" w:lineRule="auto"/>
               <w:jc w:val="left"/>
             </w:pPr>
@@ -6050,7 +5930,7 @@
       </w:tr>
       <w:tr>
         <w:trPr>
-          <w:cantSplit w:val="true"/>
+          <w:cantSplit/>
         </w:trPr>
         <w:tc>
           <w:tcPr>
@@ -6058,7 +5938,6 @@
           </w:tcPr>
           <w:p>
             <w:pPr>
-              <w:keepNext/>
               <w:spacing w:before="40" w:after="40" w:line="276" w:lineRule="auto"/>
               <w:jc w:val="left"/>
             </w:pPr>
@@ -6078,7 +5957,6 @@
           </w:tcPr>
           <w:p>
             <w:pPr>
-              <w:keepNext/>
               <w:spacing w:before="40" w:after="40" w:line="276" w:lineRule="auto"/>
               <w:jc w:val="left"/>
             </w:pPr>
@@ -6098,7 +5976,6 @@
           </w:tcPr>
           <w:p>
             <w:pPr>
-              <w:keepNext/>
               <w:spacing w:before="40" w:after="40" w:line="276" w:lineRule="auto"/>
               <w:jc w:val="left"/>
             </w:pPr>
@@ -6116,7 +5993,7 @@
       </w:tr>
       <w:tr>
         <w:trPr>
-          <w:cantSplit w:val="true"/>
+          <w:cantSplit/>
         </w:trPr>
         <w:tc>
           <w:tcPr>
@@ -6125,7 +6002,6 @@
           </w:tcPr>
           <w:p>
             <w:pPr>
-              <w:keepNext/>
               <w:spacing w:before="40" w:after="40" w:line="276" w:lineRule="auto"/>
               <w:jc w:val="left"/>
             </w:pPr>
@@ -6146,7 +6022,6 @@
           </w:tcPr>
           <w:p>
             <w:pPr>
-              <w:keepNext/>
               <w:spacing w:before="40" w:after="40" w:line="276" w:lineRule="auto"/>
               <w:jc w:val="left"/>
             </w:pPr>
@@ -6167,7 +6042,6 @@
           </w:tcPr>
           <w:p>
             <w:pPr>
-              <w:keepNext/>
               <w:spacing w:before="40" w:after="40" w:line="276" w:lineRule="auto"/>
               <w:jc w:val="left"/>
             </w:pPr>
@@ -6202,7 +6076,7 @@
       </w:tr>
       <w:tr>
         <w:trPr>
-          <w:cantSplit w:val="true"/>
+          <w:cantSplit/>
         </w:trPr>
         <w:tc>
           <w:tcPr>
@@ -6210,7 +6084,6 @@
           </w:tcPr>
           <w:p>
             <w:pPr>
-              <w:keepNext/>
               <w:spacing w:before="40" w:after="40" w:line="276" w:lineRule="auto"/>
               <w:jc w:val="left"/>
             </w:pPr>
@@ -6230,7 +6103,6 @@
           </w:tcPr>
           <w:p>
             <w:pPr>
-              <w:keepNext/>
               <w:spacing w:before="40" w:after="40" w:line="276" w:lineRule="auto"/>
               <w:jc w:val="left"/>
             </w:pPr>
@@ -6250,7 +6122,6 @@
           </w:tcPr>
           <w:p>
             <w:pPr>
-              <w:keepNext/>
               <w:spacing w:before="40" w:after="40" w:line="276" w:lineRule="auto"/>
               <w:jc w:val="left"/>
             </w:pPr>
@@ -6276,7 +6147,7 @@
       </w:tr>
       <w:tr>
         <w:trPr>
-          <w:cantSplit w:val="true"/>
+          <w:cantSplit/>
         </w:trPr>
         <w:tc>
           <w:tcPr>
@@ -6564,8 +6435,8 @@
       </w:tblGrid>
       <w:tr>
         <w:trPr>
-          <w:tblHeader w:val="true"/>
-          <w:cantSplit w:val="true"/>
+          <w:tblHeader/>
+          <w:cantSplit/>
         </w:trPr>
         <w:tc>
           <w:tcPr>
@@ -6614,7 +6485,7 @@
       </w:tr>
       <w:tr>
         <w:trPr>
-          <w:cantSplit w:val="true"/>
+          <w:cantSplit/>
         </w:trPr>
         <w:tc>
           <w:tcPr>
@@ -6622,7 +6493,6 @@
           </w:tcPr>
           <w:p>
             <w:pPr>
-              <w:keepNext/>
               <w:spacing w:before="40" w:after="40" w:line="276" w:lineRule="auto"/>
               <w:jc w:val="right"/>
             </w:pPr>
@@ -6642,7 +6512,6 @@
           </w:tcPr>
           <w:p>
             <w:pPr>
-              <w:keepNext/>
               <w:spacing w:before="40" w:after="40" w:line="276" w:lineRule="auto"/>
               <w:jc w:val="left"/>
             </w:pPr>
@@ -6659,7 +6528,7 @@
       </w:tr>
       <w:tr>
         <w:trPr>
-          <w:cantSplit w:val="true"/>
+          <w:cantSplit/>
         </w:trPr>
         <w:tc>
           <w:tcPr>
@@ -6668,7 +6537,6 @@
           </w:tcPr>
           <w:p>
             <w:pPr>
-              <w:keepNext/>
               <w:spacing w:before="40" w:after="40" w:line="276" w:lineRule="auto"/>
               <w:jc w:val="right"/>
             </w:pPr>
@@ -6689,7 +6557,6 @@
           </w:tcPr>
           <w:p>
             <w:pPr>
-              <w:keepNext/>
               <w:spacing w:before="40" w:after="40" w:line="276" w:lineRule="auto"/>
               <w:jc w:val="left"/>
             </w:pPr>
@@ -6706,7 +6573,7 @@
       </w:tr>
       <w:tr>
         <w:trPr>
-          <w:cantSplit w:val="true"/>
+          <w:cantSplit/>
         </w:trPr>
         <w:tc>
           <w:tcPr>
@@ -6714,7 +6581,6 @@
           </w:tcPr>
           <w:p>
             <w:pPr>
-              <w:keepNext/>
               <w:spacing w:before="40" w:after="40" w:line="276" w:lineRule="auto"/>
               <w:jc w:val="right"/>
             </w:pPr>
@@ -6734,7 +6600,6 @@
           </w:tcPr>
           <w:p>
             <w:pPr>
-              <w:keepNext/>
               <w:spacing w:before="40" w:after="40" w:line="276" w:lineRule="auto"/>
               <w:jc w:val="left"/>
             </w:pPr>
@@ -6751,7 +6616,7 @@
       </w:tr>
       <w:tr>
         <w:trPr>
-          <w:cantSplit w:val="true"/>
+          <w:cantSplit/>
         </w:trPr>
         <w:tc>
           <w:tcPr>
@@ -6816,7 +6681,7 @@
     <w:p>
       <w:pPr>
         <w:pStyle w:val="Heading1"/>
-        <w:spacing w:before="360"/>
+        <w:spacing w:before="320"/>
         <w:pBdr>
           <w:bottom w:val="single" w:sz="10" w:space="6" w:color="1F3B73"/>
         </w:pBdr>
@@ -6826,7 +6691,7 @@
           <w:rFonts w:ascii="Times New Roman" w:hAnsi="Times New Roman" w:cs="Times New Roman" w:eastAsia="微软雅黑"/>
           <w:b/>
           <w:color w:val="1F3B73"/>
-          <w:sz w:val="36"/>
+          <w:sz w:val="34"/>
         </w:rPr>
         <w:t>三、功能说明</w:t>
       </w:r>
@@ -6843,7 +6708,6 @@
         <w:rPr>
           <w:rFonts w:ascii="Times New Roman" w:hAnsi="Times New Roman" w:cs="Times New Roman" w:eastAsia="微软雅黑"/>
           <w:b w:val="0"/>
-          <w:i w:val="0"/>
           <w:color w:val="444444"/>
           <w:sz w:val="20"/>
         </w:rPr>
@@ -6853,7 +6717,6 @@
         <w:rPr>
           <w:rFonts w:ascii="Times New Roman" w:hAnsi="Times New Roman" w:cs="Times New Roman" w:eastAsia="微软雅黑"/>
           <w:b/>
-          <w:i w:val="0"/>
           <w:color w:val="444444"/>
           <w:sz w:val="20"/>
         </w:rPr>
@@ -6863,7 +6726,6 @@
         <w:rPr>
           <w:rFonts w:ascii="Times New Roman" w:hAnsi="Times New Roman" w:cs="Times New Roman" w:eastAsia="微软雅黑"/>
           <w:b w:val="0"/>
-          <w:i w:val="0"/>
           <w:color w:val="444444"/>
           <w:sz w:val="20"/>
         </w:rPr>
@@ -6873,7 +6735,6 @@
         <w:rPr>
           <w:rFonts w:ascii="Consolas" w:hAnsi="Consolas" w:cs="Consolas" w:eastAsia="Consolas"/>
           <w:b w:val="0"/>
-          <w:i w:val="0"/>
           <w:color w:val="B0305E"/>
           <w:sz w:val="19"/>
         </w:rPr>
@@ -6883,7 +6744,6 @@
         <w:rPr>
           <w:rFonts w:ascii="Times New Roman" w:hAnsi="Times New Roman" w:cs="Times New Roman" w:eastAsia="微软雅黑"/>
           <w:b w:val="0"/>
-          <w:i w:val="0"/>
           <w:color w:val="444444"/>
           <w:sz w:val="20"/>
         </w:rPr>
@@ -6893,7 +6753,6 @@
         <w:rPr>
           <w:rFonts w:ascii="Consolas" w:hAnsi="Consolas" w:cs="Consolas" w:eastAsia="Consolas"/>
           <w:b w:val="0"/>
-          <w:i w:val="0"/>
           <w:color w:val="B0305E"/>
           <w:sz w:val="19"/>
         </w:rPr>
@@ -6903,7 +6762,6 @@
         <w:rPr>
           <w:rFonts w:ascii="Times New Roman" w:hAnsi="Times New Roman" w:cs="Times New Roman" w:eastAsia="微软雅黑"/>
           <w:b w:val="0"/>
-          <w:i w:val="0"/>
           <w:color w:val="444444"/>
           <w:sz w:val="20"/>
         </w:rPr>
@@ -6913,7 +6771,6 @@
         <w:rPr>
           <w:rFonts w:ascii="Consolas" w:hAnsi="Consolas" w:cs="Consolas" w:eastAsia="Consolas"/>
           <w:b w:val="0"/>
-          <w:i w:val="0"/>
           <w:color w:val="B0305E"/>
           <w:sz w:val="19"/>
         </w:rPr>
@@ -6923,7 +6780,6 @@
         <w:rPr>
           <w:rFonts w:ascii="Times New Roman" w:hAnsi="Times New Roman" w:cs="Times New Roman" w:eastAsia="微软雅黑"/>
           <w:b w:val="0"/>
-          <w:i w:val="0"/>
           <w:color w:val="444444"/>
           <w:sz w:val="20"/>
         </w:rPr>
@@ -6974,8 +6830,8 @@
       </w:tblGrid>
       <w:tr>
         <w:trPr>
-          <w:tblHeader w:val="true"/>
-          <w:cantSplit w:val="true"/>
+          <w:tblHeader/>
+          <w:cantSplit/>
         </w:trPr>
         <w:tc>
           <w:tcPr>
@@ -7068,7 +6924,7 @@
       </w:tr>
       <w:tr>
         <w:trPr>
-          <w:cantSplit w:val="true"/>
+          <w:cantSplit/>
         </w:trPr>
         <w:tc>
           <w:tcPr>
@@ -7076,7 +6932,6 @@
           </w:tcPr>
           <w:p>
             <w:pPr>
-              <w:keepNext/>
               <w:spacing w:before="40" w:after="40" w:line="276" w:lineRule="auto"/>
               <w:jc w:val="right"/>
             </w:pPr>
@@ -7096,7 +6951,6 @@
           </w:tcPr>
           <w:p>
             <w:pPr>
-              <w:keepNext/>
               <w:spacing w:before="40" w:after="40" w:line="276" w:lineRule="auto"/>
               <w:jc w:val="left"/>
             </w:pPr>
@@ -7133,7 +6987,6 @@
           </w:tcPr>
           <w:p>
             <w:pPr>
-              <w:keepNext/>
               <w:spacing w:before="40" w:after="40" w:line="276" w:lineRule="auto"/>
               <w:jc w:val="left"/>
             </w:pPr>
@@ -7154,7 +7007,6 @@
           </w:tcPr>
           <w:p>
             <w:pPr>
-              <w:keepNext/>
               <w:spacing w:before="40" w:after="40" w:line="276" w:lineRule="auto"/>
               <w:jc w:val="left"/>
             </w:pPr>
@@ -7172,7 +7024,7 @@
       </w:tr>
       <w:tr>
         <w:trPr>
-          <w:cantSplit w:val="true"/>
+          <w:cantSplit/>
         </w:trPr>
         <w:tc>
           <w:tcPr>
@@ -7181,7 +7033,6 @@
           </w:tcPr>
           <w:p>
             <w:pPr>
-              <w:keepNext/>
               <w:spacing w:before="40" w:after="40" w:line="276" w:lineRule="auto"/>
               <w:jc w:val="right"/>
             </w:pPr>
@@ -7202,7 +7053,6 @@
           </w:tcPr>
           <w:p>
             <w:pPr>
-              <w:keepNext/>
               <w:spacing w:before="40" w:after="40" w:line="276" w:lineRule="auto"/>
               <w:jc w:val="left"/>
             </w:pPr>
@@ -7223,7 +7073,6 @@
           </w:tcPr>
           <w:p>
             <w:pPr>
-              <w:keepNext/>
               <w:spacing w:before="40" w:after="40" w:line="276" w:lineRule="auto"/>
               <w:jc w:val="left"/>
             </w:pPr>
@@ -7287,7 +7136,6 @@
           </w:tcPr>
           <w:p>
             <w:pPr>
-              <w:keepNext/>
               <w:spacing w:before="40" w:after="40" w:line="276" w:lineRule="auto"/>
               <w:jc w:val="left"/>
             </w:pPr>
@@ -7313,7 +7161,7 @@
       </w:tr>
       <w:tr>
         <w:trPr>
-          <w:cantSplit w:val="true"/>
+          <w:cantSplit/>
         </w:trPr>
         <w:tc>
           <w:tcPr>
@@ -7321,7 +7169,6 @@
           </w:tcPr>
           <w:p>
             <w:pPr>
-              <w:keepNext/>
               <w:spacing w:before="40" w:after="40" w:line="276" w:lineRule="auto"/>
               <w:jc w:val="right"/>
             </w:pPr>
@@ -7341,7 +7188,6 @@
           </w:tcPr>
           <w:p>
             <w:pPr>
-              <w:keepNext/>
               <w:spacing w:before="40" w:after="40" w:line="276" w:lineRule="auto"/>
               <w:jc w:val="left"/>
             </w:pPr>
@@ -7361,7 +7207,6 @@
           </w:tcPr>
           <w:p>
             <w:pPr>
-              <w:keepNext/>
               <w:spacing w:before="40" w:after="40" w:line="276" w:lineRule="auto"/>
               <w:jc w:val="left"/>
             </w:pPr>
@@ -7416,7 +7261,6 @@
           </w:tcPr>
           <w:p>
             <w:pPr>
-              <w:keepNext/>
               <w:spacing w:before="40" w:after="40" w:line="276" w:lineRule="auto"/>
               <w:jc w:val="left"/>
             </w:pPr>
@@ -7434,7 +7278,7 @@
       </w:tr>
       <w:tr>
         <w:trPr>
-          <w:cantSplit w:val="true"/>
+          <w:cantSplit/>
         </w:trPr>
         <w:tc>
           <w:tcPr>
@@ -7443,7 +7287,6 @@
           </w:tcPr>
           <w:p>
             <w:pPr>
-              <w:keepNext/>
               <w:spacing w:before="40" w:after="40" w:line="276" w:lineRule="auto"/>
               <w:jc w:val="right"/>
             </w:pPr>
@@ -7464,7 +7307,6 @@
           </w:tcPr>
           <w:p>
             <w:pPr>
-              <w:keepNext/>
               <w:spacing w:before="40" w:after="40" w:line="276" w:lineRule="auto"/>
               <w:jc w:val="left"/>
             </w:pPr>
@@ -7485,7 +7327,6 @@
           </w:tcPr>
           <w:p>
             <w:pPr>
-              <w:keepNext/>
               <w:spacing w:before="40" w:after="40" w:line="276" w:lineRule="auto"/>
               <w:jc w:val="left"/>
             </w:pPr>
@@ -7507,7 +7348,6 @@
           </w:tcPr>
           <w:p>
             <w:pPr>
-              <w:keepNext/>
               <w:spacing w:before="40" w:after="40" w:line="276" w:lineRule="auto"/>
               <w:jc w:val="left"/>
             </w:pPr>
@@ -7533,7 +7373,7 @@
       </w:tr>
       <w:tr>
         <w:trPr>
-          <w:cantSplit w:val="true"/>
+          <w:cantSplit/>
         </w:trPr>
         <w:tc>
           <w:tcPr>
@@ -7541,7 +7381,6 @@
           </w:tcPr>
           <w:p>
             <w:pPr>
-              <w:keepNext/>
               <w:spacing w:before="40" w:after="40" w:line="276" w:lineRule="auto"/>
               <w:jc w:val="right"/>
             </w:pPr>
@@ -7561,7 +7400,6 @@
           </w:tcPr>
           <w:p>
             <w:pPr>
-              <w:keepNext/>
               <w:spacing w:before="40" w:after="40" w:line="276" w:lineRule="auto"/>
               <w:jc w:val="left"/>
             </w:pPr>
@@ -7581,7 +7419,6 @@
           </w:tcPr>
           <w:p>
             <w:pPr>
-              <w:keepNext/>
               <w:spacing w:before="40" w:after="40" w:line="276" w:lineRule="auto"/>
               <w:jc w:val="left"/>
             </w:pPr>
@@ -7602,7 +7439,6 @@
           </w:tcPr>
           <w:p>
             <w:pPr>
-              <w:keepNext/>
               <w:spacing w:before="40" w:after="40" w:line="276" w:lineRule="auto"/>
               <w:jc w:val="left"/>
             </w:pPr>
@@ -7628,7 +7464,7 @@
       </w:tr>
       <w:tr>
         <w:trPr>
-          <w:cantSplit w:val="true"/>
+          <w:cantSplit/>
         </w:trPr>
         <w:tc>
           <w:tcPr>
@@ -7637,7 +7473,6 @@
           </w:tcPr>
           <w:p>
             <w:pPr>
-              <w:keepNext/>
               <w:spacing w:before="40" w:after="40" w:line="276" w:lineRule="auto"/>
               <w:jc w:val="right"/>
             </w:pPr>
@@ -7658,7 +7493,6 @@
           </w:tcPr>
           <w:p>
             <w:pPr>
-              <w:keepNext/>
               <w:spacing w:before="40" w:after="40" w:line="276" w:lineRule="auto"/>
               <w:jc w:val="left"/>
             </w:pPr>
@@ -7679,7 +7513,6 @@
           </w:tcPr>
           <w:p>
             <w:pPr>
-              <w:keepNext/>
               <w:spacing w:before="40" w:after="40" w:line="276" w:lineRule="auto"/>
               <w:jc w:val="left"/>
             </w:pPr>
@@ -7701,7 +7534,6 @@
           </w:tcPr>
           <w:p>
             <w:pPr>
-              <w:keepNext/>
               <w:spacing w:before="40" w:after="40" w:line="276" w:lineRule="auto"/>
               <w:jc w:val="left"/>
             </w:pPr>
@@ -7727,7 +7559,7 @@
       </w:tr>
       <w:tr>
         <w:trPr>
-          <w:cantSplit w:val="true"/>
+          <w:cantSplit/>
         </w:trPr>
         <w:tc>
           <w:tcPr>
@@ -7735,7 +7567,6 @@
           </w:tcPr>
           <w:p>
             <w:pPr>
-              <w:keepNext/>
               <w:spacing w:before="40" w:after="40" w:line="276" w:lineRule="auto"/>
               <w:jc w:val="right"/>
             </w:pPr>
@@ -7755,7 +7586,6 @@
           </w:tcPr>
           <w:p>
             <w:pPr>
-              <w:keepNext/>
               <w:spacing w:before="40" w:after="40" w:line="276" w:lineRule="auto"/>
               <w:jc w:val="left"/>
             </w:pPr>
@@ -7775,7 +7605,6 @@
           </w:tcPr>
           <w:p>
             <w:pPr>
-              <w:keepNext/>
               <w:spacing w:before="40" w:after="40" w:line="276" w:lineRule="auto"/>
               <w:jc w:val="left"/>
             </w:pPr>
@@ -7796,7 +7625,6 @@
           </w:tcPr>
           <w:p>
             <w:pPr>
-              <w:keepNext/>
               <w:spacing w:before="40" w:after="40" w:line="276" w:lineRule="auto"/>
               <w:jc w:val="left"/>
             </w:pPr>
@@ -7814,7 +7642,7 @@
       </w:tr>
       <w:tr>
         <w:trPr>
-          <w:cantSplit w:val="true"/>
+          <w:cantSplit/>
         </w:trPr>
         <w:tc>
           <w:tcPr>
@@ -7823,7 +7651,6 @@
           </w:tcPr>
           <w:p>
             <w:pPr>
-              <w:keepNext/>
               <w:spacing w:before="40" w:after="40" w:line="276" w:lineRule="auto"/>
               <w:jc w:val="right"/>
             </w:pPr>
@@ -7844,7 +7671,6 @@
           </w:tcPr>
           <w:p>
             <w:pPr>
-              <w:keepNext/>
               <w:spacing w:before="40" w:after="40" w:line="276" w:lineRule="auto"/>
               <w:jc w:val="left"/>
             </w:pPr>
@@ -7865,7 +7691,6 @@
           </w:tcPr>
           <w:p>
             <w:pPr>
-              <w:keepNext/>
               <w:spacing w:before="40" w:after="40" w:line="276" w:lineRule="auto"/>
               <w:jc w:val="left"/>
             </w:pPr>
@@ -7887,7 +7712,6 @@
           </w:tcPr>
           <w:p>
             <w:pPr>
-              <w:keepNext/>
               <w:spacing w:before="40" w:after="40" w:line="276" w:lineRule="auto"/>
               <w:jc w:val="left"/>
             </w:pPr>
@@ -7905,7 +7729,7 @@
       </w:tr>
       <w:tr>
         <w:trPr>
-          <w:cantSplit w:val="true"/>
+          <w:cantSplit/>
         </w:trPr>
         <w:tc>
           <w:tcPr>
@@ -7913,7 +7737,6 @@
           </w:tcPr>
           <w:p>
             <w:pPr>
-              <w:keepNext/>
               <w:spacing w:before="40" w:after="40" w:line="276" w:lineRule="auto"/>
               <w:jc w:val="right"/>
             </w:pPr>
@@ -7933,7 +7756,6 @@
           </w:tcPr>
           <w:p>
             <w:pPr>
-              <w:keepNext/>
               <w:spacing w:before="40" w:after="40" w:line="276" w:lineRule="auto"/>
               <w:jc w:val="left"/>
             </w:pPr>
@@ -7953,7 +7775,6 @@
           </w:tcPr>
           <w:p>
             <w:pPr>
-              <w:keepNext/>
               <w:spacing w:before="40" w:after="40" w:line="276" w:lineRule="auto"/>
               <w:jc w:val="left"/>
             </w:pPr>
@@ -7974,7 +7795,6 @@
           </w:tcPr>
           <w:p>
             <w:pPr>
-              <w:keepNext/>
               <w:spacing w:before="40" w:after="40" w:line="276" w:lineRule="auto"/>
               <w:jc w:val="left"/>
             </w:pPr>
@@ -8000,7 +7820,7 @@
       </w:tr>
       <w:tr>
         <w:trPr>
-          <w:cantSplit w:val="true"/>
+          <w:cantSplit/>
         </w:trPr>
         <w:tc>
           <w:tcPr>
@@ -8009,7 +7829,6 @@
           </w:tcPr>
           <w:p>
             <w:pPr>
-              <w:keepNext/>
               <w:spacing w:before="40" w:after="40" w:line="276" w:lineRule="auto"/>
               <w:jc w:val="right"/>
             </w:pPr>
@@ -8030,7 +7849,6 @@
           </w:tcPr>
           <w:p>
             <w:pPr>
-              <w:keepNext/>
               <w:spacing w:before="40" w:after="40" w:line="276" w:lineRule="auto"/>
               <w:jc w:val="left"/>
             </w:pPr>
@@ -8051,7 +7869,6 @@
           </w:tcPr>
           <w:p>
             <w:pPr>
-              <w:keepNext/>
               <w:spacing w:before="40" w:after="40" w:line="276" w:lineRule="auto"/>
               <w:jc w:val="left"/>
             </w:pPr>
@@ -8073,7 +7890,6 @@
           </w:tcPr>
           <w:p>
             <w:pPr>
-              <w:keepNext/>
               <w:spacing w:before="40" w:after="40" w:line="276" w:lineRule="auto"/>
               <w:jc w:val="left"/>
             </w:pPr>
@@ -8091,7 +7907,7 @@
       </w:tr>
       <w:tr>
         <w:trPr>
-          <w:cantSplit w:val="true"/>
+          <w:cantSplit/>
         </w:trPr>
         <w:tc>
           <w:tcPr>
@@ -8099,7 +7915,6 @@
           </w:tcPr>
           <w:p>
             <w:pPr>
-              <w:keepNext/>
               <w:spacing w:before="40" w:after="40" w:line="276" w:lineRule="auto"/>
               <w:jc w:val="right"/>
             </w:pPr>
@@ -8119,7 +7934,6 @@
           </w:tcPr>
           <w:p>
             <w:pPr>
-              <w:keepNext/>
               <w:spacing w:before="40" w:after="40" w:line="276" w:lineRule="auto"/>
               <w:jc w:val="left"/>
             </w:pPr>
@@ -8139,7 +7953,6 @@
           </w:tcPr>
           <w:p>
             <w:pPr>
-              <w:keepNext/>
               <w:spacing w:before="40" w:after="40" w:line="276" w:lineRule="auto"/>
               <w:jc w:val="left"/>
             </w:pPr>
@@ -8194,7 +8007,6 @@
           </w:tcPr>
           <w:p>
             <w:pPr>
-              <w:keepNext/>
               <w:spacing w:before="40" w:after="40" w:line="276" w:lineRule="auto"/>
               <w:jc w:val="left"/>
             </w:pPr>
@@ -8212,7 +8024,7 @@
       </w:tr>
       <w:tr>
         <w:trPr>
-          <w:cantSplit w:val="true"/>
+          <w:cantSplit/>
         </w:trPr>
         <w:tc>
           <w:tcPr>
@@ -8221,7 +8033,6 @@
           </w:tcPr>
           <w:p>
             <w:pPr>
-              <w:keepNext/>
               <w:spacing w:before="40" w:after="40" w:line="276" w:lineRule="auto"/>
               <w:jc w:val="right"/>
             </w:pPr>
@@ -8242,7 +8053,6 @@
           </w:tcPr>
           <w:p>
             <w:pPr>
-              <w:keepNext/>
               <w:spacing w:before="40" w:after="40" w:line="276" w:lineRule="auto"/>
               <w:jc w:val="left"/>
             </w:pPr>
@@ -8263,7 +8073,6 @@
           </w:tcPr>
           <w:p>
             <w:pPr>
-              <w:keepNext/>
               <w:spacing w:before="40" w:after="40" w:line="276" w:lineRule="auto"/>
               <w:jc w:val="left"/>
             </w:pPr>
@@ -8327,7 +8136,6 @@
           </w:tcPr>
           <w:p>
             <w:pPr>
-              <w:keepNext/>
               <w:spacing w:before="40" w:after="40" w:line="276" w:lineRule="auto"/>
               <w:jc w:val="left"/>
             </w:pPr>
@@ -8353,7 +8161,7 @@
       </w:tr>
       <w:tr>
         <w:trPr>
-          <w:cantSplit w:val="true"/>
+          <w:cantSplit/>
         </w:trPr>
         <w:tc>
           <w:tcPr>
@@ -8361,7 +8169,6 @@
           </w:tcPr>
           <w:p>
             <w:pPr>
-              <w:keepNext/>
               <w:spacing w:before="40" w:after="40" w:line="276" w:lineRule="auto"/>
               <w:jc w:val="right"/>
             </w:pPr>
@@ -8381,7 +8188,6 @@
           </w:tcPr>
           <w:p>
             <w:pPr>
-              <w:keepNext/>
               <w:spacing w:before="40" w:after="40" w:line="276" w:lineRule="auto"/>
               <w:jc w:val="left"/>
             </w:pPr>
@@ -8401,7 +8207,6 @@
           </w:tcPr>
           <w:p>
             <w:pPr>
-              <w:keepNext/>
               <w:spacing w:before="40" w:after="40" w:line="276" w:lineRule="auto"/>
               <w:jc w:val="left"/>
             </w:pPr>
@@ -8422,7 +8227,6 @@
           </w:tcPr>
           <w:p>
             <w:pPr>
-              <w:keepNext/>
               <w:spacing w:before="40" w:after="40" w:line="276" w:lineRule="auto"/>
               <w:jc w:val="left"/>
             </w:pPr>
@@ -8440,7 +8244,7 @@
       </w:tr>
       <w:tr>
         <w:trPr>
-          <w:cantSplit w:val="true"/>
+          <w:cantSplit/>
         </w:trPr>
         <w:tc>
           <w:tcPr>
@@ -8449,7 +8253,6 @@
           </w:tcPr>
           <w:p>
             <w:pPr>
-              <w:keepNext/>
               <w:spacing w:before="40" w:after="40" w:line="276" w:lineRule="auto"/>
               <w:jc w:val="right"/>
             </w:pPr>
@@ -8470,7 +8273,6 @@
           </w:tcPr>
           <w:p>
             <w:pPr>
-              <w:keepNext/>
               <w:spacing w:before="40" w:after="40" w:line="276" w:lineRule="auto"/>
               <w:jc w:val="left"/>
             </w:pPr>
@@ -8491,7 +8293,6 @@
           </w:tcPr>
           <w:p>
             <w:pPr>
-              <w:keepNext/>
               <w:spacing w:before="40" w:after="40" w:line="276" w:lineRule="auto"/>
               <w:jc w:val="left"/>
             </w:pPr>
@@ -8530,7 +8331,6 @@
           </w:tcPr>
           <w:p>
             <w:pPr>
-              <w:keepNext/>
               <w:spacing w:before="40" w:after="40" w:line="276" w:lineRule="auto"/>
               <w:jc w:val="left"/>
             </w:pPr>
@@ -8548,7 +8348,7 @@
       </w:tr>
       <w:tr>
         <w:trPr>
-          <w:cantSplit w:val="true"/>
+          <w:cantSplit/>
         </w:trPr>
         <w:tc>
           <w:tcPr>
@@ -8556,7 +8356,6 @@
           </w:tcPr>
           <w:p>
             <w:pPr>
-              <w:keepNext/>
               <w:spacing w:before="40" w:after="40" w:line="276" w:lineRule="auto"/>
               <w:jc w:val="right"/>
             </w:pPr>
@@ -8576,7 +8375,6 @@
           </w:tcPr>
           <w:p>
             <w:pPr>
-              <w:keepNext/>
               <w:spacing w:before="40" w:after="40" w:line="276" w:lineRule="auto"/>
               <w:jc w:val="left"/>
             </w:pPr>
@@ -8612,7 +8410,6 @@
           </w:tcPr>
           <w:p>
             <w:pPr>
-              <w:keepNext/>
               <w:spacing w:before="40" w:after="40" w:line="276" w:lineRule="auto"/>
               <w:jc w:val="left"/>
             </w:pPr>
@@ -8650,7 +8447,6 @@
           </w:tcPr>
           <w:p>
             <w:pPr>
-              <w:keepNext/>
               <w:spacing w:before="40" w:after="40" w:line="276" w:lineRule="auto"/>
               <w:jc w:val="left"/>
             </w:pPr>
@@ -8668,7 +8464,7 @@
       </w:tr>
       <w:tr>
         <w:trPr>
-          <w:cantSplit w:val="true"/>
+          <w:cantSplit/>
         </w:trPr>
         <w:tc>
           <w:tcPr>
@@ -8876,8 +8672,8 @@
       </w:tblGrid>
       <w:tr>
         <w:trPr>
-          <w:tblHeader w:val="true"/>
-          <w:cantSplit w:val="true"/>
+          <w:tblHeader/>
+          <w:cantSplit/>
         </w:trPr>
         <w:tc>
           <w:tcPr>
@@ -9036,7 +8832,7 @@
       </w:tr>
       <w:tr>
         <w:trPr>
-          <w:cantSplit w:val="true"/>
+          <w:cantSplit/>
         </w:trPr>
         <w:tc>
           <w:tcPr>
@@ -9044,7 +8840,6 @@
           </w:tcPr>
           <w:p>
             <w:pPr>
-              <w:keepNext/>
               <w:spacing w:before="40" w:after="40" w:line="276" w:lineRule="auto"/>
               <w:jc w:val="left"/>
             </w:pPr>
@@ -9065,7 +8860,6 @@
           </w:tcPr>
           <w:p>
             <w:pPr>
-              <w:keepNext/>
               <w:spacing w:before="40" w:after="40" w:line="276" w:lineRule="auto"/>
               <w:jc w:val="left"/>
             </w:pPr>
@@ -9085,7 +8879,6 @@
           </w:tcPr>
           <w:p>
             <w:pPr>
-              <w:keepNext/>
               <w:spacing w:before="40" w:after="40" w:line="276" w:lineRule="auto"/>
               <w:jc w:val="left"/>
             </w:pPr>
@@ -9105,7 +8898,6 @@
           </w:tcPr>
           <w:p>
             <w:pPr>
-              <w:keepNext/>
               <w:spacing w:before="40" w:after="40" w:line="276" w:lineRule="auto"/>
               <w:jc w:val="right"/>
             </w:pPr>
@@ -9125,7 +8917,6 @@
           </w:tcPr>
           <w:p>
             <w:pPr>
-              <w:keepNext/>
               <w:spacing w:before="40" w:after="40" w:line="276" w:lineRule="auto"/>
               <w:jc w:val="right"/>
             </w:pPr>
@@ -9145,7 +8936,6 @@
           </w:tcPr>
           <w:p>
             <w:pPr>
-              <w:keepNext/>
               <w:spacing w:before="40" w:after="40" w:line="276" w:lineRule="auto"/>
               <w:jc w:val="left"/>
             </w:pPr>
@@ -9165,7 +8955,6 @@
           </w:tcPr>
           <w:p>
             <w:pPr>
-              <w:keepNext/>
               <w:spacing w:before="40" w:after="40" w:line="276" w:lineRule="auto"/>
               <w:jc w:val="right"/>
             </w:pPr>
@@ -9182,7 +8971,7 @@
       </w:tr>
       <w:tr>
         <w:trPr>
-          <w:cantSplit w:val="true"/>
+          <w:cantSplit/>
         </w:trPr>
         <w:tc>
           <w:tcPr>
@@ -9191,7 +8980,6 @@
           </w:tcPr>
           <w:p>
             <w:pPr>
-              <w:keepNext/>
               <w:spacing w:before="40" w:after="40" w:line="276" w:lineRule="auto"/>
               <w:jc w:val="left"/>
             </w:pPr>
@@ -9213,7 +9001,6 @@
           </w:tcPr>
           <w:p>
             <w:pPr>
-              <w:keepNext/>
               <w:spacing w:before="40" w:after="40" w:line="276" w:lineRule="auto"/>
               <w:jc w:val="left"/>
             </w:pPr>
@@ -9234,7 +9021,6 @@
           </w:tcPr>
           <w:p>
             <w:pPr>
-              <w:keepNext/>
               <w:spacing w:before="40" w:after="40" w:line="276" w:lineRule="auto"/>
               <w:jc w:val="left"/>
             </w:pPr>
@@ -9255,7 +9041,6 @@
           </w:tcPr>
           <w:p>
             <w:pPr>
-              <w:keepNext/>
               <w:spacing w:before="40" w:after="40" w:line="276" w:lineRule="auto"/>
               <w:jc w:val="right"/>
             </w:pPr>
@@ -9276,7 +9061,6 @@
           </w:tcPr>
           <w:p>
             <w:pPr>
-              <w:keepNext/>
               <w:spacing w:before="40" w:after="40" w:line="276" w:lineRule="auto"/>
               <w:jc w:val="right"/>
             </w:pPr>
@@ -9297,7 +9081,6 @@
           </w:tcPr>
           <w:p>
             <w:pPr>
-              <w:keepNext/>
               <w:spacing w:before="40" w:after="40" w:line="276" w:lineRule="auto"/>
               <w:jc w:val="left"/>
             </w:pPr>
@@ -9318,7 +9101,6 @@
           </w:tcPr>
           <w:p>
             <w:pPr>
-              <w:keepNext/>
               <w:spacing w:before="40" w:after="40" w:line="276" w:lineRule="auto"/>
               <w:jc w:val="right"/>
             </w:pPr>
@@ -9335,7 +9117,7 @@
       </w:tr>
       <w:tr>
         <w:trPr>
-          <w:cantSplit w:val="true"/>
+          <w:cantSplit/>
         </w:trPr>
         <w:tc>
           <w:tcPr>
@@ -9343,7 +9125,6 @@
           </w:tcPr>
           <w:p>
             <w:pPr>
-              <w:keepNext/>
               <w:spacing w:before="40" w:after="40" w:line="276" w:lineRule="auto"/>
               <w:jc w:val="left"/>
             </w:pPr>
@@ -9364,7 +9145,6 @@
           </w:tcPr>
           <w:p>
             <w:pPr>
-              <w:keepNext/>
               <w:spacing w:before="40" w:after="40" w:line="276" w:lineRule="auto"/>
               <w:jc w:val="left"/>
             </w:pPr>
@@ -9384,7 +9164,6 @@
           </w:tcPr>
           <w:p>
             <w:pPr>
-              <w:keepNext/>
               <w:spacing w:before="40" w:after="40" w:line="276" w:lineRule="auto"/>
               <w:jc w:val="left"/>
             </w:pPr>
@@ -9404,7 +9183,6 @@
           </w:tcPr>
           <w:p>
             <w:pPr>
-              <w:keepNext/>
               <w:spacing w:before="40" w:after="40" w:line="276" w:lineRule="auto"/>
               <w:jc w:val="right"/>
             </w:pPr>
@@ -9424,7 +9202,6 @@
           </w:tcPr>
           <w:p>
             <w:pPr>
-              <w:keepNext/>
               <w:spacing w:before="40" w:after="40" w:line="276" w:lineRule="auto"/>
               <w:jc w:val="right"/>
             </w:pPr>
@@ -9444,7 +9221,6 @@
           </w:tcPr>
           <w:p>
             <w:pPr>
-              <w:keepNext/>
               <w:spacing w:before="40" w:after="40" w:line="276" w:lineRule="auto"/>
               <w:jc w:val="left"/>
             </w:pPr>
@@ -9464,7 +9240,6 @@
           </w:tcPr>
           <w:p>
             <w:pPr>
-              <w:keepNext/>
               <w:spacing w:before="40" w:after="40" w:line="276" w:lineRule="auto"/>
               <w:jc w:val="right"/>
             </w:pPr>
@@ -9481,7 +9256,7 @@
       </w:tr>
       <w:tr>
         <w:trPr>
-          <w:cantSplit w:val="true"/>
+          <w:cantSplit/>
         </w:trPr>
         <w:tc>
           <w:tcPr>
@@ -9490,7 +9265,6 @@
           </w:tcPr>
           <w:p>
             <w:pPr>
-              <w:keepNext/>
               <w:spacing w:before="40" w:after="40" w:line="276" w:lineRule="auto"/>
               <w:jc w:val="left"/>
             </w:pPr>
@@ -9512,7 +9286,6 @@
           </w:tcPr>
           <w:p>
             <w:pPr>
-              <w:keepNext/>
               <w:spacing w:before="40" w:after="40" w:line="276" w:lineRule="auto"/>
               <w:jc w:val="left"/>
             </w:pPr>
@@ -9533,7 +9306,6 @@
           </w:tcPr>
           <w:p>
             <w:pPr>
-              <w:keepNext/>
               <w:spacing w:before="40" w:after="40" w:line="276" w:lineRule="auto"/>
               <w:jc w:val="left"/>
             </w:pPr>
@@ -9554,7 +9326,6 @@
           </w:tcPr>
           <w:p>
             <w:pPr>
-              <w:keepNext/>
               <w:spacing w:before="40" w:after="40" w:line="276" w:lineRule="auto"/>
               <w:jc w:val="right"/>
             </w:pPr>
@@ -9575,7 +9346,6 @@
           </w:tcPr>
           <w:p>
             <w:pPr>
-              <w:keepNext/>
               <w:spacing w:before="40" w:after="40" w:line="276" w:lineRule="auto"/>
               <w:jc w:val="right"/>
             </w:pPr>
@@ -9596,7 +9366,6 @@
           </w:tcPr>
           <w:p>
             <w:pPr>
-              <w:keepNext/>
               <w:spacing w:before="40" w:after="40" w:line="276" w:lineRule="auto"/>
               <w:jc w:val="left"/>
             </w:pPr>
@@ -9617,7 +9386,6 @@
           </w:tcPr>
           <w:p>
             <w:pPr>
-              <w:keepNext/>
               <w:spacing w:before="40" w:after="40" w:line="276" w:lineRule="auto"/>
               <w:jc w:val="right"/>
             </w:pPr>
@@ -9634,7 +9402,7 @@
       </w:tr>
       <w:tr>
         <w:trPr>
-          <w:cantSplit w:val="true"/>
+          <w:cantSplit/>
         </w:trPr>
         <w:tc>
           <w:tcPr>
@@ -9642,7 +9410,6 @@
           </w:tcPr>
           <w:p>
             <w:pPr>
-              <w:keepNext/>
               <w:spacing w:before="40" w:after="40" w:line="276" w:lineRule="auto"/>
               <w:jc w:val="left"/>
             </w:pPr>
@@ -9663,7 +9430,6 @@
           </w:tcPr>
           <w:p>
             <w:pPr>
-              <w:keepNext/>
               <w:spacing w:before="40" w:after="40" w:line="276" w:lineRule="auto"/>
               <w:jc w:val="left"/>
             </w:pPr>
@@ -9683,7 +9449,6 @@
           </w:tcPr>
           <w:p>
             <w:pPr>
-              <w:keepNext/>
               <w:spacing w:before="40" w:after="40" w:line="276" w:lineRule="auto"/>
               <w:jc w:val="left"/>
             </w:pPr>
@@ -9703,7 +9468,6 @@
           </w:tcPr>
           <w:p>
             <w:pPr>
-              <w:keepNext/>
               <w:spacing w:before="40" w:after="40" w:line="276" w:lineRule="auto"/>
               <w:jc w:val="right"/>
             </w:pPr>
@@ -9723,7 +9487,6 @@
           </w:tcPr>
           <w:p>
             <w:pPr>
-              <w:keepNext/>
               <w:spacing w:before="40" w:after="40" w:line="276" w:lineRule="auto"/>
               <w:jc w:val="right"/>
             </w:pPr>
@@ -9743,7 +9506,6 @@
           </w:tcPr>
           <w:p>
             <w:pPr>
-              <w:keepNext/>
               <w:spacing w:before="40" w:after="40" w:line="276" w:lineRule="auto"/>
               <w:jc w:val="left"/>
             </w:pPr>
@@ -9763,7 +9525,6 @@
           </w:tcPr>
           <w:p>
             <w:pPr>
-              <w:keepNext/>
               <w:spacing w:before="40" w:after="40" w:line="276" w:lineRule="auto"/>
               <w:jc w:val="right"/>
             </w:pPr>
@@ -9780,7 +9541,7 @@
       </w:tr>
       <w:tr>
         <w:trPr>
-          <w:cantSplit w:val="true"/>
+          <w:cantSplit/>
         </w:trPr>
         <w:tc>
           <w:tcPr>
@@ -9789,7 +9550,6 @@
           </w:tcPr>
           <w:p>
             <w:pPr>
-              <w:keepNext/>
               <w:spacing w:before="40" w:after="40" w:line="276" w:lineRule="auto"/>
               <w:jc w:val="left"/>
             </w:pPr>
@@ -9811,7 +9571,6 @@
           </w:tcPr>
           <w:p>
             <w:pPr>
-              <w:keepNext/>
               <w:spacing w:before="40" w:after="40" w:line="276" w:lineRule="auto"/>
               <w:jc w:val="left"/>
             </w:pPr>
@@ -9832,7 +9591,6 @@
           </w:tcPr>
           <w:p>
             <w:pPr>
-              <w:keepNext/>
               <w:spacing w:before="40" w:after="40" w:line="276" w:lineRule="auto"/>
               <w:jc w:val="left"/>
             </w:pPr>
@@ -9853,7 +9611,6 @@
           </w:tcPr>
           <w:p>
             <w:pPr>
-              <w:keepNext/>
               <w:spacing w:before="40" w:after="40" w:line="276" w:lineRule="auto"/>
               <w:jc w:val="right"/>
             </w:pPr>
@@ -9874,7 +9631,6 @@
           </w:tcPr>
           <w:p>
             <w:pPr>
-              <w:keepNext/>
               <w:spacing w:before="40" w:after="40" w:line="276" w:lineRule="auto"/>
               <w:jc w:val="right"/>
             </w:pPr>
@@ -9895,7 +9651,6 @@
           </w:tcPr>
           <w:p>
             <w:pPr>
-              <w:keepNext/>
               <w:spacing w:before="40" w:after="40" w:line="276" w:lineRule="auto"/>
               <w:jc w:val="left"/>
             </w:pPr>
@@ -9916,7 +9671,6 @@
           </w:tcPr>
           <w:p>
             <w:pPr>
-              <w:keepNext/>
               <w:spacing w:before="40" w:after="40" w:line="276" w:lineRule="auto"/>
               <w:jc w:val="right"/>
             </w:pPr>
@@ -9933,7 +9687,7 @@
       </w:tr>
       <w:tr>
         <w:trPr>
-          <w:cantSplit w:val="true"/>
+          <w:cantSplit/>
         </w:trPr>
         <w:tc>
           <w:tcPr>
@@ -9941,7 +9695,6 @@
           </w:tcPr>
           <w:p>
             <w:pPr>
-              <w:keepNext/>
               <w:spacing w:before="40" w:after="40" w:line="276" w:lineRule="auto"/>
               <w:jc w:val="left"/>
             </w:pPr>
@@ -9962,7 +9715,6 @@
           </w:tcPr>
           <w:p>
             <w:pPr>
-              <w:keepNext/>
               <w:spacing w:before="40" w:after="40" w:line="276" w:lineRule="auto"/>
               <w:jc w:val="left"/>
             </w:pPr>
@@ -9982,7 +9734,6 @@
           </w:tcPr>
           <w:p>
             <w:pPr>
-              <w:keepNext/>
               <w:spacing w:before="40" w:after="40" w:line="276" w:lineRule="auto"/>
               <w:jc w:val="left"/>
             </w:pPr>
@@ -10002,7 +9753,6 @@
           </w:tcPr>
           <w:p>
             <w:pPr>
-              <w:keepNext/>
               <w:spacing w:before="40" w:after="40" w:line="276" w:lineRule="auto"/>
               <w:jc w:val="right"/>
             </w:pPr>
@@ -10022,7 +9772,6 @@
           </w:tcPr>
           <w:p>
             <w:pPr>
-              <w:keepNext/>
               <w:spacing w:before="40" w:after="40" w:line="276" w:lineRule="auto"/>
               <w:jc w:val="right"/>
             </w:pPr>
@@ -10042,7 +9791,6 @@
           </w:tcPr>
           <w:p>
             <w:pPr>
-              <w:keepNext/>
               <w:spacing w:before="40" w:after="40" w:line="276" w:lineRule="auto"/>
               <w:jc w:val="left"/>
             </w:pPr>
@@ -10062,7 +9810,6 @@
           </w:tcPr>
           <w:p>
             <w:pPr>
-              <w:keepNext/>
               <w:spacing w:before="40" w:after="40" w:line="276" w:lineRule="auto"/>
               <w:jc w:val="right"/>
             </w:pPr>
@@ -10079,7 +9826,7 @@
       </w:tr>
       <w:tr>
         <w:trPr>
-          <w:cantSplit w:val="true"/>
+          <w:cantSplit/>
         </w:trPr>
         <w:tc>
           <w:tcPr>
@@ -10088,7 +9835,6 @@
           </w:tcPr>
           <w:p>
             <w:pPr>
-              <w:keepNext/>
               <w:spacing w:before="40" w:after="40" w:line="276" w:lineRule="auto"/>
               <w:jc w:val="left"/>
             </w:pPr>
@@ -10110,7 +9856,6 @@
           </w:tcPr>
           <w:p>
             <w:pPr>
-              <w:keepNext/>
               <w:spacing w:before="40" w:after="40" w:line="276" w:lineRule="auto"/>
               <w:jc w:val="left"/>
             </w:pPr>
@@ -10131,7 +9876,6 @@
           </w:tcPr>
           <w:p>
             <w:pPr>
-              <w:keepNext/>
               <w:spacing w:before="40" w:after="40" w:line="276" w:lineRule="auto"/>
               <w:jc w:val="left"/>
             </w:pPr>
@@ -10152,7 +9896,6 @@
           </w:tcPr>
           <w:p>
             <w:pPr>
-              <w:keepNext/>
               <w:spacing w:before="40" w:after="40" w:line="276" w:lineRule="auto"/>
               <w:jc w:val="right"/>
             </w:pPr>
@@ -10173,7 +9916,6 @@
           </w:tcPr>
           <w:p>
             <w:pPr>
-              <w:keepNext/>
               <w:spacing w:before="40" w:after="40" w:line="276" w:lineRule="auto"/>
               <w:jc w:val="right"/>
             </w:pPr>
@@ -10194,7 +9936,6 @@
           </w:tcPr>
           <w:p>
             <w:pPr>
-              <w:keepNext/>
               <w:spacing w:before="40" w:after="40" w:line="276" w:lineRule="auto"/>
               <w:jc w:val="left"/>
             </w:pPr>
@@ -10215,7 +9956,6 @@
           </w:tcPr>
           <w:p>
             <w:pPr>
-              <w:keepNext/>
               <w:spacing w:before="40" w:after="40" w:line="276" w:lineRule="auto"/>
               <w:jc w:val="right"/>
             </w:pPr>
@@ -10232,7 +9972,7 @@
       </w:tr>
       <w:tr>
         <w:trPr>
-          <w:cantSplit w:val="true"/>
+          <w:cantSplit/>
         </w:trPr>
         <w:tc>
           <w:tcPr>
@@ -10240,7 +9980,6 @@
           </w:tcPr>
           <w:p>
             <w:pPr>
-              <w:keepNext/>
               <w:spacing w:before="40" w:after="40" w:line="276" w:lineRule="auto"/>
               <w:jc w:val="left"/>
             </w:pPr>
@@ -10261,7 +10000,6 @@
           </w:tcPr>
           <w:p>
             <w:pPr>
-              <w:keepNext/>
               <w:spacing w:before="40" w:after="40" w:line="276" w:lineRule="auto"/>
               <w:jc w:val="left"/>
             </w:pPr>
@@ -10281,7 +10019,6 @@
           </w:tcPr>
           <w:p>
             <w:pPr>
-              <w:keepNext/>
               <w:spacing w:before="40" w:after="40" w:line="276" w:lineRule="auto"/>
               <w:jc w:val="left"/>
             </w:pPr>
@@ -10301,7 +10038,6 @@
           </w:tcPr>
           <w:p>
             <w:pPr>
-              <w:keepNext/>
               <w:spacing w:before="40" w:after="40" w:line="276" w:lineRule="auto"/>
               <w:jc w:val="right"/>
             </w:pPr>
@@ -10321,7 +10057,6 @@
           </w:tcPr>
           <w:p>
             <w:pPr>
-              <w:keepNext/>
               <w:spacing w:before="40" w:after="40" w:line="276" w:lineRule="auto"/>
               <w:jc w:val="right"/>
             </w:pPr>
@@ -10341,7 +10076,6 @@
           </w:tcPr>
           <w:p>
             <w:pPr>
-              <w:keepNext/>
               <w:spacing w:before="40" w:after="40" w:line="276" w:lineRule="auto"/>
               <w:jc w:val="left"/>
             </w:pPr>
@@ -10361,7 +10095,6 @@
           </w:tcPr>
           <w:p>
             <w:pPr>
-              <w:keepNext/>
               <w:spacing w:before="40" w:after="40" w:line="276" w:lineRule="auto"/>
               <w:jc w:val="right"/>
             </w:pPr>
@@ -10378,7 +10111,7 @@
       </w:tr>
       <w:tr>
         <w:trPr>
-          <w:cantSplit w:val="true"/>
+          <w:cantSplit/>
         </w:trPr>
         <w:tc>
           <w:tcPr>
@@ -10387,7 +10120,6 @@
           </w:tcPr>
           <w:p>
             <w:pPr>
-              <w:keepNext/>
               <w:spacing w:before="40" w:after="40" w:line="276" w:lineRule="auto"/>
               <w:jc w:val="left"/>
             </w:pPr>
@@ -10409,7 +10141,6 @@
           </w:tcPr>
           <w:p>
             <w:pPr>
-              <w:keepNext/>
               <w:spacing w:before="40" w:after="40" w:line="276" w:lineRule="auto"/>
               <w:jc w:val="left"/>
             </w:pPr>
@@ -10430,7 +10161,6 @@
           </w:tcPr>
           <w:p>
             <w:pPr>
-              <w:keepNext/>
               <w:spacing w:before="40" w:after="40" w:line="276" w:lineRule="auto"/>
               <w:jc w:val="left"/>
             </w:pPr>
@@ -10451,7 +10181,6 @@
           </w:tcPr>
           <w:p>
             <w:pPr>
-              <w:keepNext/>
               <w:spacing w:before="40" w:after="40" w:line="276" w:lineRule="auto"/>
               <w:jc w:val="right"/>
             </w:pPr>
@@ -10472,7 +10201,6 @@
           </w:tcPr>
           <w:p>
             <w:pPr>
-              <w:keepNext/>
               <w:spacing w:before="40" w:after="40" w:line="276" w:lineRule="auto"/>
               <w:jc w:val="right"/>
             </w:pPr>
@@ -10493,7 +10221,6 @@
           </w:tcPr>
           <w:p>
             <w:pPr>
-              <w:keepNext/>
               <w:spacing w:before="40" w:after="40" w:line="276" w:lineRule="auto"/>
               <w:jc w:val="left"/>
             </w:pPr>
@@ -10514,7 +10241,6 @@
           </w:tcPr>
           <w:p>
             <w:pPr>
-              <w:keepNext/>
               <w:spacing w:before="40" w:after="40" w:line="276" w:lineRule="auto"/>
               <w:jc w:val="right"/>
             </w:pPr>
@@ -10531,7 +10257,7 @@
       </w:tr>
       <w:tr>
         <w:trPr>
-          <w:cantSplit w:val="true"/>
+          <w:cantSplit/>
         </w:trPr>
         <w:tc>
           <w:tcPr>
@@ -10539,7 +10265,6 @@
           </w:tcPr>
           <w:p>
             <w:pPr>
-              <w:keepNext/>
               <w:spacing w:before="40" w:after="40" w:line="276" w:lineRule="auto"/>
               <w:jc w:val="left"/>
             </w:pPr>
@@ -10560,7 +10285,6 @@
           </w:tcPr>
           <w:p>
             <w:pPr>
-              <w:keepNext/>
               <w:spacing w:before="40" w:after="40" w:line="276" w:lineRule="auto"/>
               <w:jc w:val="left"/>
             </w:pPr>
@@ -10580,7 +10304,6 @@
           </w:tcPr>
           <w:p>
             <w:pPr>
-              <w:keepNext/>
               <w:spacing w:before="40" w:after="40" w:line="276" w:lineRule="auto"/>
               <w:jc w:val="left"/>
             </w:pPr>
@@ -10600,7 +10323,6 @@
           </w:tcPr>
           <w:p>
             <w:pPr>
-              <w:keepNext/>
               <w:spacing w:before="40" w:after="40" w:line="276" w:lineRule="auto"/>
               <w:jc w:val="right"/>
             </w:pPr>
@@ -10620,7 +10342,6 @@
           </w:tcPr>
           <w:p>
             <w:pPr>
-              <w:keepNext/>
               <w:spacing w:before="40" w:after="40" w:line="276" w:lineRule="auto"/>
               <w:jc w:val="right"/>
             </w:pPr>
@@ -10640,7 +10361,6 @@
           </w:tcPr>
           <w:p>
             <w:pPr>
-              <w:keepNext/>
               <w:spacing w:before="40" w:after="40" w:line="276" w:lineRule="auto"/>
               <w:jc w:val="left"/>
             </w:pPr>
@@ -10660,7 +10380,6 @@
           </w:tcPr>
           <w:p>
             <w:pPr>
-              <w:keepNext/>
               <w:spacing w:before="40" w:after="40" w:line="276" w:lineRule="auto"/>
               <w:jc w:val="right"/>
             </w:pPr>
@@ -10677,7 +10396,7 @@
       </w:tr>
       <w:tr>
         <w:trPr>
-          <w:cantSplit w:val="true"/>
+          <w:cantSplit/>
         </w:trPr>
         <w:tc>
           <w:tcPr>
@@ -10686,7 +10405,6 @@
           </w:tcPr>
           <w:p>
             <w:pPr>
-              <w:keepNext/>
               <w:spacing w:before="40" w:after="40" w:line="276" w:lineRule="auto"/>
               <w:jc w:val="left"/>
             </w:pPr>
@@ -10708,7 +10426,6 @@
           </w:tcPr>
           <w:p>
             <w:pPr>
-              <w:keepNext/>
               <w:spacing w:before="40" w:after="40" w:line="276" w:lineRule="auto"/>
               <w:jc w:val="left"/>
             </w:pPr>
@@ -10729,7 +10446,6 @@
           </w:tcPr>
           <w:p>
             <w:pPr>
-              <w:keepNext/>
               <w:spacing w:before="40" w:after="40" w:line="276" w:lineRule="auto"/>
               <w:jc w:val="left"/>
             </w:pPr>
@@ -10750,7 +10466,6 @@
           </w:tcPr>
           <w:p>
             <w:pPr>
-              <w:keepNext/>
               <w:spacing w:before="40" w:after="40" w:line="276" w:lineRule="auto"/>
               <w:jc w:val="right"/>
             </w:pPr>
@@ -10771,7 +10486,6 @@
           </w:tcPr>
           <w:p>
             <w:pPr>
-              <w:keepNext/>
               <w:spacing w:before="40" w:after="40" w:line="276" w:lineRule="auto"/>
               <w:jc w:val="right"/>
             </w:pPr>
@@ -10792,7 +10506,6 @@
           </w:tcPr>
           <w:p>
             <w:pPr>
-              <w:keepNext/>
               <w:spacing w:before="40" w:after="40" w:line="276" w:lineRule="auto"/>
               <w:jc w:val="left"/>
             </w:pPr>
@@ -10813,7 +10526,6 @@
           </w:tcPr>
           <w:p>
             <w:pPr>
-              <w:keepNext/>
               <w:spacing w:before="40" w:after="40" w:line="276" w:lineRule="auto"/>
               <w:jc w:val="right"/>
             </w:pPr>
@@ -10830,7 +10542,7 @@
       </w:tr>
       <w:tr>
         <w:trPr>
-          <w:cantSplit w:val="true"/>
+          <w:cantSplit/>
         </w:trPr>
         <w:tc>
           <w:tcPr>
@@ -10838,7 +10550,6 @@
           </w:tcPr>
           <w:p>
             <w:pPr>
-              <w:keepNext/>
               <w:spacing w:before="40" w:after="40" w:line="276" w:lineRule="auto"/>
               <w:jc w:val="left"/>
             </w:pPr>
@@ -10859,7 +10570,6 @@
           </w:tcPr>
           <w:p>
             <w:pPr>
-              <w:keepNext/>
               <w:spacing w:before="40" w:after="40" w:line="276" w:lineRule="auto"/>
               <w:jc w:val="left"/>
             </w:pPr>
@@ -10879,7 +10589,6 @@
           </w:tcPr>
           <w:p>
             <w:pPr>
-              <w:keepNext/>
               <w:spacing w:before="40" w:after="40" w:line="276" w:lineRule="auto"/>
               <w:jc w:val="left"/>
             </w:pPr>
@@ -10899,7 +10608,6 @@
           </w:tcPr>
           <w:p>
             <w:pPr>
-              <w:keepNext/>
               <w:spacing w:before="40" w:after="40" w:line="276" w:lineRule="auto"/>
               <w:jc w:val="right"/>
             </w:pPr>
@@ -10919,7 +10627,6 @@
           </w:tcPr>
           <w:p>
             <w:pPr>
-              <w:keepNext/>
               <w:spacing w:before="40" w:after="40" w:line="276" w:lineRule="auto"/>
               <w:jc w:val="right"/>
             </w:pPr>
@@ -10939,7 +10646,6 @@
           </w:tcPr>
           <w:p>
             <w:pPr>
-              <w:keepNext/>
               <w:spacing w:before="40" w:after="40" w:line="276" w:lineRule="auto"/>
               <w:jc w:val="left"/>
             </w:pPr>
@@ -10959,7 +10665,6 @@
           </w:tcPr>
           <w:p>
             <w:pPr>
-              <w:keepNext/>
               <w:spacing w:before="40" w:after="40" w:line="276" w:lineRule="auto"/>
               <w:jc w:val="right"/>
             </w:pPr>
@@ -10976,7 +10681,7 @@
       </w:tr>
       <w:tr>
         <w:trPr>
-          <w:cantSplit w:val="true"/>
+          <w:cantSplit/>
         </w:trPr>
         <w:tc>
           <w:tcPr>
@@ -11138,7 +10843,6 @@
         <w:rPr>
           <w:rFonts w:ascii="Times New Roman" w:hAnsi="Times New Roman" w:cs="Times New Roman" w:eastAsia="微软雅黑"/>
           <w:b w:val="0"/>
-          <w:i w:val="0"/>
           <w:color w:val="444444"/>
           <w:sz w:val="20"/>
         </w:rPr>
@@ -11148,7 +10852,6 @@
         <w:rPr>
           <w:rFonts w:ascii="Times New Roman" w:hAnsi="Times New Roman" w:cs="Times New Roman" w:eastAsia="微软雅黑"/>
           <w:b/>
-          <w:i w:val="0"/>
           <w:color w:val="444444"/>
           <w:sz w:val="20"/>
         </w:rPr>
@@ -11158,7 +10861,6 @@
         <w:rPr>
           <w:rFonts w:ascii="Times New Roman" w:hAnsi="Times New Roman" w:cs="Times New Roman" w:eastAsia="微软雅黑"/>
           <w:b w:val="0"/>
-          <w:i w:val="0"/>
           <w:color w:val="444444"/>
           <w:sz w:val="20"/>
         </w:rPr>
@@ -11168,7 +10870,6 @@
         <w:rPr>
           <w:rFonts w:ascii="Times New Roman" w:hAnsi="Times New Roman" w:cs="Times New Roman" w:eastAsia="微软雅黑"/>
           <w:b/>
-          <w:i w:val="0"/>
           <w:color w:val="444444"/>
           <w:sz w:val="20"/>
         </w:rPr>
@@ -11178,7 +10879,6 @@
         <w:rPr>
           <w:rFonts w:ascii="Times New Roman" w:hAnsi="Times New Roman" w:cs="Times New Roman" w:eastAsia="微软雅黑"/>
           <w:b w:val="0"/>
-          <w:i w:val="0"/>
           <w:color w:val="444444"/>
           <w:sz w:val="20"/>
         </w:rPr>
@@ -11188,7 +10888,6 @@
         <w:rPr>
           <w:rFonts w:ascii="Consolas" w:hAnsi="Consolas" w:cs="Consolas" w:eastAsia="Consolas"/>
           <w:b w:val="0"/>
-          <w:i w:val="0"/>
           <w:color w:val="B0305E"/>
           <w:sz w:val="19"/>
         </w:rPr>
@@ -11198,7 +10897,6 @@
         <w:rPr>
           <w:rFonts w:ascii="Times New Roman" w:hAnsi="Times New Roman" w:cs="Times New Roman" w:eastAsia="微软雅黑"/>
           <w:b w:val="0"/>
-          <w:i w:val="0"/>
           <w:color w:val="444444"/>
           <w:sz w:val="20"/>
         </w:rPr>
@@ -11249,8 +10947,8 @@
       </w:tblGrid>
       <w:tr>
         <w:trPr>
-          <w:tblHeader w:val="true"/>
-          <w:cantSplit w:val="true"/>
+          <w:tblHeader/>
+          <w:cantSplit/>
         </w:trPr>
         <w:tc>
           <w:tcPr>
@@ -11343,7 +11041,7 @@
       </w:tr>
       <w:tr>
         <w:trPr>
-          <w:cantSplit w:val="true"/>
+          <w:cantSplit/>
         </w:trPr>
         <w:tc>
           <w:tcPr>
@@ -11351,7 +11049,6 @@
           </w:tcPr>
           <w:p>
             <w:pPr>
-              <w:keepNext/>
               <w:spacing w:before="40" w:after="40" w:line="276" w:lineRule="auto"/>
               <w:jc w:val="left"/>
             </w:pPr>
@@ -11371,7 +11068,6 @@
           </w:tcPr>
           <w:p>
             <w:pPr>
-              <w:keepNext/>
               <w:spacing w:before="40" w:after="40" w:line="276" w:lineRule="auto"/>
               <w:jc w:val="left"/>
             </w:pPr>
@@ -11391,7 +11087,6 @@
           </w:tcPr>
           <w:p>
             <w:pPr>
-              <w:keepNext/>
               <w:spacing w:before="40" w:after="40" w:line="276" w:lineRule="auto"/>
               <w:jc w:val="left"/>
             </w:pPr>
@@ -11446,7 +11141,6 @@
           </w:tcPr>
           <w:p>
             <w:pPr>
-              <w:keepNext/>
               <w:spacing w:before="40" w:after="40" w:line="276" w:lineRule="auto"/>
               <w:jc w:val="left"/>
             </w:pPr>
@@ -11463,7 +11157,7 @@
       </w:tr>
       <w:tr>
         <w:trPr>
-          <w:cantSplit w:val="true"/>
+          <w:cantSplit/>
         </w:trPr>
         <w:tc>
           <w:tcPr>
@@ -11472,7 +11166,6 @@
           </w:tcPr>
           <w:p>
             <w:pPr>
-              <w:keepNext/>
               <w:spacing w:before="40" w:after="40" w:line="276" w:lineRule="auto"/>
               <w:jc w:val="left"/>
             </w:pPr>
@@ -11493,7 +11186,6 @@
           </w:tcPr>
           <w:p>
             <w:pPr>
-              <w:keepNext/>
               <w:spacing w:before="40" w:after="40" w:line="276" w:lineRule="auto"/>
               <w:jc w:val="left"/>
             </w:pPr>
@@ -11514,7 +11206,6 @@
           </w:tcPr>
           <w:p>
             <w:pPr>
-              <w:keepNext/>
               <w:spacing w:before="40" w:after="40" w:line="276" w:lineRule="auto"/>
               <w:jc w:val="left"/>
             </w:pPr>
@@ -11553,7 +11244,6 @@
           </w:tcPr>
           <w:p>
             <w:pPr>
-              <w:keepNext/>
               <w:spacing w:before="40" w:after="40" w:line="276" w:lineRule="auto"/>
               <w:jc w:val="left"/>
             </w:pPr>
@@ -11570,7 +11260,7 @@
       </w:tr>
       <w:tr>
         <w:trPr>
-          <w:cantSplit w:val="true"/>
+          <w:cantSplit/>
         </w:trPr>
         <w:tc>
           <w:tcPr>
@@ -11578,7 +11268,6 @@
           </w:tcPr>
           <w:p>
             <w:pPr>
-              <w:keepNext/>
               <w:spacing w:before="40" w:after="40" w:line="276" w:lineRule="auto"/>
               <w:jc w:val="left"/>
             </w:pPr>
@@ -11598,7 +11287,6 @@
           </w:tcPr>
           <w:p>
             <w:pPr>
-              <w:keepNext/>
               <w:spacing w:before="40" w:after="40" w:line="276" w:lineRule="auto"/>
               <w:jc w:val="left"/>
             </w:pPr>
@@ -11618,7 +11306,6 @@
           </w:tcPr>
           <w:p>
             <w:pPr>
-              <w:keepNext/>
               <w:spacing w:before="40" w:after="40" w:line="276" w:lineRule="auto"/>
               <w:jc w:val="left"/>
             </w:pPr>
@@ -11681,7 +11368,6 @@
           </w:tcPr>
           <w:p>
             <w:pPr>
-              <w:keepNext/>
               <w:spacing w:before="40" w:after="40" w:line="276" w:lineRule="auto"/>
               <w:jc w:val="left"/>
             </w:pPr>
@@ -11698,7 +11384,7 @@
       </w:tr>
       <w:tr>
         <w:trPr>
-          <w:cantSplit w:val="true"/>
+          <w:cantSplit/>
         </w:trPr>
         <w:tc>
           <w:tcPr>
@@ -11953,8 +11639,8 @@
       </w:tblGrid>
       <w:tr>
         <w:trPr>
-          <w:tblHeader w:val="true"/>
-          <w:cantSplit w:val="true"/>
+          <w:tblHeader/>
+          <w:cantSplit/>
         </w:trPr>
         <w:tc>
           <w:tcPr>
@@ -12025,7 +11711,7 @@
       </w:tr>
       <w:tr>
         <w:trPr>
-          <w:cantSplit w:val="true"/>
+          <w:cantSplit/>
         </w:trPr>
         <w:tc>
           <w:tcPr>
@@ -12033,7 +11719,6 @@
           </w:tcPr>
           <w:p>
             <w:pPr>
-              <w:keepNext/>
               <w:spacing w:before="40" w:after="40" w:line="276" w:lineRule="auto"/>
               <w:jc w:val="left"/>
             </w:pPr>
@@ -12053,7 +11738,6 @@
           </w:tcPr>
           <w:p>
             <w:pPr>
-              <w:keepNext/>
               <w:spacing w:before="40" w:after="40" w:line="276" w:lineRule="auto"/>
               <w:jc w:val="left"/>
             </w:pPr>
@@ -12074,7 +11758,6 @@
           </w:tcPr>
           <w:p>
             <w:pPr>
-              <w:keepNext/>
               <w:spacing w:before="40" w:after="40" w:line="276" w:lineRule="auto"/>
               <w:jc w:val="left"/>
             </w:pPr>
@@ -12091,7 +11774,7 @@
       </w:tr>
       <w:tr>
         <w:trPr>
-          <w:cantSplit w:val="true"/>
+          <w:cantSplit/>
         </w:trPr>
         <w:tc>
           <w:tcPr>
@@ -12100,7 +11783,6 @@
           </w:tcPr>
           <w:p>
             <w:pPr>
-              <w:keepNext/>
               <w:spacing w:before="40" w:after="40" w:line="276" w:lineRule="auto"/>
               <w:jc w:val="left"/>
             </w:pPr>
@@ -12121,7 +11803,6 @@
           </w:tcPr>
           <w:p>
             <w:pPr>
-              <w:keepNext/>
               <w:spacing w:before="40" w:after="40" w:line="276" w:lineRule="auto"/>
               <w:jc w:val="left"/>
             </w:pPr>
@@ -12143,7 +11824,6 @@
           </w:tcPr>
           <w:p>
             <w:pPr>
-              <w:keepNext/>
               <w:spacing w:before="40" w:after="40" w:line="276" w:lineRule="auto"/>
               <w:jc w:val="left"/>
             </w:pPr>
@@ -12160,7 +11840,7 @@
       </w:tr>
       <w:tr>
         <w:trPr>
-          <w:cantSplit w:val="true"/>
+          <w:cantSplit/>
         </w:trPr>
         <w:tc>
           <w:tcPr>
@@ -12168,7 +11848,6 @@
           </w:tcPr>
           <w:p>
             <w:pPr>
-              <w:keepNext/>
               <w:spacing w:before="40" w:after="40" w:line="276" w:lineRule="auto"/>
               <w:jc w:val="left"/>
             </w:pPr>
@@ -12188,7 +11867,6 @@
           </w:tcPr>
           <w:p>
             <w:pPr>
-              <w:keepNext/>
               <w:spacing w:before="40" w:after="40" w:line="276" w:lineRule="auto"/>
               <w:jc w:val="left"/>
             </w:pPr>
@@ -12209,7 +11887,6 @@
           </w:tcPr>
           <w:p>
             <w:pPr>
-              <w:keepNext/>
               <w:spacing w:before="40" w:after="40" w:line="276" w:lineRule="auto"/>
               <w:jc w:val="left"/>
             </w:pPr>
@@ -12226,7 +11903,7 @@
       </w:tr>
       <w:tr>
         <w:trPr>
-          <w:cantSplit w:val="true"/>
+          <w:cantSplit/>
         </w:trPr>
         <w:tc>
           <w:tcPr>
@@ -12235,7 +11912,6 @@
           </w:tcPr>
           <w:p>
             <w:pPr>
-              <w:keepNext/>
               <w:spacing w:before="40" w:after="40" w:line="276" w:lineRule="auto"/>
               <w:jc w:val="left"/>
             </w:pPr>
@@ -12256,7 +11932,6 @@
           </w:tcPr>
           <w:p>
             <w:pPr>
-              <w:keepNext/>
               <w:spacing w:before="40" w:after="40" w:line="276" w:lineRule="auto"/>
               <w:jc w:val="left"/>
             </w:pPr>
@@ -12278,7 +11953,6 @@
           </w:tcPr>
           <w:p>
             <w:pPr>
-              <w:keepNext/>
               <w:spacing w:before="40" w:after="40" w:line="276" w:lineRule="auto"/>
               <w:jc w:val="left"/>
             </w:pPr>
@@ -12295,7 +11969,7 @@
       </w:tr>
       <w:tr>
         <w:trPr>
-          <w:cantSplit w:val="true"/>
+          <w:cantSplit/>
         </w:trPr>
         <w:tc>
           <w:tcPr>
@@ -12303,7 +11977,6 @@
           </w:tcPr>
           <w:p>
             <w:pPr>
-              <w:keepNext/>
               <w:spacing w:before="40" w:after="40" w:line="276" w:lineRule="auto"/>
               <w:jc w:val="left"/>
             </w:pPr>
@@ -12323,7 +11996,6 @@
           </w:tcPr>
           <w:p>
             <w:pPr>
-              <w:keepNext/>
               <w:spacing w:before="40" w:after="40" w:line="276" w:lineRule="auto"/>
               <w:jc w:val="left"/>
             </w:pPr>
@@ -12344,7 +12016,6 @@
           </w:tcPr>
           <w:p>
             <w:pPr>
-              <w:keepNext/>
               <w:spacing w:before="40" w:after="40" w:line="276" w:lineRule="auto"/>
               <w:jc w:val="left"/>
             </w:pPr>
@@ -12361,7 +12032,7 @@
       </w:tr>
       <w:tr>
         <w:trPr>
-          <w:cantSplit w:val="true"/>
+          <w:cantSplit/>
         </w:trPr>
         <w:tc>
           <w:tcPr>
@@ -12370,7 +12041,6 @@
           </w:tcPr>
           <w:p>
             <w:pPr>
-              <w:keepNext/>
               <w:spacing w:before="40" w:after="40" w:line="276" w:lineRule="auto"/>
               <w:jc w:val="left"/>
             </w:pPr>
@@ -12391,7 +12061,6 @@
           </w:tcPr>
           <w:p>
             <w:pPr>
-              <w:keepNext/>
               <w:spacing w:before="40" w:after="40" w:line="276" w:lineRule="auto"/>
               <w:jc w:val="left"/>
             </w:pPr>
@@ -12413,7 +12082,6 @@
           </w:tcPr>
           <w:p>
             <w:pPr>
-              <w:keepNext/>
               <w:spacing w:before="40" w:after="40" w:line="276" w:lineRule="auto"/>
               <w:jc w:val="left"/>
             </w:pPr>
@@ -12430,7 +12098,7 @@
       </w:tr>
       <w:tr>
         <w:trPr>
-          <w:cantSplit w:val="true"/>
+          <w:cantSplit/>
         </w:trPr>
         <w:tc>
           <w:tcPr>
@@ -12438,7 +12106,6 @@
           </w:tcPr>
           <w:p>
             <w:pPr>
-              <w:keepNext/>
               <w:spacing w:before="40" w:after="40" w:line="276" w:lineRule="auto"/>
               <w:jc w:val="left"/>
             </w:pPr>
@@ -12458,7 +12125,6 @@
           </w:tcPr>
           <w:p>
             <w:pPr>
-              <w:keepNext/>
               <w:spacing w:before="40" w:after="40" w:line="276" w:lineRule="auto"/>
               <w:jc w:val="left"/>
             </w:pPr>
@@ -12479,7 +12145,6 @@
           </w:tcPr>
           <w:p>
             <w:pPr>
-              <w:keepNext/>
               <w:spacing w:before="40" w:after="40" w:line="276" w:lineRule="auto"/>
               <w:jc w:val="left"/>
             </w:pPr>
@@ -12496,7 +12161,7 @@
       </w:tr>
       <w:tr>
         <w:trPr>
-          <w:cantSplit w:val="true"/>
+          <w:cantSplit/>
         </w:trPr>
         <w:tc>
           <w:tcPr>
@@ -12505,7 +12170,6 @@
           </w:tcPr>
           <w:p>
             <w:pPr>
-              <w:keepNext/>
               <w:spacing w:before="40" w:after="40" w:line="276" w:lineRule="auto"/>
               <w:jc w:val="left"/>
             </w:pPr>
@@ -12526,7 +12190,6 @@
           </w:tcPr>
           <w:p>
             <w:pPr>
-              <w:keepNext/>
               <w:spacing w:before="40" w:after="40" w:line="276" w:lineRule="auto"/>
               <w:jc w:val="left"/>
             </w:pPr>
@@ -12548,7 +12211,6 @@
           </w:tcPr>
           <w:p>
             <w:pPr>
-              <w:keepNext/>
               <w:spacing w:before="40" w:after="40" w:line="276" w:lineRule="auto"/>
               <w:jc w:val="left"/>
             </w:pPr>
@@ -12565,7 +12227,7 @@
       </w:tr>
       <w:tr>
         <w:trPr>
-          <w:cantSplit w:val="true"/>
+          <w:cantSplit/>
         </w:trPr>
         <w:tc>
           <w:tcPr>
@@ -12573,7 +12235,6 @@
           </w:tcPr>
           <w:p>
             <w:pPr>
-              <w:keepNext/>
               <w:spacing w:before="40" w:after="40" w:line="276" w:lineRule="auto"/>
               <w:jc w:val="left"/>
             </w:pPr>
@@ -12593,7 +12254,6 @@
           </w:tcPr>
           <w:p>
             <w:pPr>
-              <w:keepNext/>
               <w:spacing w:before="40" w:after="40" w:line="276" w:lineRule="auto"/>
               <w:jc w:val="left"/>
             </w:pPr>
@@ -12614,7 +12274,6 @@
           </w:tcPr>
           <w:p>
             <w:pPr>
-              <w:keepNext/>
               <w:spacing w:before="40" w:after="40" w:line="276" w:lineRule="auto"/>
               <w:jc w:val="left"/>
             </w:pPr>
@@ -12631,7 +12290,7 @@
       </w:tr>
       <w:tr>
         <w:trPr>
-          <w:cantSplit w:val="true"/>
+          <w:cantSplit/>
         </w:trPr>
         <w:tc>
           <w:tcPr>
@@ -12640,7 +12299,6 @@
           </w:tcPr>
           <w:p>
             <w:pPr>
-              <w:keepNext/>
               <w:spacing w:before="40" w:after="40" w:line="276" w:lineRule="auto"/>
               <w:jc w:val="left"/>
             </w:pPr>
@@ -12661,7 +12319,6 @@
           </w:tcPr>
           <w:p>
             <w:pPr>
-              <w:keepNext/>
               <w:spacing w:before="40" w:after="40" w:line="276" w:lineRule="auto"/>
               <w:jc w:val="left"/>
             </w:pPr>
@@ -12683,7 +12340,6 @@
           </w:tcPr>
           <w:p>
             <w:pPr>
-              <w:keepNext/>
               <w:spacing w:before="40" w:after="40" w:line="276" w:lineRule="auto"/>
               <w:jc w:val="left"/>
             </w:pPr>
@@ -12700,7 +12356,7 @@
       </w:tr>
       <w:tr>
         <w:trPr>
-          <w:cantSplit w:val="true"/>
+          <w:cantSplit/>
         </w:trPr>
         <w:tc>
           <w:tcPr>
@@ -12708,7 +12364,6 @@
           </w:tcPr>
           <w:p>
             <w:pPr>
-              <w:keepNext/>
               <w:spacing w:before="40" w:after="40" w:line="276" w:lineRule="auto"/>
               <w:jc w:val="left"/>
             </w:pPr>
@@ -12728,7 +12383,6 @@
           </w:tcPr>
           <w:p>
             <w:pPr>
-              <w:keepNext/>
               <w:spacing w:before="40" w:after="40" w:line="276" w:lineRule="auto"/>
               <w:jc w:val="left"/>
             </w:pPr>
@@ -12749,7 +12403,6 @@
           </w:tcPr>
           <w:p>
             <w:pPr>
-              <w:keepNext/>
               <w:spacing w:before="40" w:after="40" w:line="276" w:lineRule="auto"/>
               <w:jc w:val="left"/>
             </w:pPr>
@@ -12766,7 +12419,7 @@
       </w:tr>
       <w:tr>
         <w:trPr>
-          <w:cantSplit w:val="true"/>
+          <w:cantSplit/>
         </w:trPr>
         <w:tc>
           <w:tcPr>
@@ -12775,7 +12428,6 @@
           </w:tcPr>
           <w:p>
             <w:pPr>
-              <w:keepNext/>
               <w:spacing w:before="40" w:after="40" w:line="276" w:lineRule="auto"/>
               <w:jc w:val="left"/>
             </w:pPr>
@@ -12796,7 +12448,6 @@
           </w:tcPr>
           <w:p>
             <w:pPr>
-              <w:keepNext/>
               <w:spacing w:before="40" w:after="40" w:line="276" w:lineRule="auto"/>
               <w:jc w:val="left"/>
             </w:pPr>
@@ -12818,7 +12469,6 @@
           </w:tcPr>
           <w:p>
             <w:pPr>
-              <w:keepNext/>
               <w:spacing w:before="40" w:after="40" w:line="276" w:lineRule="auto"/>
               <w:jc w:val="left"/>
             </w:pPr>
@@ -12835,7 +12485,7 @@
       </w:tr>
       <w:tr>
         <w:trPr>
-          <w:cantSplit w:val="true"/>
+          <w:cantSplit/>
         </w:trPr>
         <w:tc>
           <w:tcPr>
@@ -12843,7 +12493,6 @@
           </w:tcPr>
           <w:p>
             <w:pPr>
-              <w:keepNext/>
               <w:spacing w:before="40" w:after="40" w:line="276" w:lineRule="auto"/>
               <w:jc w:val="left"/>
             </w:pPr>
@@ -12863,7 +12512,6 @@
           </w:tcPr>
           <w:p>
             <w:pPr>
-              <w:keepNext/>
               <w:spacing w:before="40" w:after="40" w:line="276" w:lineRule="auto"/>
               <w:jc w:val="left"/>
             </w:pPr>
@@ -12884,7 +12532,6 @@
           </w:tcPr>
           <w:p>
             <w:pPr>
-              <w:keepNext/>
               <w:spacing w:before="40" w:after="40" w:line="276" w:lineRule="auto"/>
               <w:jc w:val="left"/>
             </w:pPr>
@@ -12901,7 +12548,7 @@
       </w:tr>
       <w:tr>
         <w:trPr>
-          <w:cantSplit w:val="true"/>
+          <w:cantSplit/>
         </w:trPr>
         <w:tc>
           <w:tcPr>
@@ -12910,7 +12557,6 @@
           </w:tcPr>
           <w:p>
             <w:pPr>
-              <w:keepNext/>
               <w:spacing w:before="40" w:after="40" w:line="276" w:lineRule="auto"/>
               <w:jc w:val="left"/>
             </w:pPr>
@@ -12931,7 +12577,6 @@
           </w:tcPr>
           <w:p>
             <w:pPr>
-              <w:keepNext/>
               <w:spacing w:before="40" w:after="40" w:line="276" w:lineRule="auto"/>
               <w:jc w:val="left"/>
             </w:pPr>
@@ -12953,7 +12598,6 @@
           </w:tcPr>
           <w:p>
             <w:pPr>
-              <w:keepNext/>
               <w:spacing w:before="40" w:after="40" w:line="276" w:lineRule="auto"/>
               <w:jc w:val="left"/>
             </w:pPr>
@@ -12970,7 +12614,7 @@
       </w:tr>
       <w:tr>
         <w:trPr>
-          <w:cantSplit w:val="true"/>
+          <w:cantSplit/>
         </w:trPr>
         <w:tc>
           <w:tcPr>
@@ -12978,7 +12622,6 @@
           </w:tcPr>
           <w:p>
             <w:pPr>
-              <w:keepNext/>
               <w:spacing w:before="40" w:after="40" w:line="276" w:lineRule="auto"/>
               <w:jc w:val="left"/>
             </w:pPr>
@@ -12998,7 +12641,6 @@
           </w:tcPr>
           <w:p>
             <w:pPr>
-              <w:keepNext/>
               <w:spacing w:before="40" w:after="40" w:line="276" w:lineRule="auto"/>
               <w:jc w:val="left"/>
             </w:pPr>
@@ -13019,7 +12661,6 @@
           </w:tcPr>
           <w:p>
             <w:pPr>
-              <w:keepNext/>
               <w:spacing w:before="40" w:after="40" w:line="276" w:lineRule="auto"/>
               <w:jc w:val="left"/>
             </w:pPr>
@@ -13036,7 +12677,7 @@
       </w:tr>
       <w:tr>
         <w:trPr>
-          <w:cantSplit w:val="true"/>
+          <w:cantSplit/>
         </w:trPr>
         <w:tc>
           <w:tcPr>
@@ -13045,7 +12686,6 @@
           </w:tcPr>
           <w:p>
             <w:pPr>
-              <w:keepNext/>
               <w:spacing w:before="40" w:after="40" w:line="276" w:lineRule="auto"/>
               <w:jc w:val="left"/>
             </w:pPr>
@@ -13066,7 +12706,6 @@
           </w:tcPr>
           <w:p>
             <w:pPr>
-              <w:keepNext/>
               <w:spacing w:before="40" w:after="40" w:line="276" w:lineRule="auto"/>
               <w:jc w:val="left"/>
             </w:pPr>
@@ -13088,7 +12727,6 @@
           </w:tcPr>
           <w:p>
             <w:pPr>
-              <w:keepNext/>
               <w:spacing w:before="40" w:after="40" w:line="276" w:lineRule="auto"/>
               <w:jc w:val="left"/>
             </w:pPr>
@@ -13114,7 +12752,7 @@
       </w:tr>
       <w:tr>
         <w:trPr>
-          <w:cantSplit w:val="true"/>
+          <w:cantSplit/>
         </w:trPr>
         <w:tc>
           <w:tcPr>
@@ -13122,7 +12760,6 @@
           </w:tcPr>
           <w:p>
             <w:pPr>
-              <w:keepNext/>
               <w:spacing w:before="40" w:after="40" w:line="276" w:lineRule="auto"/>
               <w:jc w:val="left"/>
             </w:pPr>
@@ -13142,7 +12779,6 @@
           </w:tcPr>
           <w:p>
             <w:pPr>
-              <w:keepNext/>
               <w:spacing w:before="40" w:after="40" w:line="276" w:lineRule="auto"/>
               <w:jc w:val="left"/>
             </w:pPr>
@@ -13163,7 +12799,6 @@
           </w:tcPr>
           <w:p>
             <w:pPr>
-              <w:keepNext/>
               <w:spacing w:before="40" w:after="40" w:line="276" w:lineRule="auto"/>
               <w:jc w:val="left"/>
             </w:pPr>
@@ -13180,7 +12815,7 @@
       </w:tr>
       <w:tr>
         <w:trPr>
-          <w:cantSplit w:val="true"/>
+          <w:cantSplit/>
         </w:trPr>
         <w:tc>
           <w:tcPr>
@@ -13293,8 +12928,8 @@
       </w:tblGrid>
       <w:tr>
         <w:trPr>
-          <w:tblHeader w:val="true"/>
-          <w:cantSplit w:val="true"/>
+          <w:tblHeader/>
+          <w:cantSplit/>
         </w:trPr>
         <w:tc>
           <w:tcPr>
@@ -13365,7 +13000,7 @@
       </w:tr>
       <w:tr>
         <w:trPr>
-          <w:cantSplit w:val="true"/>
+          <w:cantSplit/>
         </w:trPr>
         <w:tc>
           <w:tcPr>
@@ -13373,7 +13008,6 @@
           </w:tcPr>
           <w:p>
             <w:pPr>
-              <w:keepNext/>
               <w:spacing w:before="40" w:after="40" w:line="276" w:lineRule="auto"/>
               <w:jc w:val="left"/>
             </w:pPr>
@@ -13393,7 +13027,6 @@
           </w:tcPr>
           <w:p>
             <w:pPr>
-              <w:keepNext/>
               <w:spacing w:before="40" w:after="40" w:line="276" w:lineRule="auto"/>
               <w:jc w:val="left"/>
             </w:pPr>
@@ -13413,7 +13046,6 @@
           </w:tcPr>
           <w:p>
             <w:pPr>
-              <w:keepNext/>
               <w:spacing w:before="40" w:after="40" w:line="276" w:lineRule="auto"/>
               <w:jc w:val="left"/>
             </w:pPr>
@@ -13448,7 +13080,7 @@
       </w:tr>
       <w:tr>
         <w:trPr>
-          <w:cantSplit w:val="true"/>
+          <w:cantSplit/>
         </w:trPr>
         <w:tc>
           <w:tcPr>
@@ -13457,7 +13089,6 @@
           </w:tcPr>
           <w:p>
             <w:pPr>
-              <w:keepNext/>
               <w:spacing w:before="40" w:after="40" w:line="276" w:lineRule="auto"/>
               <w:jc w:val="left"/>
             </w:pPr>
@@ -13478,7 +13109,6 @@
           </w:tcPr>
           <w:p>
             <w:pPr>
-              <w:keepNext/>
               <w:spacing w:before="40" w:after="40" w:line="276" w:lineRule="auto"/>
               <w:jc w:val="left"/>
             </w:pPr>
@@ -13533,7 +13163,6 @@
           </w:tcPr>
           <w:p>
             <w:pPr>
-              <w:keepNext/>
               <w:spacing w:before="40" w:after="40" w:line="276" w:lineRule="auto"/>
               <w:jc w:val="left"/>
             </w:pPr>
@@ -13576,7 +13205,7 @@
       </w:tr>
       <w:tr>
         <w:trPr>
-          <w:cantSplit w:val="true"/>
+          <w:cantSplit/>
         </w:trPr>
         <w:tc>
           <w:tcPr>
@@ -13737,8 +13366,8 @@
       </w:tblGrid>
       <w:tr>
         <w:trPr>
-          <w:tblHeader w:val="true"/>
-          <w:cantSplit w:val="true"/>
+          <w:tblHeader/>
+          <w:cantSplit/>
         </w:trPr>
         <w:tc>
           <w:tcPr>
@@ -13809,7 +13438,7 @@
       </w:tr>
       <w:tr>
         <w:trPr>
-          <w:cantSplit w:val="true"/>
+          <w:cantSplit/>
         </w:trPr>
         <w:tc>
           <w:tcPr>
@@ -13817,7 +13446,6 @@
           </w:tcPr>
           <w:p>
             <w:pPr>
-              <w:keepNext/>
               <w:spacing w:before="40" w:after="40" w:line="276" w:lineRule="auto"/>
               <w:jc w:val="left"/>
             </w:pPr>
@@ -13838,7 +13466,6 @@
           </w:tcPr>
           <w:p>
             <w:pPr>
-              <w:keepNext/>
               <w:spacing w:before="40" w:after="40" w:line="276" w:lineRule="auto"/>
               <w:jc w:val="left"/>
             </w:pPr>
@@ -13858,7 +13485,6 @@
           </w:tcPr>
           <w:p>
             <w:pPr>
-              <w:keepNext/>
               <w:spacing w:before="40" w:after="40" w:line="276" w:lineRule="auto"/>
               <w:jc w:val="left"/>
             </w:pPr>
@@ -13875,7 +13501,7 @@
       </w:tr>
       <w:tr>
         <w:trPr>
-          <w:cantSplit w:val="true"/>
+          <w:cantSplit/>
         </w:trPr>
         <w:tc>
           <w:tcPr>
@@ -13884,7 +13510,6 @@
           </w:tcPr>
           <w:p>
             <w:pPr>
-              <w:keepNext/>
               <w:spacing w:before="40" w:after="40" w:line="276" w:lineRule="auto"/>
               <w:jc w:val="left"/>
             </w:pPr>
@@ -13906,7 +13531,6 @@
           </w:tcPr>
           <w:p>
             <w:pPr>
-              <w:keepNext/>
               <w:spacing w:before="40" w:after="40" w:line="276" w:lineRule="auto"/>
               <w:jc w:val="left"/>
             </w:pPr>
@@ -13927,7 +13551,6 @@
           </w:tcPr>
           <w:p>
             <w:pPr>
-              <w:keepNext/>
               <w:spacing w:before="40" w:after="40" w:line="276" w:lineRule="auto"/>
               <w:jc w:val="left"/>
             </w:pPr>
@@ -13944,7 +13567,7 @@
       </w:tr>
       <w:tr>
         <w:trPr>
-          <w:cantSplit w:val="true"/>
+          <w:cantSplit/>
         </w:trPr>
         <w:tc>
           <w:tcPr>
@@ -13952,7 +13575,6 @@
           </w:tcPr>
           <w:p>
             <w:pPr>
-              <w:keepNext/>
               <w:spacing w:before="40" w:after="40" w:line="276" w:lineRule="auto"/>
               <w:jc w:val="left"/>
             </w:pPr>
@@ -13973,7 +13595,6 @@
           </w:tcPr>
           <w:p>
             <w:pPr>
-              <w:keepNext/>
               <w:spacing w:before="40" w:after="40" w:line="276" w:lineRule="auto"/>
               <w:jc w:val="left"/>
             </w:pPr>
@@ -13993,7 +13614,6 @@
           </w:tcPr>
           <w:p>
             <w:pPr>
-              <w:keepNext/>
               <w:spacing w:before="40" w:after="40" w:line="276" w:lineRule="auto"/>
               <w:jc w:val="left"/>
             </w:pPr>
@@ -14010,7 +13630,7 @@
       </w:tr>
       <w:tr>
         <w:trPr>
-          <w:cantSplit w:val="true"/>
+          <w:cantSplit/>
         </w:trPr>
         <w:tc>
           <w:tcPr>
@@ -14019,7 +13639,6 @@
           </w:tcPr>
           <w:p>
             <w:pPr>
-              <w:keepNext/>
               <w:spacing w:before="40" w:after="40" w:line="276" w:lineRule="auto"/>
               <w:jc w:val="left"/>
             </w:pPr>
@@ -14041,7 +13660,6 @@
           </w:tcPr>
           <w:p>
             <w:pPr>
-              <w:keepNext/>
               <w:spacing w:before="40" w:after="40" w:line="276" w:lineRule="auto"/>
               <w:jc w:val="left"/>
             </w:pPr>
@@ -14062,7 +13680,6 @@
           </w:tcPr>
           <w:p>
             <w:pPr>
-              <w:keepNext/>
               <w:spacing w:before="40" w:after="40" w:line="276" w:lineRule="auto"/>
               <w:jc w:val="left"/>
             </w:pPr>
@@ -14096,7 +13713,7 @@
       </w:tr>
       <w:tr>
         <w:trPr>
-          <w:cantSplit w:val="true"/>
+          <w:cantSplit/>
         </w:trPr>
         <w:tc>
           <w:tcPr>
@@ -14104,7 +13721,6 @@
           </w:tcPr>
           <w:p>
             <w:pPr>
-              <w:keepNext/>
               <w:spacing w:before="40" w:after="40" w:line="276" w:lineRule="auto"/>
               <w:jc w:val="left"/>
             </w:pPr>
@@ -14125,7 +13741,6 @@
           </w:tcPr>
           <w:p>
             <w:pPr>
-              <w:keepNext/>
               <w:spacing w:before="40" w:after="40" w:line="276" w:lineRule="auto"/>
               <w:jc w:val="left"/>
             </w:pPr>
@@ -14145,7 +13760,6 @@
           </w:tcPr>
           <w:p>
             <w:pPr>
-              <w:keepNext/>
               <w:spacing w:before="40" w:after="40" w:line="276" w:lineRule="auto"/>
               <w:jc w:val="left"/>
             </w:pPr>
@@ -14162,7 +13776,7 @@
       </w:tr>
       <w:tr>
         <w:trPr>
-          <w:cantSplit w:val="true"/>
+          <w:cantSplit/>
         </w:trPr>
         <w:tc>
           <w:tcPr>
@@ -14244,7 +13858,6 @@
         <w:rPr>
           <w:rFonts w:ascii="Times New Roman" w:hAnsi="Times New Roman" w:cs="Times New Roman" w:eastAsia="微软雅黑"/>
           <w:b w:val="0"/>
-          <w:i w:val="0"/>
           <w:color w:val="444444"/>
           <w:sz w:val="20"/>
         </w:rPr>
@@ -14254,7 +13867,6 @@
         <w:rPr>
           <w:rFonts w:ascii="Consolas" w:hAnsi="Consolas" w:cs="Consolas" w:eastAsia="Consolas"/>
           <w:b w:val="0"/>
-          <w:i w:val="0"/>
           <w:color w:val="B0305E"/>
           <w:sz w:val="19"/>
         </w:rPr>
@@ -14264,7 +13876,6 @@
         <w:rPr>
           <w:rFonts w:ascii="Times New Roman" w:hAnsi="Times New Roman" w:cs="Times New Roman" w:eastAsia="微软雅黑"/>
           <w:b w:val="0"/>
-          <w:i w:val="0"/>
           <w:color w:val="444444"/>
           <w:sz w:val="20"/>
         </w:rPr>
@@ -14274,7 +13885,6 @@
         <w:rPr>
           <w:rFonts w:ascii="Consolas" w:hAnsi="Consolas" w:cs="Consolas" w:eastAsia="Consolas"/>
           <w:b w:val="0"/>
-          <w:i w:val="0"/>
           <w:color w:val="B0305E"/>
           <w:sz w:val="19"/>
         </w:rPr>
@@ -14284,7 +13894,6 @@
         <w:rPr>
           <w:rFonts w:ascii="Times New Roman" w:hAnsi="Times New Roman" w:cs="Times New Roman" w:eastAsia="微软雅黑"/>
           <w:b w:val="0"/>
-          <w:i w:val="0"/>
           <w:color w:val="444444"/>
           <w:sz w:val="20"/>
         </w:rPr>
@@ -14294,7 +13903,6 @@
         <w:rPr>
           <w:rFonts w:ascii="Consolas" w:hAnsi="Consolas" w:cs="Consolas" w:eastAsia="Consolas"/>
           <w:b w:val="0"/>
-          <w:i w:val="0"/>
           <w:color w:val="B0305E"/>
           <w:sz w:val="19"/>
         </w:rPr>
@@ -14304,7 +13912,6 @@
         <w:rPr>
           <w:rFonts w:ascii="Times New Roman" w:hAnsi="Times New Roman" w:cs="Times New Roman" w:eastAsia="微软雅黑"/>
           <w:b w:val="0"/>
-          <w:i w:val="0"/>
           <w:color w:val="444444"/>
           <w:sz w:val="20"/>
         </w:rPr>
@@ -14333,7 +13940,7 @@
       <w:r>
         <w:rPr>
           <w:rFonts w:ascii="Times New Roman" w:hAnsi="Times New Roman" w:cs="Times New Roman" w:eastAsia="微软雅黑"/>
-          <w:b w:val="0"/>
+          <w:b/>
           <w:color w:val="1F3B73"/>
           <w:sz w:val="21"/>
         </w:rPr>
@@ -14423,7 +14030,7 @@
       <w:r>
         <w:rPr>
           <w:rFonts w:ascii="Times New Roman" w:hAnsi="Times New Roman" w:cs="Times New Roman" w:eastAsia="微软雅黑"/>
-          <w:b w:val="0"/>
+          <w:b/>
           <w:color w:val="1F3B73"/>
           <w:sz w:val="21"/>
         </w:rPr>
@@ -14497,7 +14104,7 @@
       <w:r>
         <w:rPr>
           <w:rFonts w:ascii="Times New Roman" w:hAnsi="Times New Roman" w:cs="Times New Roman" w:eastAsia="微软雅黑"/>
-          <w:b w:val="0"/>
+          <w:b/>
           <w:color w:val="1F3B73"/>
           <w:sz w:val="21"/>
         </w:rPr>
@@ -14579,7 +14186,7 @@
     <w:p>
       <w:pPr>
         <w:pStyle w:val="Heading1"/>
-        <w:spacing w:before="360"/>
+        <w:spacing w:before="320"/>
         <w:pBdr>
           <w:bottom w:val="single" w:sz="10" w:space="6" w:color="1F3B73"/>
         </w:pBdr>
@@ -14589,7 +14196,7 @@
           <w:rFonts w:ascii="Times New Roman" w:hAnsi="Times New Roman" w:cs="Times New Roman" w:eastAsia="微软雅黑"/>
           <w:b/>
           <w:color w:val="1F3B73"/>
-          <w:sz w:val="36"/>
+          <w:sz w:val="34"/>
         </w:rPr>
         <w:t>四、原创声明</w:t>
       </w:r>
@@ -14905,8 +14512,8 @@
       </w:tblGrid>
       <w:tr>
         <w:trPr>
-          <w:tblHeader w:val="true"/>
-          <w:cantSplit w:val="true"/>
+          <w:tblHeader/>
+          <w:cantSplit/>
         </w:trPr>
         <w:tc>
           <w:tcPr>
@@ -14999,7 +14606,7 @@
       </w:tr>
       <w:tr>
         <w:trPr>
-          <w:cantSplit w:val="true"/>
+          <w:cantSplit/>
         </w:trPr>
         <w:tc>
           <w:tcPr>
@@ -15007,7 +14614,6 @@
           </w:tcPr>
           <w:p>
             <w:pPr>
-              <w:keepNext/>
               <w:spacing w:before="40" w:after="40" w:line="276" w:lineRule="auto"/>
               <w:jc w:val="left"/>
             </w:pPr>
@@ -15053,7 +14659,6 @@
           </w:tcPr>
           <w:p>
             <w:pPr>
-              <w:keepNext/>
               <w:spacing w:before="40" w:after="40" w:line="276" w:lineRule="auto"/>
               <w:jc w:val="left"/>
             </w:pPr>
@@ -15073,7 +14678,6 @@
           </w:tcPr>
           <w:p>
             <w:pPr>
-              <w:keepNext/>
               <w:spacing w:before="40" w:after="40" w:line="276" w:lineRule="auto"/>
               <w:jc w:val="left"/>
             </w:pPr>
@@ -15093,7 +14697,6 @@
           </w:tcPr>
           <w:p>
             <w:pPr>
-              <w:keepNext/>
               <w:spacing w:before="40" w:after="40" w:line="276" w:lineRule="auto"/>
               <w:jc w:val="left"/>
             </w:pPr>
@@ -15110,7 +14713,7 @@
       </w:tr>
       <w:tr>
         <w:trPr>
-          <w:cantSplit w:val="true"/>
+          <w:cantSplit/>
         </w:trPr>
         <w:tc>
           <w:tcPr>
@@ -15119,7 +14722,6 @@
           </w:tcPr>
           <w:p>
             <w:pPr>
-              <w:keepNext/>
               <w:spacing w:before="40" w:after="40" w:line="276" w:lineRule="auto"/>
               <w:jc w:val="left"/>
             </w:pPr>
@@ -15140,7 +14742,6 @@
           </w:tcPr>
           <w:p>
             <w:pPr>
-              <w:keepNext/>
               <w:spacing w:before="40" w:after="40" w:line="276" w:lineRule="auto"/>
               <w:jc w:val="left"/>
             </w:pPr>
@@ -15161,7 +14762,6 @@
           </w:tcPr>
           <w:p>
             <w:pPr>
-              <w:keepNext/>
               <w:spacing w:before="40" w:after="40" w:line="276" w:lineRule="auto"/>
               <w:jc w:val="left"/>
             </w:pPr>
@@ -15182,7 +14782,6 @@
           </w:tcPr>
           <w:p>
             <w:pPr>
-              <w:keepNext/>
               <w:spacing w:before="40" w:after="40" w:line="276" w:lineRule="auto"/>
               <w:jc w:val="left"/>
             </w:pPr>
@@ -15199,7 +14798,7 @@
       </w:tr>
       <w:tr>
         <w:trPr>
-          <w:cantSplit w:val="true"/>
+          <w:cantSplit/>
         </w:trPr>
         <w:tc>
           <w:tcPr>
@@ -15207,7 +14806,6 @@
           </w:tcPr>
           <w:p>
             <w:pPr>
-              <w:keepNext/>
               <w:spacing w:before="40" w:after="40" w:line="276" w:lineRule="auto"/>
               <w:jc w:val="left"/>
             </w:pPr>
@@ -15227,7 +14825,6 @@
           </w:tcPr>
           <w:p>
             <w:pPr>
-              <w:keepNext/>
               <w:spacing w:before="40" w:after="40" w:line="276" w:lineRule="auto"/>
               <w:jc w:val="left"/>
             </w:pPr>
@@ -15264,7 +14861,6 @@
           </w:tcPr>
           <w:p>
             <w:pPr>
-              <w:keepNext/>
               <w:spacing w:before="40" w:after="40" w:line="276" w:lineRule="auto"/>
               <w:jc w:val="left"/>
             </w:pPr>
@@ -15284,7 +14880,6 @@
           </w:tcPr>
           <w:p>
             <w:pPr>
-              <w:keepNext/>
               <w:spacing w:before="40" w:after="40" w:line="276" w:lineRule="auto"/>
               <w:jc w:val="left"/>
             </w:pPr>
@@ -15318,7 +14913,7 @@
       </w:tr>
       <w:tr>
         <w:trPr>
-          <w:cantSplit w:val="true"/>
+          <w:cantSplit/>
         </w:trPr>
         <w:tc>
           <w:tcPr>
@@ -15327,7 +14922,6 @@
           </w:tcPr>
           <w:p>
             <w:pPr>
-              <w:keepNext/>
               <w:spacing w:before="40" w:after="40" w:line="276" w:lineRule="auto"/>
               <w:jc w:val="left"/>
             </w:pPr>
@@ -15348,7 +14942,6 @@
           </w:tcPr>
           <w:p>
             <w:pPr>
-              <w:keepNext/>
               <w:spacing w:before="40" w:after="40" w:line="276" w:lineRule="auto"/>
               <w:jc w:val="left"/>
             </w:pPr>
@@ -15369,7 +14962,6 @@
           </w:tcPr>
           <w:p>
             <w:pPr>
-              <w:keepNext/>
               <w:spacing w:before="40" w:after="40" w:line="276" w:lineRule="auto"/>
               <w:jc w:val="left"/>
             </w:pPr>
@@ -15390,7 +14982,6 @@
           </w:tcPr>
           <w:p>
             <w:pPr>
-              <w:keepNext/>
               <w:spacing w:before="40" w:after="40" w:line="276" w:lineRule="auto"/>
               <w:jc w:val="left"/>
             </w:pPr>
@@ -15423,7 +15014,7 @@
       </w:tr>
       <w:tr>
         <w:trPr>
-          <w:cantSplit w:val="true"/>
+          <w:cantSplit/>
         </w:trPr>
         <w:tc>
           <w:tcPr>
@@ -15431,7 +15022,6 @@
           </w:tcPr>
           <w:p>
             <w:pPr>
-              <w:keepNext/>
               <w:spacing w:before="40" w:after="40" w:line="276" w:lineRule="auto"/>
               <w:jc w:val="left"/>
             </w:pPr>
@@ -15451,7 +15041,6 @@
           </w:tcPr>
           <w:p>
             <w:pPr>
-              <w:keepNext/>
               <w:spacing w:before="40" w:after="40" w:line="276" w:lineRule="auto"/>
               <w:jc w:val="left"/>
             </w:pPr>
@@ -15471,7 +15060,6 @@
           </w:tcPr>
           <w:p>
             <w:pPr>
-              <w:keepNext/>
               <w:spacing w:before="40" w:after="40" w:line="276" w:lineRule="auto"/>
               <w:jc w:val="left"/>
             </w:pPr>
@@ -15491,7 +15079,6 @@
           </w:tcPr>
           <w:p>
             <w:pPr>
-              <w:keepNext/>
               <w:spacing w:before="40" w:after="40" w:line="276" w:lineRule="auto"/>
               <w:jc w:val="left"/>
             </w:pPr>
@@ -15525,7 +15112,7 @@
       </w:tr>
       <w:tr>
         <w:trPr>
-          <w:cantSplit w:val="true"/>
+          <w:cantSplit/>
         </w:trPr>
         <w:tc>
           <w:tcPr>
@@ -15626,7 +15213,6 @@
         <w:rPr>
           <w:rFonts w:ascii="Times New Roman" w:hAnsi="Times New Roman" w:cs="Times New Roman" w:eastAsia="微软雅黑"/>
           <w:b w:val="0"/>
-          <w:i w:val="0"/>
           <w:color w:val="444444"/>
           <w:sz w:val="20"/>
         </w:rPr>
@@ -15636,7 +15222,6 @@
         <w:rPr>
           <w:rFonts w:ascii="Consolas" w:hAnsi="Consolas" w:cs="Consolas" w:eastAsia="Consolas"/>
           <w:b w:val="0"/>
-          <w:i w:val="0"/>
           <w:color w:val="B0305E"/>
           <w:sz w:val="19"/>
         </w:rPr>
@@ -15646,7 +15231,6 @@
         <w:rPr>
           <w:rFonts w:ascii="Times New Roman" w:hAnsi="Times New Roman" w:cs="Times New Roman" w:eastAsia="微软雅黑"/>
           <w:b w:val="0"/>
-          <w:i w:val="0"/>
           <w:color w:val="444444"/>
           <w:sz w:val="20"/>
         </w:rPr>
@@ -15656,7 +15240,6 @@
         <w:rPr>
           <w:rFonts w:ascii="Consolas" w:hAnsi="Consolas" w:cs="Consolas" w:eastAsia="Consolas"/>
           <w:b w:val="0"/>
-          <w:i w:val="0"/>
           <w:color w:val="B0305E"/>
           <w:sz w:val="19"/>
         </w:rPr>
@@ -15666,7 +15249,6 @@
         <w:rPr>
           <w:rFonts w:ascii="Times New Roman" w:hAnsi="Times New Roman" w:cs="Times New Roman" w:eastAsia="微软雅黑"/>
           <w:b w:val="0"/>
-          <w:i w:val="0"/>
           <w:color w:val="444444"/>
           <w:sz w:val="20"/>
         </w:rPr>
@@ -15676,7 +15258,6 @@
         <w:rPr>
           <w:rFonts w:ascii="Consolas" w:hAnsi="Consolas" w:cs="Consolas" w:eastAsia="Consolas"/>
           <w:b w:val="0"/>
-          <w:i w:val="0"/>
           <w:color w:val="B0305E"/>
           <w:sz w:val="19"/>
         </w:rPr>
@@ -15686,7 +15267,6 @@
         <w:rPr>
           <w:rFonts w:ascii="Times New Roman" w:hAnsi="Times New Roman" w:cs="Times New Roman" w:eastAsia="微软雅黑"/>
           <w:b w:val="0"/>
-          <w:i w:val="0"/>
           <w:color w:val="444444"/>
           <w:sz w:val="20"/>
         </w:rPr>
@@ -15696,7 +15276,6 @@
         <w:rPr>
           <w:rFonts w:ascii="Consolas" w:hAnsi="Consolas" w:cs="Consolas" w:eastAsia="Consolas"/>
           <w:b w:val="0"/>
-          <w:i w:val="0"/>
           <w:color w:val="B0305E"/>
           <w:sz w:val="19"/>
         </w:rPr>
@@ -15706,7 +15285,6 @@
         <w:rPr>
           <w:rFonts w:ascii="Times New Roman" w:hAnsi="Times New Roman" w:cs="Times New Roman" w:eastAsia="微软雅黑"/>
           <w:b w:val="0"/>
-          <w:i w:val="0"/>
           <w:color w:val="444444"/>
           <w:sz w:val="20"/>
         </w:rPr>
@@ -15716,7 +15294,6 @@
         <w:rPr>
           <w:rFonts w:ascii="Times New Roman" w:hAnsi="Times New Roman" w:cs="Times New Roman" w:eastAsia="微软雅黑"/>
           <w:b/>
-          <w:i w:val="0"/>
           <w:color w:val="444444"/>
           <w:sz w:val="20"/>
         </w:rPr>
@@ -15726,7 +15303,6 @@
         <w:rPr>
           <w:rFonts w:ascii="Times New Roman" w:hAnsi="Times New Roman" w:cs="Times New Roman" w:eastAsia="微软雅黑"/>
           <w:b w:val="0"/>
-          <w:i w:val="0"/>
           <w:color w:val="444444"/>
           <w:sz w:val="20"/>
         </w:rPr>
@@ -15783,7 +15359,7 @@
     <w:p>
       <w:pPr>
         <w:pStyle w:val="Heading1"/>
-        <w:spacing w:before="360"/>
+        <w:spacing w:before="320"/>
         <w:pBdr>
           <w:bottom w:val="single" w:sz="10" w:space="6" w:color="1F3B73"/>
         </w:pBdr>
@@ -15793,7 +15369,7 @@
           <w:rFonts w:ascii="Times New Roman" w:hAnsi="Times New Roman" w:cs="Times New Roman" w:eastAsia="微软雅黑"/>
           <w:b/>
           <w:color w:val="1F3B73"/>
-          <w:sz w:val="36"/>
+          <w:sz w:val="34"/>
         </w:rPr>
         <w:t>五、当前边界与口径说明（附录）</w:t>
       </w:r>
@@ -15835,17 +15411,17 @@
         <w:tblW w:w="9867" w:type="dxa"/>
       </w:tblPr>
       <w:tblGrid>
-        <w:gridCol w:w="1579"/>
-        <w:gridCol w:w="8287"/>
+        <w:gridCol w:w="1107"/>
+        <w:gridCol w:w="8759"/>
       </w:tblGrid>
       <w:tr>
         <w:trPr>
-          <w:tblHeader w:val="true"/>
-          <w:cantSplit w:val="true"/>
+          <w:tblHeader/>
+          <w:cantSplit/>
         </w:trPr>
         <w:tc>
           <w:tcPr>
-            <w:tcW w:type="dxa" w:w="1579"/>
+            <w:tcW w:type="dxa" w:w="1108"/>
             <w:shd w:val="clear" w:color="auto" w:fill="1F3B73"/>
           </w:tcPr>
           <w:p>
@@ -15867,7 +15443,7 @@
         </w:tc>
         <w:tc>
           <w:tcPr>
-            <w:tcW w:type="dxa" w:w="8287"/>
+            <w:tcW w:type="dxa" w:w="8758"/>
             <w:shd w:val="clear" w:color="auto" w:fill="1F3B73"/>
           </w:tcPr>
           <w:p>
@@ -15890,15 +15466,14 @@
       </w:tr>
       <w:tr>
         <w:trPr>
-          <w:cantSplit w:val="true"/>
+          <w:cantSplit/>
         </w:trPr>
         <w:tc>
           <w:tcPr>
-            <w:tcW w:type="dxa" w:w="1579"/>
-          </w:tcPr>
-          <w:p>
-            <w:pPr>
-              <w:keepNext/>
+            <w:tcW w:type="dxa" w:w="1108"/>
+          </w:tcPr>
+          <w:p>
+            <w:pPr>
               <w:spacing w:before="40" w:after="40" w:line="276" w:lineRule="auto"/>
               <w:jc w:val="left"/>
             </w:pPr>
@@ -15914,11 +15489,10 @@
         </w:tc>
         <w:tc>
           <w:tcPr>
-            <w:tcW w:type="dxa" w:w="8287"/>
-          </w:tcPr>
-          <w:p>
-            <w:pPr>
-              <w:keepNext/>
+            <w:tcW w:type="dxa" w:w="8758"/>
+          </w:tcPr>
+          <w:p>
+            <w:pPr>
               <w:spacing w:before="40" w:after="40" w:line="276" w:lineRule="auto"/>
               <w:jc w:val="left"/>
             </w:pPr>
@@ -15960,16 +15534,15 @@
       </w:tr>
       <w:tr>
         <w:trPr>
-          <w:cantSplit w:val="true"/>
+          <w:cantSplit/>
         </w:trPr>
         <w:tc>
           <w:tcPr>
-            <w:tcW w:type="dxa" w:w="1579"/>
+            <w:tcW w:type="dxa" w:w="1108"/>
             <w:shd w:val="clear" w:color="auto" w:fill="F2F5FA"/>
           </w:tcPr>
           <w:p>
             <w:pPr>
-              <w:keepNext/>
               <w:spacing w:before="40" w:after="40" w:line="276" w:lineRule="auto"/>
               <w:jc w:val="left"/>
             </w:pPr>
@@ -15985,12 +15558,11 @@
         </w:tc>
         <w:tc>
           <w:tcPr>
-            <w:tcW w:type="dxa" w:w="8287"/>
+            <w:tcW w:type="dxa" w:w="8758"/>
             <w:shd w:val="clear" w:color="auto" w:fill="F2F5FA"/>
           </w:tcPr>
           <w:p>
             <w:pPr>
-              <w:keepNext/>
               <w:spacing w:before="40" w:after="40" w:line="276" w:lineRule="auto"/>
               <w:jc w:val="left"/>
             </w:pPr>
@@ -16015,15 +15587,14 @@
       </w:tr>
       <w:tr>
         <w:trPr>
-          <w:cantSplit w:val="true"/>
+          <w:cantSplit/>
         </w:trPr>
         <w:tc>
           <w:tcPr>
-            <w:tcW w:type="dxa" w:w="1579"/>
-          </w:tcPr>
-          <w:p>
-            <w:pPr>
-              <w:keepNext/>
+            <w:tcW w:type="dxa" w:w="1108"/>
+          </w:tcPr>
+          <w:p>
+            <w:pPr>
               <w:spacing w:before="40" w:after="40" w:line="276" w:lineRule="auto"/>
               <w:jc w:val="left"/>
             </w:pPr>
@@ -16039,11 +15610,10 @@
         </w:tc>
         <w:tc>
           <w:tcPr>
-            <w:tcW w:type="dxa" w:w="8287"/>
-          </w:tcPr>
-          <w:p>
-            <w:pPr>
-              <w:keepNext/>
+            <w:tcW w:type="dxa" w:w="8758"/>
+          </w:tcPr>
+          <w:p>
+            <w:pPr>
               <w:spacing w:before="40" w:after="40" w:line="276" w:lineRule="auto"/>
               <w:jc w:val="left"/>
             </w:pPr>
@@ -16101,16 +15671,15 @@
       </w:tr>
       <w:tr>
         <w:trPr>
-          <w:cantSplit w:val="true"/>
+          <w:cantSplit/>
         </w:trPr>
         <w:tc>
           <w:tcPr>
-            <w:tcW w:type="dxa" w:w="1579"/>
+            <w:tcW w:type="dxa" w:w="1108"/>
             <w:shd w:val="clear" w:color="auto" w:fill="F2F5FA"/>
           </w:tcPr>
           <w:p>
             <w:pPr>
-              <w:keepNext/>
               <w:spacing w:before="40" w:after="40" w:line="276" w:lineRule="auto"/>
               <w:jc w:val="left"/>
             </w:pPr>
@@ -16126,12 +15695,11 @@
         </w:tc>
         <w:tc>
           <w:tcPr>
-            <w:tcW w:type="dxa" w:w="8287"/>
+            <w:tcW w:type="dxa" w:w="8758"/>
             <w:shd w:val="clear" w:color="auto" w:fill="F2F5FA"/>
           </w:tcPr>
           <w:p>
             <w:pPr>
-              <w:keepNext/>
               <w:spacing w:before="40" w:after="40" w:line="276" w:lineRule="auto"/>
               <w:jc w:val="left"/>
             </w:pPr>
@@ -16148,11 +15716,11 @@
       </w:tr>
       <w:tr>
         <w:trPr>
-          <w:cantSplit w:val="true"/>
+          <w:cantSplit/>
         </w:trPr>
         <w:tc>
           <w:tcPr>
-            <w:tcW w:type="dxa" w:w="1579"/>
+            <w:tcW w:type="dxa" w:w="1108"/>
           </w:tcPr>
           <w:p>
             <w:pPr>
@@ -16165,13 +15733,13 @@
                 <w:b w:val="0"/>
                 <w:sz w:val="19"/>
               </w:rPr>
-              <w:t>已知测试噪声</w:t>
-            </w:r>
-          </w:p>
-        </w:tc>
-        <w:tc>
-          <w:tcPr>
-            <w:tcW w:type="dxa" w:w="8287"/>
+              <w:t>测试全绿</w:t>
+            </w:r>
+          </w:p>
+        </w:tc>
+        <w:tc>
+          <w:tcPr>
+            <w:tcW w:type="dxa" w:w="8758"/>
           </w:tcPr>
           <w:p>
             <w:pPr>
@@ -16217,7 +15785,7 @@
                 <w:b/>
                 <w:sz w:val="19"/>
               </w:rPr>
-              <w:t>601 通过 / 10 失败</w:t>
+              <w:t>611 通过 / 0 失败</w:t>
             </w:r>
             <w:r>
               <w:rPr>
@@ -16225,23 +15793,24 @@
                 <w:b w:val="0"/>
                 <w:sz w:val="19"/>
               </w:rPr>
-              <w:t>；10 项全为 AI 边界自检用例在单进程连跑时的 import 顺序问题，</w:t>
-            </w:r>
-            <w:r>
-              <w:rPr>
-                <w:rFonts w:ascii="Times New Roman" w:hAnsi="Times New Roman" w:cs="Times New Roman" w:eastAsia="微软雅黑"/>
-                <w:b/>
+              <w:t xml:space="preserve">（17s）。此前 10 项 AI 边界自检的 import 顺序噪声已用 autouse 夹具按「ai/ 载入后新增」重设基线修掉；干净克隆下 </w:t>
+            </w:r>
+            <w:r>
+              <w:rPr>
+                <w:rFonts w:ascii="Consolas" w:hAnsi="Consolas" w:cs="Consolas" w:eastAsia="Consolas"/>
+                <w:b w:val="0"/>
+                <w:color w:val="B0305E"/>
+                <w:sz w:val="18"/>
+              </w:rPr>
+              <w:t>test_assets</w:t>
+            </w:r>
+            <w:r>
+              <w:rPr>
+                <w:rFonts w:ascii="Times New Roman" w:hAnsi="Times New Roman" w:cs="Times New Roman" w:eastAsia="微软雅黑"/>
+                <w:b w:val="0"/>
                 <w:sz w:val="19"/>
               </w:rPr>
-              <w:t>隔离单跑 14/14 全绿</w:t>
-            </w:r>
-            <w:r>
-              <w:rPr>
-                <w:rFonts w:ascii="Times New Roman" w:hAnsi="Times New Roman" w:cs="Times New Roman" w:eastAsia="微软雅黑"/>
-                <w:b w:val="0"/>
-                <w:sz w:val="19"/>
-              </w:rPr>
-              <w:t>，不影响运行与演示路径（</w:t>
+              <w:t xml:space="preserve"> 按设计 skip（21 个 glb 未入 git），不影响运行与演示路径（</w:t>
             </w:r>
             <w:r>
               <w:rPr>
@@ -16313,8 +15882,8 @@
       </w:tblGrid>
       <w:tr>
         <w:trPr>
-          <w:tblHeader w:val="true"/>
-          <w:cantSplit w:val="true"/>
+          <w:tblHeader/>
+          <w:cantSplit/>
         </w:trPr>
         <w:tc>
           <w:tcPr>
@@ -16407,7 +15976,7 @@
       </w:tr>
       <w:tr>
         <w:trPr>
-          <w:cantSplit w:val="true"/>
+          <w:cantSplit/>
         </w:trPr>
         <w:tc>
           <w:tcPr>
@@ -16415,7 +15984,6 @@
           </w:tcPr>
           <w:p>
             <w:pPr>
-              <w:keepNext/>
               <w:spacing w:before="40" w:after="40" w:line="276" w:lineRule="auto"/>
               <w:jc w:val="right"/>
             </w:pPr>
@@ -16435,7 +16003,6 @@
           </w:tcPr>
           <w:p>
             <w:pPr>
-              <w:keepNext/>
               <w:spacing w:before="40" w:after="40" w:line="276" w:lineRule="auto"/>
               <w:jc w:val="left"/>
             </w:pPr>
@@ -16455,7 +16022,6 @@
           </w:tcPr>
           <w:p>
             <w:pPr>
-              <w:keepNext/>
               <w:spacing w:before="40" w:after="40" w:line="276" w:lineRule="auto"/>
               <w:jc w:val="left"/>
             </w:pPr>
@@ -16499,7 +16065,6 @@
           </w:tcPr>
           <w:p>
             <w:pPr>
-              <w:keepNext/>
               <w:spacing w:before="40" w:after="40" w:line="276" w:lineRule="auto"/>
               <w:jc w:val="left"/>
             </w:pPr>
@@ -16551,7 +16116,7 @@
       </w:tr>
       <w:tr>
         <w:trPr>
-          <w:cantSplit w:val="true"/>
+          <w:cantSplit/>
         </w:trPr>
         <w:tc>
           <w:tcPr>
@@ -16560,7 +16125,6 @@
           </w:tcPr>
           <w:p>
             <w:pPr>
-              <w:keepNext/>
               <w:spacing w:before="40" w:after="40" w:line="276" w:lineRule="auto"/>
               <w:jc w:val="right"/>
             </w:pPr>
@@ -16581,7 +16145,6 @@
           </w:tcPr>
           <w:p>
             <w:pPr>
-              <w:keepNext/>
               <w:spacing w:before="40" w:after="40" w:line="276" w:lineRule="auto"/>
               <w:jc w:val="left"/>
             </w:pPr>
@@ -16602,7 +16165,6 @@
           </w:tcPr>
           <w:p>
             <w:pPr>
-              <w:keepNext/>
               <w:spacing w:before="40" w:after="40" w:line="276" w:lineRule="auto"/>
               <w:jc w:val="left"/>
             </w:pPr>
@@ -16706,7 +16268,6 @@
           </w:tcPr>
           <w:p>
             <w:pPr>
-              <w:keepNext/>
               <w:spacing w:before="40" w:after="40" w:line="276" w:lineRule="auto"/>
               <w:jc w:val="left"/>
             </w:pPr>
@@ -16758,7 +16319,7 @@
       </w:tr>
       <w:tr>
         <w:trPr>
-          <w:cantSplit w:val="true"/>
+          <w:cantSplit/>
         </w:trPr>
         <w:tc>
           <w:tcPr>
@@ -16766,7 +16327,6 @@
           </w:tcPr>
           <w:p>
             <w:pPr>
-              <w:keepNext/>
               <w:spacing w:before="40" w:after="40" w:line="276" w:lineRule="auto"/>
               <w:jc w:val="right"/>
             </w:pPr>
@@ -16786,7 +16346,6 @@
           </w:tcPr>
           <w:p>
             <w:pPr>
-              <w:keepNext/>
               <w:spacing w:before="40" w:after="40" w:line="276" w:lineRule="auto"/>
               <w:jc w:val="left"/>
             </w:pPr>
@@ -16806,7 +16365,6 @@
           </w:tcPr>
           <w:p>
             <w:pPr>
-              <w:keepNext/>
               <w:spacing w:before="40" w:after="40" w:line="276" w:lineRule="auto"/>
               <w:jc w:val="left"/>
             </w:pPr>
@@ -16994,7 +16552,6 @@
           </w:tcPr>
           <w:p>
             <w:pPr>
-              <w:keepNext/>
               <w:spacing w:before="40" w:after="40" w:line="276" w:lineRule="auto"/>
               <w:jc w:val="left"/>
             </w:pPr>
@@ -17029,7 +16586,7 @@
       </w:tr>
       <w:tr>
         <w:trPr>
-          <w:cantSplit w:val="true"/>
+          <w:cantSplit/>
         </w:trPr>
         <w:tc>
           <w:tcPr>
@@ -17156,7 +16713,6 @@
         <w:rPr>
           <w:rFonts w:ascii="Times New Roman" w:hAnsi="Times New Roman" w:cs="Times New Roman" w:eastAsia="微软雅黑"/>
           <w:b w:val="0"/>
-          <w:i w:val="0"/>
           <w:color w:val="444444"/>
           <w:sz w:val="20"/>
         </w:rPr>
@@ -17166,7 +16722,6 @@
         <w:rPr>
           <w:rFonts w:ascii="Times New Roman" w:hAnsi="Times New Roman" w:cs="Times New Roman" w:eastAsia="微软雅黑"/>
           <w:b/>
-          <w:i w:val="0"/>
           <w:color w:val="444444"/>
           <w:sz w:val="20"/>
         </w:rPr>
@@ -17176,7 +16731,6 @@
         <w:rPr>
           <w:rFonts w:ascii="Times New Roman" w:hAnsi="Times New Roman" w:cs="Times New Roman" w:eastAsia="微软雅黑"/>
           <w:b w:val="0"/>
-          <w:i w:val="0"/>
           <w:color w:val="444444"/>
           <w:sz w:val="20"/>
         </w:rPr>
@@ -17204,7 +16758,6 @@
         <w:rPr>
           <w:rFonts w:ascii="Times New Roman" w:hAnsi="Times New Roman" w:cs="Times New Roman" w:eastAsia="微软雅黑"/>
           <w:b w:val="0"/>
-          <w:i w:val="0"/>
           <w:color w:val="444444"/>
           <w:sz w:val="20"/>
         </w:rPr>
@@ -17214,7 +16767,6 @@
         <w:rPr>
           <w:rFonts w:ascii="Consolas" w:hAnsi="Consolas" w:cs="Consolas" w:eastAsia="Consolas"/>
           <w:b w:val="0"/>
-          <w:i w:val="0"/>
           <w:color w:val="B0305E"/>
           <w:sz w:val="19"/>
         </w:rPr>
@@ -17224,7 +16776,6 @@
         <w:rPr>
           <w:rFonts w:ascii="Times New Roman" w:hAnsi="Times New Roman" w:cs="Times New Roman" w:eastAsia="微软雅黑"/>
           <w:b w:val="0"/>
-          <w:i w:val="0"/>
           <w:color w:val="444444"/>
           <w:sz w:val="20"/>
         </w:rPr>
@@ -17274,8 +16825,8 @@
       </w:tblGrid>
       <w:tr>
         <w:trPr>
-          <w:tblHeader w:val="true"/>
-          <w:cantSplit w:val="true"/>
+          <w:tblHeader/>
+          <w:cantSplit/>
         </w:trPr>
         <w:tc>
           <w:tcPr>
@@ -17346,7 +16897,7 @@
       </w:tr>
       <w:tr>
         <w:trPr>
-          <w:cantSplit w:val="true"/>
+          <w:cantSplit/>
         </w:trPr>
         <w:tc>
           <w:tcPr>
@@ -17354,7 +16905,6 @@
           </w:tcPr>
           <w:p>
             <w:pPr>
-              <w:keepNext/>
               <w:spacing w:before="40" w:after="40" w:line="276" w:lineRule="auto"/>
               <w:jc w:val="left"/>
             </w:pPr>
@@ -17392,7 +16942,6 @@
           </w:tcPr>
           <w:p>
             <w:pPr>
-              <w:keepNext/>
               <w:spacing w:before="40" w:after="40" w:line="276" w:lineRule="auto"/>
               <w:jc w:val="left"/>
             </w:pPr>
@@ -17412,7 +16961,6 @@
           </w:tcPr>
           <w:p>
             <w:pPr>
-              <w:keepNext/>
               <w:spacing w:before="40" w:after="40" w:line="276" w:lineRule="auto"/>
               <w:jc w:val="left"/>
             </w:pPr>
@@ -17430,7 +16978,7 @@
       </w:tr>
       <w:tr>
         <w:trPr>
-          <w:cantSplit w:val="true"/>
+          <w:cantSplit/>
         </w:trPr>
         <w:tc>
           <w:tcPr>
@@ -17439,7 +16987,6 @@
           </w:tcPr>
           <w:p>
             <w:pPr>
-              <w:keepNext/>
               <w:spacing w:before="40" w:after="40" w:line="276" w:lineRule="auto"/>
               <w:jc w:val="left"/>
             </w:pPr>
@@ -17478,7 +17025,6 @@
           </w:tcPr>
           <w:p>
             <w:pPr>
-              <w:keepNext/>
               <w:spacing w:before="40" w:after="40" w:line="276" w:lineRule="auto"/>
               <w:jc w:val="left"/>
             </w:pPr>
@@ -17516,7 +17062,6 @@
           </w:tcPr>
           <w:p>
             <w:pPr>
-              <w:keepNext/>
               <w:spacing w:before="40" w:after="40" w:line="276" w:lineRule="auto"/>
               <w:jc w:val="left"/>
             </w:pPr>
@@ -17533,7 +17078,7 @@
       </w:tr>
       <w:tr>
         <w:trPr>
-          <w:cantSplit w:val="true"/>
+          <w:cantSplit/>
         </w:trPr>
         <w:tc>
           <w:tcPr>
@@ -17541,7 +17086,6 @@
           </w:tcPr>
           <w:p>
             <w:pPr>
-              <w:keepNext/>
               <w:spacing w:before="40" w:after="40" w:line="276" w:lineRule="auto"/>
               <w:jc w:val="left"/>
             </w:pPr>
@@ -17562,7 +17106,6 @@
           </w:tcPr>
           <w:p>
             <w:pPr>
-              <w:keepNext/>
               <w:spacing w:before="40" w:after="40" w:line="276" w:lineRule="auto"/>
               <w:jc w:val="left"/>
             </w:pPr>
@@ -17608,7 +17151,6 @@
           </w:tcPr>
           <w:p>
             <w:pPr>
-              <w:keepNext/>
               <w:spacing w:before="40" w:after="40" w:line="276" w:lineRule="auto"/>
               <w:jc w:val="left"/>
             </w:pPr>
@@ -17626,7 +17168,7 @@
       </w:tr>
       <w:tr>
         <w:trPr>
-          <w:cantSplit w:val="true"/>
+          <w:cantSplit/>
         </w:trPr>
         <w:tc>
           <w:tcPr>
@@ -17635,7 +17177,6 @@
           </w:tcPr>
           <w:p>
             <w:pPr>
-              <w:keepNext/>
               <w:spacing w:before="40" w:after="40" w:line="276" w:lineRule="auto"/>
               <w:jc w:val="left"/>
             </w:pPr>
@@ -17657,7 +17198,6 @@
           </w:tcPr>
           <w:p>
             <w:pPr>
-              <w:keepNext/>
               <w:spacing w:before="40" w:after="40" w:line="276" w:lineRule="auto"/>
               <w:jc w:val="left"/>
             </w:pPr>
@@ -17678,7 +17218,6 @@
           </w:tcPr>
           <w:p>
             <w:pPr>
-              <w:keepNext/>
               <w:spacing w:before="40" w:after="40" w:line="276" w:lineRule="auto"/>
               <w:jc w:val="left"/>
             </w:pPr>
@@ -17696,7 +17235,7 @@
       </w:tr>
       <w:tr>
         <w:trPr>
-          <w:cantSplit w:val="true"/>
+          <w:cantSplit/>
         </w:trPr>
         <w:tc>
           <w:tcPr>
@@ -17704,7 +17243,6 @@
           </w:tcPr>
           <w:p>
             <w:pPr>
-              <w:keepNext/>
               <w:spacing w:before="40" w:after="40" w:line="276" w:lineRule="auto"/>
               <w:jc w:val="left"/>
             </w:pPr>
@@ -17725,7 +17263,6 @@
           </w:tcPr>
           <w:p>
             <w:pPr>
-              <w:keepNext/>
               <w:spacing w:before="40" w:after="40" w:line="276" w:lineRule="auto"/>
               <w:jc w:val="left"/>
             </w:pPr>
@@ -17745,7 +17282,6 @@
           </w:tcPr>
           <w:p>
             <w:pPr>
-              <w:keepNext/>
               <w:spacing w:before="40" w:after="40" w:line="276" w:lineRule="auto"/>
               <w:jc w:val="left"/>
             </w:pPr>
@@ -17763,7 +17299,7 @@
       </w:tr>
       <w:tr>
         <w:trPr>
-          <w:cantSplit w:val="true"/>
+          <w:cantSplit/>
         </w:trPr>
         <w:tc>
           <w:tcPr>
@@ -17772,7 +17308,6 @@
           </w:tcPr>
           <w:p>
             <w:pPr>
-              <w:keepNext/>
               <w:spacing w:before="40" w:after="40" w:line="276" w:lineRule="auto"/>
               <w:jc w:val="left"/>
             </w:pPr>
@@ -17794,7 +17329,6 @@
           </w:tcPr>
           <w:p>
             <w:pPr>
-              <w:keepNext/>
               <w:spacing w:before="40" w:after="40" w:line="276" w:lineRule="auto"/>
               <w:jc w:val="left"/>
             </w:pPr>
@@ -17815,7 +17349,6 @@
           </w:tcPr>
           <w:p>
             <w:pPr>
-              <w:keepNext/>
               <w:spacing w:before="40" w:after="40" w:line="276" w:lineRule="auto"/>
               <w:jc w:val="left"/>
             </w:pPr>
@@ -17833,7 +17366,7 @@
       </w:tr>
       <w:tr>
         <w:trPr>
-          <w:cantSplit w:val="true"/>
+          <w:cantSplit/>
         </w:trPr>
         <w:tc>
           <w:tcPr>
@@ -17841,7 +17374,6 @@
           </w:tcPr>
           <w:p>
             <w:pPr>
-              <w:keepNext/>
               <w:spacing w:before="40" w:after="40" w:line="276" w:lineRule="auto"/>
               <w:jc w:val="left"/>
             </w:pPr>
@@ -17861,7 +17393,6 @@
           </w:tcPr>
           <w:p>
             <w:pPr>
-              <w:keepNext/>
               <w:spacing w:before="40" w:after="40" w:line="276" w:lineRule="auto"/>
               <w:jc w:val="left"/>
             </w:pPr>
@@ -17881,7 +17412,6 @@
           </w:tcPr>
           <w:p>
             <w:pPr>
-              <w:keepNext/>
               <w:spacing w:before="40" w:after="40" w:line="276" w:lineRule="auto"/>
               <w:jc w:val="left"/>
             </w:pPr>
@@ -17899,7 +17429,7 @@
       </w:tr>
       <w:tr>
         <w:trPr>
-          <w:cantSplit w:val="true"/>
+          <w:cantSplit/>
         </w:trPr>
         <w:tc>
           <w:tcPr>
@@ -18451,7 +17981,7 @@
     <w:pPr>
       <w:keepNext/>
       <w:keepLines/>
-      <w:spacing w:before="360" w:after="200" w:line="312" w:lineRule="auto"/>
+      <w:spacing w:before="320" w:after="200" w:line="312" w:lineRule="auto"/>
       <w:outlineLvl w:val="0"/>
     </w:pPr>
     <w:rPr>
@@ -18459,7 +17989,7 @@
       <w:b/>
       <w:bCs/>
       <w:color w:val="1F3B73"/>
-      <w:sz w:val="36"/>
+      <w:sz w:val="34"/>
       <w:szCs w:val="28"/>
     </w:rPr>
   </w:style>

--- a/提交材料/01-说明文档.docx
+++ b/提交材料/01-说明文档.docx
@@ -12,24 +12,9 @@
           <w:rFonts w:ascii="Times New Roman" w:hAnsi="Times New Roman" w:cs="Times New Roman" w:eastAsia="微软雅黑"/>
           <w:b/>
           <w:color w:val="1F3B73"/>
-          <w:sz w:val="48"/>
+          <w:sz w:val="52"/>
         </w:rPr>
-        <w:t>区域发展模拟器 Region Sim</w:t>
-      </w:r>
-    </w:p>
-    <w:p>
-      <w:pPr>
-        <w:spacing w:after="40"/>
-        <w:jc w:val="center"/>
-      </w:pPr>
-      <w:r>
-        <w:rPr>
-          <w:rFonts w:ascii="Times New Roman" w:hAnsi="Times New Roman" w:cs="Times New Roman" w:eastAsia="微软雅黑"/>
-          <w:b w:val="0"/>
-          <w:color w:val="444444"/>
-          <w:sz w:val="25"/>
-        </w:rPr>
-        <w:t>项目说明文档 · 建设特区 · 2026-10-18</w:t>
+        <w:t>01-说明文档</w:t>
       </w:r>
     </w:p>
     <w:p>
@@ -43,7 +28,7 @@
     <w:p>
       <w:pPr>
         <w:pStyle w:val="Heading1"/>
-        <w:spacing w:before="320"/>
+        <w:spacing w:before="360"/>
         <w:pBdr>
           <w:bottom w:val="single" w:sz="10" w:space="6" w:color="1F3B73"/>
         </w:pBdr>
@@ -53,7 +38,7 @@
           <w:rFonts w:ascii="Times New Roman" w:hAnsi="Times New Roman" w:cs="Times New Roman" w:eastAsia="微软雅黑"/>
           <w:b/>
           <w:color w:val="1F3B73"/>
-          <w:sz w:val="34"/>
+          <w:sz w:val="36"/>
         </w:rPr>
         <w:t>一、项目简介</w:t>
       </w:r>
@@ -131,17 +116,17 @@
         <w:tblW w:w="9867" w:type="dxa"/>
       </w:tblPr>
       <w:tblGrid>
-        <w:gridCol w:w="1413"/>
-        <w:gridCol w:w="8453"/>
+        <w:gridCol w:w="1161"/>
+        <w:gridCol w:w="8705"/>
       </w:tblGrid>
       <w:tr>
         <w:trPr>
-          <w:tblHeader/>
-          <w:cantSplit/>
+          <w:tblHeader w:val="true"/>
+          <w:cantSplit w:val="true"/>
         </w:trPr>
         <w:tc>
           <w:tcPr>
-            <w:tcW w:type="dxa" w:w="1413"/>
+            <w:tcW w:type="dxa" w:w="1162"/>
             <w:shd w:val="clear" w:color="auto" w:fill="1F3B73"/>
           </w:tcPr>
           <w:p>
@@ -163,7 +148,7 @@
         </w:tc>
         <w:tc>
           <w:tcPr>
-            <w:tcW w:type="dxa" w:w="8453"/>
+            <w:tcW w:type="dxa" w:w="8704"/>
             <w:shd w:val="clear" w:color="auto" w:fill="1F3B73"/>
           </w:tcPr>
           <w:p>
@@ -186,11 +171,11 @@
       </w:tr>
       <w:tr>
         <w:trPr>
-          <w:cantSplit/>
+          <w:cantSplit w:val="true"/>
         </w:trPr>
         <w:tc>
           <w:tcPr>
-            <w:tcW w:type="dxa" w:w="1413"/>
+            <w:tcW w:type="dxa" w:w="1162"/>
           </w:tcPr>
           <w:p>
             <w:pPr>
@@ -209,7 +194,7 @@
         </w:tc>
         <w:tc>
           <w:tcPr>
-            <w:tcW w:type="dxa" w:w="8453"/>
+            <w:tcW w:type="dxa" w:w="8704"/>
           </w:tcPr>
           <w:p>
             <w:pPr>
@@ -229,11 +214,11 @@
       </w:tr>
       <w:tr>
         <w:trPr>
-          <w:cantSplit/>
+          <w:cantSplit w:val="true"/>
         </w:trPr>
         <w:tc>
           <w:tcPr>
-            <w:tcW w:type="dxa" w:w="1413"/>
+            <w:tcW w:type="dxa" w:w="1162"/>
             <w:shd w:val="clear" w:color="auto" w:fill="F2F5FA"/>
           </w:tcPr>
           <w:p>
@@ -253,7 +238,7 @@
         </w:tc>
         <w:tc>
           <w:tcPr>
-            <w:tcW w:type="dxa" w:w="8453"/>
+            <w:tcW w:type="dxa" w:w="8704"/>
             <w:shd w:val="clear" w:color="auto" w:fill="F2F5FA"/>
           </w:tcPr>
           <w:p>
@@ -274,11 +259,11 @@
       </w:tr>
       <w:tr>
         <w:trPr>
-          <w:cantSplit/>
+          <w:cantSplit w:val="true"/>
         </w:trPr>
         <w:tc>
           <w:tcPr>
-            <w:tcW w:type="dxa" w:w="1413"/>
+            <w:tcW w:type="dxa" w:w="1162"/>
           </w:tcPr>
           <w:p>
             <w:pPr>
@@ -297,7 +282,7 @@
         </w:tc>
         <w:tc>
           <w:tcPr>
-            <w:tcW w:type="dxa" w:w="8453"/>
+            <w:tcW w:type="dxa" w:w="8704"/>
           </w:tcPr>
           <w:p>
             <w:pPr>
@@ -317,11 +302,11 @@
       </w:tr>
       <w:tr>
         <w:trPr>
-          <w:cantSplit/>
+          <w:cantSplit w:val="true"/>
         </w:trPr>
         <w:tc>
           <w:tcPr>
-            <w:tcW w:type="dxa" w:w="1413"/>
+            <w:tcW w:type="dxa" w:w="1162"/>
             <w:shd w:val="clear" w:color="auto" w:fill="F2F5FA"/>
           </w:tcPr>
           <w:p>
@@ -341,7 +326,7 @@
         </w:tc>
         <w:tc>
           <w:tcPr>
-            <w:tcW w:type="dxa" w:w="8453"/>
+            <w:tcW w:type="dxa" w:w="8704"/>
             <w:shd w:val="clear" w:color="auto" w:fill="F2F5FA"/>
           </w:tcPr>
           <w:p>
@@ -362,11 +347,11 @@
       </w:tr>
       <w:tr>
         <w:trPr>
-          <w:cantSplit/>
+          <w:cantSplit w:val="true"/>
         </w:trPr>
         <w:tc>
           <w:tcPr>
-            <w:tcW w:type="dxa" w:w="1413"/>
+            <w:tcW w:type="dxa" w:w="1162"/>
           </w:tcPr>
           <w:p>
             <w:pPr>
@@ -385,7 +370,7 @@
         </w:tc>
         <w:tc>
           <w:tcPr>
-            <w:tcW w:type="dxa" w:w="8453"/>
+            <w:tcW w:type="dxa" w:w="8704"/>
           </w:tcPr>
           <w:p>
             <w:pPr>
@@ -405,11 +390,11 @@
       </w:tr>
       <w:tr>
         <w:trPr>
-          <w:cantSplit/>
+          <w:cantSplit w:val="true"/>
         </w:trPr>
         <w:tc>
           <w:tcPr>
-            <w:tcW w:type="dxa" w:w="1413"/>
+            <w:tcW w:type="dxa" w:w="1162"/>
             <w:shd w:val="clear" w:color="auto" w:fill="F2F5FA"/>
           </w:tcPr>
           <w:p>
@@ -429,7 +414,7 @@
         </w:tc>
         <w:tc>
           <w:tcPr>
-            <w:tcW w:type="dxa" w:w="8453"/>
+            <w:tcW w:type="dxa" w:w="8704"/>
             <w:shd w:val="clear" w:color="auto" w:fill="F2F5FA"/>
           </w:tcPr>
           <w:p>
@@ -450,11 +435,11 @@
       </w:tr>
       <w:tr>
         <w:trPr>
-          <w:cantSplit/>
+          <w:cantSplit w:val="true"/>
         </w:trPr>
         <w:tc>
           <w:tcPr>
-            <w:tcW w:type="dxa" w:w="1413"/>
+            <w:tcW w:type="dxa" w:w="1162"/>
           </w:tcPr>
           <w:p>
             <w:pPr>
@@ -473,7 +458,7 @@
         </w:tc>
         <w:tc>
           <w:tcPr>
-            <w:tcW w:type="dxa" w:w="8453"/>
+            <w:tcW w:type="dxa" w:w="8704"/>
           </w:tcPr>
           <w:p>
             <w:pPr>
@@ -502,11 +487,11 @@
       </w:tr>
       <w:tr>
         <w:trPr>
-          <w:cantSplit/>
+          <w:cantSplit w:val="true"/>
         </w:trPr>
         <w:tc>
           <w:tcPr>
-            <w:tcW w:type="dxa" w:w="1413"/>
+            <w:tcW w:type="dxa" w:w="1162"/>
             <w:shd w:val="clear" w:color="auto" w:fill="F2F5FA"/>
           </w:tcPr>
           <w:p>
@@ -526,7 +511,7 @@
         </w:tc>
         <w:tc>
           <w:tcPr>
-            <w:tcW w:type="dxa" w:w="8453"/>
+            <w:tcW w:type="dxa" w:w="8704"/>
             <w:shd w:val="clear" w:color="auto" w:fill="F2F5FA"/>
           </w:tcPr>
           <w:p>
@@ -645,8 +630,8 @@
       </w:tblGrid>
       <w:tr>
         <w:trPr>
-          <w:tblHeader/>
-          <w:cantSplit/>
+          <w:tblHeader w:val="true"/>
+          <w:cantSplit w:val="true"/>
         </w:trPr>
         <w:tc>
           <w:tcPr>
@@ -717,7 +702,7 @@
       </w:tr>
       <w:tr>
         <w:trPr>
-          <w:cantSplit/>
+          <w:cantSplit w:val="true"/>
         </w:trPr>
         <w:tc>
           <w:tcPr>
@@ -845,7 +830,7 @@
       </w:tr>
       <w:tr>
         <w:trPr>
-          <w:cantSplit/>
+          <w:cantSplit w:val="true"/>
         </w:trPr>
         <w:tc>
           <w:tcPr>
@@ -918,7 +903,7 @@
       </w:tr>
       <w:tr>
         <w:trPr>
-          <w:cantSplit/>
+          <w:cantSplit w:val="true"/>
         </w:trPr>
         <w:tc>
           <w:tcPr>
@@ -997,7 +982,7 @@
       </w:tr>
       <w:tr>
         <w:trPr>
-          <w:cantSplit/>
+          <w:cantSplit w:val="true"/>
         </w:trPr>
         <w:tc>
           <w:tcPr>
@@ -1121,18 +1106,18 @@
         <w:tblW w:w="9867" w:type="dxa"/>
       </w:tblPr>
       <w:tblGrid>
-        <w:gridCol w:w="1088"/>
-        <w:gridCol w:w="3262"/>
-        <w:gridCol w:w="5516"/>
+        <w:gridCol w:w="665"/>
+        <w:gridCol w:w="3215"/>
+        <w:gridCol w:w="5986"/>
       </w:tblGrid>
       <w:tr>
         <w:trPr>
-          <w:tblHeader/>
-          <w:cantSplit/>
+          <w:tblHeader w:val="true"/>
+          <w:cantSplit w:val="true"/>
         </w:trPr>
         <w:tc>
           <w:tcPr>
-            <w:tcW w:type="dxa" w:w="1088"/>
+            <w:tcW w:type="dxa" w:w="665"/>
             <w:shd w:val="clear" w:color="auto" w:fill="1F3B73"/>
           </w:tcPr>
           <w:p>
@@ -1154,7 +1139,7 @@
         </w:tc>
         <w:tc>
           <w:tcPr>
-            <w:tcW w:type="dxa" w:w="3262"/>
+            <w:tcW w:type="dxa" w:w="3215"/>
             <w:shd w:val="clear" w:color="auto" w:fill="1F3B73"/>
           </w:tcPr>
           <w:p>
@@ -1176,7 +1161,7 @@
         </w:tc>
         <w:tc>
           <w:tcPr>
-            <w:tcW w:type="dxa" w:w="5516"/>
+            <w:tcW w:type="dxa" w:w="5986"/>
             <w:shd w:val="clear" w:color="auto" w:fill="1F3B73"/>
           </w:tcPr>
           <w:p>
@@ -1199,11 +1184,11 @@
       </w:tr>
       <w:tr>
         <w:trPr>
-          <w:cantSplit/>
+          <w:cantSplit w:val="true"/>
         </w:trPr>
         <w:tc>
           <w:tcPr>
-            <w:tcW w:type="dxa" w:w="1088"/>
+            <w:tcW w:type="dxa" w:w="665"/>
           </w:tcPr>
           <w:p>
             <w:pPr>
@@ -1222,7 +1207,7 @@
         </w:tc>
         <w:tc>
           <w:tcPr>
-            <w:tcW w:type="dxa" w:w="3262"/>
+            <w:tcW w:type="dxa" w:w="3215"/>
           </w:tcPr>
           <w:p>
             <w:pPr>
@@ -1241,7 +1226,7 @@
         </w:tc>
         <w:tc>
           <w:tcPr>
-            <w:tcW w:type="dxa" w:w="5516"/>
+            <w:tcW w:type="dxa" w:w="5986"/>
           </w:tcPr>
           <w:p>
             <w:pPr>
@@ -1261,11 +1246,11 @@
       </w:tr>
       <w:tr>
         <w:trPr>
-          <w:cantSplit/>
+          <w:cantSplit w:val="true"/>
         </w:trPr>
         <w:tc>
           <w:tcPr>
-            <w:tcW w:type="dxa" w:w="1088"/>
+            <w:tcW w:type="dxa" w:w="665"/>
             <w:shd w:val="clear" w:color="auto" w:fill="F2F5FA"/>
           </w:tcPr>
           <w:p>
@@ -1285,7 +1270,7 @@
         </w:tc>
         <w:tc>
           <w:tcPr>
-            <w:tcW w:type="dxa" w:w="3262"/>
+            <w:tcW w:type="dxa" w:w="3215"/>
             <w:shd w:val="clear" w:color="auto" w:fill="F2F5FA"/>
           </w:tcPr>
           <w:p>
@@ -1305,7 +1290,7 @@
         </w:tc>
         <w:tc>
           <w:tcPr>
-            <w:tcW w:type="dxa" w:w="5516"/>
+            <w:tcW w:type="dxa" w:w="5986"/>
             <w:shd w:val="clear" w:color="auto" w:fill="F2F5FA"/>
           </w:tcPr>
           <w:p>
@@ -1326,11 +1311,11 @@
       </w:tr>
       <w:tr>
         <w:trPr>
-          <w:cantSplit/>
+          <w:cantSplit w:val="true"/>
         </w:trPr>
         <w:tc>
           <w:tcPr>
-            <w:tcW w:type="dxa" w:w="1088"/>
+            <w:tcW w:type="dxa" w:w="665"/>
           </w:tcPr>
           <w:p>
             <w:pPr>
@@ -1349,7 +1334,7 @@
         </w:tc>
         <w:tc>
           <w:tcPr>
-            <w:tcW w:type="dxa" w:w="3262"/>
+            <w:tcW w:type="dxa" w:w="3215"/>
           </w:tcPr>
           <w:p>
             <w:pPr>
@@ -1368,7 +1353,7 @@
         </w:tc>
         <w:tc>
           <w:tcPr>
-            <w:tcW w:type="dxa" w:w="5516"/>
+            <w:tcW w:type="dxa" w:w="5986"/>
           </w:tcPr>
           <w:p>
             <w:pPr>
@@ -1388,11 +1373,11 @@
       </w:tr>
       <w:tr>
         <w:trPr>
-          <w:cantSplit/>
+          <w:cantSplit w:val="true"/>
         </w:trPr>
         <w:tc>
           <w:tcPr>
-            <w:tcW w:type="dxa" w:w="1088"/>
+            <w:tcW w:type="dxa" w:w="665"/>
             <w:shd w:val="clear" w:color="auto" w:fill="F2F5FA"/>
           </w:tcPr>
           <w:p>
@@ -1412,7 +1397,7 @@
         </w:tc>
         <w:tc>
           <w:tcPr>
-            <w:tcW w:type="dxa" w:w="3262"/>
+            <w:tcW w:type="dxa" w:w="3215"/>
             <w:shd w:val="clear" w:color="auto" w:fill="F2F5FA"/>
           </w:tcPr>
           <w:p>
@@ -1432,7 +1417,7 @@
         </w:tc>
         <w:tc>
           <w:tcPr>
-            <w:tcW w:type="dxa" w:w="5516"/>
+            <w:tcW w:type="dxa" w:w="5986"/>
             <w:shd w:val="clear" w:color="auto" w:fill="F2F5FA"/>
           </w:tcPr>
           <w:p>
@@ -1453,11 +1438,11 @@
       </w:tr>
       <w:tr>
         <w:trPr>
-          <w:cantSplit/>
+          <w:cantSplit w:val="true"/>
         </w:trPr>
         <w:tc>
           <w:tcPr>
-            <w:tcW w:type="dxa" w:w="1088"/>
+            <w:tcW w:type="dxa" w:w="665"/>
           </w:tcPr>
           <w:p>
             <w:pPr>
@@ -1476,7 +1461,7 @@
         </w:tc>
         <w:tc>
           <w:tcPr>
-            <w:tcW w:type="dxa" w:w="3262"/>
+            <w:tcW w:type="dxa" w:w="3215"/>
           </w:tcPr>
           <w:p>
             <w:pPr>
@@ -1495,7 +1480,7 @@
         </w:tc>
         <w:tc>
           <w:tcPr>
-            <w:tcW w:type="dxa" w:w="5516"/>
+            <w:tcW w:type="dxa" w:w="5986"/>
           </w:tcPr>
           <w:p>
             <w:pPr>
@@ -1515,11 +1500,11 @@
       </w:tr>
       <w:tr>
         <w:trPr>
-          <w:cantSplit/>
+          <w:cantSplit w:val="true"/>
         </w:trPr>
         <w:tc>
           <w:tcPr>
-            <w:tcW w:type="dxa" w:w="1088"/>
+            <w:tcW w:type="dxa" w:w="665"/>
             <w:shd w:val="clear" w:color="auto" w:fill="F2F5FA"/>
           </w:tcPr>
           <w:p>
@@ -1539,7 +1524,7 @@
         </w:tc>
         <w:tc>
           <w:tcPr>
-            <w:tcW w:type="dxa" w:w="3262"/>
+            <w:tcW w:type="dxa" w:w="3215"/>
             <w:shd w:val="clear" w:color="auto" w:fill="F2F5FA"/>
           </w:tcPr>
           <w:p>
@@ -1559,7 +1544,7 @@
         </w:tc>
         <w:tc>
           <w:tcPr>
-            <w:tcW w:type="dxa" w:w="5516"/>
+            <w:tcW w:type="dxa" w:w="5986"/>
             <w:shd w:val="clear" w:color="auto" w:fill="F2F5FA"/>
           </w:tcPr>
           <w:p>
@@ -1596,11 +1581,11 @@
       </w:tr>
       <w:tr>
         <w:trPr>
-          <w:cantSplit/>
+          <w:cantSplit w:val="true"/>
         </w:trPr>
         <w:tc>
           <w:tcPr>
-            <w:tcW w:type="dxa" w:w="1088"/>
+            <w:tcW w:type="dxa" w:w="665"/>
           </w:tcPr>
           <w:p>
             <w:pPr>
@@ -1619,7 +1604,7 @@
         </w:tc>
         <w:tc>
           <w:tcPr>
-            <w:tcW w:type="dxa" w:w="3262"/>
+            <w:tcW w:type="dxa" w:w="3215"/>
           </w:tcPr>
           <w:p>
             <w:pPr>
@@ -1638,7 +1623,7 @@
         </w:tc>
         <w:tc>
           <w:tcPr>
-            <w:tcW w:type="dxa" w:w="5516"/>
+            <w:tcW w:type="dxa" w:w="5986"/>
           </w:tcPr>
           <w:p>
             <w:pPr>
@@ -1658,11 +1643,11 @@
       </w:tr>
       <w:tr>
         <w:trPr>
-          <w:cantSplit/>
+          <w:cantSplit w:val="true"/>
         </w:trPr>
         <w:tc>
           <w:tcPr>
-            <w:tcW w:type="dxa" w:w="1088"/>
+            <w:tcW w:type="dxa" w:w="665"/>
             <w:shd w:val="clear" w:color="auto" w:fill="F2F5FA"/>
           </w:tcPr>
           <w:p>
@@ -1682,7 +1667,7 @@
         </w:tc>
         <w:tc>
           <w:tcPr>
-            <w:tcW w:type="dxa" w:w="3262"/>
+            <w:tcW w:type="dxa" w:w="3215"/>
             <w:shd w:val="clear" w:color="auto" w:fill="F2F5FA"/>
           </w:tcPr>
           <w:p>
@@ -1702,7 +1687,7 @@
         </w:tc>
         <w:tc>
           <w:tcPr>
-            <w:tcW w:type="dxa" w:w="5516"/>
+            <w:tcW w:type="dxa" w:w="5986"/>
             <w:shd w:val="clear" w:color="auto" w:fill="F2F5FA"/>
           </w:tcPr>
           <w:p>
@@ -1739,11 +1724,11 @@
       </w:tr>
       <w:tr>
         <w:trPr>
-          <w:cantSplit/>
+          <w:cantSplit w:val="true"/>
         </w:trPr>
         <w:tc>
           <w:tcPr>
-            <w:tcW w:type="dxa" w:w="1088"/>
+            <w:tcW w:type="dxa" w:w="665"/>
           </w:tcPr>
           <w:p>
             <w:pPr>
@@ -1762,7 +1747,7 @@
         </w:tc>
         <w:tc>
           <w:tcPr>
-            <w:tcW w:type="dxa" w:w="3262"/>
+            <w:tcW w:type="dxa" w:w="3215"/>
           </w:tcPr>
           <w:p>
             <w:pPr>
@@ -1781,7 +1766,7 @@
         </w:tc>
         <w:tc>
           <w:tcPr>
-            <w:tcW w:type="dxa" w:w="5516"/>
+            <w:tcW w:type="dxa" w:w="5986"/>
           </w:tcPr>
           <w:p>
             <w:pPr>
@@ -1801,11 +1786,11 @@
       </w:tr>
       <w:tr>
         <w:trPr>
-          <w:cantSplit/>
+          <w:cantSplit w:val="true"/>
         </w:trPr>
         <w:tc>
           <w:tcPr>
-            <w:tcW w:type="dxa" w:w="1088"/>
+            <w:tcW w:type="dxa" w:w="665"/>
             <w:shd w:val="clear" w:color="auto" w:fill="F2F5FA"/>
           </w:tcPr>
           <w:p>
@@ -1825,7 +1810,7 @@
         </w:tc>
         <w:tc>
           <w:tcPr>
-            <w:tcW w:type="dxa" w:w="3262"/>
+            <w:tcW w:type="dxa" w:w="3215"/>
             <w:shd w:val="clear" w:color="auto" w:fill="F2F5FA"/>
           </w:tcPr>
           <w:p>
@@ -1845,7 +1830,7 @@
         </w:tc>
         <w:tc>
           <w:tcPr>
-            <w:tcW w:type="dxa" w:w="5516"/>
+            <w:tcW w:type="dxa" w:w="5986"/>
             <w:shd w:val="clear" w:color="auto" w:fill="F2F5FA"/>
           </w:tcPr>
           <w:p>
@@ -1866,11 +1851,11 @@
       </w:tr>
       <w:tr>
         <w:trPr>
-          <w:cantSplit/>
+          <w:cantSplit w:val="true"/>
         </w:trPr>
         <w:tc>
           <w:tcPr>
-            <w:tcW w:type="dxa" w:w="1088"/>
+            <w:tcW w:type="dxa" w:w="665"/>
           </w:tcPr>
           <w:p>
             <w:pPr>
@@ -1889,7 +1874,7 @@
         </w:tc>
         <w:tc>
           <w:tcPr>
-            <w:tcW w:type="dxa" w:w="3262"/>
+            <w:tcW w:type="dxa" w:w="3215"/>
           </w:tcPr>
           <w:p>
             <w:pPr>
@@ -1908,7 +1893,7 @@
         </w:tc>
         <w:tc>
           <w:tcPr>
-            <w:tcW w:type="dxa" w:w="5516"/>
+            <w:tcW w:type="dxa" w:w="5986"/>
           </w:tcPr>
           <w:p>
             <w:pPr>
@@ -1944,6 +1929,7 @@
         <w:rPr>
           <w:rFonts w:ascii="Times New Roman" w:hAnsi="Times New Roman" w:cs="Times New Roman" w:eastAsia="微软雅黑"/>
           <w:b w:val="0"/>
+          <w:i w:val="0"/>
           <w:color w:val="444444"/>
           <w:sz w:val="20"/>
         </w:rPr>
@@ -2023,8 +2009,8 @@
       </w:tblGrid>
       <w:tr>
         <w:trPr>
-          <w:tblHeader/>
-          <w:cantSplit/>
+          <w:tblHeader w:val="true"/>
+          <w:cantSplit w:val="true"/>
         </w:trPr>
         <w:tc>
           <w:tcPr>
@@ -2117,7 +2103,7 @@
       </w:tr>
       <w:tr>
         <w:trPr>
-          <w:cantSplit/>
+          <w:cantSplit w:val="true"/>
         </w:trPr>
         <w:tc>
           <w:tcPr>
@@ -2233,7 +2219,7 @@
       </w:tr>
       <w:tr>
         <w:trPr>
-          <w:cantSplit/>
+          <w:cantSplit w:val="true"/>
         </w:trPr>
         <w:tc>
           <w:tcPr>
@@ -2336,7 +2322,7 @@
       </w:tr>
       <w:tr>
         <w:trPr>
-          <w:cantSplit/>
+          <w:cantSplit w:val="true"/>
         </w:trPr>
         <w:tc>
           <w:tcPr>
@@ -2426,7 +2412,7 @@
       </w:tr>
       <w:tr>
         <w:trPr>
-          <w:cantSplit/>
+          <w:cantSplit w:val="true"/>
         </w:trPr>
         <w:tc>
           <w:tcPr>
@@ -2795,7 +2781,7 @@
       <w:r>
         <w:rPr>
           <w:rFonts w:ascii="Times New Roman" w:hAnsi="Times New Roman" w:cs="Times New Roman" w:eastAsia="微软雅黑"/>
-          <w:b/>
+          <w:b w:val="0"/>
           <w:color w:val="1F3B73"/>
           <w:sz w:val="21"/>
         </w:rPr>
@@ -2902,7 +2888,7 @@
       <w:r>
         <w:rPr>
           <w:rFonts w:ascii="Times New Roman" w:hAnsi="Times New Roman" w:cs="Times New Roman" w:eastAsia="微软雅黑"/>
-          <w:b/>
+          <w:b w:val="0"/>
           <w:color w:val="1F3B73"/>
           <w:sz w:val="21"/>
         </w:rPr>
@@ -3051,18 +3037,18 @@
         <w:tblW w:w="9867" w:type="dxa"/>
       </w:tblPr>
       <w:tblGrid>
-        <w:gridCol w:w="871"/>
-        <w:gridCol w:w="5379"/>
-        <w:gridCol w:w="3616"/>
+        <w:gridCol w:w="551"/>
+        <w:gridCol w:w="3402"/>
+        <w:gridCol w:w="5913"/>
       </w:tblGrid>
       <w:tr>
         <w:trPr>
-          <w:tblHeader/>
-          <w:cantSplit/>
+          <w:tblHeader w:val="true"/>
+          <w:cantSplit w:val="true"/>
         </w:trPr>
         <w:tc>
           <w:tcPr>
-            <w:tcW w:type="dxa" w:w="871"/>
+            <w:tcW w:type="dxa" w:w="551"/>
             <w:shd w:val="clear" w:color="auto" w:fill="1F3B73"/>
           </w:tcPr>
           <w:p>
@@ -3084,7 +3070,7 @@
         </w:tc>
         <w:tc>
           <w:tcPr>
-            <w:tcW w:type="dxa" w:w="5379"/>
+            <w:tcW w:type="dxa" w:w="3402"/>
             <w:shd w:val="clear" w:color="auto" w:fill="1F3B73"/>
           </w:tcPr>
           <w:p>
@@ -3106,7 +3092,7 @@
         </w:tc>
         <w:tc>
           <w:tcPr>
-            <w:tcW w:type="dxa" w:w="3616"/>
+            <w:tcW w:type="dxa" w:w="5913"/>
             <w:shd w:val="clear" w:color="auto" w:fill="1F3B73"/>
           </w:tcPr>
           <w:p>
@@ -3129,11 +3115,11 @@
       </w:tr>
       <w:tr>
         <w:trPr>
-          <w:cantSplit/>
+          <w:cantSplit w:val="true"/>
         </w:trPr>
         <w:tc>
           <w:tcPr>
-            <w:tcW w:type="dxa" w:w="871"/>
+            <w:tcW w:type="dxa" w:w="551"/>
           </w:tcPr>
           <w:p>
             <w:pPr>
@@ -3152,7 +3138,7 @@
         </w:tc>
         <w:tc>
           <w:tcPr>
-            <w:tcW w:type="dxa" w:w="5379"/>
+            <w:tcW w:type="dxa" w:w="3402"/>
           </w:tcPr>
           <w:p>
             <w:pPr>
@@ -3220,7 +3206,7 @@
         </w:tc>
         <w:tc>
           <w:tcPr>
-            <w:tcW w:type="dxa" w:w="3616"/>
+            <w:tcW w:type="dxa" w:w="5913"/>
           </w:tcPr>
           <w:p>
             <w:pPr>
@@ -3241,11 +3227,11 @@
       </w:tr>
       <w:tr>
         <w:trPr>
-          <w:cantSplit/>
+          <w:cantSplit w:val="true"/>
         </w:trPr>
         <w:tc>
           <w:tcPr>
-            <w:tcW w:type="dxa" w:w="871"/>
+            <w:tcW w:type="dxa" w:w="551"/>
             <w:shd w:val="clear" w:color="auto" w:fill="F2F5FA"/>
           </w:tcPr>
           <w:p>
@@ -3265,7 +3251,7 @@
         </w:tc>
         <w:tc>
           <w:tcPr>
-            <w:tcW w:type="dxa" w:w="5379"/>
+            <w:tcW w:type="dxa" w:w="3402"/>
             <w:shd w:val="clear" w:color="auto" w:fill="F2F5FA"/>
           </w:tcPr>
           <w:p>
@@ -3301,7 +3287,7 @@
         </w:tc>
         <w:tc>
           <w:tcPr>
-            <w:tcW w:type="dxa" w:w="3616"/>
+            <w:tcW w:type="dxa" w:w="5913"/>
             <w:shd w:val="clear" w:color="auto" w:fill="F2F5FA"/>
           </w:tcPr>
           <w:p>
@@ -3357,11 +3343,11 @@
       </w:tr>
       <w:tr>
         <w:trPr>
-          <w:cantSplit/>
+          <w:cantSplit w:val="true"/>
         </w:trPr>
         <w:tc>
           <w:tcPr>
-            <w:tcW w:type="dxa" w:w="871"/>
+            <w:tcW w:type="dxa" w:w="551"/>
           </w:tcPr>
           <w:p>
             <w:pPr>
@@ -3380,7 +3366,7 @@
         </w:tc>
         <w:tc>
           <w:tcPr>
-            <w:tcW w:type="dxa" w:w="5379"/>
+            <w:tcW w:type="dxa" w:w="3402"/>
           </w:tcPr>
           <w:p>
             <w:pPr>
@@ -3399,7 +3385,7 @@
         </w:tc>
         <w:tc>
           <w:tcPr>
-            <w:tcW w:type="dxa" w:w="3616"/>
+            <w:tcW w:type="dxa" w:w="5913"/>
           </w:tcPr>
           <w:p>
             <w:pPr>
@@ -3437,11 +3423,11 @@
       </w:tr>
       <w:tr>
         <w:trPr>
-          <w:cantSplit/>
+          <w:cantSplit w:val="true"/>
         </w:trPr>
         <w:tc>
           <w:tcPr>
-            <w:tcW w:type="dxa" w:w="871"/>
+            <w:tcW w:type="dxa" w:w="551"/>
             <w:shd w:val="clear" w:color="auto" w:fill="F2F5FA"/>
           </w:tcPr>
           <w:p>
@@ -3461,7 +3447,7 @@
         </w:tc>
         <w:tc>
           <w:tcPr>
-            <w:tcW w:type="dxa" w:w="5379"/>
+            <w:tcW w:type="dxa" w:w="3402"/>
             <w:shd w:val="clear" w:color="auto" w:fill="F2F5FA"/>
           </w:tcPr>
           <w:p>
@@ -3498,7 +3484,7 @@
         </w:tc>
         <w:tc>
           <w:tcPr>
-            <w:tcW w:type="dxa" w:w="3616"/>
+            <w:tcW w:type="dxa" w:w="5913"/>
             <w:shd w:val="clear" w:color="auto" w:fill="F2F5FA"/>
           </w:tcPr>
           <w:p>
@@ -3545,11 +3531,11 @@
       </w:tr>
       <w:tr>
         <w:trPr>
-          <w:cantSplit/>
+          <w:cantSplit w:val="true"/>
         </w:trPr>
         <w:tc>
           <w:tcPr>
-            <w:tcW w:type="dxa" w:w="871"/>
+            <w:tcW w:type="dxa" w:w="551"/>
           </w:tcPr>
           <w:p>
             <w:pPr>
@@ -3568,7 +3554,7 @@
         </w:tc>
         <w:tc>
           <w:tcPr>
-            <w:tcW w:type="dxa" w:w="5379"/>
+            <w:tcW w:type="dxa" w:w="3402"/>
           </w:tcPr>
           <w:p>
             <w:pPr>
@@ -3587,7 +3573,7 @@
         </w:tc>
         <w:tc>
           <w:tcPr>
-            <w:tcW w:type="dxa" w:w="3616"/>
+            <w:tcW w:type="dxa" w:w="5913"/>
           </w:tcPr>
           <w:p>
             <w:pPr>
@@ -3608,11 +3594,11 @@
       </w:tr>
       <w:tr>
         <w:trPr>
-          <w:cantSplit/>
+          <w:cantSplit w:val="true"/>
         </w:trPr>
         <w:tc>
           <w:tcPr>
-            <w:tcW w:type="dxa" w:w="871"/>
+            <w:tcW w:type="dxa" w:w="551"/>
             <w:shd w:val="clear" w:color="auto" w:fill="F2F5FA"/>
           </w:tcPr>
           <w:p>
@@ -3632,7 +3618,7 @@
         </w:tc>
         <w:tc>
           <w:tcPr>
-            <w:tcW w:type="dxa" w:w="5379"/>
+            <w:tcW w:type="dxa" w:w="3402"/>
             <w:shd w:val="clear" w:color="auto" w:fill="F2F5FA"/>
           </w:tcPr>
           <w:p>
@@ -3663,13 +3649,29 @@
                 <w:b w:val="0"/>
                 <w:sz w:val="17"/>
               </w:rPr>
-              <w:t>，合计 533 MB（未入 git，随演示机提供）</w:t>
-            </w:r>
-          </w:p>
-        </w:tc>
-        <w:tc>
-          <w:tcPr>
-            <w:tcW w:type="dxa" w:w="3616"/>
+              <w:t xml:space="preserve">，合计 533 MB（不入 git，公开放在 </w:t>
+            </w:r>
+            <w:r>
+              <w:rPr>
+                <w:rFonts w:ascii="Times New Roman" w:hAnsi="Times New Roman" w:cs="Times New Roman" w:eastAsia="微软雅黑"/>
+                <w:b/>
+                <w:sz w:val="17"/>
+              </w:rPr>
+              <w:t>GitHub Release</w:t>
+            </w:r>
+            <w:r>
+              <w:rPr>
+                <w:rFonts w:ascii="Times New Roman" w:hAnsi="Times New Roman" w:cs="Times New Roman" w:eastAsia="微软雅黑"/>
+                <w:b w:val="0"/>
+                <w:sz w:val="17"/>
+              </w:rPr>
+              <w:t>，502 MB 压缩包）</w:t>
+            </w:r>
+          </w:p>
+        </w:tc>
+        <w:tc>
+          <w:tcPr>
+            <w:tcW w:type="dxa" w:w="5913"/>
             <w:shd w:val="clear" w:color="auto" w:fill="F2F5FA"/>
           </w:tcPr>
           <w:p>
@@ -3685,6 +3687,33 @@
                 <w:sz w:val="16"/>
               </w:rPr>
               <w:t>web/assets/plots/</w:t>
+            </w:r>
+            <w:r>
+              <w:rPr>
+                <w:rFonts w:ascii="Times New Roman" w:hAnsi="Times New Roman" w:cs="Times New Roman" w:eastAsia="微软雅黑"/>
+                <w:b w:val="0"/>
+                <w:sz w:val="17"/>
+              </w:rPr>
+              <w:t xml:space="preserve"> · </w:t>
+            </w:r>
+            <w:r>
+              <w:rPr>
+                <w:rFonts w:ascii="Times New Roman" w:hAnsi="Times New Roman" w:cs="Times New Roman" w:eastAsia="微软雅黑"/>
+                <w:b w:val="0"/>
+                <w:color w:val="0B5394"/>
+                <w:sz w:val="17"/>
+                <w:u w:val="single"/>
+              </w:rPr>
+              <w:t>Release v1.0-3d-models</w:t>
+            </w:r>
+            <w:r>
+              <w:rPr>
+                <w:rFonts w:ascii="Times New Roman" w:hAnsi="Times New Roman" w:cs="Times New Roman" w:eastAsia="微软雅黑"/>
+                <w:b w:val="0"/>
+                <w:color w:val="606060"/>
+                <w:sz w:val="15"/>
+              </w:rPr>
+              <w:t>（https://github.com/shuhuan-007/techathon-region-sim/releases/tag/v1.0-3d-models）</w:t>
             </w:r>
           </w:p>
         </w:tc>
@@ -3739,23 +3768,23 @@
         <w:tblW w:w="9867" w:type="dxa"/>
       </w:tblPr>
       <w:tblGrid>
-        <w:gridCol w:w="1177"/>
-        <w:gridCol w:w="685"/>
-        <w:gridCol w:w="685"/>
-        <w:gridCol w:w="848"/>
-        <w:gridCol w:w="1174"/>
-        <w:gridCol w:w="986"/>
-        <w:gridCol w:w="1670"/>
-        <w:gridCol w:w="2639"/>
+        <w:gridCol w:w="1383"/>
+        <w:gridCol w:w="572"/>
+        <w:gridCol w:w="572"/>
+        <w:gridCol w:w="788"/>
+        <w:gridCol w:w="1180"/>
+        <w:gridCol w:w="954"/>
+        <w:gridCol w:w="1710"/>
+        <w:gridCol w:w="2703"/>
       </w:tblGrid>
       <w:tr>
         <w:trPr>
-          <w:tblHeader/>
-          <w:cantSplit/>
+          <w:tblHeader w:val="true"/>
+          <w:cantSplit w:val="true"/>
         </w:trPr>
         <w:tc>
           <w:tcPr>
-            <w:tcW w:type="dxa" w:w="1177"/>
+            <w:tcW w:type="dxa" w:w="1383"/>
             <w:shd w:val="clear" w:color="auto" w:fill="1F3B73"/>
           </w:tcPr>
           <w:p>
@@ -3769,7 +3798,7 @@
                 <w:rFonts w:ascii="Times New Roman" w:hAnsi="Times New Roman" w:cs="Times New Roman" w:eastAsia="微软雅黑"/>
                 <w:b/>
                 <w:color w:val="FFFFFF"/>
-                <w:sz w:val="18"/>
+                <w:sz w:val="19"/>
               </w:rPr>
               <w:t>区域</w:t>
             </w:r>
@@ -3777,7 +3806,7 @@
         </w:tc>
         <w:tc>
           <w:tcPr>
-            <w:tcW w:type="dxa" w:w="685"/>
+            <w:tcW w:type="dxa" w:w="573"/>
             <w:shd w:val="clear" w:color="auto" w:fill="1F3B73"/>
           </w:tcPr>
           <w:p>
@@ -3791,7 +3820,7 @@
                 <w:rFonts w:ascii="Times New Roman" w:hAnsi="Times New Roman" w:cs="Times New Roman" w:eastAsia="微软雅黑"/>
                 <w:b/>
                 <w:color w:val="FFFFFF"/>
-                <w:sz w:val="18"/>
+                <w:sz w:val="19"/>
               </w:rPr>
               <w:t>原料</w:t>
             </w:r>
@@ -3799,7 +3828,7 @@
         </w:tc>
         <w:tc>
           <w:tcPr>
-            <w:tcW w:type="dxa" w:w="685"/>
+            <w:tcW w:type="dxa" w:w="573"/>
             <w:shd w:val="clear" w:color="auto" w:fill="1F3B73"/>
           </w:tcPr>
           <w:p>
@@ -3813,7 +3842,7 @@
                 <w:rFonts w:ascii="Times New Roman" w:hAnsi="Times New Roman" w:cs="Times New Roman" w:eastAsia="微软雅黑"/>
                 <w:b/>
                 <w:color w:val="FFFFFF"/>
-                <w:sz w:val="18"/>
+                <w:sz w:val="19"/>
               </w:rPr>
               <w:t>工资</w:t>
             </w:r>
@@ -3821,7 +3850,7 @@
         </w:tc>
         <w:tc>
           <w:tcPr>
-            <w:tcW w:type="dxa" w:w="848"/>
+            <w:tcW w:type="dxa" w:w="788"/>
             <w:shd w:val="clear" w:color="auto" w:fill="1F3B73"/>
           </w:tcPr>
           <w:p>
@@ -3835,7 +3864,7 @@
                 <w:rFonts w:ascii="Times New Roman" w:hAnsi="Times New Roman" w:cs="Times New Roman" w:eastAsia="微软雅黑"/>
                 <w:b/>
                 <w:color w:val="FFFFFF"/>
-                <w:sz w:val="18"/>
+                <w:sz w:val="19"/>
               </w:rPr>
               <w:t>经营费</w:t>
             </w:r>
@@ -3843,7 +3872,7 @@
         </w:tc>
         <w:tc>
           <w:tcPr>
-            <w:tcW w:type="dxa" w:w="1174"/>
+            <w:tcW w:type="dxa" w:w="1180"/>
             <w:shd w:val="clear" w:color="auto" w:fill="1F3B73"/>
           </w:tcPr>
           <w:p>
@@ -3857,7 +3886,7 @@
                 <w:rFonts w:ascii="Times New Roman" w:hAnsi="Times New Roman" w:cs="Times New Roman" w:eastAsia="微软雅黑"/>
                 <w:b/>
                 <w:color w:val="FFFFFF"/>
-                <w:sz w:val="18"/>
+                <w:sz w:val="19"/>
               </w:rPr>
               <w:t>生产总支出</w:t>
             </w:r>
@@ -3865,7 +3894,7 @@
         </w:tc>
         <w:tc>
           <w:tcPr>
-            <w:tcW w:type="dxa" w:w="987"/>
+            <w:tcW w:type="dxa" w:w="955"/>
             <w:shd w:val="clear" w:color="auto" w:fill="1F3B73"/>
           </w:tcPr>
           <w:p>
@@ -3879,7 +3908,7 @@
                 <w:rFonts w:ascii="Times New Roman" w:hAnsi="Times New Roman" w:cs="Times New Roman" w:eastAsia="微软雅黑"/>
                 <w:b/>
                 <w:color w:val="FFFFFF"/>
-                <w:sz w:val="18"/>
+                <w:sz w:val="19"/>
               </w:rPr>
               <w:t>增加值</w:t>
             </w:r>
@@ -3887,7 +3916,7 @@
         </w:tc>
         <w:tc>
           <w:tcPr>
-            <w:tcW w:type="dxa" w:w="1670"/>
+            <w:tcW w:type="dxa" w:w="1710"/>
             <w:shd w:val="clear" w:color="auto" w:fill="1F3B73"/>
           </w:tcPr>
           <w:p>
@@ -3901,7 +3930,7 @@
                 <w:rFonts w:ascii="Times New Roman" w:hAnsi="Times New Roman" w:cs="Times New Roman" w:eastAsia="微软雅黑"/>
                 <w:b/>
                 <w:color w:val="FFFFFF"/>
-                <w:sz w:val="18"/>
+                <w:sz w:val="19"/>
               </w:rPr>
               <w:t>成交价 P_t</w:t>
             </w:r>
@@ -3909,7 +3938,7 @@
         </w:tc>
         <w:tc>
           <w:tcPr>
-            <w:tcW w:type="dxa" w:w="2639"/>
+            <w:tcW w:type="dxa" w:w="2703"/>
             <w:shd w:val="clear" w:color="auto" w:fill="1F3B73"/>
           </w:tcPr>
           <w:p>
@@ -3923,7 +3952,7 @@
                 <w:rFonts w:ascii="Times New Roman" w:hAnsi="Times New Roman" w:cs="Times New Roman" w:eastAsia="微软雅黑"/>
                 <w:b/>
                 <w:color w:val="FFFFFF"/>
-                <w:sz w:val="18"/>
+                <w:sz w:val="19"/>
               </w:rPr>
               <w:t>期末现金（题设 1000 现金）</w:t>
             </w:r>
@@ -3932,22 +3961,22 @@
       </w:tr>
       <w:tr>
         <w:trPr>
-          <w:cantSplit/>
+          <w:cantSplit w:val="true"/>
         </w:trPr>
         <w:tc>
           <w:tcPr>
-            <w:tcW w:type="dxa" w:w="1177"/>
-          </w:tcPr>
-          <w:p>
-            <w:pPr>
-              <w:spacing w:before="40" w:after="40" w:line="276" w:lineRule="auto"/>
-              <w:jc w:val="left"/>
-            </w:pPr>
-            <w:r>
-              <w:rPr>
-                <w:rFonts w:ascii="Times New Roman" w:hAnsi="Times New Roman" w:cs="Times New Roman" w:eastAsia="微软雅黑"/>
-                <w:b w:val="0"/>
-                <w:sz w:val="18"/>
+            <w:tcW w:type="dxa" w:w="1383"/>
+          </w:tcPr>
+          <w:p>
+            <w:pPr>
+              <w:spacing w:before="40" w:after="40" w:line="276" w:lineRule="auto"/>
+              <w:jc w:val="left"/>
+            </w:pPr>
+            <w:r>
+              <w:rPr>
+                <w:rFonts w:ascii="Times New Roman" w:hAnsi="Times New Roman" w:cs="Times New Roman" w:eastAsia="微软雅黑"/>
+                <w:b w:val="0"/>
+                <w:sz w:val="19"/>
               </w:rPr>
               <w:t>甲（资源 L1 → F）</w:t>
             </w:r>
@@ -3955,7 +3984,7 @@
         </w:tc>
         <w:tc>
           <w:tcPr>
-            <w:tcW w:type="dxa" w:w="685"/>
+            <w:tcW w:type="dxa" w:w="573"/>
           </w:tcPr>
           <w:p>
             <w:pPr>
@@ -3966,7 +3995,7 @@
               <w:rPr>
                 <w:rFonts w:ascii="Times New Roman" w:hAnsi="Times New Roman" w:cs="Times New Roman" w:eastAsia="微软雅黑"/>
                 <w:b w:val="0"/>
-                <w:sz w:val="18"/>
+                <w:sz w:val="19"/>
               </w:rPr>
               <w:t>0</w:t>
             </w:r>
@@ -3974,7 +4003,7 @@
         </w:tc>
         <w:tc>
           <w:tcPr>
-            <w:tcW w:type="dxa" w:w="685"/>
+            <w:tcW w:type="dxa" w:w="573"/>
           </w:tcPr>
           <w:p>
             <w:pPr>
@@ -3985,7 +4014,7 @@
               <w:rPr>
                 <w:rFonts w:ascii="Times New Roman" w:hAnsi="Times New Roman" w:cs="Times New Roman" w:eastAsia="微软雅黑"/>
                 <w:b w:val="0"/>
-                <w:sz w:val="18"/>
+                <w:sz w:val="19"/>
               </w:rPr>
               <w:t>36</w:t>
             </w:r>
@@ -3993,7 +4022,7 @@
         </w:tc>
         <w:tc>
           <w:tcPr>
-            <w:tcW w:type="dxa" w:w="848"/>
+            <w:tcW w:type="dxa" w:w="788"/>
           </w:tcPr>
           <w:p>
             <w:pPr>
@@ -4004,7 +4033,7 @@
               <w:rPr>
                 <w:rFonts w:ascii="Times New Roman" w:hAnsi="Times New Roman" w:cs="Times New Roman" w:eastAsia="微软雅黑"/>
                 <w:b w:val="0"/>
-                <w:sz w:val="18"/>
+                <w:sz w:val="19"/>
               </w:rPr>
               <w:t>30</w:t>
             </w:r>
@@ -4012,7 +4041,7 @@
         </w:tc>
         <w:tc>
           <w:tcPr>
-            <w:tcW w:type="dxa" w:w="1174"/>
+            <w:tcW w:type="dxa" w:w="1180"/>
           </w:tcPr>
           <w:p>
             <w:pPr>
@@ -4023,7 +4052,7 @@
               <w:rPr>
                 <w:rFonts w:ascii="Times New Roman" w:hAnsi="Times New Roman" w:cs="Times New Roman" w:eastAsia="微软雅黑"/>
                 <w:b/>
-                <w:sz w:val="18"/>
+                <w:sz w:val="19"/>
               </w:rPr>
               <w:t>66</w:t>
             </w:r>
@@ -4031,7 +4060,7 @@
         </w:tc>
         <w:tc>
           <w:tcPr>
-            <w:tcW w:type="dxa" w:w="987"/>
+            <w:tcW w:type="dxa" w:w="955"/>
           </w:tcPr>
           <w:p>
             <w:pPr>
@@ -4042,7 +4071,7 @@
               <w:rPr>
                 <w:rFonts w:ascii="Times New Roman" w:hAnsi="Times New Roman" w:cs="Times New Roman" w:eastAsia="微软雅黑"/>
                 <w:b/>
-                <w:sz w:val="18"/>
+                <w:sz w:val="19"/>
               </w:rPr>
               <w:t>42</w:t>
             </w:r>
@@ -4050,7 +4079,7 @@
         </w:tc>
         <w:tc>
           <w:tcPr>
-            <w:tcW w:type="dxa" w:w="1670"/>
+            <w:tcW w:type="dxa" w:w="1710"/>
           </w:tcPr>
           <w:p>
             <w:pPr>
@@ -4061,7 +4090,7 @@
               <w:rPr>
                 <w:rFonts w:ascii="Times New Roman" w:hAnsi="Times New Roman" w:cs="Times New Roman" w:eastAsia="微软雅黑"/>
                 <w:b/>
-                <w:sz w:val="18"/>
+                <w:sz w:val="19"/>
               </w:rPr>
               <w:t>17.76</w:t>
             </w:r>
@@ -4069,7 +4098,7 @@
         </w:tc>
         <w:tc>
           <w:tcPr>
-            <w:tcW w:type="dxa" w:w="2639"/>
+            <w:tcW w:type="dxa" w:w="2703"/>
           </w:tcPr>
           <w:p>
             <w:pPr>
@@ -4080,7 +4109,7 @@
               <w:rPr>
                 <w:rFonts w:ascii="Times New Roman" w:hAnsi="Times New Roman" w:cs="Times New Roman" w:eastAsia="微软雅黑"/>
                 <w:b/>
-                <w:sz w:val="18"/>
+                <w:sz w:val="19"/>
               </w:rPr>
               <w:t>1008.64</w:t>
             </w:r>
@@ -4089,11 +4118,11 @@
       </w:tr>
       <w:tr>
         <w:trPr>
-          <w:cantSplit/>
+          <w:cantSplit w:val="true"/>
         </w:trPr>
         <w:tc>
           <w:tcPr>
-            <w:tcW w:type="dxa" w:w="1177"/>
+            <w:tcW w:type="dxa" w:w="1383"/>
             <w:shd w:val="clear" w:color="auto" w:fill="F2F5FA"/>
           </w:tcPr>
           <w:p>
@@ -4105,7 +4134,7 @@
               <w:rPr>
                 <w:rFonts w:ascii="Times New Roman" w:hAnsi="Times New Roman" w:cs="Times New Roman" w:eastAsia="微软雅黑"/>
                 <w:b w:val="0"/>
-                <w:sz w:val="18"/>
+                <w:sz w:val="19"/>
               </w:rPr>
               <w:t>乙（工业 L1 → G）</w:t>
             </w:r>
@@ -4113,7 +4142,7 @@
         </w:tc>
         <w:tc>
           <w:tcPr>
-            <w:tcW w:type="dxa" w:w="685"/>
+            <w:tcW w:type="dxa" w:w="573"/>
             <w:shd w:val="clear" w:color="auto" w:fill="F2F5FA"/>
           </w:tcPr>
           <w:p>
@@ -4125,7 +4154,7 @@
               <w:rPr>
                 <w:rFonts w:ascii="Times New Roman" w:hAnsi="Times New Roman" w:cs="Times New Roman" w:eastAsia="微软雅黑"/>
                 <w:b w:val="0"/>
-                <w:sz w:val="18"/>
+                <w:sz w:val="19"/>
               </w:rPr>
               <w:t>98</w:t>
             </w:r>
@@ -4133,7 +4162,7 @@
         </w:tc>
         <w:tc>
           <w:tcPr>
-            <w:tcW w:type="dxa" w:w="685"/>
+            <w:tcW w:type="dxa" w:w="573"/>
             <w:shd w:val="clear" w:color="auto" w:fill="F2F5FA"/>
           </w:tcPr>
           <w:p>
@@ -4145,7 +4174,7 @@
               <w:rPr>
                 <w:rFonts w:ascii="Times New Roman" w:hAnsi="Times New Roman" w:cs="Times New Roman" w:eastAsia="微软雅黑"/>
                 <w:b w:val="0"/>
-                <w:sz w:val="18"/>
+                <w:sz w:val="19"/>
               </w:rPr>
               <w:t>45</w:t>
             </w:r>
@@ -4153,7 +4182,7 @@
         </w:tc>
         <w:tc>
           <w:tcPr>
-            <w:tcW w:type="dxa" w:w="848"/>
+            <w:tcW w:type="dxa" w:w="788"/>
             <w:shd w:val="clear" w:color="auto" w:fill="F2F5FA"/>
           </w:tcPr>
           <w:p>
@@ -4165,7 +4194,7 @@
               <w:rPr>
                 <w:rFonts w:ascii="Times New Roman" w:hAnsi="Times New Roman" w:cs="Times New Roman" w:eastAsia="微软雅黑"/>
                 <w:b w:val="0"/>
-                <w:sz w:val="18"/>
+                <w:sz w:val="19"/>
               </w:rPr>
               <w:t>40</w:t>
             </w:r>
@@ -4173,7 +4202,7 @@
         </w:tc>
         <w:tc>
           <w:tcPr>
-            <w:tcW w:type="dxa" w:w="1174"/>
+            <w:tcW w:type="dxa" w:w="1180"/>
             <w:shd w:val="clear" w:color="auto" w:fill="F2F5FA"/>
           </w:tcPr>
           <w:p>
@@ -4185,7 +4214,7 @@
               <w:rPr>
                 <w:rFonts w:ascii="Times New Roman" w:hAnsi="Times New Roman" w:cs="Times New Roman" w:eastAsia="微软雅黑"/>
                 <w:b/>
-                <w:sz w:val="18"/>
+                <w:sz w:val="19"/>
               </w:rPr>
               <w:t>183</w:t>
             </w:r>
@@ -4193,7 +4222,7 @@
         </w:tc>
         <w:tc>
           <w:tcPr>
-            <w:tcW w:type="dxa" w:w="987"/>
+            <w:tcW w:type="dxa" w:w="955"/>
             <w:shd w:val="clear" w:color="auto" w:fill="F2F5FA"/>
           </w:tcPr>
           <w:p>
@@ -4205,7 +4234,7 @@
               <w:rPr>
                 <w:rFonts w:ascii="Times New Roman" w:hAnsi="Times New Roman" w:cs="Times New Roman" w:eastAsia="微软雅黑"/>
                 <w:b/>
-                <w:sz w:val="18"/>
+                <w:sz w:val="19"/>
               </w:rPr>
               <w:t>142</w:t>
             </w:r>
@@ -4213,7 +4242,7 @@
         </w:tc>
         <w:tc>
           <w:tcPr>
-            <w:tcW w:type="dxa" w:w="1670"/>
+            <w:tcW w:type="dxa" w:w="1710"/>
             <w:shd w:val="clear" w:color="auto" w:fill="F2F5FA"/>
           </w:tcPr>
           <w:p>
@@ -4225,7 +4254,7 @@
               <w:rPr>
                 <w:rFonts w:ascii="Times New Roman" w:hAnsi="Times New Roman" w:cs="Times New Roman" w:eastAsia="微软雅黑"/>
                 <w:b/>
-                <w:sz w:val="18"/>
+                <w:sz w:val="19"/>
               </w:rPr>
               <w:t>55.481481…</w:t>
             </w:r>
@@ -4233,7 +4262,7 @@
         </w:tc>
         <w:tc>
           <w:tcPr>
-            <w:tcW w:type="dxa" w:w="2639"/>
+            <w:tcW w:type="dxa" w:w="2703"/>
             <w:shd w:val="clear" w:color="auto" w:fill="F2F5FA"/>
           </w:tcPr>
           <w:p>
@@ -4245,7 +4274,7 @@
               <w:rPr>
                 <w:rFonts w:ascii="Times New Roman" w:hAnsi="Times New Roman" w:cs="Times New Roman" w:eastAsia="微软雅黑"/>
                 <w:b/>
-                <w:sz w:val="18"/>
+                <w:sz w:val="19"/>
               </w:rPr>
               <w:t>1098.907407…</w:t>
             </w:r>
@@ -4254,22 +4283,22 @@
       </w:tr>
       <w:tr>
         <w:trPr>
-          <w:cantSplit/>
+          <w:cantSplit w:val="true"/>
         </w:trPr>
         <w:tc>
           <w:tcPr>
-            <w:tcW w:type="dxa" w:w="1177"/>
-          </w:tcPr>
-          <w:p>
-            <w:pPr>
-              <w:spacing w:before="40" w:after="40" w:line="276" w:lineRule="auto"/>
-              <w:jc w:val="left"/>
-            </w:pPr>
-            <w:r>
-              <w:rPr>
-                <w:rFonts w:ascii="Times New Roman" w:hAnsi="Times New Roman" w:cs="Times New Roman" w:eastAsia="微软雅黑"/>
-                <w:b w:val="0"/>
-                <w:sz w:val="18"/>
+            <w:tcW w:type="dxa" w:w="1383"/>
+          </w:tcPr>
+          <w:p>
+            <w:pPr>
+              <w:spacing w:before="40" w:after="40" w:line="276" w:lineRule="auto"/>
+              <w:jc w:val="left"/>
+            </w:pPr>
+            <w:r>
+              <w:rPr>
+                <w:rFonts w:ascii="Times New Roman" w:hAnsi="Times New Roman" w:cs="Times New Roman" w:eastAsia="微软雅黑"/>
+                <w:b w:val="0"/>
+                <w:sz w:val="19"/>
               </w:rPr>
               <w:t>合计</w:t>
             </w:r>
@@ -4277,7 +4306,7 @@
         </w:tc>
         <w:tc>
           <w:tcPr>
-            <w:tcW w:type="dxa" w:w="685"/>
+            <w:tcW w:type="dxa" w:w="573"/>
           </w:tcPr>
           <w:p>
             <w:pPr>
@@ -4288,7 +4317,7 @@
               <w:rPr>
                 <w:rFonts w:ascii="Times New Roman" w:hAnsi="Times New Roman" w:cs="Times New Roman" w:eastAsia="微软雅黑"/>
                 <w:b w:val="0"/>
-                <w:sz w:val="18"/>
+                <w:sz w:val="19"/>
               </w:rPr>
               <w:t>98</w:t>
             </w:r>
@@ -4296,7 +4325,7 @@
         </w:tc>
         <w:tc>
           <w:tcPr>
-            <w:tcW w:type="dxa" w:w="685"/>
+            <w:tcW w:type="dxa" w:w="573"/>
           </w:tcPr>
           <w:p>
             <w:pPr>
@@ -4307,7 +4336,7 @@
               <w:rPr>
                 <w:rFonts w:ascii="Times New Roman" w:hAnsi="Times New Roman" w:cs="Times New Roman" w:eastAsia="微软雅黑"/>
                 <w:b w:val="0"/>
-                <w:sz w:val="18"/>
+                <w:sz w:val="19"/>
               </w:rPr>
               <w:t>81</w:t>
             </w:r>
@@ -4315,7 +4344,7 @@
         </w:tc>
         <w:tc>
           <w:tcPr>
-            <w:tcW w:type="dxa" w:w="848"/>
+            <w:tcW w:type="dxa" w:w="788"/>
           </w:tcPr>
           <w:p>
             <w:pPr>
@@ -4326,7 +4355,7 @@
               <w:rPr>
                 <w:rFonts w:ascii="Times New Roman" w:hAnsi="Times New Roman" w:cs="Times New Roman" w:eastAsia="微软雅黑"/>
                 <w:b w:val="0"/>
-                <w:sz w:val="18"/>
+                <w:sz w:val="19"/>
               </w:rPr>
               <w:t>70</w:t>
             </w:r>
@@ -4334,7 +4363,7 @@
         </w:tc>
         <w:tc>
           <w:tcPr>
-            <w:tcW w:type="dxa" w:w="1174"/>
+            <w:tcW w:type="dxa" w:w="1180"/>
           </w:tcPr>
           <w:p>
             <w:pPr>
@@ -4345,7 +4374,7 @@
               <w:rPr>
                 <w:rFonts w:ascii="Times New Roman" w:hAnsi="Times New Roman" w:cs="Times New Roman" w:eastAsia="微软雅黑"/>
                 <w:b w:val="0"/>
-                <w:sz w:val="18"/>
+                <w:sz w:val="19"/>
               </w:rPr>
               <w:t>249</w:t>
             </w:r>
@@ -4353,7 +4382,7 @@
         </w:tc>
         <w:tc>
           <w:tcPr>
-            <w:tcW w:type="dxa" w:w="987"/>
+            <w:tcW w:type="dxa" w:w="955"/>
           </w:tcPr>
           <w:p>
             <w:pPr>
@@ -4364,7 +4393,7 @@
               <w:rPr>
                 <w:rFonts w:ascii="Times New Roman" w:hAnsi="Times New Roman" w:cs="Times New Roman" w:eastAsia="微软雅黑"/>
                 <w:b/>
-                <w:sz w:val="18"/>
+                <w:sz w:val="19"/>
               </w:rPr>
               <w:t>184</w:t>
             </w:r>
@@ -4372,7 +4401,7 @@
         </w:tc>
         <w:tc>
           <w:tcPr>
-            <w:tcW w:type="dxa" w:w="1670"/>
+            <w:tcW w:type="dxa" w:w="1710"/>
           </w:tcPr>
           <w:p>
             <w:pPr>
@@ -4383,7 +4412,7 @@
               <w:rPr>
                 <w:rFonts w:ascii="Times New Roman" w:hAnsi="Times New Roman" w:cs="Times New Roman" w:eastAsia="微软雅黑"/>
                 <w:b w:val="0"/>
-                <w:sz w:val="18"/>
+                <w:sz w:val="19"/>
               </w:rPr>
               <w:t>—</w:t>
             </w:r>
@@ -4391,7 +4420,7 @@
         </w:tc>
         <w:tc>
           <w:tcPr>
-            <w:tcW w:type="dxa" w:w="2639"/>
+            <w:tcW w:type="dxa" w:w="2703"/>
           </w:tcPr>
           <w:p>
             <w:pPr>
@@ -4402,7 +4431,7 @@
               <w:rPr>
                 <w:rFonts w:ascii="Times New Roman" w:hAnsi="Times New Roman" w:cs="Times New Roman" w:eastAsia="微软雅黑"/>
                 <w:b w:val="0"/>
-                <w:sz w:val="18"/>
+                <w:sz w:val="19"/>
               </w:rPr>
               <w:t>—</w:t>
             </w:r>
@@ -4427,6 +4456,7 @@
         <w:rPr>
           <w:rFonts w:ascii="Times New Roman" w:hAnsi="Times New Roman" w:cs="Times New Roman" w:eastAsia="微软雅黑"/>
           <w:b w:val="0"/>
+          <w:i w:val="0"/>
           <w:color w:val="444444"/>
           <w:sz w:val="20"/>
         </w:rPr>
@@ -4436,6 +4466,7 @@
         <w:rPr>
           <w:rFonts w:ascii="Consolas" w:hAnsi="Consolas" w:cs="Consolas" w:eastAsia="Consolas"/>
           <w:b w:val="0"/>
+          <w:i w:val="0"/>
           <w:color w:val="B0305E"/>
           <w:sz w:val="19"/>
         </w:rPr>
@@ -4445,6 +4476,7 @@
         <w:rPr>
           <w:rFonts w:ascii="Times New Roman" w:hAnsi="Times New Roman" w:cs="Times New Roman" w:eastAsia="微软雅黑"/>
           <w:b w:val="0"/>
+          <w:i w:val="0"/>
           <w:color w:val="444444"/>
           <w:sz w:val="20"/>
         </w:rPr>
@@ -4454,6 +4486,7 @@
         <w:rPr>
           <w:rFonts w:ascii="Consolas" w:hAnsi="Consolas" w:cs="Consolas" w:eastAsia="Consolas"/>
           <w:b w:val="0"/>
+          <w:i w:val="0"/>
           <w:color w:val="B0305E"/>
           <w:sz w:val="19"/>
         </w:rPr>
@@ -4463,6 +4496,7 @@
         <w:rPr>
           <w:rFonts w:ascii="Times New Roman" w:hAnsi="Times New Roman" w:cs="Times New Roman" w:eastAsia="微软雅黑"/>
           <w:b w:val="0"/>
+          <w:i w:val="0"/>
           <w:color w:val="444444"/>
           <w:sz w:val="20"/>
         </w:rPr>
@@ -4715,18 +4749,18 @@
         <w:tblW w:w="9867" w:type="dxa"/>
       </w:tblPr>
       <w:tblGrid>
-        <w:gridCol w:w="3200"/>
-        <w:gridCol w:w="2193"/>
-        <w:gridCol w:w="4472"/>
+        <w:gridCol w:w="2935"/>
+        <w:gridCol w:w="2281"/>
+        <w:gridCol w:w="4651"/>
       </w:tblGrid>
       <w:tr>
         <w:trPr>
-          <w:tblHeader/>
-          <w:cantSplit/>
+          <w:tblHeader w:val="true"/>
+          <w:cantSplit w:val="true"/>
         </w:trPr>
         <w:tc>
           <w:tcPr>
-            <w:tcW w:type="dxa" w:w="3201"/>
+            <w:tcW w:type="dxa" w:w="2935"/>
             <w:shd w:val="clear" w:color="auto" w:fill="1F3B73"/>
           </w:tcPr>
           <w:p>
@@ -4748,7 +4782,7 @@
         </w:tc>
         <w:tc>
           <w:tcPr>
-            <w:tcW w:type="dxa" w:w="2193"/>
+            <w:tcW w:type="dxa" w:w="2281"/>
             <w:shd w:val="clear" w:color="auto" w:fill="1F3B73"/>
           </w:tcPr>
           <w:p>
@@ -4770,7 +4804,7 @@
         </w:tc>
         <w:tc>
           <w:tcPr>
-            <w:tcW w:type="dxa" w:w="4472"/>
+            <w:tcW w:type="dxa" w:w="4651"/>
             <w:shd w:val="clear" w:color="auto" w:fill="1F3B73"/>
           </w:tcPr>
           <w:p>
@@ -4793,11 +4827,11 @@
       </w:tr>
       <w:tr>
         <w:trPr>
-          <w:cantSplit/>
+          <w:cantSplit w:val="true"/>
         </w:trPr>
         <w:tc>
           <w:tcPr>
-            <w:tcW w:type="dxa" w:w="3201"/>
+            <w:tcW w:type="dxa" w:w="2935"/>
           </w:tcPr>
           <w:p>
             <w:pPr>
@@ -4816,7 +4850,7 @@
         </w:tc>
         <w:tc>
           <w:tcPr>
-            <w:tcW w:type="dxa" w:w="2193"/>
+            <w:tcW w:type="dxa" w:w="2281"/>
           </w:tcPr>
           <w:p>
             <w:pPr>
@@ -4835,7 +4869,7 @@
         </w:tc>
         <w:tc>
           <w:tcPr>
-            <w:tcW w:type="dxa" w:w="4472"/>
+            <w:tcW w:type="dxa" w:w="4651"/>
           </w:tcPr>
           <w:p>
             <w:pPr>
@@ -4855,11 +4889,11 @@
       </w:tr>
       <w:tr>
         <w:trPr>
-          <w:cantSplit/>
+          <w:cantSplit w:val="true"/>
         </w:trPr>
         <w:tc>
           <w:tcPr>
-            <w:tcW w:type="dxa" w:w="3201"/>
+            <w:tcW w:type="dxa" w:w="2935"/>
             <w:shd w:val="clear" w:color="auto" w:fill="F2F5FA"/>
           </w:tcPr>
           <w:p>
@@ -4879,7 +4913,7 @@
         </w:tc>
         <w:tc>
           <w:tcPr>
-            <w:tcW w:type="dxa" w:w="2193"/>
+            <w:tcW w:type="dxa" w:w="2281"/>
             <w:shd w:val="clear" w:color="auto" w:fill="F2F5FA"/>
           </w:tcPr>
           <w:p>
@@ -4899,7 +4933,7 @@
         </w:tc>
         <w:tc>
           <w:tcPr>
-            <w:tcW w:type="dxa" w:w="4472"/>
+            <w:tcW w:type="dxa" w:w="4651"/>
             <w:shd w:val="clear" w:color="auto" w:fill="F2F5FA"/>
           </w:tcPr>
           <w:p>
@@ -4920,11 +4954,11 @@
       </w:tr>
       <w:tr>
         <w:trPr>
-          <w:cantSplit/>
+          <w:cantSplit w:val="true"/>
         </w:trPr>
         <w:tc>
           <w:tcPr>
-            <w:tcW w:type="dxa" w:w="3201"/>
+            <w:tcW w:type="dxa" w:w="2935"/>
           </w:tcPr>
           <w:p>
             <w:pPr>
@@ -4943,7 +4977,7 @@
         </w:tc>
         <w:tc>
           <w:tcPr>
-            <w:tcW w:type="dxa" w:w="2193"/>
+            <w:tcW w:type="dxa" w:w="2281"/>
           </w:tcPr>
           <w:p>
             <w:pPr>
@@ -4962,7 +4996,7 @@
         </w:tc>
         <w:tc>
           <w:tcPr>
-            <w:tcW w:type="dxa" w:w="4472"/>
+            <w:tcW w:type="dxa" w:w="4651"/>
           </w:tcPr>
           <w:p>
             <w:pPr>
@@ -4983,11 +5017,11 @@
       </w:tr>
       <w:tr>
         <w:trPr>
-          <w:cantSplit/>
+          <w:cantSplit w:val="true"/>
         </w:trPr>
         <w:tc>
           <w:tcPr>
-            <w:tcW w:type="dxa" w:w="3201"/>
+            <w:tcW w:type="dxa" w:w="2935"/>
             <w:shd w:val="clear" w:color="auto" w:fill="F2F5FA"/>
           </w:tcPr>
           <w:p>
@@ -5007,7 +5041,7 @@
         </w:tc>
         <w:tc>
           <w:tcPr>
-            <w:tcW w:type="dxa" w:w="2193"/>
+            <w:tcW w:type="dxa" w:w="2281"/>
             <w:shd w:val="clear" w:color="auto" w:fill="F2F5FA"/>
           </w:tcPr>
           <w:p>
@@ -5027,7 +5061,7 @@
         </w:tc>
         <w:tc>
           <w:tcPr>
-            <w:tcW w:type="dxa" w:w="4472"/>
+            <w:tcW w:type="dxa" w:w="4651"/>
             <w:shd w:val="clear" w:color="auto" w:fill="F2F5FA"/>
           </w:tcPr>
           <w:p>
@@ -5048,11 +5082,11 @@
       </w:tr>
       <w:tr>
         <w:trPr>
-          <w:cantSplit/>
+          <w:cantSplit w:val="true"/>
         </w:trPr>
         <w:tc>
           <w:tcPr>
-            <w:tcW w:type="dxa" w:w="3201"/>
+            <w:tcW w:type="dxa" w:w="2935"/>
           </w:tcPr>
           <w:p>
             <w:pPr>
@@ -5071,7 +5105,7 @@
         </w:tc>
         <w:tc>
           <w:tcPr>
-            <w:tcW w:type="dxa" w:w="2193"/>
+            <w:tcW w:type="dxa" w:w="2281"/>
           </w:tcPr>
           <w:p>
             <w:pPr>
@@ -5090,7 +5124,7 @@
         </w:tc>
         <w:tc>
           <w:tcPr>
-            <w:tcW w:type="dxa" w:w="4472"/>
+            <w:tcW w:type="dxa" w:w="4651"/>
           </w:tcPr>
           <w:p>
             <w:pPr>
@@ -5110,11 +5144,11 @@
       </w:tr>
       <w:tr>
         <w:trPr>
-          <w:cantSplit/>
+          <w:cantSplit w:val="true"/>
         </w:trPr>
         <w:tc>
           <w:tcPr>
-            <w:tcW w:type="dxa" w:w="3201"/>
+            <w:tcW w:type="dxa" w:w="2935"/>
             <w:shd w:val="clear" w:color="auto" w:fill="F2F5FA"/>
           </w:tcPr>
           <w:p>
@@ -5134,7 +5168,7 @@
         </w:tc>
         <w:tc>
           <w:tcPr>
-            <w:tcW w:type="dxa" w:w="2193"/>
+            <w:tcW w:type="dxa" w:w="2281"/>
             <w:shd w:val="clear" w:color="auto" w:fill="F2F5FA"/>
           </w:tcPr>
           <w:p>
@@ -5154,7 +5188,7 @@
         </w:tc>
         <w:tc>
           <w:tcPr>
-            <w:tcW w:type="dxa" w:w="4472"/>
+            <w:tcW w:type="dxa" w:w="4651"/>
             <w:shd w:val="clear" w:color="auto" w:fill="F2F5FA"/>
           </w:tcPr>
           <w:p>
@@ -5191,6 +5225,7 @@
         <w:rPr>
           <w:rFonts w:ascii="Times New Roman" w:hAnsi="Times New Roman" w:cs="Times New Roman" w:eastAsia="微软雅黑"/>
           <w:b w:val="0"/>
+          <w:i w:val="0"/>
           <w:color w:val="444444"/>
           <w:sz w:val="20"/>
         </w:rPr>
@@ -5200,6 +5235,7 @@
         <w:rPr>
           <w:rFonts w:ascii="Consolas" w:hAnsi="Consolas" w:cs="Consolas" w:eastAsia="Consolas"/>
           <w:b w:val="0"/>
+          <w:i w:val="0"/>
           <w:color w:val="B0305E"/>
           <w:sz w:val="19"/>
         </w:rPr>
@@ -5209,6 +5245,7 @@
         <w:rPr>
           <w:rFonts w:ascii="Times New Roman" w:hAnsi="Times New Roman" w:cs="Times New Roman" w:eastAsia="微软雅黑"/>
           <w:b w:val="0"/>
+          <w:i w:val="0"/>
           <w:color w:val="444444"/>
           <w:sz w:val="20"/>
         </w:rPr>
@@ -5218,6 +5255,7 @@
         <w:rPr>
           <w:rFonts w:ascii="Consolas" w:hAnsi="Consolas" w:cs="Consolas" w:eastAsia="Consolas"/>
           <w:b w:val="0"/>
+          <w:i w:val="0"/>
           <w:color w:val="B0305E"/>
           <w:sz w:val="19"/>
         </w:rPr>
@@ -5227,6 +5265,7 @@
         <w:rPr>
           <w:rFonts w:ascii="Times New Roman" w:hAnsi="Times New Roman" w:cs="Times New Roman" w:eastAsia="微软雅黑"/>
           <w:b w:val="0"/>
+          <w:i w:val="0"/>
           <w:color w:val="444444"/>
           <w:sz w:val="20"/>
         </w:rPr>
@@ -5249,7 +5288,7 @@
     <w:p>
       <w:pPr>
         <w:pStyle w:val="Heading1"/>
-        <w:spacing w:before="320"/>
+        <w:spacing w:before="360"/>
         <w:pBdr>
           <w:bottom w:val="single" w:sz="10" w:space="6" w:color="1F3B73"/>
         </w:pBdr>
@@ -5259,7 +5298,7 @@
           <w:rFonts w:ascii="Times New Roman" w:hAnsi="Times New Roman" w:cs="Times New Roman" w:eastAsia="微软雅黑"/>
           <w:b/>
           <w:color w:val="1F3B73"/>
-          <w:sz w:val="34"/>
+          <w:sz w:val="36"/>
         </w:rPr>
         <w:t>二、成员信息</w:t>
       </w:r>
@@ -5294,8 +5333,8 @@
       </w:tblGrid>
       <w:tr>
         <w:trPr>
-          <w:tblHeader/>
-          <w:cantSplit/>
+          <w:tblHeader w:val="true"/>
+          <w:cantSplit w:val="true"/>
         </w:trPr>
         <w:tc>
           <w:tcPr>
@@ -5388,7 +5427,7 @@
       </w:tr>
       <w:tr>
         <w:trPr>
-          <w:cantSplit/>
+          <w:cantSplit w:val="true"/>
         </w:trPr>
         <w:tc>
           <w:tcPr>
@@ -5480,7 +5519,7 @@
       </w:tr>
       <w:tr>
         <w:trPr>
-          <w:cantSplit/>
+          <w:cantSplit w:val="true"/>
         </w:trPr>
         <w:tc>
           <w:tcPr>
@@ -5576,7 +5615,7 @@
       </w:tr>
       <w:tr>
         <w:trPr>
-          <w:cantSplit/>
+          <w:cantSplit w:val="true"/>
         </w:trPr>
         <w:tc>
           <w:tcPr>
@@ -5704,8 +5743,8 @@
       </w:tblGrid>
       <w:tr>
         <w:trPr>
-          <w:tblHeader/>
-          <w:cantSplit/>
+          <w:tblHeader w:val="true"/>
+          <w:cantSplit w:val="true"/>
         </w:trPr>
         <w:tc>
           <w:tcPr>
@@ -5776,7 +5815,7 @@
       </w:tr>
       <w:tr>
         <w:trPr>
-          <w:cantSplit/>
+          <w:cantSplit w:val="true"/>
         </w:trPr>
         <w:tc>
           <w:tcPr>
@@ -5856,7 +5895,7 @@
       </w:tr>
       <w:tr>
         <w:trPr>
-          <w:cantSplit/>
+          <w:cantSplit w:val="true"/>
         </w:trPr>
         <w:tc>
           <w:tcPr>
@@ -5930,7 +5969,7 @@
       </w:tr>
       <w:tr>
         <w:trPr>
-          <w:cantSplit/>
+          <w:cantSplit w:val="true"/>
         </w:trPr>
         <w:tc>
           <w:tcPr>
@@ -5993,7 +6032,7 @@
       </w:tr>
       <w:tr>
         <w:trPr>
-          <w:cantSplit/>
+          <w:cantSplit w:val="true"/>
         </w:trPr>
         <w:tc>
           <w:tcPr>
@@ -6076,7 +6115,7 @@
       </w:tr>
       <w:tr>
         <w:trPr>
-          <w:cantSplit/>
+          <w:cantSplit w:val="true"/>
         </w:trPr>
         <w:tc>
           <w:tcPr>
@@ -6147,7 +6186,7 @@
       </w:tr>
       <w:tr>
         <w:trPr>
-          <w:cantSplit/>
+          <w:cantSplit w:val="true"/>
         </w:trPr>
         <w:tc>
           <w:tcPr>
@@ -6435,8 +6474,8 @@
       </w:tblGrid>
       <w:tr>
         <w:trPr>
-          <w:tblHeader/>
-          <w:cantSplit/>
+          <w:tblHeader w:val="true"/>
+          <w:cantSplit w:val="true"/>
         </w:trPr>
         <w:tc>
           <w:tcPr>
@@ -6485,7 +6524,7 @@
       </w:tr>
       <w:tr>
         <w:trPr>
-          <w:cantSplit/>
+          <w:cantSplit w:val="true"/>
         </w:trPr>
         <w:tc>
           <w:tcPr>
@@ -6528,7 +6567,7 @@
       </w:tr>
       <w:tr>
         <w:trPr>
-          <w:cantSplit/>
+          <w:cantSplit w:val="true"/>
         </w:trPr>
         <w:tc>
           <w:tcPr>
@@ -6573,7 +6612,7 @@
       </w:tr>
       <w:tr>
         <w:trPr>
-          <w:cantSplit/>
+          <w:cantSplit w:val="true"/>
         </w:trPr>
         <w:tc>
           <w:tcPr>
@@ -6616,7 +6655,7 @@
       </w:tr>
       <w:tr>
         <w:trPr>
-          <w:cantSplit/>
+          <w:cantSplit w:val="true"/>
         </w:trPr>
         <w:tc>
           <w:tcPr>
@@ -6681,7 +6720,7 @@
     <w:p>
       <w:pPr>
         <w:pStyle w:val="Heading1"/>
-        <w:spacing w:before="320"/>
+        <w:spacing w:before="360"/>
         <w:pBdr>
           <w:bottom w:val="single" w:sz="10" w:space="6" w:color="1F3B73"/>
         </w:pBdr>
@@ -6691,7 +6730,7 @@
           <w:rFonts w:ascii="Times New Roman" w:hAnsi="Times New Roman" w:cs="Times New Roman" w:eastAsia="微软雅黑"/>
           <w:b/>
           <w:color w:val="1F3B73"/>
-          <w:sz w:val="34"/>
+          <w:sz w:val="36"/>
         </w:rPr>
         <w:t>三、功能说明</w:t>
       </w:r>
@@ -6708,6 +6747,7 @@
         <w:rPr>
           <w:rFonts w:ascii="Times New Roman" w:hAnsi="Times New Roman" w:cs="Times New Roman" w:eastAsia="微软雅黑"/>
           <w:b w:val="0"/>
+          <w:i w:val="0"/>
           <w:color w:val="444444"/>
           <w:sz w:val="20"/>
         </w:rPr>
@@ -6717,6 +6757,7 @@
         <w:rPr>
           <w:rFonts w:ascii="Times New Roman" w:hAnsi="Times New Roman" w:cs="Times New Roman" w:eastAsia="微软雅黑"/>
           <w:b/>
+          <w:i w:val="0"/>
           <w:color w:val="444444"/>
           <w:sz w:val="20"/>
         </w:rPr>
@@ -6726,6 +6767,7 @@
         <w:rPr>
           <w:rFonts w:ascii="Times New Roman" w:hAnsi="Times New Roman" w:cs="Times New Roman" w:eastAsia="微软雅黑"/>
           <w:b w:val="0"/>
+          <w:i w:val="0"/>
           <w:color w:val="444444"/>
           <w:sz w:val="20"/>
         </w:rPr>
@@ -6735,6 +6777,7 @@
         <w:rPr>
           <w:rFonts w:ascii="Consolas" w:hAnsi="Consolas" w:cs="Consolas" w:eastAsia="Consolas"/>
           <w:b w:val="0"/>
+          <w:i w:val="0"/>
           <w:color w:val="B0305E"/>
           <w:sz w:val="19"/>
         </w:rPr>
@@ -6744,6 +6787,7 @@
         <w:rPr>
           <w:rFonts w:ascii="Times New Roman" w:hAnsi="Times New Roman" w:cs="Times New Roman" w:eastAsia="微软雅黑"/>
           <w:b w:val="0"/>
+          <w:i w:val="0"/>
           <w:color w:val="444444"/>
           <w:sz w:val="20"/>
         </w:rPr>
@@ -6753,6 +6797,7 @@
         <w:rPr>
           <w:rFonts w:ascii="Consolas" w:hAnsi="Consolas" w:cs="Consolas" w:eastAsia="Consolas"/>
           <w:b w:val="0"/>
+          <w:i w:val="0"/>
           <w:color w:val="B0305E"/>
           <w:sz w:val="19"/>
         </w:rPr>
@@ -6762,6 +6807,7 @@
         <w:rPr>
           <w:rFonts w:ascii="Times New Roman" w:hAnsi="Times New Roman" w:cs="Times New Roman" w:eastAsia="微软雅黑"/>
           <w:b w:val="0"/>
+          <w:i w:val="0"/>
           <w:color w:val="444444"/>
           <w:sz w:val="20"/>
         </w:rPr>
@@ -6771,6 +6817,7 @@
         <w:rPr>
           <w:rFonts w:ascii="Consolas" w:hAnsi="Consolas" w:cs="Consolas" w:eastAsia="Consolas"/>
           <w:b w:val="0"/>
+          <w:i w:val="0"/>
           <w:color w:val="B0305E"/>
           <w:sz w:val="19"/>
         </w:rPr>
@@ -6780,6 +6827,7 @@
         <w:rPr>
           <w:rFonts w:ascii="Times New Roman" w:hAnsi="Times New Roman" w:cs="Times New Roman" w:eastAsia="微软雅黑"/>
           <w:b w:val="0"/>
+          <w:i w:val="0"/>
           <w:color w:val="444444"/>
           <w:sz w:val="20"/>
         </w:rPr>
@@ -6823,19 +6871,19 @@
         <w:tblW w:w="9867" w:type="dxa"/>
       </w:tblPr>
       <w:tblGrid>
-        <w:gridCol w:w="233"/>
-        <w:gridCol w:w="2365"/>
-        <w:gridCol w:w="5041"/>
-        <w:gridCol w:w="2226"/>
+        <w:gridCol w:w="560"/>
+        <w:gridCol w:w="2285"/>
+        <w:gridCol w:w="4870"/>
+        <w:gridCol w:w="2150"/>
       </w:tblGrid>
       <w:tr>
         <w:trPr>
-          <w:tblHeader/>
-          <w:cantSplit/>
+          <w:tblHeader w:val="true"/>
+          <w:cantSplit w:val="true"/>
         </w:trPr>
         <w:tc>
           <w:tcPr>
-            <w:tcW w:type="dxa" w:w="234"/>
+            <w:tcW w:type="dxa" w:w="560"/>
             <w:shd w:val="clear" w:color="auto" w:fill="1F3B73"/>
           </w:tcPr>
           <w:p>
@@ -6857,7 +6905,7 @@
         </w:tc>
         <w:tc>
           <w:tcPr>
-            <w:tcW w:type="dxa" w:w="2365"/>
+            <w:tcW w:type="dxa" w:w="2285"/>
             <w:shd w:val="clear" w:color="auto" w:fill="1F3B73"/>
           </w:tcPr>
           <w:p>
@@ -6879,7 +6927,7 @@
         </w:tc>
         <w:tc>
           <w:tcPr>
-            <w:tcW w:type="dxa" w:w="5041"/>
+            <w:tcW w:type="dxa" w:w="4870"/>
             <w:shd w:val="clear" w:color="auto" w:fill="1F3B73"/>
           </w:tcPr>
           <w:p>
@@ -6901,7 +6949,7 @@
         </w:tc>
         <w:tc>
           <w:tcPr>
-            <w:tcW w:type="dxa" w:w="2226"/>
+            <w:tcW w:type="dxa" w:w="2150"/>
             <w:shd w:val="clear" w:color="auto" w:fill="1F3B73"/>
           </w:tcPr>
           <w:p>
@@ -6924,11 +6972,11 @@
       </w:tr>
       <w:tr>
         <w:trPr>
-          <w:cantSplit/>
+          <w:cantSplit w:val="true"/>
         </w:trPr>
         <w:tc>
           <w:tcPr>
-            <w:tcW w:type="dxa" w:w="234"/>
+            <w:tcW w:type="dxa" w:w="560"/>
           </w:tcPr>
           <w:p>
             <w:pPr>
@@ -6947,7 +6995,7 @@
         </w:tc>
         <w:tc>
           <w:tcPr>
-            <w:tcW w:type="dxa" w:w="2365"/>
+            <w:tcW w:type="dxa" w:w="2285"/>
           </w:tcPr>
           <w:p>
             <w:pPr>
@@ -6983,7 +7031,7 @@
         </w:tc>
         <w:tc>
           <w:tcPr>
-            <w:tcW w:type="dxa" w:w="5041"/>
+            <w:tcW w:type="dxa" w:w="4870"/>
           </w:tcPr>
           <w:p>
             <w:pPr>
@@ -7003,7 +7051,7 @@
         </w:tc>
         <w:tc>
           <w:tcPr>
-            <w:tcW w:type="dxa" w:w="2226"/>
+            <w:tcW w:type="dxa" w:w="2150"/>
           </w:tcPr>
           <w:p>
             <w:pPr>
@@ -7024,11 +7072,11 @@
       </w:tr>
       <w:tr>
         <w:trPr>
-          <w:cantSplit/>
+          <w:cantSplit w:val="true"/>
         </w:trPr>
         <w:tc>
           <w:tcPr>
-            <w:tcW w:type="dxa" w:w="234"/>
+            <w:tcW w:type="dxa" w:w="560"/>
             <w:shd w:val="clear" w:color="auto" w:fill="F2F5FA"/>
           </w:tcPr>
           <w:p>
@@ -7048,7 +7096,7 @@
         </w:tc>
         <w:tc>
           <w:tcPr>
-            <w:tcW w:type="dxa" w:w="2365"/>
+            <w:tcW w:type="dxa" w:w="2285"/>
             <w:shd w:val="clear" w:color="auto" w:fill="F2F5FA"/>
           </w:tcPr>
           <w:p>
@@ -7068,7 +7116,7 @@
         </w:tc>
         <w:tc>
           <w:tcPr>
-            <w:tcW w:type="dxa" w:w="5041"/>
+            <w:tcW w:type="dxa" w:w="4870"/>
             <w:shd w:val="clear" w:color="auto" w:fill="F2F5FA"/>
           </w:tcPr>
           <w:p>
@@ -7131,7 +7179,7 @@
         </w:tc>
         <w:tc>
           <w:tcPr>
-            <w:tcW w:type="dxa" w:w="2226"/>
+            <w:tcW w:type="dxa" w:w="2150"/>
             <w:shd w:val="clear" w:color="auto" w:fill="F2F5FA"/>
           </w:tcPr>
           <w:p>
@@ -7161,11 +7209,11 @@
       </w:tr>
       <w:tr>
         <w:trPr>
-          <w:cantSplit/>
+          <w:cantSplit w:val="true"/>
         </w:trPr>
         <w:tc>
           <w:tcPr>
-            <w:tcW w:type="dxa" w:w="234"/>
+            <w:tcW w:type="dxa" w:w="560"/>
           </w:tcPr>
           <w:p>
             <w:pPr>
@@ -7184,7 +7232,7 @@
         </w:tc>
         <w:tc>
           <w:tcPr>
-            <w:tcW w:type="dxa" w:w="2365"/>
+            <w:tcW w:type="dxa" w:w="2285"/>
           </w:tcPr>
           <w:p>
             <w:pPr>
@@ -7203,7 +7251,7 @@
         </w:tc>
         <w:tc>
           <w:tcPr>
-            <w:tcW w:type="dxa" w:w="5041"/>
+            <w:tcW w:type="dxa" w:w="4870"/>
           </w:tcPr>
           <w:p>
             <w:pPr>
@@ -7257,7 +7305,7 @@
         </w:tc>
         <w:tc>
           <w:tcPr>
-            <w:tcW w:type="dxa" w:w="2226"/>
+            <w:tcW w:type="dxa" w:w="2150"/>
           </w:tcPr>
           <w:p>
             <w:pPr>
@@ -7278,11 +7326,11 @@
       </w:tr>
       <w:tr>
         <w:trPr>
-          <w:cantSplit/>
+          <w:cantSplit w:val="true"/>
         </w:trPr>
         <w:tc>
           <w:tcPr>
-            <w:tcW w:type="dxa" w:w="234"/>
+            <w:tcW w:type="dxa" w:w="560"/>
             <w:shd w:val="clear" w:color="auto" w:fill="F2F5FA"/>
           </w:tcPr>
           <w:p>
@@ -7302,7 +7350,7 @@
         </w:tc>
         <w:tc>
           <w:tcPr>
-            <w:tcW w:type="dxa" w:w="2365"/>
+            <w:tcW w:type="dxa" w:w="2285"/>
             <w:shd w:val="clear" w:color="auto" w:fill="F2F5FA"/>
           </w:tcPr>
           <w:p>
@@ -7322,7 +7370,7 @@
         </w:tc>
         <w:tc>
           <w:tcPr>
-            <w:tcW w:type="dxa" w:w="5041"/>
+            <w:tcW w:type="dxa" w:w="4870"/>
             <w:shd w:val="clear" w:color="auto" w:fill="F2F5FA"/>
           </w:tcPr>
           <w:p>
@@ -7343,7 +7391,7 @@
         </w:tc>
         <w:tc>
           <w:tcPr>
-            <w:tcW w:type="dxa" w:w="2226"/>
+            <w:tcW w:type="dxa" w:w="2150"/>
             <w:shd w:val="clear" w:color="auto" w:fill="F2F5FA"/>
           </w:tcPr>
           <w:p>
@@ -7373,11 +7421,11 @@
       </w:tr>
       <w:tr>
         <w:trPr>
-          <w:cantSplit/>
+          <w:cantSplit w:val="true"/>
         </w:trPr>
         <w:tc>
           <w:tcPr>
-            <w:tcW w:type="dxa" w:w="234"/>
+            <w:tcW w:type="dxa" w:w="560"/>
           </w:tcPr>
           <w:p>
             <w:pPr>
@@ -7396,7 +7444,7 @@
         </w:tc>
         <w:tc>
           <w:tcPr>
-            <w:tcW w:type="dxa" w:w="2365"/>
+            <w:tcW w:type="dxa" w:w="2285"/>
           </w:tcPr>
           <w:p>
             <w:pPr>
@@ -7415,7 +7463,7 @@
         </w:tc>
         <w:tc>
           <w:tcPr>
-            <w:tcW w:type="dxa" w:w="5041"/>
+            <w:tcW w:type="dxa" w:w="4870"/>
           </w:tcPr>
           <w:p>
             <w:pPr>
@@ -7435,7 +7483,7 @@
         </w:tc>
         <w:tc>
           <w:tcPr>
-            <w:tcW w:type="dxa" w:w="2226"/>
+            <w:tcW w:type="dxa" w:w="2150"/>
           </w:tcPr>
           <w:p>
             <w:pPr>
@@ -7464,11 +7512,11 @@
       </w:tr>
       <w:tr>
         <w:trPr>
-          <w:cantSplit/>
+          <w:cantSplit w:val="true"/>
         </w:trPr>
         <w:tc>
           <w:tcPr>
-            <w:tcW w:type="dxa" w:w="234"/>
+            <w:tcW w:type="dxa" w:w="560"/>
             <w:shd w:val="clear" w:color="auto" w:fill="F2F5FA"/>
           </w:tcPr>
           <w:p>
@@ -7488,7 +7536,7 @@
         </w:tc>
         <w:tc>
           <w:tcPr>
-            <w:tcW w:type="dxa" w:w="2365"/>
+            <w:tcW w:type="dxa" w:w="2285"/>
             <w:shd w:val="clear" w:color="auto" w:fill="F2F5FA"/>
           </w:tcPr>
           <w:p>
@@ -7508,7 +7556,7 @@
         </w:tc>
         <w:tc>
           <w:tcPr>
-            <w:tcW w:type="dxa" w:w="5041"/>
+            <w:tcW w:type="dxa" w:w="4870"/>
             <w:shd w:val="clear" w:color="auto" w:fill="F2F5FA"/>
           </w:tcPr>
           <w:p>
@@ -7529,7 +7577,7 @@
         </w:tc>
         <w:tc>
           <w:tcPr>
-            <w:tcW w:type="dxa" w:w="2226"/>
+            <w:tcW w:type="dxa" w:w="2150"/>
             <w:shd w:val="clear" w:color="auto" w:fill="F2F5FA"/>
           </w:tcPr>
           <w:p>
@@ -7559,11 +7607,11 @@
       </w:tr>
       <w:tr>
         <w:trPr>
-          <w:cantSplit/>
+          <w:cantSplit w:val="true"/>
         </w:trPr>
         <w:tc>
           <w:tcPr>
-            <w:tcW w:type="dxa" w:w="234"/>
+            <w:tcW w:type="dxa" w:w="560"/>
           </w:tcPr>
           <w:p>
             <w:pPr>
@@ -7582,7 +7630,7 @@
         </w:tc>
         <w:tc>
           <w:tcPr>
-            <w:tcW w:type="dxa" w:w="2365"/>
+            <w:tcW w:type="dxa" w:w="2285"/>
           </w:tcPr>
           <w:p>
             <w:pPr>
@@ -7601,7 +7649,7 @@
         </w:tc>
         <w:tc>
           <w:tcPr>
-            <w:tcW w:type="dxa" w:w="5041"/>
+            <w:tcW w:type="dxa" w:w="4870"/>
           </w:tcPr>
           <w:p>
             <w:pPr>
@@ -7621,7 +7669,7 @@
         </w:tc>
         <w:tc>
           <w:tcPr>
-            <w:tcW w:type="dxa" w:w="2226"/>
+            <w:tcW w:type="dxa" w:w="2150"/>
           </w:tcPr>
           <w:p>
             <w:pPr>
@@ -7642,11 +7690,11 @@
       </w:tr>
       <w:tr>
         <w:trPr>
-          <w:cantSplit/>
+          <w:cantSplit w:val="true"/>
         </w:trPr>
         <w:tc>
           <w:tcPr>
-            <w:tcW w:type="dxa" w:w="234"/>
+            <w:tcW w:type="dxa" w:w="560"/>
             <w:shd w:val="clear" w:color="auto" w:fill="F2F5FA"/>
           </w:tcPr>
           <w:p>
@@ -7666,7 +7714,7 @@
         </w:tc>
         <w:tc>
           <w:tcPr>
-            <w:tcW w:type="dxa" w:w="2365"/>
+            <w:tcW w:type="dxa" w:w="2285"/>
             <w:shd w:val="clear" w:color="auto" w:fill="F2F5FA"/>
           </w:tcPr>
           <w:p>
@@ -7686,7 +7734,7 @@
         </w:tc>
         <w:tc>
           <w:tcPr>
-            <w:tcW w:type="dxa" w:w="5041"/>
+            <w:tcW w:type="dxa" w:w="4870"/>
             <w:shd w:val="clear" w:color="auto" w:fill="F2F5FA"/>
           </w:tcPr>
           <w:p>
@@ -7707,7 +7755,7 @@
         </w:tc>
         <w:tc>
           <w:tcPr>
-            <w:tcW w:type="dxa" w:w="2226"/>
+            <w:tcW w:type="dxa" w:w="2150"/>
             <w:shd w:val="clear" w:color="auto" w:fill="F2F5FA"/>
           </w:tcPr>
           <w:p>
@@ -7729,11 +7777,11 @@
       </w:tr>
       <w:tr>
         <w:trPr>
-          <w:cantSplit/>
+          <w:cantSplit w:val="true"/>
         </w:trPr>
         <w:tc>
           <w:tcPr>
-            <w:tcW w:type="dxa" w:w="234"/>
+            <w:tcW w:type="dxa" w:w="560"/>
           </w:tcPr>
           <w:p>
             <w:pPr>
@@ -7752,7 +7800,7 @@
         </w:tc>
         <w:tc>
           <w:tcPr>
-            <w:tcW w:type="dxa" w:w="2365"/>
+            <w:tcW w:type="dxa" w:w="2285"/>
           </w:tcPr>
           <w:p>
             <w:pPr>
@@ -7771,7 +7819,7 @@
         </w:tc>
         <w:tc>
           <w:tcPr>
-            <w:tcW w:type="dxa" w:w="5041"/>
+            <w:tcW w:type="dxa" w:w="4870"/>
           </w:tcPr>
           <w:p>
             <w:pPr>
@@ -7791,7 +7839,7 @@
         </w:tc>
         <w:tc>
           <w:tcPr>
-            <w:tcW w:type="dxa" w:w="2226"/>
+            <w:tcW w:type="dxa" w:w="2150"/>
           </w:tcPr>
           <w:p>
             <w:pPr>
@@ -7820,11 +7868,11 @@
       </w:tr>
       <w:tr>
         <w:trPr>
-          <w:cantSplit/>
+          <w:cantSplit w:val="true"/>
         </w:trPr>
         <w:tc>
           <w:tcPr>
-            <w:tcW w:type="dxa" w:w="234"/>
+            <w:tcW w:type="dxa" w:w="560"/>
             <w:shd w:val="clear" w:color="auto" w:fill="F2F5FA"/>
           </w:tcPr>
           <w:p>
@@ -7844,7 +7892,7 @@
         </w:tc>
         <w:tc>
           <w:tcPr>
-            <w:tcW w:type="dxa" w:w="2365"/>
+            <w:tcW w:type="dxa" w:w="2285"/>
             <w:shd w:val="clear" w:color="auto" w:fill="F2F5FA"/>
           </w:tcPr>
           <w:p>
@@ -7864,7 +7912,7 @@
         </w:tc>
         <w:tc>
           <w:tcPr>
-            <w:tcW w:type="dxa" w:w="5041"/>
+            <w:tcW w:type="dxa" w:w="4870"/>
             <w:shd w:val="clear" w:color="auto" w:fill="F2F5FA"/>
           </w:tcPr>
           <w:p>
@@ -7885,7 +7933,7 @@
         </w:tc>
         <w:tc>
           <w:tcPr>
-            <w:tcW w:type="dxa" w:w="2226"/>
+            <w:tcW w:type="dxa" w:w="2150"/>
             <w:shd w:val="clear" w:color="auto" w:fill="F2F5FA"/>
           </w:tcPr>
           <w:p>
@@ -7907,11 +7955,11 @@
       </w:tr>
       <w:tr>
         <w:trPr>
-          <w:cantSplit/>
+          <w:cantSplit w:val="true"/>
         </w:trPr>
         <w:tc>
           <w:tcPr>
-            <w:tcW w:type="dxa" w:w="234"/>
+            <w:tcW w:type="dxa" w:w="560"/>
           </w:tcPr>
           <w:p>
             <w:pPr>
@@ -7930,7 +7978,7 @@
         </w:tc>
         <w:tc>
           <w:tcPr>
-            <w:tcW w:type="dxa" w:w="2365"/>
+            <w:tcW w:type="dxa" w:w="2285"/>
           </w:tcPr>
           <w:p>
             <w:pPr>
@@ -7949,7 +7997,7 @@
         </w:tc>
         <w:tc>
           <w:tcPr>
-            <w:tcW w:type="dxa" w:w="5041"/>
+            <w:tcW w:type="dxa" w:w="4870"/>
           </w:tcPr>
           <w:p>
             <w:pPr>
@@ -8003,7 +8051,7 @@
         </w:tc>
         <w:tc>
           <w:tcPr>
-            <w:tcW w:type="dxa" w:w="2226"/>
+            <w:tcW w:type="dxa" w:w="2150"/>
           </w:tcPr>
           <w:p>
             <w:pPr>
@@ -8024,11 +8072,11 @@
       </w:tr>
       <w:tr>
         <w:trPr>
-          <w:cantSplit/>
+          <w:cantSplit w:val="true"/>
         </w:trPr>
         <w:tc>
           <w:tcPr>
-            <w:tcW w:type="dxa" w:w="234"/>
+            <w:tcW w:type="dxa" w:w="560"/>
             <w:shd w:val="clear" w:color="auto" w:fill="F2F5FA"/>
           </w:tcPr>
           <w:p>
@@ -8048,7 +8096,7 @@
         </w:tc>
         <w:tc>
           <w:tcPr>
-            <w:tcW w:type="dxa" w:w="2365"/>
+            <w:tcW w:type="dxa" w:w="2285"/>
             <w:shd w:val="clear" w:color="auto" w:fill="F2F5FA"/>
           </w:tcPr>
           <w:p>
@@ -8068,7 +8116,7 @@
         </w:tc>
         <w:tc>
           <w:tcPr>
-            <w:tcW w:type="dxa" w:w="5041"/>
+            <w:tcW w:type="dxa" w:w="4870"/>
             <w:shd w:val="clear" w:color="auto" w:fill="F2F5FA"/>
           </w:tcPr>
           <w:p>
@@ -8131,7 +8179,7 @@
         </w:tc>
         <w:tc>
           <w:tcPr>
-            <w:tcW w:type="dxa" w:w="2226"/>
+            <w:tcW w:type="dxa" w:w="2150"/>
             <w:shd w:val="clear" w:color="auto" w:fill="F2F5FA"/>
           </w:tcPr>
           <w:p>
@@ -8161,11 +8209,11 @@
       </w:tr>
       <w:tr>
         <w:trPr>
-          <w:cantSplit/>
+          <w:cantSplit w:val="true"/>
         </w:trPr>
         <w:tc>
           <w:tcPr>
-            <w:tcW w:type="dxa" w:w="234"/>
+            <w:tcW w:type="dxa" w:w="560"/>
           </w:tcPr>
           <w:p>
             <w:pPr>
@@ -8184,7 +8232,7 @@
         </w:tc>
         <w:tc>
           <w:tcPr>
-            <w:tcW w:type="dxa" w:w="2365"/>
+            <w:tcW w:type="dxa" w:w="2285"/>
           </w:tcPr>
           <w:p>
             <w:pPr>
@@ -8203,7 +8251,7 @@
         </w:tc>
         <w:tc>
           <w:tcPr>
-            <w:tcW w:type="dxa" w:w="5041"/>
+            <w:tcW w:type="dxa" w:w="4870"/>
           </w:tcPr>
           <w:p>
             <w:pPr>
@@ -8223,7 +8271,7 @@
         </w:tc>
         <w:tc>
           <w:tcPr>
-            <w:tcW w:type="dxa" w:w="2226"/>
+            <w:tcW w:type="dxa" w:w="2150"/>
           </w:tcPr>
           <w:p>
             <w:pPr>
@@ -8244,11 +8292,11 @@
       </w:tr>
       <w:tr>
         <w:trPr>
-          <w:cantSplit/>
+          <w:cantSplit w:val="true"/>
         </w:trPr>
         <w:tc>
           <w:tcPr>
-            <w:tcW w:type="dxa" w:w="234"/>
+            <w:tcW w:type="dxa" w:w="560"/>
             <w:shd w:val="clear" w:color="auto" w:fill="F2F5FA"/>
           </w:tcPr>
           <w:p>
@@ -8268,7 +8316,7 @@
         </w:tc>
         <w:tc>
           <w:tcPr>
-            <w:tcW w:type="dxa" w:w="2365"/>
+            <w:tcW w:type="dxa" w:w="2285"/>
             <w:shd w:val="clear" w:color="auto" w:fill="F2F5FA"/>
           </w:tcPr>
           <w:p>
@@ -8288,7 +8336,7 @@
         </w:tc>
         <w:tc>
           <w:tcPr>
-            <w:tcW w:type="dxa" w:w="5041"/>
+            <w:tcW w:type="dxa" w:w="4870"/>
             <w:shd w:val="clear" w:color="auto" w:fill="F2F5FA"/>
           </w:tcPr>
           <w:p>
@@ -8326,7 +8374,7 @@
         </w:tc>
         <w:tc>
           <w:tcPr>
-            <w:tcW w:type="dxa" w:w="2226"/>
+            <w:tcW w:type="dxa" w:w="2150"/>
             <w:shd w:val="clear" w:color="auto" w:fill="F2F5FA"/>
           </w:tcPr>
           <w:p>
@@ -8348,11 +8396,11 @@
       </w:tr>
       <w:tr>
         <w:trPr>
-          <w:cantSplit/>
+          <w:cantSplit w:val="true"/>
         </w:trPr>
         <w:tc>
           <w:tcPr>
-            <w:tcW w:type="dxa" w:w="234"/>
+            <w:tcW w:type="dxa" w:w="560"/>
           </w:tcPr>
           <w:p>
             <w:pPr>
@@ -8371,7 +8419,7 @@
         </w:tc>
         <w:tc>
           <w:tcPr>
-            <w:tcW w:type="dxa" w:w="2365"/>
+            <w:tcW w:type="dxa" w:w="2285"/>
           </w:tcPr>
           <w:p>
             <w:pPr>
@@ -8406,7 +8454,7 @@
         </w:tc>
         <w:tc>
           <w:tcPr>
-            <w:tcW w:type="dxa" w:w="5041"/>
+            <w:tcW w:type="dxa" w:w="4870"/>
           </w:tcPr>
           <w:p>
             <w:pPr>
@@ -8443,7 +8491,7 @@
         </w:tc>
         <w:tc>
           <w:tcPr>
-            <w:tcW w:type="dxa" w:w="2226"/>
+            <w:tcW w:type="dxa" w:w="2150"/>
           </w:tcPr>
           <w:p>
             <w:pPr>
@@ -8464,11 +8512,11 @@
       </w:tr>
       <w:tr>
         <w:trPr>
-          <w:cantSplit/>
+          <w:cantSplit w:val="true"/>
         </w:trPr>
         <w:tc>
           <w:tcPr>
-            <w:tcW w:type="dxa" w:w="234"/>
+            <w:tcW w:type="dxa" w:w="560"/>
             <w:shd w:val="clear" w:color="auto" w:fill="F2F5FA"/>
           </w:tcPr>
           <w:p>
@@ -8488,7 +8536,7 @@
         </w:tc>
         <w:tc>
           <w:tcPr>
-            <w:tcW w:type="dxa" w:w="2365"/>
+            <w:tcW w:type="dxa" w:w="2285"/>
             <w:shd w:val="clear" w:color="auto" w:fill="F2F5FA"/>
           </w:tcPr>
           <w:p>
@@ -8508,7 +8556,7 @@
         </w:tc>
         <w:tc>
           <w:tcPr>
-            <w:tcW w:type="dxa" w:w="5041"/>
+            <w:tcW w:type="dxa" w:w="4870"/>
             <w:shd w:val="clear" w:color="auto" w:fill="F2F5FA"/>
           </w:tcPr>
           <w:p>
@@ -8563,7 +8611,7 @@
         </w:tc>
         <w:tc>
           <w:tcPr>
-            <w:tcW w:type="dxa" w:w="2226"/>
+            <w:tcW w:type="dxa" w:w="2150"/>
             <w:shd w:val="clear" w:color="auto" w:fill="F2F5FA"/>
           </w:tcPr>
           <w:p>
@@ -8662,22 +8710,22 @@
         <w:tblW w:w="9867" w:type="dxa"/>
       </w:tblPr>
       <w:tblGrid>
-        <w:gridCol w:w="2664"/>
-        <w:gridCol w:w="1793"/>
-        <w:gridCol w:w="899"/>
-        <w:gridCol w:w="899"/>
-        <w:gridCol w:w="899"/>
-        <w:gridCol w:w="1139"/>
-        <w:gridCol w:w="1570"/>
+        <w:gridCol w:w="2822"/>
+        <w:gridCol w:w="2076"/>
+        <w:gridCol w:w="779"/>
+        <w:gridCol w:w="779"/>
+        <w:gridCol w:w="665"/>
+        <w:gridCol w:w="1188"/>
+        <w:gridCol w:w="1555"/>
       </w:tblGrid>
       <w:tr>
         <w:trPr>
-          <w:tblHeader/>
-          <w:cantSplit/>
+          <w:tblHeader w:val="true"/>
+          <w:cantSplit w:val="true"/>
         </w:trPr>
         <w:tc>
           <w:tcPr>
-            <w:tcW w:type="dxa" w:w="2664"/>
+            <w:tcW w:type="dxa" w:w="2822"/>
             <w:shd w:val="clear" w:color="auto" w:fill="1F3B73"/>
           </w:tcPr>
           <w:p>
@@ -8699,7 +8747,7 @@
         </w:tc>
         <w:tc>
           <w:tcPr>
-            <w:tcW w:type="dxa" w:w="1793"/>
+            <w:tcW w:type="dxa" w:w="2076"/>
             <w:shd w:val="clear" w:color="auto" w:fill="1F3B73"/>
           </w:tcPr>
           <w:p>
@@ -8721,7 +8769,7 @@
         </w:tc>
         <w:tc>
           <w:tcPr>
-            <w:tcW w:type="dxa" w:w="900"/>
+            <w:tcW w:type="dxa" w:w="780"/>
             <w:shd w:val="clear" w:color="auto" w:fill="1F3B73"/>
           </w:tcPr>
           <w:p>
@@ -8743,7 +8791,7 @@
         </w:tc>
         <w:tc>
           <w:tcPr>
-            <w:tcW w:type="dxa" w:w="900"/>
+            <w:tcW w:type="dxa" w:w="780"/>
             <w:shd w:val="clear" w:color="auto" w:fill="1F3B73"/>
           </w:tcPr>
           <w:p>
@@ -8765,7 +8813,7 @@
         </w:tc>
         <w:tc>
           <w:tcPr>
-            <w:tcW w:type="dxa" w:w="900"/>
+            <w:tcW w:type="dxa" w:w="665"/>
             <w:shd w:val="clear" w:color="auto" w:fill="1F3B73"/>
           </w:tcPr>
           <w:p>
@@ -8787,7 +8835,7 @@
         </w:tc>
         <w:tc>
           <w:tcPr>
-            <w:tcW w:type="dxa" w:w="1139"/>
+            <w:tcW w:type="dxa" w:w="1188"/>
             <w:shd w:val="clear" w:color="auto" w:fill="1F3B73"/>
           </w:tcPr>
           <w:p>
@@ -8809,7 +8857,7 @@
         </w:tc>
         <w:tc>
           <w:tcPr>
-            <w:tcW w:type="dxa" w:w="1570"/>
+            <w:tcW w:type="dxa" w:w="1555"/>
             <w:shd w:val="clear" w:color="auto" w:fill="1F3B73"/>
           </w:tcPr>
           <w:p>
@@ -8832,11 +8880,11 @@
       </w:tr>
       <w:tr>
         <w:trPr>
-          <w:cantSplit/>
+          <w:cantSplit w:val="true"/>
         </w:trPr>
         <w:tc>
           <w:tcPr>
-            <w:tcW w:type="dxa" w:w="2664"/>
+            <w:tcW w:type="dxa" w:w="2822"/>
           </w:tcPr>
           <w:p>
             <w:pPr>
@@ -8856,7 +8904,7 @@
         </w:tc>
         <w:tc>
           <w:tcPr>
-            <w:tcW w:type="dxa" w:w="1793"/>
+            <w:tcW w:type="dxa" w:w="2076"/>
           </w:tcPr>
           <w:p>
             <w:pPr>
@@ -8875,7 +8923,7 @@
         </w:tc>
         <w:tc>
           <w:tcPr>
-            <w:tcW w:type="dxa" w:w="900"/>
+            <w:tcW w:type="dxa" w:w="780"/>
           </w:tcPr>
           <w:p>
             <w:pPr>
@@ -8894,7 +8942,7 @@
         </w:tc>
         <w:tc>
           <w:tcPr>
-            <w:tcW w:type="dxa" w:w="900"/>
+            <w:tcW w:type="dxa" w:w="780"/>
           </w:tcPr>
           <w:p>
             <w:pPr>
@@ -8913,7 +8961,7 @@
         </w:tc>
         <w:tc>
           <w:tcPr>
-            <w:tcW w:type="dxa" w:w="900"/>
+            <w:tcW w:type="dxa" w:w="665"/>
           </w:tcPr>
           <w:p>
             <w:pPr>
@@ -8932,7 +8980,7 @@
         </w:tc>
         <w:tc>
           <w:tcPr>
-            <w:tcW w:type="dxa" w:w="1139"/>
+            <w:tcW w:type="dxa" w:w="1188"/>
           </w:tcPr>
           <w:p>
             <w:pPr>
@@ -8951,7 +8999,7 @@
         </w:tc>
         <w:tc>
           <w:tcPr>
-            <w:tcW w:type="dxa" w:w="1570"/>
+            <w:tcW w:type="dxa" w:w="1555"/>
           </w:tcPr>
           <w:p>
             <w:pPr>
@@ -8971,11 +9019,11 @@
       </w:tr>
       <w:tr>
         <w:trPr>
-          <w:cantSplit/>
+          <w:cantSplit w:val="true"/>
         </w:trPr>
         <w:tc>
           <w:tcPr>
-            <w:tcW w:type="dxa" w:w="2664"/>
+            <w:tcW w:type="dxa" w:w="2822"/>
             <w:shd w:val="clear" w:color="auto" w:fill="F2F5FA"/>
           </w:tcPr>
           <w:p>
@@ -8996,7 +9044,7 @@
         </w:tc>
         <w:tc>
           <w:tcPr>
-            <w:tcW w:type="dxa" w:w="1793"/>
+            <w:tcW w:type="dxa" w:w="2076"/>
             <w:shd w:val="clear" w:color="auto" w:fill="F2F5FA"/>
           </w:tcPr>
           <w:p>
@@ -9016,7 +9064,7 @@
         </w:tc>
         <w:tc>
           <w:tcPr>
-            <w:tcW w:type="dxa" w:w="900"/>
+            <w:tcW w:type="dxa" w:w="780"/>
             <w:shd w:val="clear" w:color="auto" w:fill="F2F5FA"/>
           </w:tcPr>
           <w:p>
@@ -9036,7 +9084,7 @@
         </w:tc>
         <w:tc>
           <w:tcPr>
-            <w:tcW w:type="dxa" w:w="900"/>
+            <w:tcW w:type="dxa" w:w="780"/>
             <w:shd w:val="clear" w:color="auto" w:fill="F2F5FA"/>
           </w:tcPr>
           <w:p>
@@ -9056,7 +9104,7 @@
         </w:tc>
         <w:tc>
           <w:tcPr>
-            <w:tcW w:type="dxa" w:w="900"/>
+            <w:tcW w:type="dxa" w:w="665"/>
             <w:shd w:val="clear" w:color="auto" w:fill="F2F5FA"/>
           </w:tcPr>
           <w:p>
@@ -9076,7 +9124,7 @@
         </w:tc>
         <w:tc>
           <w:tcPr>
-            <w:tcW w:type="dxa" w:w="1139"/>
+            <w:tcW w:type="dxa" w:w="1188"/>
             <w:shd w:val="clear" w:color="auto" w:fill="F2F5FA"/>
           </w:tcPr>
           <w:p>
@@ -9096,7 +9144,7 @@
         </w:tc>
         <w:tc>
           <w:tcPr>
-            <w:tcW w:type="dxa" w:w="1570"/>
+            <w:tcW w:type="dxa" w:w="1555"/>
             <w:shd w:val="clear" w:color="auto" w:fill="F2F5FA"/>
           </w:tcPr>
           <w:p>
@@ -9117,11 +9165,11 @@
       </w:tr>
       <w:tr>
         <w:trPr>
-          <w:cantSplit/>
+          <w:cantSplit w:val="true"/>
         </w:trPr>
         <w:tc>
           <w:tcPr>
-            <w:tcW w:type="dxa" w:w="2664"/>
+            <w:tcW w:type="dxa" w:w="2822"/>
           </w:tcPr>
           <w:p>
             <w:pPr>
@@ -9141,7 +9189,7 @@
         </w:tc>
         <w:tc>
           <w:tcPr>
-            <w:tcW w:type="dxa" w:w="1793"/>
+            <w:tcW w:type="dxa" w:w="2076"/>
           </w:tcPr>
           <w:p>
             <w:pPr>
@@ -9160,7 +9208,7 @@
         </w:tc>
         <w:tc>
           <w:tcPr>
-            <w:tcW w:type="dxa" w:w="900"/>
+            <w:tcW w:type="dxa" w:w="780"/>
           </w:tcPr>
           <w:p>
             <w:pPr>
@@ -9179,7 +9227,7 @@
         </w:tc>
         <w:tc>
           <w:tcPr>
-            <w:tcW w:type="dxa" w:w="900"/>
+            <w:tcW w:type="dxa" w:w="780"/>
           </w:tcPr>
           <w:p>
             <w:pPr>
@@ -9198,7 +9246,7 @@
         </w:tc>
         <w:tc>
           <w:tcPr>
-            <w:tcW w:type="dxa" w:w="900"/>
+            <w:tcW w:type="dxa" w:w="665"/>
           </w:tcPr>
           <w:p>
             <w:pPr>
@@ -9217,7 +9265,7 @@
         </w:tc>
         <w:tc>
           <w:tcPr>
-            <w:tcW w:type="dxa" w:w="1139"/>
+            <w:tcW w:type="dxa" w:w="1188"/>
           </w:tcPr>
           <w:p>
             <w:pPr>
@@ -9236,7 +9284,7 @@
         </w:tc>
         <w:tc>
           <w:tcPr>
-            <w:tcW w:type="dxa" w:w="1570"/>
+            <w:tcW w:type="dxa" w:w="1555"/>
           </w:tcPr>
           <w:p>
             <w:pPr>
@@ -9256,11 +9304,11 @@
       </w:tr>
       <w:tr>
         <w:trPr>
-          <w:cantSplit/>
+          <w:cantSplit w:val="true"/>
         </w:trPr>
         <w:tc>
           <w:tcPr>
-            <w:tcW w:type="dxa" w:w="2664"/>
+            <w:tcW w:type="dxa" w:w="2822"/>
             <w:shd w:val="clear" w:color="auto" w:fill="F2F5FA"/>
           </w:tcPr>
           <w:p>
@@ -9281,7 +9329,7 @@
         </w:tc>
         <w:tc>
           <w:tcPr>
-            <w:tcW w:type="dxa" w:w="1793"/>
+            <w:tcW w:type="dxa" w:w="2076"/>
             <w:shd w:val="clear" w:color="auto" w:fill="F2F5FA"/>
           </w:tcPr>
           <w:p>
@@ -9301,7 +9349,7 @@
         </w:tc>
         <w:tc>
           <w:tcPr>
-            <w:tcW w:type="dxa" w:w="900"/>
+            <w:tcW w:type="dxa" w:w="780"/>
             <w:shd w:val="clear" w:color="auto" w:fill="F2F5FA"/>
           </w:tcPr>
           <w:p>
@@ -9321,7 +9369,7 @@
         </w:tc>
         <w:tc>
           <w:tcPr>
-            <w:tcW w:type="dxa" w:w="900"/>
+            <w:tcW w:type="dxa" w:w="780"/>
             <w:shd w:val="clear" w:color="auto" w:fill="F2F5FA"/>
           </w:tcPr>
           <w:p>
@@ -9341,7 +9389,7 @@
         </w:tc>
         <w:tc>
           <w:tcPr>
-            <w:tcW w:type="dxa" w:w="900"/>
+            <w:tcW w:type="dxa" w:w="665"/>
             <w:shd w:val="clear" w:color="auto" w:fill="F2F5FA"/>
           </w:tcPr>
           <w:p>
@@ -9361,7 +9409,7 @@
         </w:tc>
         <w:tc>
           <w:tcPr>
-            <w:tcW w:type="dxa" w:w="1139"/>
+            <w:tcW w:type="dxa" w:w="1188"/>
             <w:shd w:val="clear" w:color="auto" w:fill="F2F5FA"/>
           </w:tcPr>
           <w:p>
@@ -9381,7 +9429,7 @@
         </w:tc>
         <w:tc>
           <w:tcPr>
-            <w:tcW w:type="dxa" w:w="1570"/>
+            <w:tcW w:type="dxa" w:w="1555"/>
             <w:shd w:val="clear" w:color="auto" w:fill="F2F5FA"/>
           </w:tcPr>
           <w:p>
@@ -9402,11 +9450,11 @@
       </w:tr>
       <w:tr>
         <w:trPr>
-          <w:cantSplit/>
+          <w:cantSplit w:val="true"/>
         </w:trPr>
         <w:tc>
           <w:tcPr>
-            <w:tcW w:type="dxa" w:w="2664"/>
+            <w:tcW w:type="dxa" w:w="2822"/>
           </w:tcPr>
           <w:p>
             <w:pPr>
@@ -9426,7 +9474,7 @@
         </w:tc>
         <w:tc>
           <w:tcPr>
-            <w:tcW w:type="dxa" w:w="1793"/>
+            <w:tcW w:type="dxa" w:w="2076"/>
           </w:tcPr>
           <w:p>
             <w:pPr>
@@ -9445,7 +9493,7 @@
         </w:tc>
         <w:tc>
           <w:tcPr>
-            <w:tcW w:type="dxa" w:w="900"/>
+            <w:tcW w:type="dxa" w:w="780"/>
           </w:tcPr>
           <w:p>
             <w:pPr>
@@ -9464,7 +9512,7 @@
         </w:tc>
         <w:tc>
           <w:tcPr>
-            <w:tcW w:type="dxa" w:w="900"/>
+            <w:tcW w:type="dxa" w:w="780"/>
           </w:tcPr>
           <w:p>
             <w:pPr>
@@ -9483,7 +9531,7 @@
         </w:tc>
         <w:tc>
           <w:tcPr>
-            <w:tcW w:type="dxa" w:w="900"/>
+            <w:tcW w:type="dxa" w:w="665"/>
           </w:tcPr>
           <w:p>
             <w:pPr>
@@ -9502,7 +9550,7 @@
         </w:tc>
         <w:tc>
           <w:tcPr>
-            <w:tcW w:type="dxa" w:w="1139"/>
+            <w:tcW w:type="dxa" w:w="1188"/>
           </w:tcPr>
           <w:p>
             <w:pPr>
@@ -9521,7 +9569,7 @@
         </w:tc>
         <w:tc>
           <w:tcPr>
-            <w:tcW w:type="dxa" w:w="1570"/>
+            <w:tcW w:type="dxa" w:w="1555"/>
           </w:tcPr>
           <w:p>
             <w:pPr>
@@ -9541,11 +9589,11 @@
       </w:tr>
       <w:tr>
         <w:trPr>
-          <w:cantSplit/>
+          <w:cantSplit w:val="true"/>
         </w:trPr>
         <w:tc>
           <w:tcPr>
-            <w:tcW w:type="dxa" w:w="2664"/>
+            <w:tcW w:type="dxa" w:w="2822"/>
             <w:shd w:val="clear" w:color="auto" w:fill="F2F5FA"/>
           </w:tcPr>
           <w:p>
@@ -9566,7 +9614,7 @@
         </w:tc>
         <w:tc>
           <w:tcPr>
-            <w:tcW w:type="dxa" w:w="1793"/>
+            <w:tcW w:type="dxa" w:w="2076"/>
             <w:shd w:val="clear" w:color="auto" w:fill="F2F5FA"/>
           </w:tcPr>
           <w:p>
@@ -9586,7 +9634,7 @@
         </w:tc>
         <w:tc>
           <w:tcPr>
-            <w:tcW w:type="dxa" w:w="900"/>
+            <w:tcW w:type="dxa" w:w="780"/>
             <w:shd w:val="clear" w:color="auto" w:fill="F2F5FA"/>
           </w:tcPr>
           <w:p>
@@ -9606,7 +9654,7 @@
         </w:tc>
         <w:tc>
           <w:tcPr>
-            <w:tcW w:type="dxa" w:w="900"/>
+            <w:tcW w:type="dxa" w:w="780"/>
             <w:shd w:val="clear" w:color="auto" w:fill="F2F5FA"/>
           </w:tcPr>
           <w:p>
@@ -9626,7 +9674,7 @@
         </w:tc>
         <w:tc>
           <w:tcPr>
-            <w:tcW w:type="dxa" w:w="900"/>
+            <w:tcW w:type="dxa" w:w="665"/>
             <w:shd w:val="clear" w:color="auto" w:fill="F2F5FA"/>
           </w:tcPr>
           <w:p>
@@ -9646,7 +9694,7 @@
         </w:tc>
         <w:tc>
           <w:tcPr>
-            <w:tcW w:type="dxa" w:w="1139"/>
+            <w:tcW w:type="dxa" w:w="1188"/>
             <w:shd w:val="clear" w:color="auto" w:fill="F2F5FA"/>
           </w:tcPr>
           <w:p>
@@ -9666,7 +9714,7 @@
         </w:tc>
         <w:tc>
           <w:tcPr>
-            <w:tcW w:type="dxa" w:w="1570"/>
+            <w:tcW w:type="dxa" w:w="1555"/>
             <w:shd w:val="clear" w:color="auto" w:fill="F2F5FA"/>
           </w:tcPr>
           <w:p>
@@ -9687,11 +9735,11 @@
       </w:tr>
       <w:tr>
         <w:trPr>
-          <w:cantSplit/>
+          <w:cantSplit w:val="true"/>
         </w:trPr>
         <w:tc>
           <w:tcPr>
-            <w:tcW w:type="dxa" w:w="2664"/>
+            <w:tcW w:type="dxa" w:w="2822"/>
           </w:tcPr>
           <w:p>
             <w:pPr>
@@ -9711,7 +9759,7 @@
         </w:tc>
         <w:tc>
           <w:tcPr>
-            <w:tcW w:type="dxa" w:w="1793"/>
+            <w:tcW w:type="dxa" w:w="2076"/>
           </w:tcPr>
           <w:p>
             <w:pPr>
@@ -9730,7 +9778,7 @@
         </w:tc>
         <w:tc>
           <w:tcPr>
-            <w:tcW w:type="dxa" w:w="900"/>
+            <w:tcW w:type="dxa" w:w="780"/>
           </w:tcPr>
           <w:p>
             <w:pPr>
@@ -9749,7 +9797,7 @@
         </w:tc>
         <w:tc>
           <w:tcPr>
-            <w:tcW w:type="dxa" w:w="900"/>
+            <w:tcW w:type="dxa" w:w="780"/>
           </w:tcPr>
           <w:p>
             <w:pPr>
@@ -9768,7 +9816,7 @@
         </w:tc>
         <w:tc>
           <w:tcPr>
-            <w:tcW w:type="dxa" w:w="900"/>
+            <w:tcW w:type="dxa" w:w="665"/>
           </w:tcPr>
           <w:p>
             <w:pPr>
@@ -9787,7 +9835,7 @@
         </w:tc>
         <w:tc>
           <w:tcPr>
-            <w:tcW w:type="dxa" w:w="1139"/>
+            <w:tcW w:type="dxa" w:w="1188"/>
           </w:tcPr>
           <w:p>
             <w:pPr>
@@ -9806,7 +9854,7 @@
         </w:tc>
         <w:tc>
           <w:tcPr>
-            <w:tcW w:type="dxa" w:w="1570"/>
+            <w:tcW w:type="dxa" w:w="1555"/>
           </w:tcPr>
           <w:p>
             <w:pPr>
@@ -9826,11 +9874,11 @@
       </w:tr>
       <w:tr>
         <w:trPr>
-          <w:cantSplit/>
+          <w:cantSplit w:val="true"/>
         </w:trPr>
         <w:tc>
           <w:tcPr>
-            <w:tcW w:type="dxa" w:w="2664"/>
+            <w:tcW w:type="dxa" w:w="2822"/>
             <w:shd w:val="clear" w:color="auto" w:fill="F2F5FA"/>
           </w:tcPr>
           <w:p>
@@ -9851,7 +9899,7 @@
         </w:tc>
         <w:tc>
           <w:tcPr>
-            <w:tcW w:type="dxa" w:w="1793"/>
+            <w:tcW w:type="dxa" w:w="2076"/>
             <w:shd w:val="clear" w:color="auto" w:fill="F2F5FA"/>
           </w:tcPr>
           <w:p>
@@ -9871,7 +9919,7 @@
         </w:tc>
         <w:tc>
           <w:tcPr>
-            <w:tcW w:type="dxa" w:w="900"/>
+            <w:tcW w:type="dxa" w:w="780"/>
             <w:shd w:val="clear" w:color="auto" w:fill="F2F5FA"/>
           </w:tcPr>
           <w:p>
@@ -9891,7 +9939,7 @@
         </w:tc>
         <w:tc>
           <w:tcPr>
-            <w:tcW w:type="dxa" w:w="900"/>
+            <w:tcW w:type="dxa" w:w="780"/>
             <w:shd w:val="clear" w:color="auto" w:fill="F2F5FA"/>
           </w:tcPr>
           <w:p>
@@ -9911,7 +9959,7 @@
         </w:tc>
         <w:tc>
           <w:tcPr>
-            <w:tcW w:type="dxa" w:w="900"/>
+            <w:tcW w:type="dxa" w:w="665"/>
             <w:shd w:val="clear" w:color="auto" w:fill="F2F5FA"/>
           </w:tcPr>
           <w:p>
@@ -9931,7 +9979,7 @@
         </w:tc>
         <w:tc>
           <w:tcPr>
-            <w:tcW w:type="dxa" w:w="1139"/>
+            <w:tcW w:type="dxa" w:w="1188"/>
             <w:shd w:val="clear" w:color="auto" w:fill="F2F5FA"/>
           </w:tcPr>
           <w:p>
@@ -9951,7 +9999,7 @@
         </w:tc>
         <w:tc>
           <w:tcPr>
-            <w:tcW w:type="dxa" w:w="1570"/>
+            <w:tcW w:type="dxa" w:w="1555"/>
             <w:shd w:val="clear" w:color="auto" w:fill="F2F5FA"/>
           </w:tcPr>
           <w:p>
@@ -9972,11 +10020,11 @@
       </w:tr>
       <w:tr>
         <w:trPr>
-          <w:cantSplit/>
+          <w:cantSplit w:val="true"/>
         </w:trPr>
         <w:tc>
           <w:tcPr>
-            <w:tcW w:type="dxa" w:w="2664"/>
+            <w:tcW w:type="dxa" w:w="2822"/>
           </w:tcPr>
           <w:p>
             <w:pPr>
@@ -9996,7 +10044,7 @@
         </w:tc>
         <w:tc>
           <w:tcPr>
-            <w:tcW w:type="dxa" w:w="1793"/>
+            <w:tcW w:type="dxa" w:w="2076"/>
           </w:tcPr>
           <w:p>
             <w:pPr>
@@ -10015,7 +10063,7 @@
         </w:tc>
         <w:tc>
           <w:tcPr>
-            <w:tcW w:type="dxa" w:w="900"/>
+            <w:tcW w:type="dxa" w:w="780"/>
           </w:tcPr>
           <w:p>
             <w:pPr>
@@ -10034,7 +10082,7 @@
         </w:tc>
         <w:tc>
           <w:tcPr>
-            <w:tcW w:type="dxa" w:w="900"/>
+            <w:tcW w:type="dxa" w:w="780"/>
           </w:tcPr>
           <w:p>
             <w:pPr>
@@ -10053,7 +10101,7 @@
         </w:tc>
         <w:tc>
           <w:tcPr>
-            <w:tcW w:type="dxa" w:w="900"/>
+            <w:tcW w:type="dxa" w:w="665"/>
           </w:tcPr>
           <w:p>
             <w:pPr>
@@ -10072,7 +10120,7 @@
         </w:tc>
         <w:tc>
           <w:tcPr>
-            <w:tcW w:type="dxa" w:w="1139"/>
+            <w:tcW w:type="dxa" w:w="1188"/>
           </w:tcPr>
           <w:p>
             <w:pPr>
@@ -10091,7 +10139,7 @@
         </w:tc>
         <w:tc>
           <w:tcPr>
-            <w:tcW w:type="dxa" w:w="1570"/>
+            <w:tcW w:type="dxa" w:w="1555"/>
           </w:tcPr>
           <w:p>
             <w:pPr>
@@ -10111,11 +10159,11 @@
       </w:tr>
       <w:tr>
         <w:trPr>
-          <w:cantSplit/>
+          <w:cantSplit w:val="true"/>
         </w:trPr>
         <w:tc>
           <w:tcPr>
-            <w:tcW w:type="dxa" w:w="2664"/>
+            <w:tcW w:type="dxa" w:w="2822"/>
             <w:shd w:val="clear" w:color="auto" w:fill="F2F5FA"/>
           </w:tcPr>
           <w:p>
@@ -10136,7 +10184,7 @@
         </w:tc>
         <w:tc>
           <w:tcPr>
-            <w:tcW w:type="dxa" w:w="1793"/>
+            <w:tcW w:type="dxa" w:w="2076"/>
             <w:shd w:val="clear" w:color="auto" w:fill="F2F5FA"/>
           </w:tcPr>
           <w:p>
@@ -10156,7 +10204,7 @@
         </w:tc>
         <w:tc>
           <w:tcPr>
-            <w:tcW w:type="dxa" w:w="900"/>
+            <w:tcW w:type="dxa" w:w="780"/>
             <w:shd w:val="clear" w:color="auto" w:fill="F2F5FA"/>
           </w:tcPr>
           <w:p>
@@ -10176,7 +10224,7 @@
         </w:tc>
         <w:tc>
           <w:tcPr>
-            <w:tcW w:type="dxa" w:w="900"/>
+            <w:tcW w:type="dxa" w:w="780"/>
             <w:shd w:val="clear" w:color="auto" w:fill="F2F5FA"/>
           </w:tcPr>
           <w:p>
@@ -10196,7 +10244,7 @@
         </w:tc>
         <w:tc>
           <w:tcPr>
-            <w:tcW w:type="dxa" w:w="900"/>
+            <w:tcW w:type="dxa" w:w="665"/>
             <w:shd w:val="clear" w:color="auto" w:fill="F2F5FA"/>
           </w:tcPr>
           <w:p>
@@ -10216,7 +10264,7 @@
         </w:tc>
         <w:tc>
           <w:tcPr>
-            <w:tcW w:type="dxa" w:w="1139"/>
+            <w:tcW w:type="dxa" w:w="1188"/>
             <w:shd w:val="clear" w:color="auto" w:fill="F2F5FA"/>
           </w:tcPr>
           <w:p>
@@ -10236,7 +10284,7 @@
         </w:tc>
         <w:tc>
           <w:tcPr>
-            <w:tcW w:type="dxa" w:w="1570"/>
+            <w:tcW w:type="dxa" w:w="1555"/>
             <w:shd w:val="clear" w:color="auto" w:fill="F2F5FA"/>
           </w:tcPr>
           <w:p>
@@ -10257,11 +10305,11 @@
       </w:tr>
       <w:tr>
         <w:trPr>
-          <w:cantSplit/>
+          <w:cantSplit w:val="true"/>
         </w:trPr>
         <w:tc>
           <w:tcPr>
-            <w:tcW w:type="dxa" w:w="2664"/>
+            <w:tcW w:type="dxa" w:w="2822"/>
           </w:tcPr>
           <w:p>
             <w:pPr>
@@ -10281,7 +10329,7 @@
         </w:tc>
         <w:tc>
           <w:tcPr>
-            <w:tcW w:type="dxa" w:w="1793"/>
+            <w:tcW w:type="dxa" w:w="2076"/>
           </w:tcPr>
           <w:p>
             <w:pPr>
@@ -10300,7 +10348,7 @@
         </w:tc>
         <w:tc>
           <w:tcPr>
-            <w:tcW w:type="dxa" w:w="900"/>
+            <w:tcW w:type="dxa" w:w="780"/>
           </w:tcPr>
           <w:p>
             <w:pPr>
@@ -10319,7 +10367,7 @@
         </w:tc>
         <w:tc>
           <w:tcPr>
-            <w:tcW w:type="dxa" w:w="900"/>
+            <w:tcW w:type="dxa" w:w="780"/>
           </w:tcPr>
           <w:p>
             <w:pPr>
@@ -10338,7 +10386,7 @@
         </w:tc>
         <w:tc>
           <w:tcPr>
-            <w:tcW w:type="dxa" w:w="900"/>
+            <w:tcW w:type="dxa" w:w="665"/>
           </w:tcPr>
           <w:p>
             <w:pPr>
@@ -10357,7 +10405,7 @@
         </w:tc>
         <w:tc>
           <w:tcPr>
-            <w:tcW w:type="dxa" w:w="1139"/>
+            <w:tcW w:type="dxa" w:w="1188"/>
           </w:tcPr>
           <w:p>
             <w:pPr>
@@ -10376,7 +10424,7 @@
         </w:tc>
         <w:tc>
           <w:tcPr>
-            <w:tcW w:type="dxa" w:w="1570"/>
+            <w:tcW w:type="dxa" w:w="1555"/>
           </w:tcPr>
           <w:p>
             <w:pPr>
@@ -10396,11 +10444,11 @@
       </w:tr>
       <w:tr>
         <w:trPr>
-          <w:cantSplit/>
+          <w:cantSplit w:val="true"/>
         </w:trPr>
         <w:tc>
           <w:tcPr>
-            <w:tcW w:type="dxa" w:w="2664"/>
+            <w:tcW w:type="dxa" w:w="2822"/>
             <w:shd w:val="clear" w:color="auto" w:fill="F2F5FA"/>
           </w:tcPr>
           <w:p>
@@ -10421,7 +10469,7 @@
         </w:tc>
         <w:tc>
           <w:tcPr>
-            <w:tcW w:type="dxa" w:w="1793"/>
+            <w:tcW w:type="dxa" w:w="2076"/>
             <w:shd w:val="clear" w:color="auto" w:fill="F2F5FA"/>
           </w:tcPr>
           <w:p>
@@ -10441,7 +10489,7 @@
         </w:tc>
         <w:tc>
           <w:tcPr>
-            <w:tcW w:type="dxa" w:w="900"/>
+            <w:tcW w:type="dxa" w:w="780"/>
             <w:shd w:val="clear" w:color="auto" w:fill="F2F5FA"/>
           </w:tcPr>
           <w:p>
@@ -10461,7 +10509,7 @@
         </w:tc>
         <w:tc>
           <w:tcPr>
-            <w:tcW w:type="dxa" w:w="900"/>
+            <w:tcW w:type="dxa" w:w="780"/>
             <w:shd w:val="clear" w:color="auto" w:fill="F2F5FA"/>
           </w:tcPr>
           <w:p>
@@ -10481,7 +10529,7 @@
         </w:tc>
         <w:tc>
           <w:tcPr>
-            <w:tcW w:type="dxa" w:w="900"/>
+            <w:tcW w:type="dxa" w:w="665"/>
             <w:shd w:val="clear" w:color="auto" w:fill="F2F5FA"/>
           </w:tcPr>
           <w:p>
@@ -10501,7 +10549,7 @@
         </w:tc>
         <w:tc>
           <w:tcPr>
-            <w:tcW w:type="dxa" w:w="1139"/>
+            <w:tcW w:type="dxa" w:w="1188"/>
             <w:shd w:val="clear" w:color="auto" w:fill="F2F5FA"/>
           </w:tcPr>
           <w:p>
@@ -10521,7 +10569,7 @@
         </w:tc>
         <w:tc>
           <w:tcPr>
-            <w:tcW w:type="dxa" w:w="1570"/>
+            <w:tcW w:type="dxa" w:w="1555"/>
             <w:shd w:val="clear" w:color="auto" w:fill="F2F5FA"/>
           </w:tcPr>
           <w:p>
@@ -10542,11 +10590,11 @@
       </w:tr>
       <w:tr>
         <w:trPr>
-          <w:cantSplit/>
+          <w:cantSplit w:val="true"/>
         </w:trPr>
         <w:tc>
           <w:tcPr>
-            <w:tcW w:type="dxa" w:w="2664"/>
+            <w:tcW w:type="dxa" w:w="2822"/>
           </w:tcPr>
           <w:p>
             <w:pPr>
@@ -10566,7 +10614,7 @@
         </w:tc>
         <w:tc>
           <w:tcPr>
-            <w:tcW w:type="dxa" w:w="1793"/>
+            <w:tcW w:type="dxa" w:w="2076"/>
           </w:tcPr>
           <w:p>
             <w:pPr>
@@ -10585,7 +10633,7 @@
         </w:tc>
         <w:tc>
           <w:tcPr>
-            <w:tcW w:type="dxa" w:w="900"/>
+            <w:tcW w:type="dxa" w:w="780"/>
           </w:tcPr>
           <w:p>
             <w:pPr>
@@ -10604,7 +10652,7 @@
         </w:tc>
         <w:tc>
           <w:tcPr>
-            <w:tcW w:type="dxa" w:w="900"/>
+            <w:tcW w:type="dxa" w:w="780"/>
           </w:tcPr>
           <w:p>
             <w:pPr>
@@ -10623,7 +10671,7 @@
         </w:tc>
         <w:tc>
           <w:tcPr>
-            <w:tcW w:type="dxa" w:w="900"/>
+            <w:tcW w:type="dxa" w:w="665"/>
           </w:tcPr>
           <w:p>
             <w:pPr>
@@ -10642,7 +10690,7 @@
         </w:tc>
         <w:tc>
           <w:tcPr>
-            <w:tcW w:type="dxa" w:w="1139"/>
+            <w:tcW w:type="dxa" w:w="1188"/>
           </w:tcPr>
           <w:p>
             <w:pPr>
@@ -10661,7 +10709,7 @@
         </w:tc>
         <w:tc>
           <w:tcPr>
-            <w:tcW w:type="dxa" w:w="1570"/>
+            <w:tcW w:type="dxa" w:w="1555"/>
           </w:tcPr>
           <w:p>
             <w:pPr>
@@ -10681,11 +10729,11 @@
       </w:tr>
       <w:tr>
         <w:trPr>
-          <w:cantSplit/>
+          <w:cantSplit w:val="true"/>
         </w:trPr>
         <w:tc>
           <w:tcPr>
-            <w:tcW w:type="dxa" w:w="2664"/>
+            <w:tcW w:type="dxa" w:w="2822"/>
             <w:shd w:val="clear" w:color="auto" w:fill="F2F5FA"/>
           </w:tcPr>
           <w:p>
@@ -10706,7 +10754,7 @@
         </w:tc>
         <w:tc>
           <w:tcPr>
-            <w:tcW w:type="dxa" w:w="1793"/>
+            <w:tcW w:type="dxa" w:w="2076"/>
             <w:shd w:val="clear" w:color="auto" w:fill="F2F5FA"/>
           </w:tcPr>
           <w:p>
@@ -10726,7 +10774,7 @@
         </w:tc>
         <w:tc>
           <w:tcPr>
-            <w:tcW w:type="dxa" w:w="900"/>
+            <w:tcW w:type="dxa" w:w="780"/>
             <w:shd w:val="clear" w:color="auto" w:fill="F2F5FA"/>
           </w:tcPr>
           <w:p>
@@ -10746,7 +10794,7 @@
         </w:tc>
         <w:tc>
           <w:tcPr>
-            <w:tcW w:type="dxa" w:w="900"/>
+            <w:tcW w:type="dxa" w:w="780"/>
             <w:shd w:val="clear" w:color="auto" w:fill="F2F5FA"/>
           </w:tcPr>
           <w:p>
@@ -10766,7 +10814,7 @@
         </w:tc>
         <w:tc>
           <w:tcPr>
-            <w:tcW w:type="dxa" w:w="900"/>
+            <w:tcW w:type="dxa" w:w="665"/>
             <w:shd w:val="clear" w:color="auto" w:fill="F2F5FA"/>
           </w:tcPr>
           <w:p>
@@ -10786,7 +10834,7 @@
         </w:tc>
         <w:tc>
           <w:tcPr>
-            <w:tcW w:type="dxa" w:w="1139"/>
+            <w:tcW w:type="dxa" w:w="1188"/>
             <w:shd w:val="clear" w:color="auto" w:fill="F2F5FA"/>
           </w:tcPr>
           <w:p>
@@ -10806,7 +10854,7 @@
         </w:tc>
         <w:tc>
           <w:tcPr>
-            <w:tcW w:type="dxa" w:w="1570"/>
+            <w:tcW w:type="dxa" w:w="1555"/>
             <w:shd w:val="clear" w:color="auto" w:fill="F2F5FA"/>
           </w:tcPr>
           <w:p>
@@ -10843,6 +10891,7 @@
         <w:rPr>
           <w:rFonts w:ascii="Times New Roman" w:hAnsi="Times New Roman" w:cs="Times New Roman" w:eastAsia="微软雅黑"/>
           <w:b w:val="0"/>
+          <w:i w:val="0"/>
           <w:color w:val="444444"/>
           <w:sz w:val="20"/>
         </w:rPr>
@@ -10852,6 +10901,7 @@
         <w:rPr>
           <w:rFonts w:ascii="Times New Roman" w:hAnsi="Times New Roman" w:cs="Times New Roman" w:eastAsia="微软雅黑"/>
           <w:b/>
+          <w:i w:val="0"/>
           <w:color w:val="444444"/>
           <w:sz w:val="20"/>
         </w:rPr>
@@ -10861,6 +10911,7 @@
         <w:rPr>
           <w:rFonts w:ascii="Times New Roman" w:hAnsi="Times New Roman" w:cs="Times New Roman" w:eastAsia="微软雅黑"/>
           <w:b w:val="0"/>
+          <w:i w:val="0"/>
           <w:color w:val="444444"/>
           <w:sz w:val="20"/>
         </w:rPr>
@@ -10870,6 +10921,7 @@
         <w:rPr>
           <w:rFonts w:ascii="Times New Roman" w:hAnsi="Times New Roman" w:cs="Times New Roman" w:eastAsia="微软雅黑"/>
           <w:b/>
+          <w:i w:val="0"/>
           <w:color w:val="444444"/>
           <w:sz w:val="20"/>
         </w:rPr>
@@ -10879,6 +10931,7 @@
         <w:rPr>
           <w:rFonts w:ascii="Times New Roman" w:hAnsi="Times New Roman" w:cs="Times New Roman" w:eastAsia="微软雅黑"/>
           <w:b w:val="0"/>
+          <w:i w:val="0"/>
           <w:color w:val="444444"/>
           <w:sz w:val="20"/>
         </w:rPr>
@@ -10888,6 +10941,7 @@
         <w:rPr>
           <w:rFonts w:ascii="Consolas" w:hAnsi="Consolas" w:cs="Consolas" w:eastAsia="Consolas"/>
           <w:b w:val="0"/>
+          <w:i w:val="0"/>
           <w:color w:val="B0305E"/>
           <w:sz w:val="19"/>
         </w:rPr>
@@ -10897,6 +10951,7 @@
         <w:rPr>
           <w:rFonts w:ascii="Times New Roman" w:hAnsi="Times New Roman" w:cs="Times New Roman" w:eastAsia="微软雅黑"/>
           <w:b w:val="0"/>
+          <w:i w:val="0"/>
           <w:color w:val="444444"/>
           <w:sz w:val="20"/>
         </w:rPr>
@@ -10940,19 +10995,19 @@
         <w:tblW w:w="9867" w:type="dxa"/>
       </w:tblPr>
       <w:tblGrid>
-        <w:gridCol w:w="780"/>
-        <w:gridCol w:w="1943"/>
-        <w:gridCol w:w="5199"/>
-        <w:gridCol w:w="1943"/>
+        <w:gridCol w:w="621"/>
+        <w:gridCol w:w="1858"/>
+        <w:gridCol w:w="5529"/>
+        <w:gridCol w:w="1858"/>
       </w:tblGrid>
       <w:tr>
         <w:trPr>
-          <w:tblHeader/>
-          <w:cantSplit/>
+          <w:tblHeader w:val="true"/>
+          <w:cantSplit w:val="true"/>
         </w:trPr>
         <w:tc>
           <w:tcPr>
-            <w:tcW w:type="dxa" w:w="781"/>
+            <w:tcW w:type="dxa" w:w="621"/>
             <w:shd w:val="clear" w:color="auto" w:fill="1F3B73"/>
           </w:tcPr>
           <w:p>
@@ -10974,7 +11029,7 @@
         </w:tc>
         <w:tc>
           <w:tcPr>
-            <w:tcW w:type="dxa" w:w="1943"/>
+            <w:tcW w:type="dxa" w:w="1858"/>
             <w:shd w:val="clear" w:color="auto" w:fill="1F3B73"/>
           </w:tcPr>
           <w:p>
@@ -10996,7 +11051,7 @@
         </w:tc>
         <w:tc>
           <w:tcPr>
-            <w:tcW w:type="dxa" w:w="5199"/>
+            <w:tcW w:type="dxa" w:w="5529"/>
             <w:shd w:val="clear" w:color="auto" w:fill="1F3B73"/>
           </w:tcPr>
           <w:p>
@@ -11018,7 +11073,7 @@
         </w:tc>
         <w:tc>
           <w:tcPr>
-            <w:tcW w:type="dxa" w:w="1943"/>
+            <w:tcW w:type="dxa" w:w="1858"/>
             <w:shd w:val="clear" w:color="auto" w:fill="1F3B73"/>
           </w:tcPr>
           <w:p>
@@ -11041,11 +11096,11 @@
       </w:tr>
       <w:tr>
         <w:trPr>
-          <w:cantSplit/>
+          <w:cantSplit w:val="true"/>
         </w:trPr>
         <w:tc>
           <w:tcPr>
-            <w:tcW w:type="dxa" w:w="781"/>
+            <w:tcW w:type="dxa" w:w="621"/>
           </w:tcPr>
           <w:p>
             <w:pPr>
@@ -11064,7 +11119,7 @@
         </w:tc>
         <w:tc>
           <w:tcPr>
-            <w:tcW w:type="dxa" w:w="1943"/>
+            <w:tcW w:type="dxa" w:w="1858"/>
           </w:tcPr>
           <w:p>
             <w:pPr>
@@ -11083,7 +11138,7 @@
         </w:tc>
         <w:tc>
           <w:tcPr>
-            <w:tcW w:type="dxa" w:w="5199"/>
+            <w:tcW w:type="dxa" w:w="5529"/>
           </w:tcPr>
           <w:p>
             <w:pPr>
@@ -11137,7 +11192,7 @@
         </w:tc>
         <w:tc>
           <w:tcPr>
-            <w:tcW w:type="dxa" w:w="1943"/>
+            <w:tcW w:type="dxa" w:w="1858"/>
           </w:tcPr>
           <w:p>
             <w:pPr>
@@ -11157,11 +11212,11 @@
       </w:tr>
       <w:tr>
         <w:trPr>
-          <w:cantSplit/>
+          <w:cantSplit w:val="true"/>
         </w:trPr>
         <w:tc>
           <w:tcPr>
-            <w:tcW w:type="dxa" w:w="781"/>
+            <w:tcW w:type="dxa" w:w="621"/>
             <w:shd w:val="clear" w:color="auto" w:fill="F2F5FA"/>
           </w:tcPr>
           <w:p>
@@ -11181,7 +11236,7 @@
         </w:tc>
         <w:tc>
           <w:tcPr>
-            <w:tcW w:type="dxa" w:w="1943"/>
+            <w:tcW w:type="dxa" w:w="1858"/>
             <w:shd w:val="clear" w:color="auto" w:fill="F2F5FA"/>
           </w:tcPr>
           <w:p>
@@ -11201,7 +11256,7 @@
         </w:tc>
         <w:tc>
           <w:tcPr>
-            <w:tcW w:type="dxa" w:w="5199"/>
+            <w:tcW w:type="dxa" w:w="5529"/>
             <w:shd w:val="clear" w:color="auto" w:fill="F2F5FA"/>
           </w:tcPr>
           <w:p>
@@ -11239,7 +11294,7 @@
         </w:tc>
         <w:tc>
           <w:tcPr>
-            <w:tcW w:type="dxa" w:w="1943"/>
+            <w:tcW w:type="dxa" w:w="1858"/>
             <w:shd w:val="clear" w:color="auto" w:fill="F2F5FA"/>
           </w:tcPr>
           <w:p>
@@ -11260,11 +11315,11 @@
       </w:tr>
       <w:tr>
         <w:trPr>
-          <w:cantSplit/>
+          <w:cantSplit w:val="true"/>
         </w:trPr>
         <w:tc>
           <w:tcPr>
-            <w:tcW w:type="dxa" w:w="781"/>
+            <w:tcW w:type="dxa" w:w="621"/>
           </w:tcPr>
           <w:p>
             <w:pPr>
@@ -11283,7 +11338,7 @@
         </w:tc>
         <w:tc>
           <w:tcPr>
-            <w:tcW w:type="dxa" w:w="1943"/>
+            <w:tcW w:type="dxa" w:w="1858"/>
           </w:tcPr>
           <w:p>
             <w:pPr>
@@ -11302,7 +11357,7 @@
         </w:tc>
         <w:tc>
           <w:tcPr>
-            <w:tcW w:type="dxa" w:w="5199"/>
+            <w:tcW w:type="dxa" w:w="5529"/>
           </w:tcPr>
           <w:p>
             <w:pPr>
@@ -11364,7 +11419,7 @@
         </w:tc>
         <w:tc>
           <w:tcPr>
-            <w:tcW w:type="dxa" w:w="1943"/>
+            <w:tcW w:type="dxa" w:w="1858"/>
           </w:tcPr>
           <w:p>
             <w:pPr>
@@ -11384,11 +11439,11 @@
       </w:tr>
       <w:tr>
         <w:trPr>
-          <w:cantSplit/>
+          <w:cantSplit w:val="true"/>
         </w:trPr>
         <w:tc>
           <w:tcPr>
-            <w:tcW w:type="dxa" w:w="781"/>
+            <w:tcW w:type="dxa" w:w="621"/>
             <w:shd w:val="clear" w:color="auto" w:fill="F2F5FA"/>
           </w:tcPr>
           <w:p>
@@ -11408,7 +11463,7 @@
         </w:tc>
         <w:tc>
           <w:tcPr>
-            <w:tcW w:type="dxa" w:w="1943"/>
+            <w:tcW w:type="dxa" w:w="1858"/>
             <w:shd w:val="clear" w:color="auto" w:fill="F2F5FA"/>
           </w:tcPr>
           <w:p>
@@ -11428,7 +11483,7 @@
         </w:tc>
         <w:tc>
           <w:tcPr>
-            <w:tcW w:type="dxa" w:w="5199"/>
+            <w:tcW w:type="dxa" w:w="5529"/>
             <w:shd w:val="clear" w:color="auto" w:fill="F2F5FA"/>
           </w:tcPr>
           <w:p>
@@ -11457,7 +11512,7 @@
         </w:tc>
         <w:tc>
           <w:tcPr>
-            <w:tcW w:type="dxa" w:w="1943"/>
+            <w:tcW w:type="dxa" w:w="1858"/>
             <w:shd w:val="clear" w:color="auto" w:fill="F2F5FA"/>
           </w:tcPr>
           <w:p>
@@ -11633,18 +11688,18 @@
         <w:tblW w:w="9867" w:type="dxa"/>
       </w:tblPr>
       <w:tblGrid>
-        <w:gridCol w:w="1182"/>
-        <w:gridCol w:w="3643"/>
-        <w:gridCol w:w="5041"/>
+        <w:gridCol w:w="983"/>
+        <w:gridCol w:w="3676"/>
+        <w:gridCol w:w="5206"/>
       </w:tblGrid>
       <w:tr>
         <w:trPr>
-          <w:tblHeader/>
-          <w:cantSplit/>
+          <w:tblHeader w:val="true"/>
+          <w:cantSplit w:val="true"/>
         </w:trPr>
         <w:tc>
           <w:tcPr>
-            <w:tcW w:type="dxa" w:w="1182"/>
+            <w:tcW w:type="dxa" w:w="984"/>
             <w:shd w:val="clear" w:color="auto" w:fill="1F3B73"/>
           </w:tcPr>
           <w:p>
@@ -11666,7 +11721,7 @@
         </w:tc>
         <w:tc>
           <w:tcPr>
-            <w:tcW w:type="dxa" w:w="3643"/>
+            <w:tcW w:type="dxa" w:w="3676"/>
             <w:shd w:val="clear" w:color="auto" w:fill="1F3B73"/>
           </w:tcPr>
           <w:p>
@@ -11688,7 +11743,7 @@
         </w:tc>
         <w:tc>
           <w:tcPr>
-            <w:tcW w:type="dxa" w:w="5041"/>
+            <w:tcW w:type="dxa" w:w="5206"/>
             <w:shd w:val="clear" w:color="auto" w:fill="1F3B73"/>
           </w:tcPr>
           <w:p>
@@ -11711,11 +11766,11 @@
       </w:tr>
       <w:tr>
         <w:trPr>
-          <w:cantSplit/>
+          <w:cantSplit w:val="true"/>
         </w:trPr>
         <w:tc>
           <w:tcPr>
-            <w:tcW w:type="dxa" w:w="1182"/>
+            <w:tcW w:type="dxa" w:w="984"/>
           </w:tcPr>
           <w:p>
             <w:pPr>
@@ -11734,7 +11789,7 @@
         </w:tc>
         <w:tc>
           <w:tcPr>
-            <w:tcW w:type="dxa" w:w="3643"/>
+            <w:tcW w:type="dxa" w:w="3676"/>
           </w:tcPr>
           <w:p>
             <w:pPr>
@@ -11754,7 +11809,7 @@
         </w:tc>
         <w:tc>
           <w:tcPr>
-            <w:tcW w:type="dxa" w:w="5041"/>
+            <w:tcW w:type="dxa" w:w="5206"/>
           </w:tcPr>
           <w:p>
             <w:pPr>
@@ -11774,11 +11829,11 @@
       </w:tr>
       <w:tr>
         <w:trPr>
-          <w:cantSplit/>
+          <w:cantSplit w:val="true"/>
         </w:trPr>
         <w:tc>
           <w:tcPr>
-            <w:tcW w:type="dxa" w:w="1182"/>
+            <w:tcW w:type="dxa" w:w="984"/>
             <w:shd w:val="clear" w:color="auto" w:fill="F2F5FA"/>
           </w:tcPr>
           <w:p>
@@ -11798,7 +11853,7 @@
         </w:tc>
         <w:tc>
           <w:tcPr>
-            <w:tcW w:type="dxa" w:w="3643"/>
+            <w:tcW w:type="dxa" w:w="3676"/>
             <w:shd w:val="clear" w:color="auto" w:fill="F2F5FA"/>
           </w:tcPr>
           <w:p>
@@ -11819,7 +11874,7 @@
         </w:tc>
         <w:tc>
           <w:tcPr>
-            <w:tcW w:type="dxa" w:w="5041"/>
+            <w:tcW w:type="dxa" w:w="5206"/>
             <w:shd w:val="clear" w:color="auto" w:fill="F2F5FA"/>
           </w:tcPr>
           <w:p>
@@ -11840,11 +11895,11 @@
       </w:tr>
       <w:tr>
         <w:trPr>
-          <w:cantSplit/>
+          <w:cantSplit w:val="true"/>
         </w:trPr>
         <w:tc>
           <w:tcPr>
-            <w:tcW w:type="dxa" w:w="1182"/>
+            <w:tcW w:type="dxa" w:w="984"/>
           </w:tcPr>
           <w:p>
             <w:pPr>
@@ -11863,7 +11918,7 @@
         </w:tc>
         <w:tc>
           <w:tcPr>
-            <w:tcW w:type="dxa" w:w="3643"/>
+            <w:tcW w:type="dxa" w:w="3676"/>
           </w:tcPr>
           <w:p>
             <w:pPr>
@@ -11883,7 +11938,7 @@
         </w:tc>
         <w:tc>
           <w:tcPr>
-            <w:tcW w:type="dxa" w:w="5041"/>
+            <w:tcW w:type="dxa" w:w="5206"/>
           </w:tcPr>
           <w:p>
             <w:pPr>
@@ -11903,11 +11958,11 @@
       </w:tr>
       <w:tr>
         <w:trPr>
-          <w:cantSplit/>
+          <w:cantSplit w:val="true"/>
         </w:trPr>
         <w:tc>
           <w:tcPr>
-            <w:tcW w:type="dxa" w:w="1182"/>
+            <w:tcW w:type="dxa" w:w="984"/>
             <w:shd w:val="clear" w:color="auto" w:fill="F2F5FA"/>
           </w:tcPr>
           <w:p>
@@ -11927,7 +11982,7 @@
         </w:tc>
         <w:tc>
           <w:tcPr>
-            <w:tcW w:type="dxa" w:w="3643"/>
+            <w:tcW w:type="dxa" w:w="3676"/>
             <w:shd w:val="clear" w:color="auto" w:fill="F2F5FA"/>
           </w:tcPr>
           <w:p>
@@ -11948,7 +12003,7 @@
         </w:tc>
         <w:tc>
           <w:tcPr>
-            <w:tcW w:type="dxa" w:w="5041"/>
+            <w:tcW w:type="dxa" w:w="5206"/>
             <w:shd w:val="clear" w:color="auto" w:fill="F2F5FA"/>
           </w:tcPr>
           <w:p>
@@ -11969,11 +12024,11 @@
       </w:tr>
       <w:tr>
         <w:trPr>
-          <w:cantSplit/>
+          <w:cantSplit w:val="true"/>
         </w:trPr>
         <w:tc>
           <w:tcPr>
-            <w:tcW w:type="dxa" w:w="1182"/>
+            <w:tcW w:type="dxa" w:w="984"/>
           </w:tcPr>
           <w:p>
             <w:pPr>
@@ -11992,7 +12047,7 @@
         </w:tc>
         <w:tc>
           <w:tcPr>
-            <w:tcW w:type="dxa" w:w="3643"/>
+            <w:tcW w:type="dxa" w:w="3676"/>
           </w:tcPr>
           <w:p>
             <w:pPr>
@@ -12012,7 +12067,7 @@
         </w:tc>
         <w:tc>
           <w:tcPr>
-            <w:tcW w:type="dxa" w:w="5041"/>
+            <w:tcW w:type="dxa" w:w="5206"/>
           </w:tcPr>
           <w:p>
             <w:pPr>
@@ -12032,11 +12087,11 @@
       </w:tr>
       <w:tr>
         <w:trPr>
-          <w:cantSplit/>
+          <w:cantSplit w:val="true"/>
         </w:trPr>
         <w:tc>
           <w:tcPr>
-            <w:tcW w:type="dxa" w:w="1182"/>
+            <w:tcW w:type="dxa" w:w="984"/>
             <w:shd w:val="clear" w:color="auto" w:fill="F2F5FA"/>
           </w:tcPr>
           <w:p>
@@ -12056,7 +12111,7 @@
         </w:tc>
         <w:tc>
           <w:tcPr>
-            <w:tcW w:type="dxa" w:w="3643"/>
+            <w:tcW w:type="dxa" w:w="3676"/>
             <w:shd w:val="clear" w:color="auto" w:fill="F2F5FA"/>
           </w:tcPr>
           <w:p>
@@ -12077,7 +12132,7 @@
         </w:tc>
         <w:tc>
           <w:tcPr>
-            <w:tcW w:type="dxa" w:w="5041"/>
+            <w:tcW w:type="dxa" w:w="5206"/>
             <w:shd w:val="clear" w:color="auto" w:fill="F2F5FA"/>
           </w:tcPr>
           <w:p>
@@ -12098,11 +12153,11 @@
       </w:tr>
       <w:tr>
         <w:trPr>
-          <w:cantSplit/>
+          <w:cantSplit w:val="true"/>
         </w:trPr>
         <w:tc>
           <w:tcPr>
-            <w:tcW w:type="dxa" w:w="1182"/>
+            <w:tcW w:type="dxa" w:w="984"/>
           </w:tcPr>
           <w:p>
             <w:pPr>
@@ -12121,7 +12176,7 @@
         </w:tc>
         <w:tc>
           <w:tcPr>
-            <w:tcW w:type="dxa" w:w="3643"/>
+            <w:tcW w:type="dxa" w:w="3676"/>
           </w:tcPr>
           <w:p>
             <w:pPr>
@@ -12141,7 +12196,7 @@
         </w:tc>
         <w:tc>
           <w:tcPr>
-            <w:tcW w:type="dxa" w:w="5041"/>
+            <w:tcW w:type="dxa" w:w="5206"/>
           </w:tcPr>
           <w:p>
             <w:pPr>
@@ -12161,11 +12216,11 @@
       </w:tr>
       <w:tr>
         <w:trPr>
-          <w:cantSplit/>
+          <w:cantSplit w:val="true"/>
         </w:trPr>
         <w:tc>
           <w:tcPr>
-            <w:tcW w:type="dxa" w:w="1182"/>
+            <w:tcW w:type="dxa" w:w="984"/>
             <w:shd w:val="clear" w:color="auto" w:fill="F2F5FA"/>
           </w:tcPr>
           <w:p>
@@ -12185,7 +12240,7 @@
         </w:tc>
         <w:tc>
           <w:tcPr>
-            <w:tcW w:type="dxa" w:w="3643"/>
+            <w:tcW w:type="dxa" w:w="3676"/>
             <w:shd w:val="clear" w:color="auto" w:fill="F2F5FA"/>
           </w:tcPr>
           <w:p>
@@ -12206,7 +12261,7 @@
         </w:tc>
         <w:tc>
           <w:tcPr>
-            <w:tcW w:type="dxa" w:w="5041"/>
+            <w:tcW w:type="dxa" w:w="5206"/>
             <w:shd w:val="clear" w:color="auto" w:fill="F2F5FA"/>
           </w:tcPr>
           <w:p>
@@ -12227,11 +12282,11 @@
       </w:tr>
       <w:tr>
         <w:trPr>
-          <w:cantSplit/>
+          <w:cantSplit w:val="true"/>
         </w:trPr>
         <w:tc>
           <w:tcPr>
-            <w:tcW w:type="dxa" w:w="1182"/>
+            <w:tcW w:type="dxa" w:w="984"/>
           </w:tcPr>
           <w:p>
             <w:pPr>
@@ -12250,7 +12305,7 @@
         </w:tc>
         <w:tc>
           <w:tcPr>
-            <w:tcW w:type="dxa" w:w="3643"/>
+            <w:tcW w:type="dxa" w:w="3676"/>
           </w:tcPr>
           <w:p>
             <w:pPr>
@@ -12270,7 +12325,7 @@
         </w:tc>
         <w:tc>
           <w:tcPr>
-            <w:tcW w:type="dxa" w:w="5041"/>
+            <w:tcW w:type="dxa" w:w="5206"/>
           </w:tcPr>
           <w:p>
             <w:pPr>
@@ -12290,11 +12345,11 @@
       </w:tr>
       <w:tr>
         <w:trPr>
-          <w:cantSplit/>
+          <w:cantSplit w:val="true"/>
         </w:trPr>
         <w:tc>
           <w:tcPr>
-            <w:tcW w:type="dxa" w:w="1182"/>
+            <w:tcW w:type="dxa" w:w="984"/>
             <w:shd w:val="clear" w:color="auto" w:fill="F2F5FA"/>
           </w:tcPr>
           <w:p>
@@ -12314,7 +12369,7 @@
         </w:tc>
         <w:tc>
           <w:tcPr>
-            <w:tcW w:type="dxa" w:w="3643"/>
+            <w:tcW w:type="dxa" w:w="3676"/>
             <w:shd w:val="clear" w:color="auto" w:fill="F2F5FA"/>
           </w:tcPr>
           <w:p>
@@ -12335,7 +12390,7 @@
         </w:tc>
         <w:tc>
           <w:tcPr>
-            <w:tcW w:type="dxa" w:w="5041"/>
+            <w:tcW w:type="dxa" w:w="5206"/>
             <w:shd w:val="clear" w:color="auto" w:fill="F2F5FA"/>
           </w:tcPr>
           <w:p>
@@ -12356,11 +12411,11 @@
       </w:tr>
       <w:tr>
         <w:trPr>
-          <w:cantSplit/>
+          <w:cantSplit w:val="true"/>
         </w:trPr>
         <w:tc>
           <w:tcPr>
-            <w:tcW w:type="dxa" w:w="1182"/>
+            <w:tcW w:type="dxa" w:w="984"/>
           </w:tcPr>
           <w:p>
             <w:pPr>
@@ -12379,7 +12434,7 @@
         </w:tc>
         <w:tc>
           <w:tcPr>
-            <w:tcW w:type="dxa" w:w="3643"/>
+            <w:tcW w:type="dxa" w:w="3676"/>
           </w:tcPr>
           <w:p>
             <w:pPr>
@@ -12399,7 +12454,7 @@
         </w:tc>
         <w:tc>
           <w:tcPr>
-            <w:tcW w:type="dxa" w:w="5041"/>
+            <w:tcW w:type="dxa" w:w="5206"/>
           </w:tcPr>
           <w:p>
             <w:pPr>
@@ -12419,11 +12474,11 @@
       </w:tr>
       <w:tr>
         <w:trPr>
-          <w:cantSplit/>
+          <w:cantSplit w:val="true"/>
         </w:trPr>
         <w:tc>
           <w:tcPr>
-            <w:tcW w:type="dxa" w:w="1182"/>
+            <w:tcW w:type="dxa" w:w="984"/>
             <w:shd w:val="clear" w:color="auto" w:fill="F2F5FA"/>
           </w:tcPr>
           <w:p>
@@ -12443,7 +12498,7 @@
         </w:tc>
         <w:tc>
           <w:tcPr>
-            <w:tcW w:type="dxa" w:w="3643"/>
+            <w:tcW w:type="dxa" w:w="3676"/>
             <w:shd w:val="clear" w:color="auto" w:fill="F2F5FA"/>
           </w:tcPr>
           <w:p>
@@ -12464,7 +12519,7 @@
         </w:tc>
         <w:tc>
           <w:tcPr>
-            <w:tcW w:type="dxa" w:w="5041"/>
+            <w:tcW w:type="dxa" w:w="5206"/>
             <w:shd w:val="clear" w:color="auto" w:fill="F2F5FA"/>
           </w:tcPr>
           <w:p>
@@ -12485,11 +12540,11 @@
       </w:tr>
       <w:tr>
         <w:trPr>
-          <w:cantSplit/>
+          <w:cantSplit w:val="true"/>
         </w:trPr>
         <w:tc>
           <w:tcPr>
-            <w:tcW w:type="dxa" w:w="1182"/>
+            <w:tcW w:type="dxa" w:w="984"/>
           </w:tcPr>
           <w:p>
             <w:pPr>
@@ -12508,7 +12563,7 @@
         </w:tc>
         <w:tc>
           <w:tcPr>
-            <w:tcW w:type="dxa" w:w="3643"/>
+            <w:tcW w:type="dxa" w:w="3676"/>
           </w:tcPr>
           <w:p>
             <w:pPr>
@@ -12528,7 +12583,7 @@
         </w:tc>
         <w:tc>
           <w:tcPr>
-            <w:tcW w:type="dxa" w:w="5041"/>
+            <w:tcW w:type="dxa" w:w="5206"/>
           </w:tcPr>
           <w:p>
             <w:pPr>
@@ -12548,11 +12603,11 @@
       </w:tr>
       <w:tr>
         <w:trPr>
-          <w:cantSplit/>
+          <w:cantSplit w:val="true"/>
         </w:trPr>
         <w:tc>
           <w:tcPr>
-            <w:tcW w:type="dxa" w:w="1182"/>
+            <w:tcW w:type="dxa" w:w="984"/>
             <w:shd w:val="clear" w:color="auto" w:fill="F2F5FA"/>
           </w:tcPr>
           <w:p>
@@ -12572,7 +12627,7 @@
         </w:tc>
         <w:tc>
           <w:tcPr>
-            <w:tcW w:type="dxa" w:w="3643"/>
+            <w:tcW w:type="dxa" w:w="3676"/>
             <w:shd w:val="clear" w:color="auto" w:fill="F2F5FA"/>
           </w:tcPr>
           <w:p>
@@ -12593,7 +12648,7 @@
         </w:tc>
         <w:tc>
           <w:tcPr>
-            <w:tcW w:type="dxa" w:w="5041"/>
+            <w:tcW w:type="dxa" w:w="5206"/>
             <w:shd w:val="clear" w:color="auto" w:fill="F2F5FA"/>
           </w:tcPr>
           <w:p>
@@ -12614,11 +12669,11 @@
       </w:tr>
       <w:tr>
         <w:trPr>
-          <w:cantSplit/>
+          <w:cantSplit w:val="true"/>
         </w:trPr>
         <w:tc>
           <w:tcPr>
-            <w:tcW w:type="dxa" w:w="1182"/>
+            <w:tcW w:type="dxa" w:w="984"/>
           </w:tcPr>
           <w:p>
             <w:pPr>
@@ -12637,7 +12692,7 @@
         </w:tc>
         <w:tc>
           <w:tcPr>
-            <w:tcW w:type="dxa" w:w="3643"/>
+            <w:tcW w:type="dxa" w:w="3676"/>
           </w:tcPr>
           <w:p>
             <w:pPr>
@@ -12657,7 +12712,7 @@
         </w:tc>
         <w:tc>
           <w:tcPr>
-            <w:tcW w:type="dxa" w:w="5041"/>
+            <w:tcW w:type="dxa" w:w="5206"/>
           </w:tcPr>
           <w:p>
             <w:pPr>
@@ -12677,11 +12732,11 @@
       </w:tr>
       <w:tr>
         <w:trPr>
-          <w:cantSplit/>
+          <w:cantSplit w:val="true"/>
         </w:trPr>
         <w:tc>
           <w:tcPr>
-            <w:tcW w:type="dxa" w:w="1182"/>
+            <w:tcW w:type="dxa" w:w="984"/>
             <w:shd w:val="clear" w:color="auto" w:fill="F2F5FA"/>
           </w:tcPr>
           <w:p>
@@ -12701,7 +12756,7 @@
         </w:tc>
         <w:tc>
           <w:tcPr>
-            <w:tcW w:type="dxa" w:w="3643"/>
+            <w:tcW w:type="dxa" w:w="3676"/>
             <w:shd w:val="clear" w:color="auto" w:fill="F2F5FA"/>
           </w:tcPr>
           <w:p>
@@ -12722,7 +12777,7 @@
         </w:tc>
         <w:tc>
           <w:tcPr>
-            <w:tcW w:type="dxa" w:w="5041"/>
+            <w:tcW w:type="dxa" w:w="5206"/>
             <w:shd w:val="clear" w:color="auto" w:fill="F2F5FA"/>
           </w:tcPr>
           <w:p>
@@ -12752,11 +12807,11 @@
       </w:tr>
       <w:tr>
         <w:trPr>
-          <w:cantSplit/>
+          <w:cantSplit w:val="true"/>
         </w:trPr>
         <w:tc>
           <w:tcPr>
-            <w:tcW w:type="dxa" w:w="1182"/>
+            <w:tcW w:type="dxa" w:w="984"/>
           </w:tcPr>
           <w:p>
             <w:pPr>
@@ -12775,7 +12830,7 @@
         </w:tc>
         <w:tc>
           <w:tcPr>
-            <w:tcW w:type="dxa" w:w="3643"/>
+            <w:tcW w:type="dxa" w:w="3676"/>
           </w:tcPr>
           <w:p>
             <w:pPr>
@@ -12795,7 +12850,7 @@
         </w:tc>
         <w:tc>
           <w:tcPr>
-            <w:tcW w:type="dxa" w:w="5041"/>
+            <w:tcW w:type="dxa" w:w="5206"/>
           </w:tcPr>
           <w:p>
             <w:pPr>
@@ -12815,11 +12870,11 @@
       </w:tr>
       <w:tr>
         <w:trPr>
-          <w:cantSplit/>
+          <w:cantSplit w:val="true"/>
         </w:trPr>
         <w:tc>
           <w:tcPr>
-            <w:tcW w:type="dxa" w:w="1182"/>
+            <w:tcW w:type="dxa" w:w="984"/>
             <w:shd w:val="clear" w:color="auto" w:fill="F2F5FA"/>
           </w:tcPr>
           <w:p>
@@ -12839,7 +12894,7 @@
         </w:tc>
         <w:tc>
           <w:tcPr>
-            <w:tcW w:type="dxa" w:w="3643"/>
+            <w:tcW w:type="dxa" w:w="3676"/>
             <w:shd w:val="clear" w:color="auto" w:fill="F2F5FA"/>
           </w:tcPr>
           <w:p>
@@ -12860,7 +12915,7 @@
         </w:tc>
         <w:tc>
           <w:tcPr>
-            <w:tcW w:type="dxa" w:w="5041"/>
+            <w:tcW w:type="dxa" w:w="5206"/>
             <w:shd w:val="clear" w:color="auto" w:fill="F2F5FA"/>
           </w:tcPr>
           <w:p>
@@ -12928,8 +12983,8 @@
       </w:tblGrid>
       <w:tr>
         <w:trPr>
-          <w:tblHeader/>
-          <w:cantSplit/>
+          <w:tblHeader w:val="true"/>
+          <w:cantSplit w:val="true"/>
         </w:trPr>
         <w:tc>
           <w:tcPr>
@@ -13000,7 +13055,7 @@
       </w:tr>
       <w:tr>
         <w:trPr>
-          <w:cantSplit/>
+          <w:cantSplit w:val="true"/>
         </w:trPr>
         <w:tc>
           <w:tcPr>
@@ -13080,7 +13135,7 @@
       </w:tr>
       <w:tr>
         <w:trPr>
-          <w:cantSplit/>
+          <w:cantSplit w:val="true"/>
         </w:trPr>
         <w:tc>
           <w:tcPr>
@@ -13205,7 +13260,7 @@
       </w:tr>
       <w:tr>
         <w:trPr>
-          <w:cantSplit/>
+          <w:cantSplit w:val="true"/>
         </w:trPr>
         <w:tc>
           <w:tcPr>
@@ -13360,18 +13415,18 @@
         <w:tblW w:w="9867" w:type="dxa"/>
       </w:tblPr>
       <w:tblGrid>
-        <w:gridCol w:w="2675"/>
-        <w:gridCol w:w="4492"/>
-        <w:gridCol w:w="2698"/>
+        <w:gridCol w:w="2514"/>
+        <w:gridCol w:w="4582"/>
+        <w:gridCol w:w="2770"/>
       </w:tblGrid>
       <w:tr>
         <w:trPr>
-          <w:tblHeader/>
-          <w:cantSplit/>
+          <w:tblHeader w:val="true"/>
+          <w:cantSplit w:val="true"/>
         </w:trPr>
         <w:tc>
           <w:tcPr>
-            <w:tcW w:type="dxa" w:w="2676"/>
+            <w:tcW w:type="dxa" w:w="2514"/>
             <w:shd w:val="clear" w:color="auto" w:fill="1F3B73"/>
           </w:tcPr>
           <w:p>
@@ -13393,7 +13448,7 @@
         </w:tc>
         <w:tc>
           <w:tcPr>
-            <w:tcW w:type="dxa" w:w="4492"/>
+            <w:tcW w:type="dxa" w:w="4582"/>
             <w:shd w:val="clear" w:color="auto" w:fill="1F3B73"/>
           </w:tcPr>
           <w:p>
@@ -13415,7 +13470,7 @@
         </w:tc>
         <w:tc>
           <w:tcPr>
-            <w:tcW w:type="dxa" w:w="2698"/>
+            <w:tcW w:type="dxa" w:w="2770"/>
             <w:shd w:val="clear" w:color="auto" w:fill="1F3B73"/>
           </w:tcPr>
           <w:p>
@@ -13438,11 +13493,11 @@
       </w:tr>
       <w:tr>
         <w:trPr>
-          <w:cantSplit/>
+          <w:cantSplit w:val="true"/>
         </w:trPr>
         <w:tc>
           <w:tcPr>
-            <w:tcW w:type="dxa" w:w="2676"/>
+            <w:tcW w:type="dxa" w:w="2514"/>
           </w:tcPr>
           <w:p>
             <w:pPr>
@@ -13462,7 +13517,7 @@
         </w:tc>
         <w:tc>
           <w:tcPr>
-            <w:tcW w:type="dxa" w:w="4492"/>
+            <w:tcW w:type="dxa" w:w="4582"/>
           </w:tcPr>
           <w:p>
             <w:pPr>
@@ -13481,7 +13536,7 @@
         </w:tc>
         <w:tc>
           <w:tcPr>
-            <w:tcW w:type="dxa" w:w="2698"/>
+            <w:tcW w:type="dxa" w:w="2770"/>
           </w:tcPr>
           <w:p>
             <w:pPr>
@@ -13501,11 +13556,11 @@
       </w:tr>
       <w:tr>
         <w:trPr>
-          <w:cantSplit/>
+          <w:cantSplit w:val="true"/>
         </w:trPr>
         <w:tc>
           <w:tcPr>
-            <w:tcW w:type="dxa" w:w="2676"/>
+            <w:tcW w:type="dxa" w:w="2514"/>
             <w:shd w:val="clear" w:color="auto" w:fill="F2F5FA"/>
           </w:tcPr>
           <w:p>
@@ -13526,7 +13581,7 @@
         </w:tc>
         <w:tc>
           <w:tcPr>
-            <w:tcW w:type="dxa" w:w="4492"/>
+            <w:tcW w:type="dxa" w:w="4582"/>
             <w:shd w:val="clear" w:color="auto" w:fill="F2F5FA"/>
           </w:tcPr>
           <w:p>
@@ -13546,7 +13601,7 @@
         </w:tc>
         <w:tc>
           <w:tcPr>
-            <w:tcW w:type="dxa" w:w="2698"/>
+            <w:tcW w:type="dxa" w:w="2770"/>
             <w:shd w:val="clear" w:color="auto" w:fill="F2F5FA"/>
           </w:tcPr>
           <w:p>
@@ -13567,11 +13622,11 @@
       </w:tr>
       <w:tr>
         <w:trPr>
-          <w:cantSplit/>
+          <w:cantSplit w:val="true"/>
         </w:trPr>
         <w:tc>
           <w:tcPr>
-            <w:tcW w:type="dxa" w:w="2676"/>
+            <w:tcW w:type="dxa" w:w="2514"/>
           </w:tcPr>
           <w:p>
             <w:pPr>
@@ -13591,7 +13646,7 @@
         </w:tc>
         <w:tc>
           <w:tcPr>
-            <w:tcW w:type="dxa" w:w="4492"/>
+            <w:tcW w:type="dxa" w:w="4582"/>
           </w:tcPr>
           <w:p>
             <w:pPr>
@@ -13610,7 +13665,7 @@
         </w:tc>
         <w:tc>
           <w:tcPr>
-            <w:tcW w:type="dxa" w:w="2698"/>
+            <w:tcW w:type="dxa" w:w="2770"/>
           </w:tcPr>
           <w:p>
             <w:pPr>
@@ -13630,11 +13685,11 @@
       </w:tr>
       <w:tr>
         <w:trPr>
-          <w:cantSplit/>
+          <w:cantSplit w:val="true"/>
         </w:trPr>
         <w:tc>
           <w:tcPr>
-            <w:tcW w:type="dxa" w:w="2676"/>
+            <w:tcW w:type="dxa" w:w="2514"/>
             <w:shd w:val="clear" w:color="auto" w:fill="F2F5FA"/>
           </w:tcPr>
           <w:p>
@@ -13655,7 +13710,7 @@
         </w:tc>
         <w:tc>
           <w:tcPr>
-            <w:tcW w:type="dxa" w:w="4492"/>
+            <w:tcW w:type="dxa" w:w="4582"/>
             <w:shd w:val="clear" w:color="auto" w:fill="F2F5FA"/>
           </w:tcPr>
           <w:p>
@@ -13675,7 +13730,7 @@
         </w:tc>
         <w:tc>
           <w:tcPr>
-            <w:tcW w:type="dxa" w:w="2698"/>
+            <w:tcW w:type="dxa" w:w="2770"/>
             <w:shd w:val="clear" w:color="auto" w:fill="F2F5FA"/>
           </w:tcPr>
           <w:p>
@@ -13713,11 +13768,11 @@
       </w:tr>
       <w:tr>
         <w:trPr>
-          <w:cantSplit/>
+          <w:cantSplit w:val="true"/>
         </w:trPr>
         <w:tc>
           <w:tcPr>
-            <w:tcW w:type="dxa" w:w="2676"/>
+            <w:tcW w:type="dxa" w:w="2514"/>
           </w:tcPr>
           <w:p>
             <w:pPr>
@@ -13737,7 +13792,7 @@
         </w:tc>
         <w:tc>
           <w:tcPr>
-            <w:tcW w:type="dxa" w:w="4492"/>
+            <w:tcW w:type="dxa" w:w="4582"/>
           </w:tcPr>
           <w:p>
             <w:pPr>
@@ -13756,7 +13811,7 @@
         </w:tc>
         <w:tc>
           <w:tcPr>
-            <w:tcW w:type="dxa" w:w="2698"/>
+            <w:tcW w:type="dxa" w:w="2770"/>
           </w:tcPr>
           <w:p>
             <w:pPr>
@@ -13776,11 +13831,11 @@
       </w:tr>
       <w:tr>
         <w:trPr>
-          <w:cantSplit/>
+          <w:cantSplit w:val="true"/>
         </w:trPr>
         <w:tc>
           <w:tcPr>
-            <w:tcW w:type="dxa" w:w="2676"/>
+            <w:tcW w:type="dxa" w:w="2514"/>
             <w:shd w:val="clear" w:color="auto" w:fill="F2F5FA"/>
           </w:tcPr>
           <w:p>
@@ -13801,7 +13856,7 @@
         </w:tc>
         <w:tc>
           <w:tcPr>
-            <w:tcW w:type="dxa" w:w="4492"/>
+            <w:tcW w:type="dxa" w:w="4582"/>
             <w:shd w:val="clear" w:color="auto" w:fill="F2F5FA"/>
           </w:tcPr>
           <w:p>
@@ -13821,7 +13876,7 @@
         </w:tc>
         <w:tc>
           <w:tcPr>
-            <w:tcW w:type="dxa" w:w="2698"/>
+            <w:tcW w:type="dxa" w:w="2770"/>
             <w:shd w:val="clear" w:color="auto" w:fill="F2F5FA"/>
           </w:tcPr>
           <w:p>
@@ -13858,6 +13913,7 @@
         <w:rPr>
           <w:rFonts w:ascii="Times New Roman" w:hAnsi="Times New Roman" w:cs="Times New Roman" w:eastAsia="微软雅黑"/>
           <w:b w:val="0"/>
+          <w:i w:val="0"/>
           <w:color w:val="444444"/>
           <w:sz w:val="20"/>
         </w:rPr>
@@ -13867,6 +13923,7 @@
         <w:rPr>
           <w:rFonts w:ascii="Consolas" w:hAnsi="Consolas" w:cs="Consolas" w:eastAsia="Consolas"/>
           <w:b w:val="0"/>
+          <w:i w:val="0"/>
           <w:color w:val="B0305E"/>
           <w:sz w:val="19"/>
         </w:rPr>
@@ -13876,6 +13933,7 @@
         <w:rPr>
           <w:rFonts w:ascii="Times New Roman" w:hAnsi="Times New Roman" w:cs="Times New Roman" w:eastAsia="微软雅黑"/>
           <w:b w:val="0"/>
+          <w:i w:val="0"/>
           <w:color w:val="444444"/>
           <w:sz w:val="20"/>
         </w:rPr>
@@ -13885,6 +13943,7 @@
         <w:rPr>
           <w:rFonts w:ascii="Consolas" w:hAnsi="Consolas" w:cs="Consolas" w:eastAsia="Consolas"/>
           <w:b w:val="0"/>
+          <w:i w:val="0"/>
           <w:color w:val="B0305E"/>
           <w:sz w:val="19"/>
         </w:rPr>
@@ -13894,6 +13953,7 @@
         <w:rPr>
           <w:rFonts w:ascii="Times New Roman" w:hAnsi="Times New Roman" w:cs="Times New Roman" w:eastAsia="微软雅黑"/>
           <w:b w:val="0"/>
+          <w:i w:val="0"/>
           <w:color w:val="444444"/>
           <w:sz w:val="20"/>
         </w:rPr>
@@ -13903,6 +13963,7 @@
         <w:rPr>
           <w:rFonts w:ascii="Consolas" w:hAnsi="Consolas" w:cs="Consolas" w:eastAsia="Consolas"/>
           <w:b w:val="0"/>
+          <w:i w:val="0"/>
           <w:color w:val="B0305E"/>
           <w:sz w:val="19"/>
         </w:rPr>
@@ -13912,6 +13973,7 @@
         <w:rPr>
           <w:rFonts w:ascii="Times New Roman" w:hAnsi="Times New Roman" w:cs="Times New Roman" w:eastAsia="微软雅黑"/>
           <w:b w:val="0"/>
+          <w:i w:val="0"/>
           <w:color w:val="444444"/>
           <w:sz w:val="20"/>
         </w:rPr>
@@ -13940,7 +14002,7 @@
       <w:r>
         <w:rPr>
           <w:rFonts w:ascii="Times New Roman" w:hAnsi="Times New Roman" w:cs="Times New Roman" w:eastAsia="微软雅黑"/>
-          <w:b/>
+          <w:b w:val="0"/>
           <w:color w:val="1F3B73"/>
           <w:sz w:val="21"/>
         </w:rPr>
@@ -14030,7 +14092,7 @@
       <w:r>
         <w:rPr>
           <w:rFonts w:ascii="Times New Roman" w:hAnsi="Times New Roman" w:cs="Times New Roman" w:eastAsia="微软雅黑"/>
-          <w:b/>
+          <w:b w:val="0"/>
           <w:color w:val="1F3B73"/>
           <w:sz w:val="21"/>
         </w:rPr>
@@ -14104,7 +14166,7 @@
       <w:r>
         <w:rPr>
           <w:rFonts w:ascii="Times New Roman" w:hAnsi="Times New Roman" w:cs="Times New Roman" w:eastAsia="微软雅黑"/>
-          <w:b/>
+          <w:b w:val="0"/>
           <w:color w:val="1F3B73"/>
           <w:sz w:val="21"/>
         </w:rPr>
@@ -14186,7 +14248,7 @@
     <w:p>
       <w:pPr>
         <w:pStyle w:val="Heading1"/>
-        <w:spacing w:before="320"/>
+        <w:spacing w:before="360"/>
         <w:pBdr>
           <w:bottom w:val="single" w:sz="10" w:space="6" w:color="1F3B73"/>
         </w:pBdr>
@@ -14196,7 +14258,7 @@
           <w:rFonts w:ascii="Times New Roman" w:hAnsi="Times New Roman" w:cs="Times New Roman" w:eastAsia="微软雅黑"/>
           <w:b/>
           <w:color w:val="1F3B73"/>
-          <w:sz w:val="34"/>
+          <w:sz w:val="36"/>
         </w:rPr>
         <w:t>四、原创声明</w:t>
       </w:r>
@@ -14505,19 +14567,19 @@
         <w:tblW w:w="9867" w:type="dxa"/>
       </w:tblPr>
       <w:tblGrid>
-        <w:gridCol w:w="2164"/>
-        <w:gridCol w:w="2648"/>
-        <w:gridCol w:w="1205"/>
-        <w:gridCol w:w="3849"/>
+        <w:gridCol w:w="2209"/>
+        <w:gridCol w:w="2703"/>
+        <w:gridCol w:w="1023"/>
+        <w:gridCol w:w="3930"/>
       </w:tblGrid>
       <w:tr>
         <w:trPr>
-          <w:tblHeader/>
-          <w:cantSplit/>
+          <w:tblHeader w:val="true"/>
+          <w:cantSplit w:val="true"/>
         </w:trPr>
         <w:tc>
           <w:tcPr>
-            <w:tcW w:type="dxa" w:w="2164"/>
+            <w:tcW w:type="dxa" w:w="2210"/>
             <w:shd w:val="clear" w:color="auto" w:fill="1F3B73"/>
           </w:tcPr>
           <w:p>
@@ -14539,7 +14601,7 @@
         </w:tc>
         <w:tc>
           <w:tcPr>
-            <w:tcW w:type="dxa" w:w="2648"/>
+            <w:tcW w:type="dxa" w:w="2703"/>
             <w:shd w:val="clear" w:color="auto" w:fill="1F3B73"/>
           </w:tcPr>
           <w:p>
@@ -14561,7 +14623,7 @@
         </w:tc>
         <w:tc>
           <w:tcPr>
-            <w:tcW w:type="dxa" w:w="1205"/>
+            <w:tcW w:type="dxa" w:w="1023"/>
             <w:shd w:val="clear" w:color="auto" w:fill="1F3B73"/>
           </w:tcPr>
           <w:p>
@@ -14583,7 +14645,7 @@
         </w:tc>
         <w:tc>
           <w:tcPr>
-            <w:tcW w:type="dxa" w:w="3849"/>
+            <w:tcW w:type="dxa" w:w="3930"/>
             <w:shd w:val="clear" w:color="auto" w:fill="1F3B73"/>
           </w:tcPr>
           <w:p>
@@ -14606,11 +14668,11 @@
       </w:tr>
       <w:tr>
         <w:trPr>
-          <w:cantSplit/>
+          <w:cantSplit w:val="true"/>
         </w:trPr>
         <w:tc>
           <w:tcPr>
-            <w:tcW w:type="dxa" w:w="2164"/>
+            <w:tcW w:type="dxa" w:w="2210"/>
           </w:tcPr>
           <w:p>
             <w:pPr>
@@ -14655,7 +14717,7 @@
         </w:tc>
         <w:tc>
           <w:tcPr>
-            <w:tcW w:type="dxa" w:w="2648"/>
+            <w:tcW w:type="dxa" w:w="2703"/>
           </w:tcPr>
           <w:p>
             <w:pPr>
@@ -14674,7 +14736,7 @@
         </w:tc>
         <w:tc>
           <w:tcPr>
-            <w:tcW w:type="dxa" w:w="1205"/>
+            <w:tcW w:type="dxa" w:w="1023"/>
           </w:tcPr>
           <w:p>
             <w:pPr>
@@ -14693,7 +14755,7 @@
         </w:tc>
         <w:tc>
           <w:tcPr>
-            <w:tcW w:type="dxa" w:w="3849"/>
+            <w:tcW w:type="dxa" w:w="3930"/>
           </w:tcPr>
           <w:p>
             <w:pPr>
@@ -14713,11 +14775,11 @@
       </w:tr>
       <w:tr>
         <w:trPr>
-          <w:cantSplit/>
+          <w:cantSplit w:val="true"/>
         </w:trPr>
         <w:tc>
           <w:tcPr>
-            <w:tcW w:type="dxa" w:w="2164"/>
+            <w:tcW w:type="dxa" w:w="2210"/>
             <w:shd w:val="clear" w:color="auto" w:fill="F2F5FA"/>
           </w:tcPr>
           <w:p>
@@ -14737,7 +14799,7 @@
         </w:tc>
         <w:tc>
           <w:tcPr>
-            <w:tcW w:type="dxa" w:w="2648"/>
+            <w:tcW w:type="dxa" w:w="2703"/>
             <w:shd w:val="clear" w:color="auto" w:fill="F2F5FA"/>
           </w:tcPr>
           <w:p>
@@ -14757,7 +14819,7 @@
         </w:tc>
         <w:tc>
           <w:tcPr>
-            <w:tcW w:type="dxa" w:w="1205"/>
+            <w:tcW w:type="dxa" w:w="1023"/>
             <w:shd w:val="clear" w:color="auto" w:fill="F2F5FA"/>
           </w:tcPr>
           <w:p>
@@ -14777,7 +14839,7 @@
         </w:tc>
         <w:tc>
           <w:tcPr>
-            <w:tcW w:type="dxa" w:w="3849"/>
+            <w:tcW w:type="dxa" w:w="3930"/>
             <w:shd w:val="clear" w:color="auto" w:fill="F2F5FA"/>
           </w:tcPr>
           <w:p>
@@ -14798,11 +14860,11 @@
       </w:tr>
       <w:tr>
         <w:trPr>
-          <w:cantSplit/>
+          <w:cantSplit w:val="true"/>
         </w:trPr>
         <w:tc>
           <w:tcPr>
-            <w:tcW w:type="dxa" w:w="2164"/>
+            <w:tcW w:type="dxa" w:w="2210"/>
           </w:tcPr>
           <w:p>
             <w:pPr>
@@ -14821,7 +14883,7 @@
         </w:tc>
         <w:tc>
           <w:tcPr>
-            <w:tcW w:type="dxa" w:w="2648"/>
+            <w:tcW w:type="dxa" w:w="2703"/>
           </w:tcPr>
           <w:p>
             <w:pPr>
@@ -14857,7 +14919,7 @@
         </w:tc>
         <w:tc>
           <w:tcPr>
-            <w:tcW w:type="dxa" w:w="1205"/>
+            <w:tcW w:type="dxa" w:w="1023"/>
           </w:tcPr>
           <w:p>
             <w:pPr>
@@ -14876,7 +14938,7 @@
         </w:tc>
         <w:tc>
           <w:tcPr>
-            <w:tcW w:type="dxa" w:w="3849"/>
+            <w:tcW w:type="dxa" w:w="3930"/>
           </w:tcPr>
           <w:p>
             <w:pPr>
@@ -14913,11 +14975,11 @@
       </w:tr>
       <w:tr>
         <w:trPr>
-          <w:cantSplit/>
+          <w:cantSplit w:val="true"/>
         </w:trPr>
         <w:tc>
           <w:tcPr>
-            <w:tcW w:type="dxa" w:w="2164"/>
+            <w:tcW w:type="dxa" w:w="2210"/>
             <w:shd w:val="clear" w:color="auto" w:fill="F2F5FA"/>
           </w:tcPr>
           <w:p>
@@ -14937,7 +14999,7 @@
         </w:tc>
         <w:tc>
           <w:tcPr>
-            <w:tcW w:type="dxa" w:w="2648"/>
+            <w:tcW w:type="dxa" w:w="2703"/>
             <w:shd w:val="clear" w:color="auto" w:fill="F2F5FA"/>
           </w:tcPr>
           <w:p>
@@ -14957,7 +15019,7 @@
         </w:tc>
         <w:tc>
           <w:tcPr>
-            <w:tcW w:type="dxa" w:w="1205"/>
+            <w:tcW w:type="dxa" w:w="1023"/>
             <w:shd w:val="clear" w:color="auto" w:fill="F2F5FA"/>
           </w:tcPr>
           <w:p>
@@ -14977,7 +15039,7 @@
         </w:tc>
         <w:tc>
           <w:tcPr>
-            <w:tcW w:type="dxa" w:w="3849"/>
+            <w:tcW w:type="dxa" w:w="3930"/>
             <w:shd w:val="clear" w:color="auto" w:fill="F2F5FA"/>
           </w:tcPr>
           <w:p>
@@ -15014,11 +15076,11 @@
       </w:tr>
       <w:tr>
         <w:trPr>
-          <w:cantSplit/>
+          <w:cantSplit w:val="true"/>
         </w:trPr>
         <w:tc>
           <w:tcPr>
-            <w:tcW w:type="dxa" w:w="2164"/>
+            <w:tcW w:type="dxa" w:w="2210"/>
           </w:tcPr>
           <w:p>
             <w:pPr>
@@ -15037,7 +15099,7 @@
         </w:tc>
         <w:tc>
           <w:tcPr>
-            <w:tcW w:type="dxa" w:w="2648"/>
+            <w:tcW w:type="dxa" w:w="2703"/>
           </w:tcPr>
           <w:p>
             <w:pPr>
@@ -15056,7 +15118,7 @@
         </w:tc>
         <w:tc>
           <w:tcPr>
-            <w:tcW w:type="dxa" w:w="1205"/>
+            <w:tcW w:type="dxa" w:w="1023"/>
           </w:tcPr>
           <w:p>
             <w:pPr>
@@ -15075,7 +15137,7 @@
         </w:tc>
         <w:tc>
           <w:tcPr>
-            <w:tcW w:type="dxa" w:w="3849"/>
+            <w:tcW w:type="dxa" w:w="3930"/>
           </w:tcPr>
           <w:p>
             <w:pPr>
@@ -15112,11 +15174,11 @@
       </w:tr>
       <w:tr>
         <w:trPr>
-          <w:cantSplit/>
+          <w:cantSplit w:val="true"/>
         </w:trPr>
         <w:tc>
           <w:tcPr>
-            <w:tcW w:type="dxa" w:w="2164"/>
+            <w:tcW w:type="dxa" w:w="2210"/>
             <w:shd w:val="clear" w:color="auto" w:fill="F2F5FA"/>
           </w:tcPr>
           <w:p>
@@ -15136,7 +15198,7 @@
         </w:tc>
         <w:tc>
           <w:tcPr>
-            <w:tcW w:type="dxa" w:w="2648"/>
+            <w:tcW w:type="dxa" w:w="2703"/>
             <w:shd w:val="clear" w:color="auto" w:fill="F2F5FA"/>
           </w:tcPr>
           <w:p>
@@ -15156,7 +15218,7 @@
         </w:tc>
         <w:tc>
           <w:tcPr>
-            <w:tcW w:type="dxa" w:w="1205"/>
+            <w:tcW w:type="dxa" w:w="1023"/>
             <w:shd w:val="clear" w:color="auto" w:fill="F2F5FA"/>
           </w:tcPr>
           <w:p>
@@ -15176,7 +15238,7 @@
         </w:tc>
         <w:tc>
           <w:tcPr>
-            <w:tcW w:type="dxa" w:w="3849"/>
+            <w:tcW w:type="dxa" w:w="3930"/>
             <w:shd w:val="clear" w:color="auto" w:fill="F2F5FA"/>
           </w:tcPr>
           <w:p>
@@ -15213,6 +15275,7 @@
         <w:rPr>
           <w:rFonts w:ascii="Times New Roman" w:hAnsi="Times New Roman" w:cs="Times New Roman" w:eastAsia="微软雅黑"/>
           <w:b w:val="0"/>
+          <w:i w:val="0"/>
           <w:color w:val="444444"/>
           <w:sz w:val="20"/>
         </w:rPr>
@@ -15222,6 +15285,7 @@
         <w:rPr>
           <w:rFonts w:ascii="Consolas" w:hAnsi="Consolas" w:cs="Consolas" w:eastAsia="Consolas"/>
           <w:b w:val="0"/>
+          <w:i w:val="0"/>
           <w:color w:val="B0305E"/>
           <w:sz w:val="19"/>
         </w:rPr>
@@ -15231,6 +15295,7 @@
         <w:rPr>
           <w:rFonts w:ascii="Times New Roman" w:hAnsi="Times New Roman" w:cs="Times New Roman" w:eastAsia="微软雅黑"/>
           <w:b w:val="0"/>
+          <w:i w:val="0"/>
           <w:color w:val="444444"/>
           <w:sz w:val="20"/>
         </w:rPr>
@@ -15240,6 +15305,7 @@
         <w:rPr>
           <w:rFonts w:ascii="Consolas" w:hAnsi="Consolas" w:cs="Consolas" w:eastAsia="Consolas"/>
           <w:b w:val="0"/>
+          <w:i w:val="0"/>
           <w:color w:val="B0305E"/>
           <w:sz w:val="19"/>
         </w:rPr>
@@ -15249,6 +15315,7 @@
         <w:rPr>
           <w:rFonts w:ascii="Times New Roman" w:hAnsi="Times New Roman" w:cs="Times New Roman" w:eastAsia="微软雅黑"/>
           <w:b w:val="0"/>
+          <w:i w:val="0"/>
           <w:color w:val="444444"/>
           <w:sz w:val="20"/>
         </w:rPr>
@@ -15258,6 +15325,7 @@
         <w:rPr>
           <w:rFonts w:ascii="Consolas" w:hAnsi="Consolas" w:cs="Consolas" w:eastAsia="Consolas"/>
           <w:b w:val="0"/>
+          <w:i w:val="0"/>
           <w:color w:val="B0305E"/>
           <w:sz w:val="19"/>
         </w:rPr>
@@ -15267,6 +15335,7 @@
         <w:rPr>
           <w:rFonts w:ascii="Times New Roman" w:hAnsi="Times New Roman" w:cs="Times New Roman" w:eastAsia="微软雅黑"/>
           <w:b w:val="0"/>
+          <w:i w:val="0"/>
           <w:color w:val="444444"/>
           <w:sz w:val="20"/>
         </w:rPr>
@@ -15276,6 +15345,7 @@
         <w:rPr>
           <w:rFonts w:ascii="Consolas" w:hAnsi="Consolas" w:cs="Consolas" w:eastAsia="Consolas"/>
           <w:b w:val="0"/>
+          <w:i w:val="0"/>
           <w:color w:val="B0305E"/>
           <w:sz w:val="19"/>
         </w:rPr>
@@ -15285,6 +15355,7 @@
         <w:rPr>
           <w:rFonts w:ascii="Times New Roman" w:hAnsi="Times New Roman" w:cs="Times New Roman" w:eastAsia="微软雅黑"/>
           <w:b w:val="0"/>
+          <w:i w:val="0"/>
           <w:color w:val="444444"/>
           <w:sz w:val="20"/>
         </w:rPr>
@@ -15294,6 +15365,7 @@
         <w:rPr>
           <w:rFonts w:ascii="Times New Roman" w:hAnsi="Times New Roman" w:cs="Times New Roman" w:eastAsia="微软雅黑"/>
           <w:b/>
+          <w:i w:val="0"/>
           <w:color w:val="444444"/>
           <w:sz w:val="20"/>
         </w:rPr>
@@ -15303,6 +15375,7 @@
         <w:rPr>
           <w:rFonts w:ascii="Times New Roman" w:hAnsi="Times New Roman" w:cs="Times New Roman" w:eastAsia="微软雅黑"/>
           <w:b w:val="0"/>
+          <w:i w:val="0"/>
           <w:color w:val="444444"/>
           <w:sz w:val="20"/>
         </w:rPr>
@@ -15359,7 +15432,7 @@
     <w:p>
       <w:pPr>
         <w:pStyle w:val="Heading1"/>
-        <w:spacing w:before="320"/>
+        <w:spacing w:before="360"/>
         <w:pBdr>
           <w:bottom w:val="single" w:sz="10" w:space="6" w:color="1F3B73"/>
         </w:pBdr>
@@ -15369,7 +15442,7 @@
           <w:rFonts w:ascii="Times New Roman" w:hAnsi="Times New Roman" w:cs="Times New Roman" w:eastAsia="微软雅黑"/>
           <w:b/>
           <w:color w:val="1F3B73"/>
-          <w:sz w:val="34"/>
+          <w:sz w:val="36"/>
         </w:rPr>
         <w:t>五、当前边界与口径说明（附录）</w:t>
       </w:r>
@@ -15416,8 +15489,8 @@
       </w:tblGrid>
       <w:tr>
         <w:trPr>
-          <w:tblHeader/>
-          <w:cantSplit/>
+          <w:tblHeader w:val="true"/>
+          <w:cantSplit w:val="true"/>
         </w:trPr>
         <w:tc>
           <w:tcPr>
@@ -15466,7 +15539,7 @@
       </w:tr>
       <w:tr>
         <w:trPr>
-          <w:cantSplit/>
+          <w:cantSplit w:val="true"/>
         </w:trPr>
         <w:tc>
           <w:tcPr>
@@ -15534,7 +15607,7 @@
       </w:tr>
       <w:tr>
         <w:trPr>
-          <w:cantSplit/>
+          <w:cantSplit w:val="true"/>
         </w:trPr>
         <w:tc>
           <w:tcPr>
@@ -15587,7 +15660,7 @@
       </w:tr>
       <w:tr>
         <w:trPr>
-          <w:cantSplit/>
+          <w:cantSplit w:val="true"/>
         </w:trPr>
         <w:tc>
           <w:tcPr>
@@ -15671,7 +15744,7 @@
       </w:tr>
       <w:tr>
         <w:trPr>
-          <w:cantSplit/>
+          <w:cantSplit w:val="true"/>
         </w:trPr>
         <w:tc>
           <w:tcPr>
@@ -15716,7 +15789,7 @@
       </w:tr>
       <w:tr>
         <w:trPr>
-          <w:cantSplit/>
+          <w:cantSplit w:val="true"/>
         </w:trPr>
         <w:tc>
           <w:tcPr>
@@ -15875,19 +15948,19 @@
         <w:tblW w:w="9867" w:type="dxa"/>
       </w:tblPr>
       <w:tblGrid>
-        <w:gridCol w:w="247"/>
-        <w:gridCol w:w="951"/>
-        <w:gridCol w:w="5634"/>
-        <w:gridCol w:w="3034"/>
+        <w:gridCol w:w="456"/>
+        <w:gridCol w:w="930"/>
+        <w:gridCol w:w="5511"/>
+        <w:gridCol w:w="2968"/>
       </w:tblGrid>
       <w:tr>
         <w:trPr>
-          <w:tblHeader/>
-          <w:cantSplit/>
+          <w:tblHeader w:val="true"/>
+          <w:cantSplit w:val="true"/>
         </w:trPr>
         <w:tc>
           <w:tcPr>
-            <w:tcW w:type="dxa" w:w="247"/>
+            <w:tcW w:type="dxa" w:w="456"/>
             <w:shd w:val="clear" w:color="auto" w:fill="1F3B73"/>
           </w:tcPr>
           <w:p>
@@ -15909,7 +15982,7 @@
         </w:tc>
         <w:tc>
           <w:tcPr>
-            <w:tcW w:type="dxa" w:w="951"/>
+            <w:tcW w:type="dxa" w:w="931"/>
             <w:shd w:val="clear" w:color="auto" w:fill="1F3B73"/>
           </w:tcPr>
           <w:p>
@@ -15931,7 +16004,7 @@
         </w:tc>
         <w:tc>
           <w:tcPr>
-            <w:tcW w:type="dxa" w:w="5633"/>
+            <w:tcW w:type="dxa" w:w="5511"/>
             <w:shd w:val="clear" w:color="auto" w:fill="1F3B73"/>
           </w:tcPr>
           <w:p>
@@ -15953,7 +16026,7 @@
         </w:tc>
         <w:tc>
           <w:tcPr>
-            <w:tcW w:type="dxa" w:w="3034"/>
+            <w:tcW w:type="dxa" w:w="2968"/>
             <w:shd w:val="clear" w:color="auto" w:fill="1F3B73"/>
           </w:tcPr>
           <w:p>
@@ -15976,11 +16049,11 @@
       </w:tr>
       <w:tr>
         <w:trPr>
-          <w:cantSplit/>
+          <w:cantSplit w:val="true"/>
         </w:trPr>
         <w:tc>
           <w:tcPr>
-            <w:tcW w:type="dxa" w:w="247"/>
+            <w:tcW w:type="dxa" w:w="456"/>
           </w:tcPr>
           <w:p>
             <w:pPr>
@@ -15999,7 +16072,7 @@
         </w:tc>
         <w:tc>
           <w:tcPr>
-            <w:tcW w:type="dxa" w:w="951"/>
+            <w:tcW w:type="dxa" w:w="931"/>
           </w:tcPr>
           <w:p>
             <w:pPr>
@@ -16018,7 +16091,7 @@
         </w:tc>
         <w:tc>
           <w:tcPr>
-            <w:tcW w:type="dxa" w:w="5633"/>
+            <w:tcW w:type="dxa" w:w="5511"/>
           </w:tcPr>
           <w:p>
             <w:pPr>
@@ -16061,7 +16134,7 @@
         </w:tc>
         <w:tc>
           <w:tcPr>
-            <w:tcW w:type="dxa" w:w="3034"/>
+            <w:tcW w:type="dxa" w:w="2968"/>
           </w:tcPr>
           <w:p>
             <w:pPr>
@@ -16116,11 +16189,11 @@
       </w:tr>
       <w:tr>
         <w:trPr>
-          <w:cantSplit/>
+          <w:cantSplit w:val="true"/>
         </w:trPr>
         <w:tc>
           <w:tcPr>
-            <w:tcW w:type="dxa" w:w="247"/>
+            <w:tcW w:type="dxa" w:w="456"/>
             <w:shd w:val="clear" w:color="auto" w:fill="F2F5FA"/>
           </w:tcPr>
           <w:p>
@@ -16140,7 +16213,7 @@
         </w:tc>
         <w:tc>
           <w:tcPr>
-            <w:tcW w:type="dxa" w:w="951"/>
+            <w:tcW w:type="dxa" w:w="931"/>
             <w:shd w:val="clear" w:color="auto" w:fill="F2F5FA"/>
           </w:tcPr>
           <w:p>
@@ -16160,7 +16233,7 @@
         </w:tc>
         <w:tc>
           <w:tcPr>
-            <w:tcW w:type="dxa" w:w="5633"/>
+            <w:tcW w:type="dxa" w:w="5511"/>
             <w:shd w:val="clear" w:color="auto" w:fill="F2F5FA"/>
           </w:tcPr>
           <w:p>
@@ -16263,7 +16336,7 @@
         </w:tc>
         <w:tc>
           <w:tcPr>
-            <w:tcW w:type="dxa" w:w="3034"/>
+            <w:tcW w:type="dxa" w:w="2968"/>
             <w:shd w:val="clear" w:color="auto" w:fill="F2F5FA"/>
           </w:tcPr>
           <w:p>
@@ -16319,11 +16392,11 @@
       </w:tr>
       <w:tr>
         <w:trPr>
-          <w:cantSplit/>
+          <w:cantSplit w:val="true"/>
         </w:trPr>
         <w:tc>
           <w:tcPr>
-            <w:tcW w:type="dxa" w:w="247"/>
+            <w:tcW w:type="dxa" w:w="456"/>
           </w:tcPr>
           <w:p>
             <w:pPr>
@@ -16342,7 +16415,7 @@
         </w:tc>
         <w:tc>
           <w:tcPr>
-            <w:tcW w:type="dxa" w:w="951"/>
+            <w:tcW w:type="dxa" w:w="931"/>
           </w:tcPr>
           <w:p>
             <w:pPr>
@@ -16361,7 +16434,7 @@
         </w:tc>
         <w:tc>
           <w:tcPr>
-            <w:tcW w:type="dxa" w:w="5633"/>
+            <w:tcW w:type="dxa" w:w="5511"/>
           </w:tcPr>
           <w:p>
             <w:pPr>
@@ -16548,7 +16621,7 @@
         </w:tc>
         <w:tc>
           <w:tcPr>
-            <w:tcW w:type="dxa" w:w="3034"/>
+            <w:tcW w:type="dxa" w:w="2968"/>
           </w:tcPr>
           <w:p>
             <w:pPr>
@@ -16586,11 +16659,11 @@
       </w:tr>
       <w:tr>
         <w:trPr>
-          <w:cantSplit/>
+          <w:cantSplit w:val="true"/>
         </w:trPr>
         <w:tc>
           <w:tcPr>
-            <w:tcW w:type="dxa" w:w="247"/>
+            <w:tcW w:type="dxa" w:w="456"/>
             <w:shd w:val="clear" w:color="auto" w:fill="F2F5FA"/>
           </w:tcPr>
           <w:p>
@@ -16610,7 +16683,7 @@
         </w:tc>
         <w:tc>
           <w:tcPr>
-            <w:tcW w:type="dxa" w:w="951"/>
+            <w:tcW w:type="dxa" w:w="931"/>
             <w:shd w:val="clear" w:color="auto" w:fill="F2F5FA"/>
           </w:tcPr>
           <w:p>
@@ -16630,7 +16703,7 @@
         </w:tc>
         <w:tc>
           <w:tcPr>
-            <w:tcW w:type="dxa" w:w="5633"/>
+            <w:tcW w:type="dxa" w:w="5511"/>
             <w:shd w:val="clear" w:color="auto" w:fill="F2F5FA"/>
           </w:tcPr>
           <w:p>
@@ -16667,7 +16740,7 @@
         </w:tc>
         <w:tc>
           <w:tcPr>
-            <w:tcW w:type="dxa" w:w="3034"/>
+            <w:tcW w:type="dxa" w:w="2968"/>
             <w:shd w:val="clear" w:color="auto" w:fill="F2F5FA"/>
           </w:tcPr>
           <w:p>
@@ -16713,6 +16786,7 @@
         <w:rPr>
           <w:rFonts w:ascii="Times New Roman" w:hAnsi="Times New Roman" w:cs="Times New Roman" w:eastAsia="微软雅黑"/>
           <w:b w:val="0"/>
+          <w:i w:val="0"/>
           <w:color w:val="444444"/>
           <w:sz w:val="20"/>
         </w:rPr>
@@ -16722,6 +16796,7 @@
         <w:rPr>
           <w:rFonts w:ascii="Times New Roman" w:hAnsi="Times New Roman" w:cs="Times New Roman" w:eastAsia="微软雅黑"/>
           <w:b/>
+          <w:i w:val="0"/>
           <w:color w:val="444444"/>
           <w:sz w:val="20"/>
         </w:rPr>
@@ -16731,6 +16806,7 @@
         <w:rPr>
           <w:rFonts w:ascii="Times New Roman" w:hAnsi="Times New Roman" w:cs="Times New Roman" w:eastAsia="微软雅黑"/>
           <w:b w:val="0"/>
+          <w:i w:val="0"/>
           <w:color w:val="444444"/>
           <w:sz w:val="20"/>
         </w:rPr>
@@ -16758,6 +16834,7 @@
         <w:rPr>
           <w:rFonts w:ascii="Times New Roman" w:hAnsi="Times New Roman" w:cs="Times New Roman" w:eastAsia="微软雅黑"/>
           <w:b w:val="0"/>
+          <w:i w:val="0"/>
           <w:color w:val="444444"/>
           <w:sz w:val="20"/>
         </w:rPr>
@@ -16767,6 +16844,7 @@
         <w:rPr>
           <w:rFonts w:ascii="Consolas" w:hAnsi="Consolas" w:cs="Consolas" w:eastAsia="Consolas"/>
           <w:b w:val="0"/>
+          <w:i w:val="0"/>
           <w:color w:val="B0305E"/>
           <w:sz w:val="19"/>
         </w:rPr>
@@ -16776,6 +16854,7 @@
         <w:rPr>
           <w:rFonts w:ascii="Times New Roman" w:hAnsi="Times New Roman" w:cs="Times New Roman" w:eastAsia="微软雅黑"/>
           <w:b w:val="0"/>
+          <w:i w:val="0"/>
           <w:color w:val="444444"/>
           <w:sz w:val="20"/>
         </w:rPr>
@@ -16825,8 +16904,8 @@
       </w:tblGrid>
       <w:tr>
         <w:trPr>
-          <w:tblHeader/>
-          <w:cantSplit/>
+          <w:tblHeader w:val="true"/>
+          <w:cantSplit w:val="true"/>
         </w:trPr>
         <w:tc>
           <w:tcPr>
@@ -16897,7 +16976,7 @@
       </w:tr>
       <w:tr>
         <w:trPr>
-          <w:cantSplit/>
+          <w:cantSplit w:val="true"/>
         </w:trPr>
         <w:tc>
           <w:tcPr>
@@ -16978,7 +17057,7 @@
       </w:tr>
       <w:tr>
         <w:trPr>
-          <w:cantSplit/>
+          <w:cantSplit w:val="true"/>
         </w:trPr>
         <w:tc>
           <w:tcPr>
@@ -17078,7 +17157,7 @@
       </w:tr>
       <w:tr>
         <w:trPr>
-          <w:cantSplit/>
+          <w:cantSplit w:val="true"/>
         </w:trPr>
         <w:tc>
           <w:tcPr>
@@ -17168,7 +17247,7 @@
       </w:tr>
       <w:tr>
         <w:trPr>
-          <w:cantSplit/>
+          <w:cantSplit w:val="true"/>
         </w:trPr>
         <w:tc>
           <w:tcPr>
@@ -17235,7 +17314,7 @@
       </w:tr>
       <w:tr>
         <w:trPr>
-          <w:cantSplit/>
+          <w:cantSplit w:val="true"/>
         </w:trPr>
         <w:tc>
           <w:tcPr>
@@ -17299,7 +17378,7 @@
       </w:tr>
       <w:tr>
         <w:trPr>
-          <w:cantSplit/>
+          <w:cantSplit w:val="true"/>
         </w:trPr>
         <w:tc>
           <w:tcPr>
@@ -17366,7 +17445,7 @@
       </w:tr>
       <w:tr>
         <w:trPr>
-          <w:cantSplit/>
+          <w:cantSplit w:val="true"/>
         </w:trPr>
         <w:tc>
           <w:tcPr>
@@ -17429,7 +17508,7 @@
       </w:tr>
       <w:tr>
         <w:trPr>
-          <w:cantSplit/>
+          <w:cantSplit w:val="true"/>
         </w:trPr>
         <w:tc>
           <w:tcPr>
@@ -17981,7 +18060,7 @@
     <w:pPr>
       <w:keepNext/>
       <w:keepLines/>
-      <w:spacing w:before="320" w:after="200" w:line="312" w:lineRule="auto"/>
+      <w:spacing w:before="360" w:after="200" w:line="312" w:lineRule="auto"/>
       <w:outlineLvl w:val="0"/>
     </w:pPr>
     <w:rPr>
@@ -17989,7 +18068,7 @@
       <w:b/>
       <w:bCs/>
       <w:color w:val="1F3B73"/>
-      <w:sz w:val="34"/>
+      <w:sz w:val="36"/>
       <w:szCs w:val="28"/>
     </w:rPr>
   </w:style>
